--- a/1150080143_VoAnhKiet_Lab5.docx
+++ b/1150080143_VoAnhKiet_Lab5.docx
@@ -197,6 +197,7 @@
     <w:p>
       <w:pPr>
         <w:spacing w:line="360" w:lineRule="auto"/>
+        <w:jc w:val="center"/>
         <w:rPr>
           <w:rFonts w:ascii="Times New Roman" w:hAnsi="Times New Roman" w:cs="Times New Roman"/>
           <w:sz w:val="26"/>
@@ -213,9 +214,9 @@
           <w:lang w:val="vi-VN"/>
         </w:rPr>
         <w:drawing>
-          <wp:inline distT="0" distB="0" distL="0" distR="0" wp14:anchorId="4DF06661" wp14:editId="0197722D">
+          <wp:inline distT="0" distB="0" distL="0" distR="0" wp14:anchorId="4DF06661" wp14:editId="18D20D9D">
             <wp:extent cx="5943600" cy="3183255"/>
-            <wp:effectExtent l="0" t="0" r="0" b="0"/>
+            <wp:effectExtent l="19050" t="19050" r="19050" b="17145"/>
             <wp:docPr id="1" name="Picture 1"/>
             <wp:cNvGraphicFramePr>
               <a:graphicFrameLocks xmlns:a="http://schemas.openxmlformats.org/drawingml/2006/main" noChangeAspect="1"/>
@@ -241,6 +242,11 @@
                     <a:prstGeom prst="rect">
                       <a:avLst/>
                     </a:prstGeom>
+                    <a:ln>
+                      <a:solidFill>
+                        <a:schemeClr val="accent1"/>
+                      </a:solidFill>
+                    </a:ln>
                   </pic:spPr>
                 </pic:pic>
               </a:graphicData>
@@ -309,9 +315,9 @@
           <w:lang w:val="vi-VN"/>
         </w:rPr>
         <w:drawing>
-          <wp:inline distT="0" distB="0" distL="0" distR="0" wp14:anchorId="53BCF45A" wp14:editId="4AEC0B27">
+          <wp:inline distT="0" distB="0" distL="0" distR="0" wp14:anchorId="53BCF45A" wp14:editId="1DC65F1B">
             <wp:extent cx="5943600" cy="2513965"/>
-            <wp:effectExtent l="0" t="0" r="0" b="635"/>
+            <wp:effectExtent l="19050" t="19050" r="19050" b="19685"/>
             <wp:docPr id="2" name="Picture 2"/>
             <wp:cNvGraphicFramePr>
               <a:graphicFrameLocks xmlns:a="http://schemas.openxmlformats.org/drawingml/2006/main" noChangeAspect="1"/>
@@ -337,6 +343,11 @@
                     <a:prstGeom prst="rect">
                       <a:avLst/>
                     </a:prstGeom>
+                    <a:ln>
+                      <a:solidFill>
+                        <a:schemeClr val="accent1"/>
+                      </a:solidFill>
+                    </a:ln>
                   </pic:spPr>
                 </pic:pic>
               </a:graphicData>
@@ -379,6 +390,7 @@
     <w:p>
       <w:pPr>
         <w:spacing w:line="360" w:lineRule="auto"/>
+        <w:ind w:left="284"/>
         <w:rPr>
           <w:rFonts w:ascii="Times New Roman" w:hAnsi="Times New Roman" w:cs="Times New Roman"/>
           <w:sz w:val="26"/>
@@ -399,6 +411,7 @@
     <w:p>
       <w:pPr>
         <w:spacing w:line="360" w:lineRule="auto"/>
+        <w:jc w:val="center"/>
         <w:rPr>
           <w:rFonts w:ascii="Times New Roman" w:hAnsi="Times New Roman" w:cs="Times New Roman"/>
           <w:sz w:val="26"/>
@@ -415,9 +428,9 @@
           <w:lang w:val="vi-VN"/>
         </w:rPr>
         <w:drawing>
-          <wp:inline distT="0" distB="0" distL="0" distR="0" wp14:anchorId="3EFFB1F0" wp14:editId="725A0CF1">
+          <wp:inline distT="0" distB="0" distL="0" distR="0" wp14:anchorId="3EFFB1F0" wp14:editId="24E31FBE">
             <wp:extent cx="5315692" cy="2886478"/>
-            <wp:effectExtent l="0" t="0" r="0" b="9525"/>
+            <wp:effectExtent l="19050" t="19050" r="18415" b="28575"/>
             <wp:docPr id="4" name="Picture 4"/>
             <wp:cNvGraphicFramePr>
               <a:graphicFrameLocks xmlns:a="http://schemas.openxmlformats.org/drawingml/2006/main" noChangeAspect="1"/>
@@ -443,6 +456,11 @@
                     <a:prstGeom prst="rect">
                       <a:avLst/>
                     </a:prstGeom>
+                    <a:ln>
+                      <a:solidFill>
+                        <a:schemeClr val="accent1"/>
+                      </a:solidFill>
+                    </a:ln>
                   </pic:spPr>
                 </pic:pic>
               </a:graphicData>
@@ -478,9 +496,10 @@
         <w:pStyle w:val="ListParagraph"/>
         <w:numPr>
           <w:ilvl w:val="0"/>
-          <w:numId w:val="1"/>
+          <w:numId w:val="46"/>
         </w:numPr>
         <w:spacing w:line="360" w:lineRule="auto"/>
+        <w:ind w:left="426" w:hanging="284"/>
         <w:rPr>
           <w:rFonts w:ascii="Times New Roman" w:hAnsi="Times New Roman" w:cs="Times New Roman"/>
           <w:sz w:val="26"/>
@@ -555,9 +574,9 @@
           <w:lang w:val="vi-VN"/>
         </w:rPr>
         <w:drawing>
-          <wp:inline distT="0" distB="0" distL="0" distR="0" wp14:anchorId="1FB83AA6" wp14:editId="79AEB669">
+          <wp:inline distT="0" distB="0" distL="0" distR="0" wp14:anchorId="1FB83AA6" wp14:editId="11D94021">
             <wp:extent cx="2734057" cy="1895740"/>
-            <wp:effectExtent l="0" t="0" r="9525" b="9525"/>
+            <wp:effectExtent l="19050" t="19050" r="28575" b="28575"/>
             <wp:docPr id="5" name="Picture 5"/>
             <wp:cNvGraphicFramePr>
               <a:graphicFrameLocks xmlns:a="http://schemas.openxmlformats.org/drawingml/2006/main" noChangeAspect="1"/>
@@ -583,6 +602,11 @@
                     <a:prstGeom prst="rect">
                       <a:avLst/>
                     </a:prstGeom>
+                    <a:ln>
+                      <a:solidFill>
+                        <a:schemeClr val="accent1"/>
+                      </a:solidFill>
+                    </a:ln>
                   </pic:spPr>
                 </pic:pic>
               </a:graphicData>
@@ -605,6 +629,7 @@
     <w:p>
       <w:pPr>
         <w:spacing w:line="360" w:lineRule="auto"/>
+        <w:ind w:left="284"/>
         <w:rPr>
           <w:rFonts w:ascii="Times New Roman" w:hAnsi="Times New Roman" w:cs="Times New Roman"/>
           <w:sz w:val="26"/>
@@ -679,6 +704,7 @@
     <w:p>
       <w:pPr>
         <w:spacing w:line="360" w:lineRule="auto"/>
+        <w:ind w:left="284"/>
         <w:rPr>
           <w:rFonts w:ascii="Times New Roman" w:hAnsi="Times New Roman" w:cs="Times New Roman"/>
           <w:sz w:val="26"/>
@@ -717,6 +743,7 @@
       <w:tblPr>
         <w:tblStyle w:val="TableGrid"/>
         <w:tblW w:w="0" w:type="auto"/>
+        <w:jc w:val="center"/>
         <w:tblLook w:val="04A0" w:firstRow="1" w:lastRow="0" w:firstColumn="1" w:lastColumn="0" w:noHBand="0" w:noVBand="1"/>
       </w:tblPr>
       <w:tblGrid>
@@ -725,6 +752,9 @@
         <w:gridCol w:w="1228"/>
       </w:tblGrid>
       <w:tr>
+        <w:trPr>
+          <w:jc w:val="center"/>
+        </w:trPr>
         <w:tc>
           <w:tcPr>
             <w:tcW w:w="0" w:type="auto"/>
@@ -811,6 +841,9 @@
         </w:tc>
       </w:tr>
       <w:tr>
+        <w:trPr>
+          <w:jc w:val="center"/>
+        </w:trPr>
         <w:tc>
           <w:tcPr>
             <w:tcW w:w="0" w:type="auto"/>
@@ -885,6 +918,9 @@
         </w:tc>
       </w:tr>
       <w:tr>
+        <w:trPr>
+          <w:jc w:val="center"/>
+        </w:trPr>
         <w:tc>
           <w:tcPr>
             <w:tcW w:w="0" w:type="auto"/>
@@ -959,6 +995,9 @@
         </w:tc>
       </w:tr>
       <w:tr>
+        <w:trPr>
+          <w:jc w:val="center"/>
+        </w:trPr>
         <w:tc>
           <w:tcPr>
             <w:tcW w:w="0" w:type="auto"/>
@@ -1033,6 +1072,9 @@
         </w:tc>
       </w:tr>
       <w:tr>
+        <w:trPr>
+          <w:jc w:val="center"/>
+        </w:trPr>
         <w:tc>
           <w:tcPr>
             <w:tcW w:w="0" w:type="auto"/>
@@ -1107,6 +1149,9 @@
         </w:tc>
       </w:tr>
       <w:tr>
+        <w:trPr>
+          <w:jc w:val="center"/>
+        </w:trPr>
         <w:tc>
           <w:tcPr>
             <w:tcW w:w="0" w:type="auto"/>
@@ -1181,6 +1226,9 @@
         </w:tc>
       </w:tr>
       <w:tr>
+        <w:trPr>
+          <w:jc w:val="center"/>
+        </w:trPr>
         <w:tc>
           <w:tcPr>
             <w:tcW w:w="0" w:type="auto"/>
@@ -1291,6 +1339,7 @@
     <w:p>
       <w:pPr>
         <w:spacing w:line="360" w:lineRule="auto"/>
+        <w:ind w:left="284"/>
         <w:rPr>
           <w:rFonts w:ascii="Times New Roman" w:hAnsi="Times New Roman" w:cs="Times New Roman"/>
           <w:sz w:val="26"/>
@@ -1329,9 +1378,9 @@
           <w:lang w:val="vi-VN"/>
         </w:rPr>
         <w:drawing>
-          <wp:inline distT="0" distB="0" distL="0" distR="0" wp14:anchorId="2C92BA84" wp14:editId="48D8CCD5">
+          <wp:inline distT="0" distB="0" distL="0" distR="0" wp14:anchorId="2C92BA84" wp14:editId="64A6BCAF">
             <wp:extent cx="5943600" cy="3009900"/>
-            <wp:effectExtent l="0" t="0" r="0" b="0"/>
+            <wp:effectExtent l="19050" t="19050" r="19050" b="19050"/>
             <wp:docPr id="9" name="Picture 9"/>
             <wp:cNvGraphicFramePr>
               <a:graphicFrameLocks xmlns:a="http://schemas.openxmlformats.org/drawingml/2006/main" noChangeAspect="1"/>
@@ -1357,6 +1406,11 @@
                     <a:prstGeom prst="rect">
                       <a:avLst/>
                     </a:prstGeom>
+                    <a:ln>
+                      <a:solidFill>
+                        <a:schemeClr val="accent1"/>
+                      </a:solidFill>
+                    </a:ln>
                   </pic:spPr>
                 </pic:pic>
               </a:graphicData>
@@ -1427,6 +1481,7 @@
       <w:tblPr>
         <w:tblStyle w:val="TableGrid"/>
         <w:tblW w:w="8574" w:type="dxa"/>
+        <w:jc w:val="center"/>
         <w:tblLook w:val="04A0" w:firstRow="1" w:lastRow="0" w:firstColumn="1" w:lastColumn="0" w:noHBand="0" w:noVBand="1"/>
       </w:tblPr>
       <w:tblGrid>
@@ -1441,6 +1496,7 @@
       <w:tr>
         <w:trPr>
           <w:trHeight w:val="315"/>
+          <w:jc w:val="center"/>
         </w:trPr>
         <w:tc>
           <w:tcPr>
@@ -1664,6 +1720,7 @@
       <w:tr>
         <w:trPr>
           <w:trHeight w:val="315"/>
+          <w:jc w:val="center"/>
         </w:trPr>
         <w:tc>
           <w:tcPr>
@@ -1835,6 +1892,7 @@
       <w:tr>
         <w:trPr>
           <w:trHeight w:val="315"/>
+          <w:jc w:val="center"/>
         </w:trPr>
         <w:tc>
           <w:tcPr>
@@ -2006,6 +2064,7 @@
       <w:tr>
         <w:trPr>
           <w:trHeight w:val="315"/>
+          <w:jc w:val="center"/>
         </w:trPr>
         <w:tc>
           <w:tcPr>
@@ -2177,6 +2236,7 @@
       <w:tr>
         <w:trPr>
           <w:trHeight w:val="315"/>
+          <w:jc w:val="center"/>
         </w:trPr>
         <w:tc>
           <w:tcPr>
@@ -2348,6 +2408,7 @@
       <w:tr>
         <w:trPr>
           <w:trHeight w:val="315"/>
+          <w:jc w:val="center"/>
         </w:trPr>
         <w:tc>
           <w:tcPr>
@@ -2520,6 +2581,7 @@
       <w:tr>
         <w:trPr>
           <w:trHeight w:val="315"/>
+          <w:jc w:val="center"/>
         </w:trPr>
         <w:tc>
           <w:tcPr>
@@ -2691,6 +2753,7 @@
       <w:tr>
         <w:trPr>
           <w:trHeight w:val="315"/>
+          <w:jc w:val="center"/>
         </w:trPr>
         <w:tc>
           <w:tcPr>
@@ -2943,6 +3006,27 @@
           <w:szCs w:val="26"/>
           <w:lang w:val="vi-VN"/>
         </w:rPr>
+        <w:br w:type="page"/>
+      </w:r>
+    </w:p>
+    <w:p>
+      <w:pPr>
+        <w:spacing w:line="360" w:lineRule="auto"/>
+        <w:rPr>
+          <w:rFonts w:ascii="Times New Roman" w:hAnsi="Times New Roman" w:cs="Times New Roman"/>
+          <w:sz w:val="26"/>
+          <w:szCs w:val="26"/>
+          <w:lang w:val="vi-VN"/>
+        </w:rPr>
+      </w:pPr>
+      <w:r>
+        <w:rPr>
+          <w:rFonts w:ascii="Times New Roman" w:hAnsi="Times New Roman" w:cs="Times New Roman"/>
+          <w:sz w:val="26"/>
+          <w:szCs w:val="26"/>
+          <w:lang w:val="vi-VN"/>
+        </w:rPr>
+        <w:lastRenderedPageBreak/>
         <w:t xml:space="preserve">5. Phân công nguồn nhân </w:t>
       </w:r>
       <w:r>
@@ -2977,6 +3061,7 @@
       <w:tblPr>
         <w:tblStyle w:val="TableGrid"/>
         <w:tblW w:w="0" w:type="auto"/>
+        <w:jc w:val="center"/>
         <w:tblLook w:val="04A0" w:firstRow="1" w:lastRow="0" w:firstColumn="1" w:lastColumn="0" w:noHBand="0" w:noVBand="1"/>
       </w:tblPr>
       <w:tblGrid>
@@ -2984,6 +3069,9 @@
         <w:gridCol w:w="4675"/>
       </w:tblGrid>
       <w:tr>
+        <w:trPr>
+          <w:jc w:val="center"/>
+        </w:trPr>
         <w:tc>
           <w:tcPr>
             <w:tcW w:w="9350" w:type="dxa"/>
@@ -3016,6 +3104,9 @@
         </w:tc>
       </w:tr>
       <w:tr>
+        <w:trPr>
+          <w:jc w:val="center"/>
+        </w:trPr>
         <w:tc>
           <w:tcPr>
             <w:tcW w:w="4675" w:type="dxa"/>
@@ -3065,6 +3156,9 @@
         </w:tc>
       </w:tr>
       <w:tr>
+        <w:trPr>
+          <w:jc w:val="center"/>
+        </w:trPr>
         <w:tc>
           <w:tcPr>
             <w:tcW w:w="4675" w:type="dxa"/>
@@ -3117,6 +3211,9 @@
         </w:tc>
       </w:tr>
       <w:tr>
+        <w:trPr>
+          <w:jc w:val="center"/>
+        </w:trPr>
         <w:tc>
           <w:tcPr>
             <w:tcW w:w="4675" w:type="dxa"/>
@@ -3169,6 +3266,9 @@
         </w:tc>
       </w:tr>
       <w:tr>
+        <w:trPr>
+          <w:jc w:val="center"/>
+        </w:trPr>
         <w:tc>
           <w:tcPr>
             <w:tcW w:w="4675" w:type="dxa"/>
@@ -3221,6 +3321,9 @@
         </w:tc>
       </w:tr>
       <w:tr>
+        <w:trPr>
+          <w:jc w:val="center"/>
+        </w:trPr>
         <w:tc>
           <w:tcPr>
             <w:tcW w:w="4675" w:type="dxa"/>
@@ -3309,6 +3412,9 @@
         </w:tc>
       </w:tr>
       <w:tr>
+        <w:trPr>
+          <w:jc w:val="center"/>
+        </w:trPr>
         <w:tc>
           <w:tcPr>
             <w:tcW w:w="4675" w:type="dxa"/>
@@ -3330,7 +3436,6 @@
                 <w:szCs w:val="26"/>
                 <w:lang w:val="vi-VN"/>
               </w:rPr>
-              <w:lastRenderedPageBreak/>
               <w:t>Kiểm thử của người phát triển (gỡ lỗi chính)</w:t>
             </w:r>
           </w:p>
@@ -3374,6 +3479,9 @@
         </w:tc>
       </w:tr>
       <w:tr>
+        <w:trPr>
+          <w:jc w:val="center"/>
+        </w:trPr>
         <w:tc>
           <w:tcPr>
             <w:tcW w:w="4675" w:type="dxa"/>
@@ -3500,6 +3608,27 @@
           <w:szCs w:val="26"/>
           <w:lang w:val="vi-VN"/>
         </w:rPr>
+        <w:br w:type="page"/>
+      </w:r>
+    </w:p>
+    <w:p>
+      <w:pPr>
+        <w:spacing w:line="360" w:lineRule="auto"/>
+        <w:rPr>
+          <w:rFonts w:ascii="Times New Roman" w:hAnsi="Times New Roman" w:cs="Times New Roman"/>
+          <w:sz w:val="26"/>
+          <w:szCs w:val="26"/>
+          <w:lang w:val="vi-VN"/>
+        </w:rPr>
+      </w:pPr>
+      <w:r>
+        <w:rPr>
+          <w:rFonts w:ascii="Times New Roman" w:hAnsi="Times New Roman" w:cs="Times New Roman"/>
+          <w:sz w:val="26"/>
+          <w:szCs w:val="26"/>
+          <w:lang w:val="vi-VN"/>
+        </w:rPr>
+        <w:lastRenderedPageBreak/>
         <w:t>6. Tùy chỉnh hiển thị cho các thanh nhiệm vụ trong biểu đồ Gannt</w:t>
       </w:r>
     </w:p>
@@ -3511,6 +3640,7 @@
           <w:numId w:val="3"/>
         </w:numPr>
         <w:spacing w:line="360" w:lineRule="auto"/>
+        <w:ind w:left="284" w:hanging="142"/>
         <w:rPr>
           <w:rFonts w:ascii="Times New Roman" w:hAnsi="Times New Roman" w:cs="Times New Roman"/>
           <w:sz w:val="26"/>
@@ -3547,7 +3677,7 @@
     <w:p>
       <w:pPr>
         <w:spacing w:line="360" w:lineRule="auto"/>
-        <w:ind w:left="720"/>
+        <w:jc w:val="center"/>
         <w:rPr>
           <w:rFonts w:ascii="Times New Roman" w:hAnsi="Times New Roman" w:cs="Times New Roman"/>
           <w:sz w:val="26"/>
@@ -3560,9 +3690,9 @@
           <w:noProof/>
         </w:rPr>
         <w:drawing>
-          <wp:inline distT="0" distB="0" distL="0" distR="0" wp14:anchorId="7F9B5BC6" wp14:editId="5E2E3572">
+          <wp:inline distT="0" distB="0" distL="0" distR="0" wp14:anchorId="7F9B5BC6" wp14:editId="45D42DA2">
             <wp:extent cx="5943600" cy="1644650"/>
-            <wp:effectExtent l="0" t="0" r="0" b="0"/>
+            <wp:effectExtent l="19050" t="19050" r="19050" b="12700"/>
             <wp:docPr id="11" name="Picture 11"/>
             <wp:cNvGraphicFramePr>
               <a:graphicFrameLocks xmlns:a="http://schemas.openxmlformats.org/drawingml/2006/main" noChangeAspect="1"/>
@@ -3588,6 +3718,11 @@
                     <a:prstGeom prst="rect">
                       <a:avLst/>
                     </a:prstGeom>
+                    <a:ln>
+                      <a:solidFill>
+                        <a:schemeClr val="accent1"/>
+                      </a:solidFill>
+                    </a:ln>
                   </pic:spPr>
                 </pic:pic>
               </a:graphicData>
@@ -3604,6 +3739,7 @@
           <w:numId w:val="3"/>
         </w:numPr>
         <w:spacing w:line="360" w:lineRule="auto"/>
+        <w:ind w:left="284" w:hanging="142"/>
         <w:rPr>
           <w:rFonts w:ascii="Times New Roman" w:hAnsi="Times New Roman" w:cs="Times New Roman"/>
           <w:sz w:val="26"/>
@@ -3663,6 +3799,7 @@
           <w:numId w:val="3"/>
         </w:numPr>
         <w:spacing w:line="360" w:lineRule="auto"/>
+        <w:ind w:left="284" w:hanging="142"/>
         <w:rPr>
           <w:rFonts w:ascii="Times New Roman" w:hAnsi="Times New Roman" w:cs="Times New Roman"/>
           <w:sz w:val="26"/>
@@ -3699,7 +3836,8 @@
     <w:p>
       <w:pPr>
         <w:spacing w:line="360" w:lineRule="auto"/>
-        <w:ind w:left="720"/>
+        <w:ind w:left="284"/>
+        <w:jc w:val="center"/>
         <w:rPr>
           <w:rFonts w:ascii="Times New Roman" w:hAnsi="Times New Roman" w:cs="Times New Roman"/>
           <w:sz w:val="26"/>
@@ -3715,11 +3853,10 @@
           <w:szCs w:val="26"/>
           <w:lang w:val="vi-VN"/>
         </w:rPr>
-        <w:lastRenderedPageBreak/>
         <w:drawing>
-          <wp:inline distT="0" distB="0" distL="0" distR="0" wp14:anchorId="3B5E4210" wp14:editId="6E973E29">
+          <wp:inline distT="0" distB="0" distL="0" distR="0" wp14:anchorId="3B5E4210" wp14:editId="4617849C">
             <wp:extent cx="5414838" cy="4433109"/>
-            <wp:effectExtent l="0" t="0" r="0" b="5715"/>
+            <wp:effectExtent l="19050" t="19050" r="14605" b="24765"/>
             <wp:docPr id="12" name="Picture 12"/>
             <wp:cNvGraphicFramePr>
               <a:graphicFrameLocks xmlns:a="http://schemas.openxmlformats.org/drawingml/2006/main" noChangeAspect="1"/>
@@ -3745,6 +3882,11 @@
                     <a:prstGeom prst="rect">
                       <a:avLst/>
                     </a:prstGeom>
+                    <a:ln>
+                      <a:solidFill>
+                        <a:schemeClr val="accent1"/>
+                      </a:solidFill>
+                    </a:ln>
                   </pic:spPr>
                 </pic:pic>
               </a:graphicData>
@@ -3761,6 +3903,7 @@
           <w:numId w:val="3"/>
         </w:numPr>
         <w:spacing w:line="360" w:lineRule="auto"/>
+        <w:ind w:left="284" w:hanging="142"/>
         <w:rPr>
           <w:rFonts w:ascii="Times New Roman" w:hAnsi="Times New Roman" w:cs="Times New Roman"/>
           <w:sz w:val="26"/>
@@ -3802,18 +3945,20 @@
           <w:numId w:val="3"/>
         </w:numPr>
         <w:spacing w:line="360" w:lineRule="auto"/>
-        <w:rPr>
-          <w:rFonts w:ascii="Times New Roman" w:hAnsi="Times New Roman" w:cs="Times New Roman"/>
-          <w:sz w:val="26"/>
-          <w:szCs w:val="26"/>
-        </w:rPr>
-      </w:pPr>
-      <w:r>
-        <w:rPr>
-          <w:rFonts w:ascii="Times New Roman" w:hAnsi="Times New Roman" w:cs="Times New Roman"/>
-          <w:sz w:val="26"/>
-          <w:szCs w:val="26"/>
-        </w:rPr>
+        <w:ind w:left="284" w:hanging="142"/>
+        <w:rPr>
+          <w:rFonts w:ascii="Times New Roman" w:hAnsi="Times New Roman" w:cs="Times New Roman"/>
+          <w:sz w:val="26"/>
+          <w:szCs w:val="26"/>
+        </w:rPr>
+      </w:pPr>
+      <w:r>
+        <w:rPr>
+          <w:rFonts w:ascii="Times New Roman" w:hAnsi="Times New Roman" w:cs="Times New Roman"/>
+          <w:sz w:val="26"/>
+          <w:szCs w:val="26"/>
+        </w:rPr>
+        <w:lastRenderedPageBreak/>
         <w:t>thiết lập các trường thông tin theo đúng yêu cầu</w:t>
       </w:r>
     </w:p>
@@ -3838,9 +3983,9 @@
           <w:lang w:val="vi-VN"/>
         </w:rPr>
         <w:drawing>
-          <wp:inline distT="0" distB="0" distL="0" distR="0" wp14:anchorId="3C28D650" wp14:editId="05B280D3">
+          <wp:inline distT="0" distB="0" distL="0" distR="0" wp14:anchorId="3C28D650" wp14:editId="07B9C593">
             <wp:extent cx="3191320" cy="1571844"/>
-            <wp:effectExtent l="0" t="0" r="9525" b="9525"/>
+            <wp:effectExtent l="19050" t="19050" r="28575" b="28575"/>
             <wp:docPr id="13" name="Picture 13"/>
             <wp:cNvGraphicFramePr>
               <a:graphicFrameLocks xmlns:a="http://schemas.openxmlformats.org/drawingml/2006/main" noChangeAspect="1"/>
@@ -3866,6 +4011,11 @@
                     <a:prstGeom prst="rect">
                       <a:avLst/>
                     </a:prstGeom>
+                    <a:ln>
+                      <a:solidFill>
+                        <a:schemeClr val="accent1"/>
+                      </a:solidFill>
+                    </a:ln>
                   </pic:spPr>
                 </pic:pic>
               </a:graphicData>
@@ -3882,42 +4032,26 @@
           <w:numId w:val="3"/>
         </w:numPr>
         <w:spacing w:line="360" w:lineRule="auto"/>
-        <w:rPr>
-          <w:rFonts w:ascii="Times New Roman" w:hAnsi="Times New Roman" w:cs="Times New Roman"/>
-          <w:sz w:val="26"/>
-          <w:szCs w:val="26"/>
-        </w:rPr>
-      </w:pPr>
-      <w:r>
-        <w:rPr>
-          <w:rFonts w:ascii="Times New Roman" w:hAnsi="Times New Roman" w:cs="Times New Roman"/>
-          <w:sz w:val="26"/>
-          <w:szCs w:val="26"/>
-        </w:rPr>
-        <w:t xml:space="preserve">Nhấn </w:t>
-      </w:r>
-      <w:r>
-        <w:rPr>
-          <w:rFonts w:ascii="Times New Roman" w:hAnsi="Times New Roman" w:cs="Times New Roman"/>
-          <w:b/>
-          <w:bCs/>
-          <w:sz w:val="26"/>
-          <w:szCs w:val="26"/>
-        </w:rPr>
-        <w:t>OK</w:t>
-      </w:r>
-      <w:r>
-        <w:rPr>
-          <w:rFonts w:ascii="Times New Roman" w:hAnsi="Times New Roman" w:cs="Times New Roman"/>
-          <w:sz w:val="26"/>
-          <w:szCs w:val="26"/>
-        </w:rPr>
-        <w:t xml:space="preserve"> để áp dụng thay đổi.</w:t>
+        <w:ind w:left="284" w:hanging="142"/>
+        <w:rPr>
+          <w:rFonts w:ascii="Times New Roman" w:hAnsi="Times New Roman" w:cs="Times New Roman"/>
+          <w:sz w:val="26"/>
+          <w:szCs w:val="26"/>
+        </w:rPr>
+      </w:pPr>
+      <w:r>
+        <w:rPr>
+          <w:rFonts w:ascii="Times New Roman" w:hAnsi="Times New Roman" w:cs="Times New Roman"/>
+          <w:sz w:val="26"/>
+          <w:szCs w:val="26"/>
+        </w:rPr>
+        <w:t>Nhấn OK để áp dụng thay đổi.</w:t>
       </w:r>
     </w:p>
     <w:p>
       <w:pPr>
         <w:spacing w:line="360" w:lineRule="auto"/>
+        <w:jc w:val="center"/>
         <w:rPr>
           <w:rFonts w:ascii="Times New Roman" w:hAnsi="Times New Roman" w:cs="Times New Roman"/>
           <w:sz w:val="26"/>
@@ -3933,11 +4067,10 @@
           <w:szCs w:val="26"/>
           <w:lang w:val="vi-VN"/>
         </w:rPr>
-        <w:lastRenderedPageBreak/>
         <w:drawing>
-          <wp:inline distT="0" distB="0" distL="0" distR="0" wp14:anchorId="36A07516" wp14:editId="6855B53E">
+          <wp:inline distT="0" distB="0" distL="0" distR="0" wp14:anchorId="36A07516" wp14:editId="2144B30E">
             <wp:extent cx="5943600" cy="2125345"/>
-            <wp:effectExtent l="0" t="0" r="0" b="8255"/>
+            <wp:effectExtent l="19050" t="19050" r="19050" b="27305"/>
             <wp:docPr id="14" name="Picture 14"/>
             <wp:cNvGraphicFramePr>
               <a:graphicFrameLocks xmlns:a="http://schemas.openxmlformats.org/drawingml/2006/main" noChangeAspect="1"/>
@@ -3963,6 +4096,11 @@
                     <a:prstGeom prst="rect">
                       <a:avLst/>
                     </a:prstGeom>
+                    <a:ln>
+                      <a:solidFill>
+                        <a:schemeClr val="accent1"/>
+                      </a:solidFill>
+                    </a:ln>
                   </pic:spPr>
                 </pic:pic>
               </a:graphicData>
@@ -4047,7 +4185,7 @@
           <w:szCs w:val="26"/>
           <w:lang w:val="vi-VN"/>
         </w:rPr>
-        <w:t>II. Dự án thử nghiệm</w:t>
+        <w:br w:type="page"/>
       </w:r>
     </w:p>
     <w:p>
@@ -4071,7 +4209,8 @@
           <w:szCs w:val="26"/>
           <w:lang w:val="vi-VN"/>
         </w:rPr>
-        <w:t>II.1. Lập kế hoạch cho dự án thử nghiệm</w:t>
+        <w:lastRenderedPageBreak/>
+        <w:t>II. Dự án thử nghiệm</w:t>
       </w:r>
     </w:p>
     <w:p>
@@ -4079,41 +4218,66 @@
         <w:spacing w:line="360" w:lineRule="auto"/>
         <w:rPr>
           <w:rFonts w:ascii="Times New Roman" w:hAnsi="Times New Roman" w:cs="Times New Roman"/>
-          <w:sz w:val="26"/>
-          <w:szCs w:val="26"/>
-          <w:lang w:val="vi-VN"/>
-        </w:rPr>
-      </w:pPr>
-      <w:r>
-        <w:rPr>
-          <w:rFonts w:ascii="Times New Roman" w:hAnsi="Times New Roman" w:cs="Times New Roman"/>
-          <w:sz w:val="26"/>
-          <w:szCs w:val="26"/>
-          <w:lang w:val="vi-VN"/>
-        </w:rPr>
-        <w:t>1.</w:t>
-      </w:r>
-      <w:r>
-        <w:rPr>
-          <w:rFonts w:ascii="Times New Roman" w:hAnsi="Times New Roman" w:cs="Times New Roman"/>
-          <w:sz w:val="26"/>
-          <w:szCs w:val="26"/>
-          <w:lang w:val="vi-VN"/>
-        </w:rPr>
-        <w:t xml:space="preserve"> </w:t>
-      </w:r>
-      <w:r>
-        <w:rPr>
-          <w:rFonts w:ascii="Times New Roman" w:hAnsi="Times New Roman" w:cs="Times New Roman"/>
-          <w:sz w:val="26"/>
-          <w:szCs w:val="26"/>
-          <w:lang w:val="vi-VN"/>
-        </w:rPr>
-        <w:t>Tạo một dự án mới có tên MSSV_LAB52.mpp.</w:t>
+          <w:b/>
+          <w:bCs/>
+          <w:sz w:val="26"/>
+          <w:szCs w:val="26"/>
+          <w:lang w:val="vi-VN"/>
+        </w:rPr>
+      </w:pPr>
+      <w:r>
+        <w:rPr>
+          <w:rFonts w:ascii="Times New Roman" w:hAnsi="Times New Roman" w:cs="Times New Roman"/>
+          <w:b/>
+          <w:bCs/>
+          <w:sz w:val="26"/>
+          <w:szCs w:val="26"/>
+          <w:lang w:val="vi-VN"/>
+        </w:rPr>
+        <w:t>II.1. Lập kế hoạch cho dự án thử nghiệm</w:t>
       </w:r>
     </w:p>
     <w:p>
       <w:pPr>
+        <w:spacing w:line="360" w:lineRule="auto"/>
+        <w:rPr>
+          <w:rFonts w:ascii="Times New Roman" w:hAnsi="Times New Roman" w:cs="Times New Roman"/>
+          <w:sz w:val="26"/>
+          <w:szCs w:val="26"/>
+          <w:lang w:val="vi-VN"/>
+        </w:rPr>
+      </w:pPr>
+      <w:r>
+        <w:rPr>
+          <w:rFonts w:ascii="Times New Roman" w:hAnsi="Times New Roman" w:cs="Times New Roman"/>
+          <w:sz w:val="26"/>
+          <w:szCs w:val="26"/>
+          <w:lang w:val="vi-VN"/>
+        </w:rPr>
+        <w:t>1.</w:t>
+      </w:r>
+      <w:r>
+        <w:rPr>
+          <w:rFonts w:ascii="Times New Roman" w:hAnsi="Times New Roman" w:cs="Times New Roman"/>
+          <w:sz w:val="26"/>
+          <w:szCs w:val="26"/>
+          <w:lang w:val="vi-VN"/>
+        </w:rPr>
+        <w:t xml:space="preserve"> </w:t>
+      </w:r>
+      <w:r>
+        <w:rPr>
+          <w:rFonts w:ascii="Times New Roman" w:hAnsi="Times New Roman" w:cs="Times New Roman"/>
+          <w:sz w:val="26"/>
+          <w:szCs w:val="26"/>
+          <w:lang w:val="vi-VN"/>
+        </w:rPr>
+        <w:t>Tạo một dự án mới có tên MSSV_LAB52.mpp.</w:t>
+      </w:r>
+    </w:p>
+    <w:p>
+      <w:pPr>
+        <w:jc w:val="center"/>
         <w:rPr>
           <w:lang w:val="vi-VN"/>
         </w:rPr>
@@ -4124,9 +4288,9 @@
           <w:lang w:val="vi-VN"/>
         </w:rPr>
         <w:drawing>
-          <wp:inline distT="0" distB="0" distL="0" distR="0" wp14:anchorId="18940F07" wp14:editId="17456164">
-            <wp:extent cx="5943600" cy="3318510"/>
-            <wp:effectExtent l="0" t="0" r="0" b="0"/>
+          <wp:inline distT="0" distB="0" distL="0" distR="0" wp14:anchorId="18940F07" wp14:editId="7AEE5629">
+            <wp:extent cx="5650173" cy="3002446"/>
+            <wp:effectExtent l="19050" t="19050" r="27305" b="26670"/>
             <wp:docPr id="19" name="Picture 19"/>
             <wp:cNvGraphicFramePr>
               <a:graphicFrameLocks xmlns:a="http://schemas.openxmlformats.org/drawingml/2006/main" noChangeAspect="1"/>
@@ -4138,20 +4302,48 @@
                     <pic:cNvPr id="1" name=""/>
                     <pic:cNvPicPr/>
                   </pic:nvPicPr>
-                  <pic:blipFill>
+                  <pic:blipFill rotWithShape="1">
                     <a:blip r:embed="rId17"/>
-                    <a:stretch>
-                      <a:fillRect/>
-                    </a:stretch>
+                    <a:srcRect b="4825"/>
+                    <a:stretch/>
                   </pic:blipFill>
-                  <pic:spPr>
+                  <pic:spPr bwMode="auto">
                     <a:xfrm>
                       <a:off x="0" y="0"/>
-                      <a:ext cx="5943600" cy="3318510"/>
+                      <a:ext cx="5663543" cy="3009551"/>
                     </a:xfrm>
                     <a:prstGeom prst="rect">
                       <a:avLst/>
                     </a:prstGeom>
+                    <a:ln w="9525" cap="flat" cmpd="sng" algn="ctr">
+                      <a:solidFill>
+                        <a:srgbClr val="156082"/>
+                      </a:solidFill>
+                      <a:prstDash val="solid"/>
+                      <a:round/>
+                      <a:headEnd type="none" w="med" len="med"/>
+                      <a:tailEnd type="none" w="med" len="med"/>
+                      <a:extLst>
+                        <a:ext uri="{C807C97D-BFC1-408E-A445-0C87EB9F89A2}">
+                          <ask:lineSketchStyleProps xmlns:ask="http://schemas.microsoft.com/office/drawing/2018/sketchyshapes" sd="0">
+                            <a:custGeom>
+                              <a:avLst/>
+                              <a:gdLst/>
+                              <a:ahLst/>
+                              <a:cxnLst/>
+                              <a:rect l="0" t="0" r="0" b="0"/>
+                              <a:pathLst/>
+                            </a:custGeom>
+                            <ask:type/>
+                          </ask:lineSketchStyleProps>
+                        </a:ext>
+                      </a:extLst>
+                    </a:ln>
+                    <a:extLst>
+                      <a:ext uri="{53640926-AAD7-44D8-BBD7-CCE9431645EC}">
+                        <a14:shadowObscured xmlns:a14="http://schemas.microsoft.com/office/drawing/2010/main"/>
+                      </a:ext>
+                    </a:extLst>
                   </pic:spPr>
                 </pic:pic>
               </a:graphicData>
@@ -4170,16 +4362,6 @@
           <w:lang w:val="vi-VN"/>
         </w:rPr>
       </w:pPr>
-      <w:r>
-        <w:rPr>
-          <w:rFonts w:ascii="Times New Roman" w:hAnsi="Times New Roman" w:cs="Times New Roman"/>
-          <w:sz w:val="26"/>
-          <w:szCs w:val="26"/>
-          <w:lang w:val="vi-VN"/>
-        </w:rPr>
-        <w:lastRenderedPageBreak/>
-        <w:t>2. Thiết lập ngày bắt đầu dự án là 26/01/2022.</w:t>
-      </w:r>
     </w:p>
     <w:p>
       <w:pPr>
@@ -4196,74 +4378,50 @@
           <w:rFonts w:ascii="Times New Roman" w:hAnsi="Times New Roman" w:cs="Times New Roman"/>
           <w:sz w:val="26"/>
           <w:szCs w:val="26"/>
-        </w:rPr>
-        <w:t xml:space="preserve">Vào tab </w:t>
-      </w:r>
-      <w:r>
-        <w:rPr>
-          <w:rFonts w:ascii="Times New Roman" w:hAnsi="Times New Roman" w:cs="Times New Roman"/>
-          <w:b/>
-          <w:bCs/>
-          <w:sz w:val="26"/>
-          <w:szCs w:val="26"/>
-        </w:rPr>
-        <w:t>Project</w:t>
-      </w:r>
-      <w:r>
-        <w:rPr>
-          <w:rFonts w:ascii="Times New Roman" w:hAnsi="Times New Roman" w:cs="Times New Roman"/>
-          <w:sz w:val="26"/>
-          <w:szCs w:val="26"/>
-        </w:rPr>
-        <w:t xml:space="preserve"> </w:t>
-      </w:r>
-      <w:r>
-        <w:rPr>
-          <w:rFonts w:ascii="Times New Roman" w:hAnsi="Times New Roman" w:cs="Times New Roman"/>
-          <w:sz w:val="26"/>
-          <w:szCs w:val="26"/>
-        </w:rPr>
-        <w:t>rồi</w:t>
-      </w:r>
-      <w:r>
-        <w:rPr>
-          <w:rFonts w:ascii="Times New Roman" w:hAnsi="Times New Roman" w:cs="Times New Roman"/>
-          <w:sz w:val="26"/>
-          <w:szCs w:val="26"/>
-          <w:lang w:val="vi-VN"/>
-        </w:rPr>
-        <w:t xml:space="preserve"> ấn vô</w:t>
-      </w:r>
-      <w:r>
-        <w:rPr>
-          <w:rFonts w:ascii="Times New Roman" w:hAnsi="Times New Roman" w:cs="Times New Roman"/>
-          <w:sz w:val="26"/>
-          <w:szCs w:val="26"/>
-        </w:rPr>
-        <w:t xml:space="preserve"> </w:t>
-      </w:r>
-      <w:r>
-        <w:rPr>
-          <w:rFonts w:ascii="Times New Roman" w:hAnsi="Times New Roman" w:cs="Times New Roman"/>
-          <w:b/>
-          <w:bCs/>
-          <w:sz w:val="26"/>
-          <w:szCs w:val="26"/>
-        </w:rPr>
-        <w:t>Project Information</w:t>
-      </w:r>
-      <w:r>
-        <w:rPr>
-          <w:rFonts w:ascii="Times New Roman" w:hAnsi="Times New Roman" w:cs="Times New Roman"/>
-          <w:sz w:val="26"/>
-          <w:szCs w:val="26"/>
-        </w:rPr>
-        <w:t>.</w:t>
+          <w:lang w:val="vi-VN"/>
+        </w:rPr>
+        <w:t>2. Thiết lập ngày bắt đầu dự án là 26/01/2022.</w:t>
       </w:r>
     </w:p>
     <w:p>
       <w:pPr>
         <w:spacing w:line="360" w:lineRule="auto"/>
+        <w:rPr>
+          <w:rFonts w:ascii="Times New Roman" w:hAnsi="Times New Roman" w:cs="Times New Roman"/>
+          <w:sz w:val="26"/>
+          <w:szCs w:val="26"/>
+          <w:lang w:val="vi-VN"/>
+        </w:rPr>
+      </w:pPr>
+      <w:r>
+        <w:rPr>
+          <w:rFonts w:ascii="Times New Roman" w:hAnsi="Times New Roman" w:cs="Times New Roman"/>
+          <w:sz w:val="26"/>
+          <w:szCs w:val="26"/>
+        </w:rPr>
+        <w:t>Vào tab Project rồi</w:t>
+      </w:r>
+      <w:r>
+        <w:rPr>
+          <w:rFonts w:ascii="Times New Roman" w:hAnsi="Times New Roman" w:cs="Times New Roman"/>
+          <w:sz w:val="26"/>
+          <w:szCs w:val="26"/>
+          <w:lang w:val="vi-VN"/>
+        </w:rPr>
+        <w:t xml:space="preserve"> ấn vô</w:t>
+      </w:r>
+      <w:r>
+        <w:rPr>
+          <w:rFonts w:ascii="Times New Roman" w:hAnsi="Times New Roman" w:cs="Times New Roman"/>
+          <w:sz w:val="26"/>
+          <w:szCs w:val="26"/>
+        </w:rPr>
+        <w:t xml:space="preserve"> Project Information.</w:t>
+      </w:r>
+    </w:p>
+    <w:p>
+      <w:pPr>
+        <w:spacing w:line="360" w:lineRule="auto"/>
         <w:jc w:val="center"/>
         <w:rPr>
           <w:rFonts w:ascii="Times New Roman" w:hAnsi="Times New Roman" w:cs="Times New Roman"/>
@@ -4281,9 +4439,9 @@
           <w:lang w:val="vi-VN"/>
         </w:rPr>
         <w:drawing>
-          <wp:inline distT="0" distB="0" distL="0" distR="0" wp14:anchorId="2E41D6C5" wp14:editId="2ED90B93">
-            <wp:extent cx="5296639" cy="3915321"/>
-            <wp:effectExtent l="0" t="0" r="0" b="9525"/>
+          <wp:inline distT="0" distB="0" distL="0" distR="0" wp14:anchorId="2E41D6C5" wp14:editId="7424D142">
+            <wp:extent cx="3720239" cy="2684394"/>
+            <wp:effectExtent l="19050" t="19050" r="13970" b="20955"/>
             <wp:docPr id="20" name="Picture 20"/>
             <wp:cNvGraphicFramePr>
               <a:graphicFrameLocks xmlns:a="http://schemas.openxmlformats.org/drawingml/2006/main" noChangeAspect="1"/>
@@ -4304,11 +4462,16 @@
                   <pic:spPr>
                     <a:xfrm>
                       <a:off x="0" y="0"/>
-                      <a:ext cx="5296639" cy="3915321"/>
+                      <a:ext cx="3768868" cy="2719483"/>
                     </a:xfrm>
                     <a:prstGeom prst="rect">
                       <a:avLst/>
                     </a:prstGeom>
+                    <a:ln>
+                      <a:solidFill>
+                        <a:schemeClr val="accent1"/>
+                      </a:solidFill>
+                    </a:ln>
                   </pic:spPr>
                 </pic:pic>
               </a:graphicData>
@@ -4332,45 +4495,9 @@
           <w:rFonts w:ascii="Times New Roman" w:hAnsi="Times New Roman" w:cs="Times New Roman"/>
           <w:sz w:val="26"/>
           <w:szCs w:val="26"/>
-        </w:rPr>
-        <w:t xml:space="preserve">Nhấn </w:t>
-      </w:r>
-      <w:r>
-        <w:rPr>
-          <w:rFonts w:ascii="Times New Roman" w:hAnsi="Times New Roman" w:cs="Times New Roman"/>
-          <w:b/>
-          <w:bCs/>
-          <w:sz w:val="26"/>
-          <w:szCs w:val="26"/>
-        </w:rPr>
-        <w:t>OK</w:t>
-      </w:r>
-      <w:r>
-        <w:rPr>
-          <w:rFonts w:ascii="Times New Roman" w:hAnsi="Times New Roman" w:cs="Times New Roman"/>
-          <w:sz w:val="26"/>
-          <w:szCs w:val="26"/>
-        </w:rPr>
-        <w:t>.</w:t>
-      </w:r>
-    </w:p>
-    <w:p>
-      <w:pPr>
-        <w:spacing w:line="360" w:lineRule="auto"/>
-        <w:rPr>
-          <w:rFonts w:ascii="Times New Roman" w:hAnsi="Times New Roman" w:cs="Times New Roman"/>
-          <w:sz w:val="26"/>
-          <w:szCs w:val="26"/>
-          <w:lang w:val="vi-VN"/>
-        </w:rPr>
-      </w:pPr>
-      <w:r>
-        <w:rPr>
-          <w:rFonts w:ascii="Times New Roman" w:hAnsi="Times New Roman" w:cs="Times New Roman"/>
-          <w:sz w:val="26"/>
-          <w:szCs w:val="26"/>
-          <w:lang w:val="vi-VN"/>
-        </w:rPr>
+          <w:lang w:val="vi-VN"/>
+        </w:rPr>
+        <w:lastRenderedPageBreak/>
         <w:t xml:space="preserve">3. Xây dựng danh sách các nhiệm vụ. Sử dụng thông tin của </w:t>
       </w:r>
       <w:r>
@@ -4436,7 +4563,7 @@
           </w:tcPr>
           <w:p>
             <w:pPr>
-              <w:spacing w:after="160" w:line="360" w:lineRule="auto"/>
+              <w:spacing w:after="160" w:line="276" w:lineRule="auto"/>
               <w:rPr>
                 <w:rFonts w:ascii="Times New Roman" w:hAnsi="Times New Roman" w:cs="Times New Roman"/>
                 <w:b/>
@@ -4464,7 +4591,7 @@
           </w:tcPr>
           <w:p>
             <w:pPr>
-              <w:spacing w:after="160" w:line="360" w:lineRule="auto"/>
+              <w:spacing w:after="160" w:line="276" w:lineRule="auto"/>
               <w:rPr>
                 <w:rFonts w:ascii="Times New Roman" w:hAnsi="Times New Roman" w:cs="Times New Roman"/>
                 <w:b/>
@@ -4492,7 +4619,7 @@
           </w:tcPr>
           <w:p>
             <w:pPr>
-              <w:spacing w:after="160" w:line="360" w:lineRule="auto"/>
+              <w:spacing w:after="160" w:line="276" w:lineRule="auto"/>
               <w:rPr>
                 <w:rFonts w:ascii="Times New Roman" w:hAnsi="Times New Roman" w:cs="Times New Roman"/>
                 <w:b/>
@@ -4519,7 +4646,7 @@
           </w:tcPr>
           <w:p>
             <w:pPr>
-              <w:spacing w:line="360" w:lineRule="auto"/>
+              <w:spacing w:line="276" w:lineRule="auto"/>
               <w:rPr>
                 <w:rFonts w:ascii="Times New Roman" w:hAnsi="Times New Roman" w:cs="Times New Roman"/>
                 <w:b/>
@@ -4546,7 +4673,7 @@
           </w:tcPr>
           <w:p>
             <w:pPr>
-              <w:spacing w:line="360" w:lineRule="auto"/>
+              <w:spacing w:line="276" w:lineRule="auto"/>
               <w:rPr>
                 <w:rFonts w:ascii="Times New Roman" w:hAnsi="Times New Roman" w:cs="Times New Roman"/>
                 <w:b/>
@@ -4579,7 +4706,7 @@
           </w:tcPr>
           <w:p>
             <w:pPr>
-              <w:spacing w:line="360" w:lineRule="auto"/>
+              <w:spacing w:line="276" w:lineRule="auto"/>
               <w:rPr>
                 <w:rFonts w:ascii="Times New Roman" w:hAnsi="Times New Roman" w:cs="Times New Roman"/>
                 <w:b/>
@@ -4606,7 +4733,7 @@
           </w:tcPr>
           <w:p>
             <w:pPr>
-              <w:spacing w:line="360" w:lineRule="auto"/>
+              <w:spacing w:line="276" w:lineRule="auto"/>
               <w:rPr>
                 <w:rFonts w:ascii="Times New Roman" w:hAnsi="Times New Roman" w:cs="Times New Roman"/>
                 <w:b/>
@@ -4633,7 +4760,7 @@
           </w:tcPr>
           <w:p>
             <w:pPr>
-              <w:spacing w:line="360" w:lineRule="auto"/>
+              <w:spacing w:line="276" w:lineRule="auto"/>
               <w:rPr>
                 <w:rFonts w:ascii="Times New Roman" w:hAnsi="Times New Roman" w:cs="Times New Roman"/>
                 <w:b/>
@@ -4660,7 +4787,7 @@
           </w:tcPr>
           <w:p>
             <w:pPr>
-              <w:spacing w:line="360" w:lineRule="auto"/>
+              <w:spacing w:line="276" w:lineRule="auto"/>
               <w:rPr>
                 <w:rFonts w:ascii="Times New Roman" w:hAnsi="Times New Roman" w:cs="Times New Roman"/>
                 <w:b/>
@@ -4687,7 +4814,7 @@
           </w:tcPr>
           <w:p>
             <w:pPr>
-              <w:spacing w:line="360" w:lineRule="auto"/>
+              <w:spacing w:line="276" w:lineRule="auto"/>
               <w:rPr>
                 <w:rFonts w:ascii="Times New Roman" w:hAnsi="Times New Roman" w:cs="Times New Roman"/>
                 <w:b/>
@@ -4711,7 +4838,7 @@
           </w:tcPr>
           <w:p>
             <w:pPr>
-              <w:spacing w:after="160" w:line="360" w:lineRule="auto"/>
+              <w:spacing w:after="160" w:line="276" w:lineRule="auto"/>
               <w:rPr>
                 <w:rFonts w:ascii="Times New Roman" w:hAnsi="Times New Roman" w:cs="Times New Roman"/>
                 <w:sz w:val="26"/>
@@ -4735,7 +4862,7 @@
           </w:tcPr>
           <w:p>
             <w:pPr>
-              <w:spacing w:after="160" w:line="360" w:lineRule="auto"/>
+              <w:spacing w:after="160" w:line="276" w:lineRule="auto"/>
               <w:rPr>
                 <w:rFonts w:ascii="Times New Roman" w:hAnsi="Times New Roman" w:cs="Times New Roman"/>
                 <w:sz w:val="26"/>
@@ -4759,7 +4886,7 @@
           </w:tcPr>
           <w:p>
             <w:pPr>
-              <w:spacing w:after="160" w:line="360" w:lineRule="auto"/>
+              <w:spacing w:after="160" w:line="276" w:lineRule="auto"/>
               <w:rPr>
                 <w:rFonts w:ascii="Times New Roman" w:hAnsi="Times New Roman" w:cs="Times New Roman"/>
                 <w:sz w:val="26"/>
@@ -4782,7 +4909,7 @@
           </w:tcPr>
           <w:p>
             <w:pPr>
-              <w:spacing w:line="360" w:lineRule="auto"/>
+              <w:spacing w:line="276" w:lineRule="auto"/>
               <w:rPr>
                 <w:rFonts w:ascii="Times New Roman" w:hAnsi="Times New Roman" w:cs="Times New Roman"/>
                 <w:sz w:val="26"/>
@@ -4805,7 +4932,7 @@
           </w:tcPr>
           <w:p>
             <w:pPr>
-              <w:spacing w:line="360" w:lineRule="auto"/>
+              <w:spacing w:line="276" w:lineRule="auto"/>
               <w:rPr>
                 <w:rFonts w:ascii="Times New Roman" w:hAnsi="Times New Roman" w:cs="Times New Roman"/>
                 <w:sz w:val="26"/>
@@ -4827,7 +4954,7 @@
           </w:tcPr>
           <w:p>
             <w:pPr>
-              <w:spacing w:after="160" w:line="360" w:lineRule="auto"/>
+              <w:spacing w:after="160" w:line="276" w:lineRule="auto"/>
               <w:rPr>
                 <w:rFonts w:ascii="Times New Roman" w:hAnsi="Times New Roman" w:cs="Times New Roman"/>
                 <w:sz w:val="26"/>
@@ -4851,7 +4978,7 @@
           </w:tcPr>
           <w:p>
             <w:pPr>
-              <w:spacing w:after="160" w:line="360" w:lineRule="auto"/>
+              <w:spacing w:after="160" w:line="276" w:lineRule="auto"/>
               <w:rPr>
                 <w:rFonts w:ascii="Times New Roman" w:hAnsi="Times New Roman" w:cs="Times New Roman"/>
                 <w:sz w:val="26"/>
@@ -4875,7 +5002,7 @@
           </w:tcPr>
           <w:p>
             <w:pPr>
-              <w:spacing w:after="160" w:line="360" w:lineRule="auto"/>
+              <w:spacing w:after="160" w:line="276" w:lineRule="auto"/>
               <w:rPr>
                 <w:rFonts w:ascii="Times New Roman" w:hAnsi="Times New Roman" w:cs="Times New Roman"/>
                 <w:sz w:val="26"/>
@@ -4898,7 +5025,7 @@
           </w:tcPr>
           <w:p>
             <w:pPr>
-              <w:spacing w:line="360" w:lineRule="auto"/>
+              <w:spacing w:line="276" w:lineRule="auto"/>
               <w:rPr>
                 <w:rFonts w:ascii="Times New Roman" w:hAnsi="Times New Roman" w:cs="Times New Roman"/>
                 <w:sz w:val="26"/>
@@ -4921,7 +5048,7 @@
           </w:tcPr>
           <w:p>
             <w:pPr>
-              <w:spacing w:line="360" w:lineRule="auto"/>
+              <w:spacing w:line="276" w:lineRule="auto"/>
               <w:rPr>
                 <w:rFonts w:ascii="Times New Roman" w:hAnsi="Times New Roman" w:cs="Times New Roman"/>
                 <w:sz w:val="26"/>
@@ -4951,7 +5078,7 @@
           </w:tcPr>
           <w:p>
             <w:pPr>
-              <w:spacing w:after="160" w:line="360" w:lineRule="auto"/>
+              <w:spacing w:after="160" w:line="276" w:lineRule="auto"/>
               <w:rPr>
                 <w:rFonts w:ascii="Times New Roman" w:hAnsi="Times New Roman" w:cs="Times New Roman"/>
                 <w:sz w:val="26"/>
@@ -4975,7 +5102,7 @@
           </w:tcPr>
           <w:p>
             <w:pPr>
-              <w:spacing w:after="160" w:line="360" w:lineRule="auto"/>
+              <w:spacing w:after="160" w:line="276" w:lineRule="auto"/>
               <w:rPr>
                 <w:rFonts w:ascii="Times New Roman" w:hAnsi="Times New Roman" w:cs="Times New Roman"/>
                 <w:sz w:val="26"/>
@@ -4999,7 +5126,7 @@
           </w:tcPr>
           <w:p>
             <w:pPr>
-              <w:spacing w:after="160" w:line="360" w:lineRule="auto"/>
+              <w:spacing w:after="160" w:line="276" w:lineRule="auto"/>
               <w:rPr>
                 <w:rFonts w:ascii="Times New Roman" w:hAnsi="Times New Roman" w:cs="Times New Roman"/>
                 <w:sz w:val="26"/>
@@ -5022,7 +5149,7 @@
           </w:tcPr>
           <w:p>
             <w:pPr>
-              <w:spacing w:line="360" w:lineRule="auto"/>
+              <w:spacing w:line="276" w:lineRule="auto"/>
               <w:rPr>
                 <w:rFonts w:ascii="Times New Roman" w:hAnsi="Times New Roman" w:cs="Times New Roman"/>
                 <w:sz w:val="26"/>
@@ -5045,7 +5172,7 @@
           </w:tcPr>
           <w:p>
             <w:pPr>
-              <w:spacing w:line="360" w:lineRule="auto"/>
+              <w:spacing w:line="276" w:lineRule="auto"/>
               <w:rPr>
                 <w:rFonts w:ascii="Times New Roman" w:hAnsi="Times New Roman" w:cs="Times New Roman"/>
                 <w:sz w:val="26"/>
@@ -5075,20 +5202,19 @@
           </w:tcPr>
           <w:p>
             <w:pPr>
-              <w:spacing w:after="160" w:line="360" w:lineRule="auto"/>
-              <w:rPr>
-                <w:rFonts w:ascii="Times New Roman" w:hAnsi="Times New Roman" w:cs="Times New Roman"/>
-                <w:sz w:val="26"/>
-                <w:szCs w:val="26"/>
-              </w:rPr>
-            </w:pPr>
-            <w:r>
-              <w:rPr>
-                <w:rFonts w:ascii="Times New Roman" w:hAnsi="Times New Roman" w:cs="Times New Roman"/>
-                <w:sz w:val="26"/>
-                <w:szCs w:val="26"/>
-              </w:rPr>
-              <w:lastRenderedPageBreak/>
+              <w:spacing w:after="160" w:line="276" w:lineRule="auto"/>
+              <w:rPr>
+                <w:rFonts w:ascii="Times New Roman" w:hAnsi="Times New Roman" w:cs="Times New Roman"/>
+                <w:sz w:val="26"/>
+                <w:szCs w:val="26"/>
+              </w:rPr>
+            </w:pPr>
+            <w:r>
+              <w:rPr>
+                <w:rFonts w:ascii="Times New Roman" w:hAnsi="Times New Roman" w:cs="Times New Roman"/>
+                <w:sz w:val="26"/>
+                <w:szCs w:val="26"/>
+              </w:rPr>
               <w:t>4</w:t>
             </w:r>
           </w:p>
@@ -5100,7 +5226,7 @@
           </w:tcPr>
           <w:p>
             <w:pPr>
-              <w:spacing w:after="160" w:line="360" w:lineRule="auto"/>
+              <w:spacing w:after="160" w:line="276" w:lineRule="auto"/>
               <w:rPr>
                 <w:rFonts w:ascii="Times New Roman" w:hAnsi="Times New Roman" w:cs="Times New Roman"/>
                 <w:sz w:val="26"/>
@@ -5124,7 +5250,7 @@
           </w:tcPr>
           <w:p>
             <w:pPr>
-              <w:spacing w:after="160" w:line="360" w:lineRule="auto"/>
+              <w:spacing w:after="160" w:line="276" w:lineRule="auto"/>
               <w:rPr>
                 <w:rFonts w:ascii="Times New Roman" w:hAnsi="Times New Roman" w:cs="Times New Roman"/>
                 <w:sz w:val="26"/>
@@ -5147,7 +5273,7 @@
           </w:tcPr>
           <w:p>
             <w:pPr>
-              <w:spacing w:line="360" w:lineRule="auto"/>
+              <w:spacing w:line="276" w:lineRule="auto"/>
               <w:rPr>
                 <w:rFonts w:ascii="Times New Roman" w:hAnsi="Times New Roman" w:cs="Times New Roman"/>
                 <w:sz w:val="26"/>
@@ -5170,7 +5296,7 @@
           </w:tcPr>
           <w:p>
             <w:pPr>
-              <w:spacing w:line="360" w:lineRule="auto"/>
+              <w:spacing w:line="276" w:lineRule="auto"/>
               <w:rPr>
                 <w:rFonts w:ascii="Times New Roman" w:hAnsi="Times New Roman" w:cs="Times New Roman"/>
                 <w:sz w:val="26"/>
@@ -5200,7 +5326,7 @@
           </w:tcPr>
           <w:p>
             <w:pPr>
-              <w:spacing w:after="160" w:line="360" w:lineRule="auto"/>
+              <w:spacing w:after="160" w:line="276" w:lineRule="auto"/>
               <w:rPr>
                 <w:rFonts w:ascii="Times New Roman" w:hAnsi="Times New Roman" w:cs="Times New Roman"/>
                 <w:sz w:val="26"/>
@@ -5224,7 +5350,7 @@
           </w:tcPr>
           <w:p>
             <w:pPr>
-              <w:spacing w:after="160" w:line="360" w:lineRule="auto"/>
+              <w:spacing w:after="160" w:line="276" w:lineRule="auto"/>
               <w:rPr>
                 <w:rFonts w:ascii="Times New Roman" w:hAnsi="Times New Roman" w:cs="Times New Roman"/>
                 <w:sz w:val="26"/>
@@ -5248,7 +5374,7 @@
           </w:tcPr>
           <w:p>
             <w:pPr>
-              <w:spacing w:after="160" w:line="360" w:lineRule="auto"/>
+              <w:spacing w:after="160" w:line="276" w:lineRule="auto"/>
               <w:rPr>
                 <w:rFonts w:ascii="Times New Roman" w:hAnsi="Times New Roman" w:cs="Times New Roman"/>
                 <w:sz w:val="26"/>
@@ -5271,7 +5397,7 @@
           </w:tcPr>
           <w:p>
             <w:pPr>
-              <w:spacing w:line="360" w:lineRule="auto"/>
+              <w:spacing w:line="276" w:lineRule="auto"/>
               <w:rPr>
                 <w:rFonts w:ascii="Times New Roman" w:hAnsi="Times New Roman" w:cs="Times New Roman"/>
                 <w:sz w:val="26"/>
@@ -5294,7 +5420,7 @@
           </w:tcPr>
           <w:p>
             <w:pPr>
-              <w:spacing w:line="360" w:lineRule="auto"/>
+              <w:spacing w:line="276" w:lineRule="auto"/>
               <w:rPr>
                 <w:rFonts w:ascii="Times New Roman" w:hAnsi="Times New Roman" w:cs="Times New Roman"/>
                 <w:sz w:val="26"/>
@@ -5324,7 +5450,7 @@
           </w:tcPr>
           <w:p>
             <w:pPr>
-              <w:spacing w:after="160" w:line="360" w:lineRule="auto"/>
+              <w:spacing w:after="160" w:line="276" w:lineRule="auto"/>
               <w:rPr>
                 <w:rFonts w:ascii="Times New Roman" w:hAnsi="Times New Roman" w:cs="Times New Roman"/>
                 <w:sz w:val="26"/>
@@ -5348,7 +5474,7 @@
           </w:tcPr>
           <w:p>
             <w:pPr>
-              <w:spacing w:after="160" w:line="360" w:lineRule="auto"/>
+              <w:spacing w:after="160" w:line="276" w:lineRule="auto"/>
               <w:rPr>
                 <w:rFonts w:ascii="Times New Roman" w:hAnsi="Times New Roman" w:cs="Times New Roman"/>
                 <w:sz w:val="26"/>
@@ -5372,7 +5498,7 @@
           </w:tcPr>
           <w:p>
             <w:pPr>
-              <w:spacing w:after="160" w:line="360" w:lineRule="auto"/>
+              <w:spacing w:after="160" w:line="276" w:lineRule="auto"/>
               <w:rPr>
                 <w:rFonts w:ascii="Times New Roman" w:hAnsi="Times New Roman" w:cs="Times New Roman"/>
                 <w:sz w:val="26"/>
@@ -5395,7 +5521,7 @@
           </w:tcPr>
           <w:p>
             <w:pPr>
-              <w:spacing w:line="360" w:lineRule="auto"/>
+              <w:spacing w:line="276" w:lineRule="auto"/>
               <w:rPr>
                 <w:rFonts w:ascii="Times New Roman" w:hAnsi="Times New Roman" w:cs="Times New Roman"/>
                 <w:sz w:val="26"/>
@@ -5418,7 +5544,7 @@
           </w:tcPr>
           <w:p>
             <w:pPr>
-              <w:spacing w:line="360" w:lineRule="auto"/>
+              <w:spacing w:line="276" w:lineRule="auto"/>
               <w:rPr>
                 <w:rFonts w:ascii="Times New Roman" w:hAnsi="Times New Roman" w:cs="Times New Roman"/>
                 <w:sz w:val="26"/>
@@ -5439,56 +5565,46 @@
     </w:tbl>
     <w:p>
       <w:pPr>
-        <w:spacing w:line="360" w:lineRule="auto"/>
-        <w:rPr>
-          <w:rFonts w:ascii="Times New Roman" w:hAnsi="Times New Roman" w:cs="Times New Roman"/>
-          <w:sz w:val="26"/>
-          <w:szCs w:val="26"/>
-          <w:lang w:val="vi-VN"/>
-        </w:rPr>
-      </w:pPr>
+        <w:spacing w:before="240" w:line="360" w:lineRule="auto"/>
+        <w:rPr>
+          <w:rFonts w:ascii="Times New Roman" w:hAnsi="Times New Roman" w:cs="Times New Roman"/>
+          <w:sz w:val="26"/>
+          <w:szCs w:val="26"/>
+          <w:lang w:val="vi-VN"/>
+        </w:rPr>
+      </w:pPr>
+      <w:r>
+        <w:rPr>
+          <w:rFonts w:ascii="Times New Roman" w:hAnsi="Times New Roman" w:cs="Times New Roman"/>
+          <w:sz w:val="26"/>
+          <w:szCs w:val="26"/>
+          <w:lang w:val="vi-VN"/>
+        </w:rPr>
+        <w:t>- Nhập các nhiệm vụ và khoảng thời gian thực hiện từng nhiệm vụ. Lưu ý: nhiệm</w:t>
+      </w:r>
+      <w:r>
+        <w:rPr>
+          <w:rFonts w:ascii="Times New Roman" w:hAnsi="Times New Roman" w:cs="Times New Roman"/>
+          <w:sz w:val="26"/>
+          <w:szCs w:val="26"/>
+          <w:lang w:val="vi-VN"/>
+        </w:rPr>
+        <w:t xml:space="preserve"> </w:t>
+      </w:r>
+      <w:r>
+        <w:rPr>
+          <w:rFonts w:ascii="Times New Roman" w:hAnsi="Times New Roman" w:cs="Times New Roman"/>
+          <w:sz w:val="26"/>
+          <w:szCs w:val="26"/>
+          <w:lang w:val="vi-VN"/>
+        </w:rPr>
+        <w:t>vụ “Cài đặt/triển khai phần mềm” có ngày bắt đầu (Start) là 25/04/2022.</w:t>
+      </w:r>
     </w:p>
     <w:p>
       <w:pPr>
         <w:spacing w:line="360" w:lineRule="auto"/>
-        <w:rPr>
-          <w:rFonts w:ascii="Times New Roman" w:hAnsi="Times New Roman" w:cs="Times New Roman"/>
-          <w:sz w:val="26"/>
-          <w:szCs w:val="26"/>
-          <w:lang w:val="vi-VN"/>
-        </w:rPr>
-      </w:pPr>
-      <w:r>
-        <w:rPr>
-          <w:rFonts w:ascii="Times New Roman" w:hAnsi="Times New Roman" w:cs="Times New Roman"/>
-          <w:sz w:val="26"/>
-          <w:szCs w:val="26"/>
-          <w:lang w:val="vi-VN"/>
-        </w:rPr>
-        <w:t>- Nhập các nhiệm vụ và khoảng thời gian thực hiện từng nhiệm vụ. Lưu ý: nhiệm</w:t>
-      </w:r>
-      <w:r>
-        <w:rPr>
-          <w:rFonts w:ascii="Times New Roman" w:hAnsi="Times New Roman" w:cs="Times New Roman"/>
-          <w:sz w:val="26"/>
-          <w:szCs w:val="26"/>
-          <w:lang w:val="vi-VN"/>
-        </w:rPr>
-        <w:t xml:space="preserve"> </w:t>
-      </w:r>
-      <w:r>
-        <w:rPr>
-          <w:rFonts w:ascii="Times New Roman" w:hAnsi="Times New Roman" w:cs="Times New Roman"/>
-          <w:sz w:val="26"/>
-          <w:szCs w:val="26"/>
-          <w:lang w:val="vi-VN"/>
-        </w:rPr>
-        <w:t>vụ “Cài đặt/triển khai phần mềm” có ngày bắt đầu (Start) là 25/04/2022.</w:t>
-      </w:r>
-    </w:p>
-    <w:p>
-      <w:pPr>
-        <w:spacing w:line="360" w:lineRule="auto"/>
+        <w:jc w:val="center"/>
         <w:rPr>
           <w:rFonts w:ascii="Times New Roman" w:hAnsi="Times New Roman" w:cs="Times New Roman"/>
           <w:sz w:val="26"/>
@@ -5505,9 +5621,9 @@
           <w:lang w:val="vi-VN"/>
         </w:rPr>
         <w:drawing>
-          <wp:inline distT="0" distB="0" distL="0" distR="0" wp14:anchorId="47D3514E" wp14:editId="0D2BDB35">
-            <wp:extent cx="5943600" cy="3866515"/>
-            <wp:effectExtent l="0" t="0" r="0" b="635"/>
+          <wp:inline distT="0" distB="0" distL="0" distR="0" wp14:anchorId="47D3514E" wp14:editId="67E42DFE">
+            <wp:extent cx="6013585" cy="3912042"/>
+            <wp:effectExtent l="19050" t="19050" r="25400" b="12700"/>
             <wp:docPr id="21" name="Picture 21"/>
             <wp:cNvGraphicFramePr>
               <a:graphicFrameLocks xmlns:a="http://schemas.openxmlformats.org/drawingml/2006/main" noChangeAspect="1"/>
@@ -5528,11 +5644,16 @@
                   <pic:spPr>
                     <a:xfrm>
                       <a:off x="0" y="0"/>
-                      <a:ext cx="5943600" cy="3866515"/>
+                      <a:ext cx="6039073" cy="3928623"/>
                     </a:xfrm>
                     <a:prstGeom prst="rect">
                       <a:avLst/>
                     </a:prstGeom>
+                    <a:ln>
+                      <a:solidFill>
+                        <a:schemeClr val="accent1"/>
+                      </a:solidFill>
+                    </a:ln>
                   </pic:spPr>
                 </pic:pic>
               </a:graphicData>
@@ -5544,20 +5665,22 @@
     <w:p>
       <w:pPr>
         <w:spacing w:line="360" w:lineRule="auto"/>
-        <w:rPr>
-          <w:rFonts w:ascii="Times New Roman" w:hAnsi="Times New Roman" w:cs="Times New Roman"/>
-          <w:sz w:val="26"/>
-          <w:szCs w:val="26"/>
-          <w:lang w:val="vi-VN"/>
-        </w:rPr>
-      </w:pPr>
-      <w:r>
-        <w:rPr>
-          <w:rFonts w:ascii="Times New Roman" w:hAnsi="Times New Roman" w:cs="Times New Roman"/>
-          <w:sz w:val="26"/>
-          <w:szCs w:val="26"/>
-          <w:lang w:val="vi-VN"/>
-        </w:rPr>
+        <w:ind w:left="284"/>
+        <w:rPr>
+          <w:rFonts w:ascii="Times New Roman" w:hAnsi="Times New Roman" w:cs="Times New Roman"/>
+          <w:sz w:val="26"/>
+          <w:szCs w:val="26"/>
+          <w:lang w:val="vi-VN"/>
+        </w:rPr>
+      </w:pPr>
+      <w:r>
+        <w:rPr>
+          <w:rFonts w:ascii="Times New Roman" w:hAnsi="Times New Roman" w:cs="Times New Roman"/>
+          <w:sz w:val="26"/>
+          <w:szCs w:val="26"/>
+          <w:lang w:val="vi-VN"/>
+        </w:rPr>
+        <w:lastRenderedPageBreak/>
         <w:t>- Tạo tóm tắt cho dự án</w:t>
       </w:r>
       <w:r>
@@ -5594,7 +5717,25 @@
           <w:szCs w:val="26"/>
           <w:lang w:val="vi-VN"/>
         </w:rPr>
-        <w:t xml:space="preserve"> Project Summary Task</w:t>
+        <w:t xml:space="preserve"> Project</w:t>
+      </w:r>
+      <w:r>
+        <w:rPr>
+          <w:rFonts w:ascii="Times New Roman" w:hAnsi="Times New Roman" w:cs="Times New Roman"/>
+          <w:sz w:val="26"/>
+          <w:szCs w:val="26"/>
+          <w:lang w:val="vi-VN"/>
+        </w:rPr>
+        <w:t xml:space="preserve"> </w:t>
+      </w:r>
+      <w:r>
+        <w:rPr>
+          <w:rFonts w:ascii="Times New Roman" w:hAnsi="Times New Roman" w:cs="Times New Roman"/>
+          <w:sz w:val="26"/>
+          <w:szCs w:val="26"/>
+          <w:lang w:val="vi-VN"/>
+        </w:rPr>
+        <w:t>Summary Task</w:t>
       </w:r>
     </w:p>
     <w:p>
@@ -5616,11 +5757,10 @@
           <w:szCs w:val="26"/>
           <w:lang w:val="vi-VN"/>
         </w:rPr>
-        <w:lastRenderedPageBreak/>
         <w:drawing>
-          <wp:inline distT="0" distB="0" distL="0" distR="0" wp14:anchorId="316A6584" wp14:editId="59C53B6A">
+          <wp:inline distT="0" distB="0" distL="0" distR="0" wp14:anchorId="316A6584" wp14:editId="2A63CAE4">
             <wp:extent cx="2734057" cy="1895740"/>
-            <wp:effectExtent l="0" t="0" r="9525" b="9525"/>
+            <wp:effectExtent l="19050" t="19050" r="28575" b="28575"/>
             <wp:docPr id="22" name="Picture 22"/>
             <wp:cNvGraphicFramePr>
               <a:graphicFrameLocks xmlns:a="http://schemas.openxmlformats.org/drawingml/2006/main" noChangeAspect="1"/>
@@ -5646,6 +5786,11 @@
                     <a:prstGeom prst="rect">
                       <a:avLst/>
                     </a:prstGeom>
+                    <a:ln>
+                      <a:solidFill>
+                        <a:schemeClr val="accent1"/>
+                      </a:solidFill>
+                    </a:ln>
                   </pic:spPr>
                 </pic:pic>
               </a:graphicData>
@@ -5668,6 +5813,7 @@
     <w:p>
       <w:pPr>
         <w:spacing w:line="360" w:lineRule="auto"/>
+        <w:ind w:left="284"/>
         <w:rPr>
           <w:rFonts w:ascii="Times New Roman" w:hAnsi="Times New Roman" w:cs="Times New Roman"/>
           <w:sz w:val="26"/>
@@ -5688,6 +5834,7 @@
     <w:p>
       <w:pPr>
         <w:spacing w:line="360" w:lineRule="auto"/>
+        <w:jc w:val="center"/>
         <w:rPr>
           <w:rFonts w:ascii="Times New Roman" w:hAnsi="Times New Roman" w:cs="Times New Roman"/>
           <w:sz w:val="26"/>
@@ -5704,9 +5851,9 @@
           <w:lang w:val="vi-VN"/>
         </w:rPr>
         <w:drawing>
-          <wp:inline distT="0" distB="0" distL="0" distR="0" wp14:anchorId="12112BE1" wp14:editId="26D85687">
+          <wp:inline distT="0" distB="0" distL="0" distR="0" wp14:anchorId="12112BE1" wp14:editId="5AA8ACD0">
             <wp:extent cx="5943600" cy="2383790"/>
-            <wp:effectExtent l="0" t="0" r="0" b="0"/>
+            <wp:effectExtent l="19050" t="19050" r="19050" b="16510"/>
             <wp:docPr id="23" name="Picture 23"/>
             <wp:cNvGraphicFramePr>
               <a:graphicFrameLocks xmlns:a="http://schemas.openxmlformats.org/drawingml/2006/main" noChangeAspect="1"/>
@@ -5732,6 +5879,11 @@
                     <a:prstGeom prst="rect">
                       <a:avLst/>
                     </a:prstGeom>
+                    <a:ln>
+                      <a:solidFill>
+                        <a:schemeClr val="accent1"/>
+                      </a:solidFill>
+                    </a:ln>
                   </pic:spPr>
                 </pic:pic>
               </a:graphicData>
@@ -5743,6 +5895,7 @@
     <w:p>
       <w:pPr>
         <w:spacing w:line="360" w:lineRule="auto"/>
+        <w:ind w:left="284"/>
         <w:rPr>
           <w:rFonts w:ascii="Times New Roman" w:hAnsi="Times New Roman" w:cs="Times New Roman"/>
           <w:sz w:val="26"/>
@@ -5789,9 +5942,9 @@
           <w:lang w:val="vi-VN"/>
         </w:rPr>
         <w:drawing>
-          <wp:inline distT="0" distB="0" distL="0" distR="0" wp14:anchorId="57483F6F" wp14:editId="09B65EF1">
+          <wp:inline distT="0" distB="0" distL="0" distR="0" wp14:anchorId="57483F6F" wp14:editId="0EF21F2F">
             <wp:extent cx="2029108" cy="1238423"/>
-            <wp:effectExtent l="0" t="0" r="9525" b="0"/>
+            <wp:effectExtent l="19050" t="19050" r="28575" b="19050"/>
             <wp:docPr id="24" name="Picture 24"/>
             <wp:cNvGraphicFramePr>
               <a:graphicFrameLocks xmlns:a="http://schemas.openxmlformats.org/drawingml/2006/main" noChangeAspect="1"/>
@@ -5817,6 +5970,11 @@
                     <a:prstGeom prst="rect">
                       <a:avLst/>
                     </a:prstGeom>
+                    <a:ln>
+                      <a:solidFill>
+                        <a:schemeClr val="accent1"/>
+                      </a:solidFill>
+                    </a:ln>
                   </pic:spPr>
                 </pic:pic>
               </a:graphicData>
@@ -5842,6 +6000,7 @@
           <w:szCs w:val="26"/>
           <w:lang w:val="vi-VN"/>
         </w:rPr>
+        <w:lastRenderedPageBreak/>
         <w:t xml:space="preserve">4. Thiết lập nguồn nhân lực cho dự án. Sử dụng </w:t>
       </w:r>
       <w:r>
@@ -5911,7 +6070,7 @@
           </w:tcPr>
           <w:p>
             <w:pPr>
-              <w:spacing w:after="160" w:line="360" w:lineRule="auto"/>
+              <w:spacing w:after="160" w:line="276" w:lineRule="auto"/>
               <w:rPr>
                 <w:rFonts w:ascii="Times New Roman" w:hAnsi="Times New Roman" w:cs="Times New Roman"/>
                 <w:b/>
@@ -5928,7 +6087,6 @@
                 <w:sz w:val="26"/>
                 <w:szCs w:val="26"/>
               </w:rPr>
-              <w:lastRenderedPageBreak/>
               <w:t>Resource Name</w:t>
             </w:r>
           </w:p>
@@ -5940,7 +6098,7 @@
           </w:tcPr>
           <w:p>
             <w:pPr>
-              <w:spacing w:after="160" w:line="360" w:lineRule="auto"/>
+              <w:spacing w:after="160" w:line="276" w:lineRule="auto"/>
               <w:rPr>
                 <w:rFonts w:ascii="Times New Roman" w:hAnsi="Times New Roman" w:cs="Times New Roman"/>
                 <w:b/>
@@ -5968,7 +6126,7 @@
           </w:tcPr>
           <w:p>
             <w:pPr>
-              <w:spacing w:after="160" w:line="360" w:lineRule="auto"/>
+              <w:spacing w:after="160" w:line="276" w:lineRule="auto"/>
               <w:rPr>
                 <w:rFonts w:ascii="Times New Roman" w:hAnsi="Times New Roman" w:cs="Times New Roman"/>
                 <w:b/>
@@ -5995,7 +6153,7 @@
           </w:tcPr>
           <w:p>
             <w:pPr>
-              <w:spacing w:line="360" w:lineRule="auto"/>
+              <w:spacing w:line="276" w:lineRule="auto"/>
               <w:rPr>
                 <w:rFonts w:ascii="Times New Roman" w:hAnsi="Times New Roman" w:cs="Times New Roman"/>
                 <w:b/>
@@ -6017,7 +6175,7 @@
           </w:p>
           <w:p>
             <w:pPr>
-              <w:spacing w:line="360" w:lineRule="auto"/>
+              <w:spacing w:line="276" w:lineRule="auto"/>
               <w:rPr>
                 <w:rFonts w:ascii="Times New Roman" w:hAnsi="Times New Roman" w:cs="Times New Roman"/>
                 <w:b/>
@@ -6045,7 +6203,7 @@
           </w:tcPr>
           <w:p>
             <w:pPr>
-              <w:spacing w:after="160" w:line="360" w:lineRule="auto"/>
+              <w:spacing w:after="160" w:line="276" w:lineRule="auto"/>
               <w:rPr>
                 <w:rFonts w:ascii="Times New Roman" w:hAnsi="Times New Roman" w:cs="Times New Roman"/>
                 <w:b/>
@@ -6072,7 +6230,7 @@
           </w:tcPr>
           <w:p>
             <w:pPr>
-              <w:spacing w:line="360" w:lineRule="auto"/>
+              <w:spacing w:line="276" w:lineRule="auto"/>
               <w:rPr>
                 <w:rFonts w:ascii="Times New Roman" w:hAnsi="Times New Roman" w:cs="Times New Roman"/>
                 <w:b/>
@@ -6094,7 +6252,7 @@
           </w:p>
           <w:p>
             <w:pPr>
-              <w:spacing w:line="360" w:lineRule="auto"/>
+              <w:spacing w:line="276" w:lineRule="auto"/>
               <w:rPr>
                 <w:rFonts w:ascii="Times New Roman" w:hAnsi="Times New Roman" w:cs="Times New Roman"/>
                 <w:b/>
@@ -6121,7 +6279,7 @@
           </w:tcPr>
           <w:p>
             <w:pPr>
-              <w:spacing w:line="360" w:lineRule="auto"/>
+              <w:spacing w:line="276" w:lineRule="auto"/>
               <w:rPr>
                 <w:rFonts w:ascii="Times New Roman" w:hAnsi="Times New Roman" w:cs="Times New Roman"/>
                 <w:b/>
@@ -6143,7 +6301,7 @@
           </w:p>
           <w:p>
             <w:pPr>
-              <w:spacing w:line="360" w:lineRule="auto"/>
+              <w:spacing w:line="276" w:lineRule="auto"/>
               <w:rPr>
                 <w:rFonts w:ascii="Times New Roman" w:hAnsi="Times New Roman" w:cs="Times New Roman"/>
                 <w:b/>
@@ -6177,7 +6335,7 @@
           </w:tcPr>
           <w:p>
             <w:pPr>
-              <w:spacing w:after="160" w:line="360" w:lineRule="auto"/>
+              <w:spacing w:after="160" w:line="276" w:lineRule="auto"/>
               <w:rPr>
                 <w:rFonts w:ascii="Times New Roman" w:hAnsi="Times New Roman" w:cs="Times New Roman"/>
                 <w:sz w:val="26"/>
@@ -6201,7 +6359,7 @@
           </w:tcPr>
           <w:p>
             <w:pPr>
-              <w:spacing w:after="160" w:line="360" w:lineRule="auto"/>
+              <w:spacing w:after="160" w:line="276" w:lineRule="auto"/>
               <w:rPr>
                 <w:rFonts w:ascii="Times New Roman" w:hAnsi="Times New Roman" w:cs="Times New Roman"/>
                 <w:sz w:val="26"/>
@@ -6225,7 +6383,7 @@
           </w:tcPr>
           <w:p>
             <w:pPr>
-              <w:spacing w:after="160" w:line="360" w:lineRule="auto"/>
+              <w:spacing w:after="160" w:line="276" w:lineRule="auto"/>
               <w:rPr>
                 <w:rFonts w:ascii="Times New Roman" w:hAnsi="Times New Roman" w:cs="Times New Roman"/>
                 <w:sz w:val="26"/>
@@ -6248,7 +6406,7 @@
           </w:tcPr>
           <w:p>
             <w:pPr>
-              <w:spacing w:line="360" w:lineRule="auto"/>
+              <w:spacing w:line="276" w:lineRule="auto"/>
               <w:rPr>
                 <w:rFonts w:ascii="Times New Roman" w:hAnsi="Times New Roman" w:cs="Times New Roman"/>
                 <w:sz w:val="26"/>
@@ -6272,7 +6430,7 @@
           </w:tcPr>
           <w:p>
             <w:pPr>
-              <w:spacing w:after="160" w:line="360" w:lineRule="auto"/>
+              <w:spacing w:after="160" w:line="276" w:lineRule="auto"/>
               <w:rPr>
                 <w:rFonts w:ascii="Times New Roman" w:hAnsi="Times New Roman" w:cs="Times New Roman"/>
                 <w:sz w:val="26"/>
@@ -6295,7 +6453,7 @@
           </w:tcPr>
           <w:p>
             <w:pPr>
-              <w:spacing w:line="360" w:lineRule="auto"/>
+              <w:spacing w:line="276" w:lineRule="auto"/>
               <w:rPr>
                 <w:rFonts w:ascii="Times New Roman" w:hAnsi="Times New Roman" w:cs="Times New Roman"/>
                 <w:sz w:val="26"/>
@@ -6318,7 +6476,7 @@
           </w:tcPr>
           <w:p>
             <w:pPr>
-              <w:spacing w:line="360" w:lineRule="auto"/>
+              <w:spacing w:line="276" w:lineRule="auto"/>
               <w:rPr>
                 <w:rFonts w:ascii="Times New Roman" w:hAnsi="Times New Roman" w:cs="Times New Roman"/>
                 <w:sz w:val="26"/>
@@ -6348,7 +6506,7 @@
           </w:tcPr>
           <w:p>
             <w:pPr>
-              <w:spacing w:after="160" w:line="360" w:lineRule="auto"/>
+              <w:spacing w:after="160" w:line="276" w:lineRule="auto"/>
               <w:rPr>
                 <w:rFonts w:ascii="Times New Roman" w:hAnsi="Times New Roman" w:cs="Times New Roman"/>
                 <w:sz w:val="26"/>
@@ -6372,7 +6530,7 @@
           </w:tcPr>
           <w:p>
             <w:pPr>
-              <w:spacing w:after="160" w:line="360" w:lineRule="auto"/>
+              <w:spacing w:after="160" w:line="276" w:lineRule="auto"/>
               <w:rPr>
                 <w:rFonts w:ascii="Times New Roman" w:hAnsi="Times New Roman" w:cs="Times New Roman"/>
                 <w:sz w:val="26"/>
@@ -6396,7 +6554,7 @@
           </w:tcPr>
           <w:p>
             <w:pPr>
-              <w:spacing w:after="160" w:line="360" w:lineRule="auto"/>
+              <w:spacing w:after="160" w:line="276" w:lineRule="auto"/>
               <w:rPr>
                 <w:rFonts w:ascii="Times New Roman" w:hAnsi="Times New Roman" w:cs="Times New Roman"/>
                 <w:sz w:val="26"/>
@@ -6419,7 +6577,7 @@
           </w:tcPr>
           <w:p>
             <w:pPr>
-              <w:spacing w:line="360" w:lineRule="auto"/>
+              <w:spacing w:line="276" w:lineRule="auto"/>
               <w:rPr>
                 <w:rFonts w:ascii="Times New Roman" w:hAnsi="Times New Roman" w:cs="Times New Roman"/>
                 <w:sz w:val="26"/>
@@ -6443,7 +6601,7 @@
           </w:tcPr>
           <w:p>
             <w:pPr>
-              <w:spacing w:after="160" w:line="360" w:lineRule="auto"/>
+              <w:spacing w:after="160" w:line="276" w:lineRule="auto"/>
               <w:rPr>
                 <w:rFonts w:ascii="Times New Roman" w:hAnsi="Times New Roman" w:cs="Times New Roman"/>
                 <w:sz w:val="26"/>
@@ -6466,7 +6624,7 @@
           </w:tcPr>
           <w:p>
             <w:pPr>
-              <w:spacing w:line="360" w:lineRule="auto"/>
+              <w:spacing w:line="276" w:lineRule="auto"/>
               <w:rPr>
                 <w:rFonts w:ascii="Times New Roman" w:hAnsi="Times New Roman" w:cs="Times New Roman"/>
                 <w:sz w:val="26"/>
@@ -6489,7 +6647,7 @@
           </w:tcPr>
           <w:p>
             <w:pPr>
-              <w:spacing w:line="360" w:lineRule="auto"/>
+              <w:spacing w:line="276" w:lineRule="auto"/>
               <w:rPr>
                 <w:rFonts w:ascii="Times New Roman" w:hAnsi="Times New Roman" w:cs="Times New Roman"/>
                 <w:sz w:val="26"/>
@@ -6519,7 +6677,7 @@
           </w:tcPr>
           <w:p>
             <w:pPr>
-              <w:spacing w:after="160" w:line="360" w:lineRule="auto"/>
+              <w:spacing w:after="160" w:line="276" w:lineRule="auto"/>
               <w:rPr>
                 <w:rFonts w:ascii="Times New Roman" w:hAnsi="Times New Roman" w:cs="Times New Roman"/>
                 <w:sz w:val="26"/>
@@ -6543,7 +6701,7 @@
           </w:tcPr>
           <w:p>
             <w:pPr>
-              <w:spacing w:after="160" w:line="360" w:lineRule="auto"/>
+              <w:spacing w:after="160" w:line="276" w:lineRule="auto"/>
               <w:rPr>
                 <w:rFonts w:ascii="Times New Roman" w:hAnsi="Times New Roman" w:cs="Times New Roman"/>
                 <w:sz w:val="26"/>
@@ -6567,7 +6725,7 @@
           </w:tcPr>
           <w:p>
             <w:pPr>
-              <w:spacing w:after="160" w:line="360" w:lineRule="auto"/>
+              <w:spacing w:after="160" w:line="276" w:lineRule="auto"/>
               <w:rPr>
                 <w:rFonts w:ascii="Times New Roman" w:hAnsi="Times New Roman" w:cs="Times New Roman"/>
                 <w:sz w:val="26"/>
@@ -6590,7 +6748,7 @@
           </w:tcPr>
           <w:p>
             <w:pPr>
-              <w:spacing w:line="360" w:lineRule="auto"/>
+              <w:spacing w:line="276" w:lineRule="auto"/>
               <w:rPr>
                 <w:rFonts w:ascii="Times New Roman" w:hAnsi="Times New Roman" w:cs="Times New Roman"/>
                 <w:sz w:val="26"/>
@@ -6614,7 +6772,7 @@
           </w:tcPr>
           <w:p>
             <w:pPr>
-              <w:spacing w:after="160" w:line="360" w:lineRule="auto"/>
+              <w:spacing w:after="160" w:line="276" w:lineRule="auto"/>
               <w:rPr>
                 <w:rFonts w:ascii="Times New Roman" w:hAnsi="Times New Roman" w:cs="Times New Roman"/>
                 <w:sz w:val="26"/>
@@ -6637,7 +6795,7 @@
           </w:tcPr>
           <w:p>
             <w:pPr>
-              <w:spacing w:line="360" w:lineRule="auto"/>
+              <w:spacing w:line="276" w:lineRule="auto"/>
               <w:rPr>
                 <w:rFonts w:ascii="Times New Roman" w:hAnsi="Times New Roman" w:cs="Times New Roman"/>
                 <w:sz w:val="26"/>
@@ -6660,7 +6818,7 @@
           </w:tcPr>
           <w:p>
             <w:pPr>
-              <w:spacing w:line="360" w:lineRule="auto"/>
+              <w:spacing w:line="276" w:lineRule="auto"/>
               <w:rPr>
                 <w:rFonts w:ascii="Times New Roman" w:hAnsi="Times New Roman" w:cs="Times New Roman"/>
                 <w:sz w:val="26"/>
@@ -6690,7 +6848,7 @@
           </w:tcPr>
           <w:p>
             <w:pPr>
-              <w:spacing w:after="160" w:line="360" w:lineRule="auto"/>
+              <w:spacing w:after="160" w:line="276" w:lineRule="auto"/>
               <w:rPr>
                 <w:rFonts w:ascii="Times New Roman" w:hAnsi="Times New Roman" w:cs="Times New Roman"/>
                 <w:sz w:val="26"/>
@@ -6714,7 +6872,7 @@
           </w:tcPr>
           <w:p>
             <w:pPr>
-              <w:spacing w:after="160" w:line="360" w:lineRule="auto"/>
+              <w:spacing w:after="160" w:line="276" w:lineRule="auto"/>
               <w:rPr>
                 <w:rFonts w:ascii="Times New Roman" w:hAnsi="Times New Roman" w:cs="Times New Roman"/>
                 <w:sz w:val="26"/>
@@ -6738,7 +6896,7 @@
           </w:tcPr>
           <w:p>
             <w:pPr>
-              <w:spacing w:after="160" w:line="360" w:lineRule="auto"/>
+              <w:spacing w:after="160" w:line="276" w:lineRule="auto"/>
               <w:rPr>
                 <w:rFonts w:ascii="Times New Roman" w:hAnsi="Times New Roman" w:cs="Times New Roman"/>
                 <w:sz w:val="26"/>
@@ -6761,7 +6919,7 @@
           </w:tcPr>
           <w:p>
             <w:pPr>
-              <w:spacing w:line="360" w:lineRule="auto"/>
+              <w:spacing w:line="276" w:lineRule="auto"/>
               <w:rPr>
                 <w:rFonts w:ascii="Times New Roman" w:hAnsi="Times New Roman" w:cs="Times New Roman"/>
                 <w:sz w:val="26"/>
@@ -6785,7 +6943,7 @@
           </w:tcPr>
           <w:p>
             <w:pPr>
-              <w:spacing w:after="160" w:line="360" w:lineRule="auto"/>
+              <w:spacing w:after="160" w:line="276" w:lineRule="auto"/>
               <w:rPr>
                 <w:rFonts w:ascii="Times New Roman" w:hAnsi="Times New Roman" w:cs="Times New Roman"/>
                 <w:sz w:val="26"/>
@@ -6808,7 +6966,7 @@
           </w:tcPr>
           <w:p>
             <w:pPr>
-              <w:spacing w:line="360" w:lineRule="auto"/>
+              <w:spacing w:line="276" w:lineRule="auto"/>
               <w:rPr>
                 <w:rFonts w:ascii="Times New Roman" w:hAnsi="Times New Roman" w:cs="Times New Roman"/>
                 <w:sz w:val="26"/>
@@ -6831,7 +6989,7 @@
           </w:tcPr>
           <w:p>
             <w:pPr>
-              <w:spacing w:line="360" w:lineRule="auto"/>
+              <w:spacing w:line="276" w:lineRule="auto"/>
               <w:rPr>
                 <w:rFonts w:ascii="Times New Roman" w:hAnsi="Times New Roman" w:cs="Times New Roman"/>
                 <w:sz w:val="26"/>
@@ -6861,7 +7019,7 @@
           </w:tcPr>
           <w:p>
             <w:pPr>
-              <w:spacing w:after="160" w:line="360" w:lineRule="auto"/>
+              <w:spacing w:after="160" w:line="276" w:lineRule="auto"/>
               <w:rPr>
                 <w:rFonts w:ascii="Times New Roman" w:hAnsi="Times New Roman" w:cs="Times New Roman"/>
                 <w:sz w:val="26"/>
@@ -6885,7 +7043,7 @@
           </w:tcPr>
           <w:p>
             <w:pPr>
-              <w:spacing w:after="160" w:line="360" w:lineRule="auto"/>
+              <w:spacing w:after="160" w:line="276" w:lineRule="auto"/>
               <w:rPr>
                 <w:rFonts w:ascii="Times New Roman" w:hAnsi="Times New Roman" w:cs="Times New Roman"/>
                 <w:sz w:val="26"/>
@@ -6909,7 +7067,7 @@
           </w:tcPr>
           <w:p>
             <w:pPr>
-              <w:spacing w:after="160" w:line="360" w:lineRule="auto"/>
+              <w:spacing w:after="160" w:line="276" w:lineRule="auto"/>
               <w:rPr>
                 <w:rFonts w:ascii="Times New Roman" w:hAnsi="Times New Roman" w:cs="Times New Roman"/>
                 <w:sz w:val="26"/>
@@ -6932,7 +7090,7 @@
           </w:tcPr>
           <w:p>
             <w:pPr>
-              <w:spacing w:line="360" w:lineRule="auto"/>
+              <w:spacing w:line="276" w:lineRule="auto"/>
               <w:rPr>
                 <w:rFonts w:ascii="Times New Roman" w:hAnsi="Times New Roman" w:cs="Times New Roman"/>
                 <w:sz w:val="26"/>
@@ -6956,7 +7114,7 @@
           </w:tcPr>
           <w:p>
             <w:pPr>
-              <w:spacing w:after="160" w:line="360" w:lineRule="auto"/>
+              <w:spacing w:after="160" w:line="276" w:lineRule="auto"/>
               <w:rPr>
                 <w:rFonts w:ascii="Times New Roman" w:hAnsi="Times New Roman" w:cs="Times New Roman"/>
                 <w:sz w:val="26"/>
@@ -6979,7 +7137,7 @@
           </w:tcPr>
           <w:p>
             <w:pPr>
-              <w:spacing w:line="360" w:lineRule="auto"/>
+              <w:spacing w:line="276" w:lineRule="auto"/>
               <w:rPr>
                 <w:rFonts w:ascii="Times New Roman" w:hAnsi="Times New Roman" w:cs="Times New Roman"/>
                 <w:sz w:val="26"/>
@@ -7002,7 +7160,7 @@
           </w:tcPr>
           <w:p>
             <w:pPr>
-              <w:spacing w:line="360" w:lineRule="auto"/>
+              <w:spacing w:line="276" w:lineRule="auto"/>
               <w:rPr>
                 <w:rFonts w:ascii="Times New Roman" w:hAnsi="Times New Roman" w:cs="Times New Roman"/>
                 <w:sz w:val="26"/>
@@ -7040,6 +7198,7 @@
           <w:numId w:val="5"/>
         </w:numPr>
         <w:spacing w:line="360" w:lineRule="auto"/>
+        <w:ind w:left="284" w:hanging="142"/>
         <w:rPr>
           <w:rFonts w:ascii="Times New Roman" w:hAnsi="Times New Roman" w:cs="Times New Roman"/>
           <w:sz w:val="26"/>
@@ -7102,9 +7261,9 @@
           <w:lang w:val="vi-VN"/>
         </w:rPr>
         <w:drawing>
-          <wp:inline distT="0" distB="0" distL="0" distR="0" wp14:anchorId="7E7754F9" wp14:editId="6C8E01F1">
-            <wp:extent cx="5943600" cy="2814320"/>
-            <wp:effectExtent l="0" t="0" r="0" b="5080"/>
+          <wp:inline distT="0" distB="0" distL="0" distR="0" wp14:anchorId="7E7754F9" wp14:editId="4EDC2A55">
+            <wp:extent cx="6112456" cy="2894274"/>
+            <wp:effectExtent l="19050" t="19050" r="22225" b="20955"/>
             <wp:docPr id="25" name="Picture 25"/>
             <wp:cNvGraphicFramePr>
               <a:graphicFrameLocks xmlns:a="http://schemas.openxmlformats.org/drawingml/2006/main" noChangeAspect="1"/>
@@ -7125,11 +7284,16 @@
                   <pic:spPr>
                     <a:xfrm>
                       <a:off x="0" y="0"/>
-                      <a:ext cx="5943600" cy="2814320"/>
+                      <a:ext cx="6120696" cy="2898176"/>
                     </a:xfrm>
                     <a:prstGeom prst="rect">
                       <a:avLst/>
                     </a:prstGeom>
+                    <a:ln>
+                      <a:solidFill>
+                        <a:schemeClr val="accent1"/>
+                      </a:solidFill>
+                    </a:ln>
                   </pic:spPr>
                 </pic:pic>
               </a:graphicData>
@@ -7155,24 +7319,7 @@
           <w:szCs w:val="26"/>
           <w:lang w:val="vi-VN"/>
         </w:rPr>
-        <w:t xml:space="preserve">5. Phân công nguồn nhân lục cho dự </w:t>
-      </w:r>
-      <w:r>
-        <w:rPr>
-          <w:rFonts w:ascii="Times New Roman" w:hAnsi="Times New Roman" w:cs="Times New Roman"/>
-          <w:sz w:val="26"/>
-          <w:szCs w:val="26"/>
-          <w:lang w:val="vi-VN"/>
-        </w:rPr>
-        <w:t xml:space="preserve">án, vào tab View rồi chọn </w:t>
-      </w:r>
-      <w:r>
-        <w:rPr>
-          <w:rFonts w:ascii="Times New Roman" w:hAnsi="Times New Roman" w:cs="Times New Roman"/>
-          <w:sz w:val="26"/>
-          <w:szCs w:val="26"/>
-        </w:rPr>
-        <w:t>Gantt Chart</w:t>
+        <w:br w:type="page"/>
       </w:r>
     </w:p>
     <w:p>
@@ -7188,16 +7335,53 @@
       <w:r>
         <w:rPr>
           <w:rFonts w:ascii="Times New Roman" w:hAnsi="Times New Roman" w:cs="Times New Roman"/>
+          <w:sz w:val="26"/>
+          <w:szCs w:val="26"/>
+          <w:lang w:val="vi-VN"/>
+        </w:rPr>
+        <w:lastRenderedPageBreak/>
+        <w:t xml:space="preserve">5. Phân công nguồn nhân lục cho dự </w:t>
+      </w:r>
+      <w:r>
+        <w:rPr>
+          <w:rFonts w:ascii="Times New Roman" w:hAnsi="Times New Roman" w:cs="Times New Roman"/>
+          <w:sz w:val="26"/>
+          <w:szCs w:val="26"/>
+          <w:lang w:val="vi-VN"/>
+        </w:rPr>
+        <w:t xml:space="preserve">án, vào tab View rồi chọn </w:t>
+      </w:r>
+      <w:r>
+        <w:rPr>
+          <w:rFonts w:ascii="Times New Roman" w:hAnsi="Times New Roman" w:cs="Times New Roman"/>
+          <w:sz w:val="26"/>
+          <w:szCs w:val="26"/>
+        </w:rPr>
+        <w:t>Gantt Chart</w:t>
+      </w:r>
+    </w:p>
+    <w:p>
+      <w:pPr>
+        <w:spacing w:line="360" w:lineRule="auto"/>
+        <w:rPr>
+          <w:rFonts w:ascii="Times New Roman" w:hAnsi="Times New Roman" w:cs="Times New Roman"/>
+          <w:sz w:val="26"/>
+          <w:szCs w:val="26"/>
+          <w:lang w:val="vi-VN"/>
+        </w:rPr>
+      </w:pPr>
+      <w:r>
+        <w:rPr>
+          <w:rFonts w:ascii="Times New Roman" w:hAnsi="Times New Roman" w:cs="Times New Roman"/>
           <w:noProof/>
           <w:sz w:val="26"/>
           <w:szCs w:val="26"/>
           <w:lang w:val="vi-VN"/>
         </w:rPr>
-        <w:lastRenderedPageBreak/>
         <w:drawing>
-          <wp:inline distT="0" distB="0" distL="0" distR="0" wp14:anchorId="7F176C5C" wp14:editId="6CB1E6E3">
+          <wp:inline distT="0" distB="0" distL="0" distR="0" wp14:anchorId="7F176C5C" wp14:editId="4ACC83A7">
             <wp:extent cx="5943600" cy="1735455"/>
-            <wp:effectExtent l="0" t="0" r="0" b="0"/>
+            <wp:effectExtent l="19050" t="19050" r="19050" b="17145"/>
             <wp:docPr id="26" name="Picture 26"/>
             <wp:cNvGraphicFramePr>
               <a:graphicFrameLocks xmlns:a="http://schemas.openxmlformats.org/drawingml/2006/main" noChangeAspect="1"/>
@@ -7223,6 +7407,11 @@
                     <a:prstGeom prst="rect">
                       <a:avLst/>
                     </a:prstGeom>
+                    <a:ln>
+                      <a:solidFill>
+                        <a:schemeClr val="accent1"/>
+                      </a:solidFill>
+                    </a:ln>
                   </pic:spPr>
                 </pic:pic>
               </a:graphicData>
@@ -7262,7 +7451,13 @@
     </w:p>
     <w:p>
       <w:pPr>
+        <w:pStyle w:val="ListParagraph"/>
+        <w:numPr>
+          <w:ilvl w:val="0"/>
+          <w:numId w:val="46"/>
+        </w:numPr>
         <w:spacing w:line="360" w:lineRule="auto"/>
+        <w:ind w:left="284"/>
         <w:rPr>
           <w:rFonts w:ascii="Times New Roman" w:hAnsi="Times New Roman" w:cs="Times New Roman"/>
           <w:sz w:val="26"/>
@@ -7290,7 +7485,13 @@
     </w:p>
     <w:p>
       <w:pPr>
+        <w:pStyle w:val="ListParagraph"/>
+        <w:numPr>
+          <w:ilvl w:val="0"/>
+          <w:numId w:val="46"/>
+        </w:numPr>
         <w:spacing w:line="360" w:lineRule="auto"/>
+        <w:ind w:left="284"/>
         <w:rPr>
           <w:rFonts w:ascii="Times New Roman" w:hAnsi="Times New Roman" w:cs="Times New Roman"/>
           <w:sz w:val="26"/>
@@ -7327,7 +7528,13 @@
     </w:p>
     <w:p>
       <w:pPr>
+        <w:pStyle w:val="ListParagraph"/>
+        <w:numPr>
+          <w:ilvl w:val="0"/>
+          <w:numId w:val="46"/>
+        </w:numPr>
         <w:spacing w:line="360" w:lineRule="auto"/>
+        <w:ind w:left="284"/>
         <w:rPr>
           <w:rFonts w:ascii="Times New Roman" w:hAnsi="Times New Roman" w:cs="Times New Roman"/>
           <w:b/>
@@ -7375,9 +7582,9 @@
           <w:lang w:val="vi-VN"/>
         </w:rPr>
         <w:drawing>
-          <wp:inline distT="0" distB="0" distL="0" distR="0" wp14:anchorId="6B38C713" wp14:editId="35838C23">
+          <wp:inline distT="0" distB="0" distL="0" distR="0" wp14:anchorId="6B38C713" wp14:editId="64171ADF">
             <wp:extent cx="5943600" cy="850265"/>
-            <wp:effectExtent l="0" t="0" r="0" b="6985"/>
+            <wp:effectExtent l="19050" t="19050" r="19050" b="26035"/>
             <wp:docPr id="27" name="Picture 27"/>
             <wp:cNvGraphicFramePr>
               <a:graphicFrameLocks xmlns:a="http://schemas.openxmlformats.org/drawingml/2006/main" noChangeAspect="1"/>
@@ -7403,6 +7610,11 @@
                     <a:prstGeom prst="rect">
                       <a:avLst/>
                     </a:prstGeom>
+                    <a:ln>
+                      <a:solidFill>
+                        <a:schemeClr val="accent1"/>
+                      </a:solidFill>
+                    </a:ln>
                   </pic:spPr>
                 </pic:pic>
               </a:graphicData>
@@ -7430,9 +7642,9 @@
           <w:lang w:val="vi-VN"/>
         </w:rPr>
         <w:drawing>
-          <wp:inline distT="0" distB="0" distL="0" distR="0" wp14:anchorId="3AF79BD2" wp14:editId="4D00EFC0">
+          <wp:inline distT="0" distB="0" distL="0" distR="0" wp14:anchorId="3AF79BD2" wp14:editId="16DD0979">
             <wp:extent cx="5943600" cy="1776730"/>
-            <wp:effectExtent l="0" t="0" r="0" b="0"/>
+            <wp:effectExtent l="19050" t="19050" r="19050" b="13970"/>
             <wp:docPr id="28" name="Picture 28"/>
             <wp:cNvGraphicFramePr>
               <a:graphicFrameLocks xmlns:a="http://schemas.openxmlformats.org/drawingml/2006/main" noChangeAspect="1"/>
@@ -7458,6 +7670,11 @@
                     <a:prstGeom prst="rect">
                       <a:avLst/>
                     </a:prstGeom>
+                    <a:ln>
+                      <a:solidFill>
+                        <a:schemeClr val="accent1"/>
+                      </a:solidFill>
+                    </a:ln>
                   </pic:spPr>
                 </pic:pic>
               </a:graphicData>
@@ -7498,7 +7715,7 @@
           <w:szCs w:val="26"/>
           <w:lang w:val="vi-VN"/>
         </w:rPr>
-        <w:t>II.2. Phân tích dự án thử nghiệm</w:t>
+        <w:br w:type="page"/>
       </w:r>
     </w:p>
     <w:p>
@@ -7506,19 +7723,24 @@
         <w:spacing w:line="360" w:lineRule="auto"/>
         <w:rPr>
           <w:rFonts w:ascii="Times New Roman" w:hAnsi="Times New Roman" w:cs="Times New Roman"/>
-          <w:sz w:val="26"/>
-          <w:szCs w:val="26"/>
-          <w:lang w:val="vi-VN"/>
-        </w:rPr>
-      </w:pPr>
-      <w:r>
-        <w:rPr>
-          <w:rFonts w:ascii="Times New Roman" w:hAnsi="Times New Roman" w:cs="Times New Roman"/>
-          <w:sz w:val="26"/>
-          <w:szCs w:val="26"/>
-          <w:lang w:val="vi-VN"/>
-        </w:rPr>
-        <w:t>Trả lời ở trong tập tin 1150080143_LAB52.docx</w:t>
+          <w:b/>
+          <w:bCs/>
+          <w:sz w:val="26"/>
+          <w:szCs w:val="26"/>
+          <w:lang w:val="vi-VN"/>
+        </w:rPr>
+      </w:pPr>
+      <w:r>
+        <w:rPr>
+          <w:rFonts w:ascii="Times New Roman" w:hAnsi="Times New Roman" w:cs="Times New Roman"/>
+          <w:b/>
+          <w:bCs/>
+          <w:sz w:val="26"/>
+          <w:szCs w:val="26"/>
+          <w:lang w:val="vi-VN"/>
+        </w:rPr>
+        <w:lastRenderedPageBreak/>
+        <w:t>II.2. Phân tích dự án thử nghiệm</w:t>
       </w:r>
     </w:p>
     <w:p>
@@ -7526,6 +7748,26 @@
         <w:spacing w:line="360" w:lineRule="auto"/>
         <w:rPr>
           <w:rFonts w:ascii="Times New Roman" w:hAnsi="Times New Roman" w:cs="Times New Roman"/>
+          <w:sz w:val="26"/>
+          <w:szCs w:val="26"/>
+          <w:lang w:val="vi-VN"/>
+        </w:rPr>
+      </w:pPr>
+      <w:r>
+        <w:rPr>
+          <w:rFonts w:ascii="Times New Roman" w:hAnsi="Times New Roman" w:cs="Times New Roman"/>
+          <w:sz w:val="26"/>
+          <w:szCs w:val="26"/>
+          <w:lang w:val="vi-VN"/>
+        </w:rPr>
+        <w:t>Trả lời ở trong tập tin 1150080143_LAB52.docx</w:t>
+      </w:r>
+    </w:p>
+    <w:p>
+      <w:pPr>
+        <w:spacing w:line="360" w:lineRule="auto"/>
+        <w:rPr>
+          <w:rFonts w:ascii="Times New Roman" w:hAnsi="Times New Roman" w:cs="Times New Roman"/>
           <w:b/>
           <w:bCs/>
           <w:sz w:val="26"/>
@@ -7555,7 +7797,6 @@
           <w:szCs w:val="26"/>
           <w:lang w:val="vi-VN"/>
         </w:rPr>
-        <w:lastRenderedPageBreak/>
         <w:t>III. Dự án kiểm thử</w:t>
       </w:r>
     </w:p>
@@ -7640,9 +7881,9 @@
           <w:lang w:val="vi-VN"/>
         </w:rPr>
         <w:drawing>
-          <wp:inline distT="0" distB="0" distL="0" distR="0" wp14:anchorId="5261511C" wp14:editId="6895CA6D">
+          <wp:inline distT="0" distB="0" distL="0" distR="0" wp14:anchorId="5261511C" wp14:editId="44F5D5C3">
             <wp:extent cx="5943600" cy="3176270"/>
-            <wp:effectExtent l="0" t="0" r="0" b="5080"/>
+            <wp:effectExtent l="19050" t="19050" r="19050" b="24130"/>
             <wp:docPr id="34" name="Picture 34"/>
             <wp:cNvGraphicFramePr>
               <a:graphicFrameLocks xmlns:a="http://schemas.openxmlformats.org/drawingml/2006/main" noChangeAspect="1"/>
@@ -7668,6 +7909,11 @@
                     <a:prstGeom prst="rect">
                       <a:avLst/>
                     </a:prstGeom>
+                    <a:ln>
+                      <a:solidFill>
+                        <a:schemeClr val="accent1"/>
+                      </a:solidFill>
+                    </a:ln>
                   </pic:spPr>
                 </pic:pic>
               </a:graphicData>
@@ -7693,12 +7939,33 @@
           <w:szCs w:val="26"/>
           <w:lang w:val="vi-VN"/>
         </w:rPr>
-        <w:t>2. Thiết lập ngày bắt đầu dự án là 01/11/2022.</w:t>
+        <w:br w:type="page"/>
       </w:r>
     </w:p>
     <w:p>
       <w:pPr>
         <w:spacing w:line="360" w:lineRule="auto"/>
+        <w:rPr>
+          <w:rFonts w:ascii="Times New Roman" w:hAnsi="Times New Roman" w:cs="Times New Roman"/>
+          <w:sz w:val="26"/>
+          <w:szCs w:val="26"/>
+          <w:lang w:val="vi-VN"/>
+        </w:rPr>
+      </w:pPr>
+      <w:r>
+        <w:rPr>
+          <w:rFonts w:ascii="Times New Roman" w:hAnsi="Times New Roman" w:cs="Times New Roman"/>
+          <w:sz w:val="26"/>
+          <w:szCs w:val="26"/>
+          <w:lang w:val="vi-VN"/>
+        </w:rPr>
+        <w:lastRenderedPageBreak/>
+        <w:t>2. Thiết lập ngày bắt đầu dự án là 01/11/2022.</w:t>
+      </w:r>
+    </w:p>
+    <w:p>
+      <w:pPr>
+        <w:spacing w:line="360" w:lineRule="auto"/>
         <w:jc w:val="center"/>
         <w:rPr>
           <w:rFonts w:ascii="Times New Roman" w:hAnsi="Times New Roman" w:cs="Times New Roman"/>
@@ -7715,11 +7982,10 @@
           <w:szCs w:val="26"/>
           <w:lang w:val="vi-VN"/>
         </w:rPr>
-        <w:lastRenderedPageBreak/>
         <w:drawing>
-          <wp:inline distT="0" distB="0" distL="0" distR="0" wp14:anchorId="42F49398" wp14:editId="3BCF1240">
-            <wp:extent cx="5344271" cy="3972479"/>
-            <wp:effectExtent l="0" t="0" r="8890" b="9525"/>
+          <wp:inline distT="0" distB="0" distL="0" distR="0" wp14:anchorId="42F49398" wp14:editId="4A12D57C">
+            <wp:extent cx="5125444" cy="3809821"/>
+            <wp:effectExtent l="19050" t="19050" r="18415" b="19685"/>
             <wp:docPr id="35" name="Picture 35"/>
             <wp:cNvGraphicFramePr>
               <a:graphicFrameLocks xmlns:a="http://schemas.openxmlformats.org/drawingml/2006/main" noChangeAspect="1"/>
@@ -7740,11 +8006,16 @@
                   <pic:spPr>
                     <a:xfrm>
                       <a:off x="0" y="0"/>
-                      <a:ext cx="5344271" cy="3972479"/>
+                      <a:ext cx="5129367" cy="3812737"/>
                     </a:xfrm>
                     <a:prstGeom prst="rect">
                       <a:avLst/>
                     </a:prstGeom>
+                    <a:ln>
+                      <a:solidFill>
+                        <a:schemeClr val="accent1"/>
+                      </a:solidFill>
+                    </a:ln>
                   </pic:spPr>
                 </pic:pic>
               </a:graphicData>
@@ -7795,8 +8066,13 @@
     </w:p>
     <w:p>
       <w:pPr>
+        <w:pStyle w:val="ListParagraph"/>
+        <w:numPr>
+          <w:ilvl w:val="0"/>
+          <w:numId w:val="47"/>
+        </w:numPr>
         <w:spacing w:line="360" w:lineRule="auto"/>
-        <w:ind w:left="360"/>
+        <w:ind w:left="284" w:hanging="284"/>
         <w:rPr>
           <w:rFonts w:ascii="Times New Roman" w:hAnsi="Times New Roman" w:cs="Times New Roman"/>
           <w:sz w:val="26"/>
@@ -7834,9 +8110,9 @@
           <w:lang w:val="vi-VN"/>
         </w:rPr>
         <w:drawing>
-          <wp:inline distT="0" distB="0" distL="0" distR="0" wp14:anchorId="1337F38D" wp14:editId="648734B9">
+          <wp:inline distT="0" distB="0" distL="0" distR="0" wp14:anchorId="1337F38D" wp14:editId="0B03AD79">
             <wp:extent cx="3667637" cy="1228896"/>
-            <wp:effectExtent l="0" t="0" r="9525" b="0"/>
+            <wp:effectExtent l="19050" t="19050" r="28575" b="9525"/>
             <wp:docPr id="36" name="Picture 36"/>
             <wp:cNvGraphicFramePr>
               <a:graphicFrameLocks xmlns:a="http://schemas.openxmlformats.org/drawingml/2006/main" noChangeAspect="1"/>
@@ -7862,6 +8138,11 @@
                     <a:prstGeom prst="rect">
                       <a:avLst/>
                     </a:prstGeom>
+                    <a:ln>
+                      <a:solidFill>
+                        <a:schemeClr val="accent1"/>
+                      </a:solidFill>
+                    </a:ln>
                   </pic:spPr>
                 </pic:pic>
               </a:graphicData>
@@ -7874,19 +8155,47 @@
       <w:pPr>
         <w:spacing w:line="360" w:lineRule="auto"/>
         <w:ind w:left="360"/>
-        <w:rPr>
-          <w:rFonts w:ascii="Times New Roman" w:hAnsi="Times New Roman" w:cs="Times New Roman"/>
-          <w:sz w:val="26"/>
-          <w:szCs w:val="26"/>
-          <w:lang w:val="vi-VN"/>
-        </w:rPr>
-      </w:pPr>
-      <w:r>
-        <w:rPr>
-          <w:rFonts w:ascii="Times New Roman" w:hAnsi="Times New Roman" w:cs="Times New Roman"/>
-          <w:sz w:val="26"/>
-          <w:szCs w:val="26"/>
-        </w:rPr>
+        <w:jc w:val="center"/>
+        <w:rPr>
+          <w:rFonts w:ascii="Times New Roman" w:hAnsi="Times New Roman" w:cs="Times New Roman"/>
+          <w:sz w:val="26"/>
+          <w:szCs w:val="26"/>
+          <w:lang w:val="vi-VN"/>
+        </w:rPr>
+      </w:pPr>
+      <w:r>
+        <w:rPr>
+          <w:rFonts w:ascii="Times New Roman" w:hAnsi="Times New Roman" w:cs="Times New Roman"/>
+          <w:sz w:val="26"/>
+          <w:szCs w:val="26"/>
+          <w:lang w:val="vi-VN"/>
+        </w:rPr>
+        <w:br w:type="page"/>
+      </w:r>
+    </w:p>
+    <w:p>
+      <w:pPr>
+        <w:pStyle w:val="ListParagraph"/>
+        <w:numPr>
+          <w:ilvl w:val="0"/>
+          <w:numId w:val="47"/>
+        </w:numPr>
+        <w:spacing w:line="360" w:lineRule="auto"/>
+        <w:ind w:left="284" w:hanging="284"/>
+        <w:rPr>
+          <w:rFonts w:ascii="Times New Roman" w:hAnsi="Times New Roman" w:cs="Times New Roman"/>
+          <w:sz w:val="26"/>
+          <w:szCs w:val="26"/>
+          <w:lang w:val="vi-VN"/>
+        </w:rPr>
+      </w:pPr>
+      <w:r>
+        <w:rPr>
+          <w:rFonts w:ascii="Times New Roman" w:hAnsi="Times New Roman" w:cs="Times New Roman"/>
+          <w:sz w:val="26"/>
+          <w:szCs w:val="26"/>
+        </w:rPr>
+        <w:lastRenderedPageBreak/>
         <w:t xml:space="preserve">Trong cửa sổ hiện ra, chọn tab </w:t>
       </w:r>
       <w:r>
@@ -7928,11 +8237,10 @@
           <w:szCs w:val="26"/>
           <w:lang w:val="vi-VN"/>
         </w:rPr>
-        <w:lastRenderedPageBreak/>
         <w:drawing>
-          <wp:inline distT="0" distB="0" distL="0" distR="0" wp14:anchorId="1C4A53B1" wp14:editId="6A798052">
-            <wp:extent cx="5153744" cy="5877745"/>
-            <wp:effectExtent l="0" t="0" r="8890" b="8890"/>
+          <wp:inline distT="0" distB="0" distL="0" distR="0" wp14:anchorId="1C4A53B1" wp14:editId="6CC7CB5C">
+            <wp:extent cx="4863619" cy="5546863"/>
+            <wp:effectExtent l="19050" t="19050" r="13335" b="15875"/>
             <wp:docPr id="37" name="Picture 37"/>
             <wp:cNvGraphicFramePr>
               <a:graphicFrameLocks xmlns:a="http://schemas.openxmlformats.org/drawingml/2006/main" noChangeAspect="1"/>
@@ -7953,11 +8261,16 @@
                   <pic:spPr>
                     <a:xfrm>
                       <a:off x="0" y="0"/>
-                      <a:ext cx="5153744" cy="5877745"/>
+                      <a:ext cx="4867295" cy="5551056"/>
                     </a:xfrm>
                     <a:prstGeom prst="rect">
                       <a:avLst/>
                     </a:prstGeom>
+                    <a:ln>
+                      <a:solidFill>
+                        <a:schemeClr val="accent1"/>
+                      </a:solidFill>
+                    </a:ln>
                   </pic:spPr>
                 </pic:pic>
               </a:graphicData>
@@ -7970,52 +8283,85 @@
       <w:pPr>
         <w:spacing w:line="360" w:lineRule="auto"/>
         <w:ind w:left="360"/>
-        <w:rPr>
-          <w:rFonts w:ascii="Times New Roman" w:hAnsi="Times New Roman" w:cs="Times New Roman"/>
-          <w:sz w:val="26"/>
-          <w:szCs w:val="26"/>
-          <w:lang w:val="vi-VN"/>
-        </w:rPr>
-      </w:pPr>
-      <w:r>
-        <w:rPr>
-          <w:rFonts w:ascii="Times New Roman" w:hAnsi="Times New Roman" w:cs="Times New Roman"/>
-          <w:sz w:val="26"/>
-          <w:szCs w:val="26"/>
-        </w:rPr>
-        <w:t xml:space="preserve">Ở cột "Name", gõ tên ngày nghỉ: </w:t>
-      </w:r>
-      <w:r>
-        <w:rPr>
-          <w:rFonts w:ascii="Times New Roman" w:hAnsi="Times New Roman" w:cs="Times New Roman"/>
-          <w:sz w:val="26"/>
-          <w:szCs w:val="26"/>
-          <w:lang w:val="vi-VN"/>
-        </w:rPr>
-        <w:t>“</w:t>
-      </w:r>
-      <w:r>
-        <w:rPr>
-          <w:rFonts w:ascii="Times New Roman" w:hAnsi="Times New Roman" w:cs="Times New Roman"/>
-          <w:sz w:val="26"/>
-          <w:szCs w:val="26"/>
-        </w:rPr>
-        <w:t>Ngày hội toàn công ty</w:t>
-      </w:r>
-      <w:r>
-        <w:rPr>
-          <w:rFonts w:ascii="Times New Roman" w:hAnsi="Times New Roman" w:cs="Times New Roman"/>
-          <w:sz w:val="26"/>
-          <w:szCs w:val="26"/>
-          <w:lang w:val="vi-VN"/>
-        </w:rPr>
-        <w:t>”</w:t>
+        <w:jc w:val="center"/>
+        <w:rPr>
+          <w:rFonts w:ascii="Times New Roman" w:hAnsi="Times New Roman" w:cs="Times New Roman"/>
+          <w:sz w:val="26"/>
+          <w:szCs w:val="26"/>
+          <w:lang w:val="vi-VN"/>
+        </w:rPr>
+      </w:pPr>
+      <w:r>
+        <w:rPr>
+          <w:rFonts w:ascii="Times New Roman" w:hAnsi="Times New Roman" w:cs="Times New Roman"/>
+          <w:sz w:val="26"/>
+          <w:szCs w:val="26"/>
+          <w:lang w:val="vi-VN"/>
+        </w:rPr>
+        <w:br w:type="page"/>
       </w:r>
     </w:p>
     <w:p>
       <w:pPr>
+        <w:pStyle w:val="ListParagraph"/>
+        <w:numPr>
+          <w:ilvl w:val="0"/>
+          <w:numId w:val="47"/>
+        </w:numPr>
         <w:spacing w:line="360" w:lineRule="auto"/>
-        <w:ind w:left="360"/>
+        <w:ind w:left="284" w:hanging="284"/>
+        <w:rPr>
+          <w:rFonts w:ascii="Times New Roman" w:hAnsi="Times New Roman" w:cs="Times New Roman"/>
+          <w:sz w:val="26"/>
+          <w:szCs w:val="26"/>
+          <w:lang w:val="vi-VN"/>
+        </w:rPr>
+      </w:pPr>
+      <w:r>
+        <w:rPr>
+          <w:rFonts w:ascii="Times New Roman" w:hAnsi="Times New Roman" w:cs="Times New Roman"/>
+          <w:sz w:val="26"/>
+          <w:szCs w:val="26"/>
+        </w:rPr>
+        <w:lastRenderedPageBreak/>
+        <w:t xml:space="preserve">Ở cột "Name", gõ tên ngày nghỉ: </w:t>
+      </w:r>
+      <w:r>
+        <w:rPr>
+          <w:rFonts w:ascii="Times New Roman" w:hAnsi="Times New Roman" w:cs="Times New Roman"/>
+          <w:sz w:val="26"/>
+          <w:szCs w:val="26"/>
+          <w:lang w:val="vi-VN"/>
+        </w:rPr>
+        <w:t>“</w:t>
+      </w:r>
+      <w:r>
+        <w:rPr>
+          <w:rFonts w:ascii="Times New Roman" w:hAnsi="Times New Roman" w:cs="Times New Roman"/>
+          <w:sz w:val="26"/>
+          <w:szCs w:val="26"/>
+        </w:rPr>
+        <w:t>Ngày hội toàn công ty</w:t>
+      </w:r>
+      <w:r>
+        <w:rPr>
+          <w:rFonts w:ascii="Times New Roman" w:hAnsi="Times New Roman" w:cs="Times New Roman"/>
+          <w:sz w:val="26"/>
+          <w:szCs w:val="26"/>
+          <w:lang w:val="vi-VN"/>
+        </w:rPr>
+        <w:t>”</w:t>
+      </w:r>
+    </w:p>
+    <w:p>
+      <w:pPr>
+        <w:pStyle w:val="ListParagraph"/>
+        <w:numPr>
+          <w:ilvl w:val="0"/>
+          <w:numId w:val="47"/>
+        </w:numPr>
+        <w:spacing w:line="360" w:lineRule="auto"/>
+        <w:ind w:left="284" w:hanging="284"/>
         <w:rPr>
           <w:rFonts w:ascii="Times New Roman" w:hAnsi="Times New Roman" w:cs="Times New Roman"/>
           <w:sz w:val="26"/>
@@ -8069,11 +8415,10 @@
           <w:szCs w:val="26"/>
           <w:lang w:val="vi-VN"/>
         </w:rPr>
-        <w:lastRenderedPageBreak/>
         <w:drawing>
-          <wp:inline distT="0" distB="0" distL="0" distR="0" wp14:anchorId="712A2066" wp14:editId="7829CAAF">
+          <wp:inline distT="0" distB="0" distL="0" distR="0" wp14:anchorId="712A2066" wp14:editId="56BBB876">
             <wp:extent cx="4372585" cy="2781688"/>
-            <wp:effectExtent l="0" t="0" r="9525" b="0"/>
+            <wp:effectExtent l="19050" t="19050" r="28575" b="19050"/>
             <wp:docPr id="38" name="Picture 38"/>
             <wp:cNvGraphicFramePr>
               <a:graphicFrameLocks xmlns:a="http://schemas.openxmlformats.org/drawingml/2006/main" noChangeAspect="1"/>
@@ -8099,6 +8444,11 @@
                     <a:prstGeom prst="rect">
                       <a:avLst/>
                     </a:prstGeom>
+                    <a:ln>
+                      <a:solidFill>
+                        <a:schemeClr val="accent1"/>
+                      </a:solidFill>
+                    </a:ln>
                   </pic:spPr>
                 </pic:pic>
               </a:graphicData>
@@ -8109,8 +8459,13 @@
     </w:p>
     <w:p>
       <w:pPr>
+        <w:pStyle w:val="ListParagraph"/>
+        <w:numPr>
+          <w:ilvl w:val="0"/>
+          <w:numId w:val="47"/>
+        </w:numPr>
         <w:spacing w:line="360" w:lineRule="auto"/>
-        <w:ind w:left="360"/>
+        <w:ind w:left="284" w:hanging="284"/>
         <w:rPr>
           <w:rFonts w:ascii="Times New Roman" w:hAnsi="Times New Roman" w:cs="Times New Roman"/>
           <w:sz w:val="26"/>
@@ -8189,7 +8544,7 @@
           </w:tcPr>
           <w:p>
             <w:pPr>
-              <w:spacing w:after="160" w:line="360" w:lineRule="auto"/>
+              <w:spacing w:after="160" w:line="276" w:lineRule="auto"/>
               <w:rPr>
                 <w:rFonts w:ascii="Times New Roman" w:hAnsi="Times New Roman" w:cs="Times New Roman"/>
                 <w:b/>
@@ -8217,7 +8572,7 @@
           </w:tcPr>
           <w:p>
             <w:pPr>
-              <w:spacing w:after="160" w:line="360" w:lineRule="auto"/>
+              <w:spacing w:after="160" w:line="276" w:lineRule="auto"/>
               <w:rPr>
                 <w:rFonts w:ascii="Times New Roman" w:hAnsi="Times New Roman" w:cs="Times New Roman"/>
                 <w:b/>
@@ -8244,7 +8599,7 @@
           </w:tcPr>
           <w:p>
             <w:pPr>
-              <w:spacing w:line="360" w:lineRule="auto"/>
+              <w:spacing w:line="276" w:lineRule="auto"/>
               <w:rPr>
                 <w:rFonts w:ascii="Times New Roman" w:hAnsi="Times New Roman" w:cs="Times New Roman"/>
                 <w:b/>
@@ -8278,7 +8633,7 @@
           </w:tcPr>
           <w:p>
             <w:pPr>
-              <w:spacing w:after="160" w:line="360" w:lineRule="auto"/>
+              <w:spacing w:after="160" w:line="276" w:lineRule="auto"/>
               <w:rPr>
                 <w:rFonts w:ascii="Times New Roman" w:hAnsi="Times New Roman" w:cs="Times New Roman"/>
                 <w:sz w:val="26"/>
@@ -8302,7 +8657,7 @@
           </w:tcPr>
           <w:p>
             <w:pPr>
-              <w:spacing w:after="160" w:line="360" w:lineRule="auto"/>
+              <w:spacing w:after="160" w:line="276" w:lineRule="auto"/>
               <w:rPr>
                 <w:rFonts w:ascii="Times New Roman" w:hAnsi="Times New Roman" w:cs="Times New Roman"/>
                 <w:sz w:val="26"/>
@@ -8325,7 +8680,7 @@
           </w:tcPr>
           <w:p>
             <w:pPr>
-              <w:spacing w:line="360" w:lineRule="auto"/>
+              <w:spacing w:line="276" w:lineRule="auto"/>
               <w:jc w:val="center"/>
               <w:rPr>
                 <w:rFonts w:ascii="Times New Roman" w:hAnsi="Times New Roman" w:cs="Times New Roman"/>
@@ -8348,7 +8703,7 @@
           </w:tcPr>
           <w:p>
             <w:pPr>
-              <w:spacing w:after="160" w:line="360" w:lineRule="auto"/>
+              <w:spacing w:after="160" w:line="276" w:lineRule="auto"/>
               <w:rPr>
                 <w:rFonts w:ascii="Times New Roman" w:hAnsi="Times New Roman" w:cs="Times New Roman"/>
                 <w:sz w:val="26"/>
@@ -8372,7 +8727,7 @@
           </w:tcPr>
           <w:p>
             <w:pPr>
-              <w:spacing w:after="160" w:line="360" w:lineRule="auto"/>
+              <w:spacing w:after="160" w:line="276" w:lineRule="auto"/>
               <w:rPr>
                 <w:rFonts w:ascii="Times New Roman" w:hAnsi="Times New Roman" w:cs="Times New Roman"/>
                 <w:sz w:val="26"/>
@@ -8395,7 +8750,7 @@
           </w:tcPr>
           <w:p>
             <w:pPr>
-              <w:spacing w:line="360" w:lineRule="auto"/>
+              <w:spacing w:line="276" w:lineRule="auto"/>
               <w:jc w:val="center"/>
               <w:rPr>
                 <w:rFonts w:ascii="Times New Roman" w:hAnsi="Times New Roman" w:cs="Times New Roman"/>
@@ -8418,7 +8773,7 @@
           </w:tcPr>
           <w:p>
             <w:pPr>
-              <w:spacing w:after="160" w:line="360" w:lineRule="auto"/>
+              <w:spacing w:after="160" w:line="276" w:lineRule="auto"/>
               <w:rPr>
                 <w:rFonts w:ascii="Times New Roman" w:hAnsi="Times New Roman" w:cs="Times New Roman"/>
                 <w:sz w:val="26"/>
@@ -8442,7 +8797,7 @@
           </w:tcPr>
           <w:p>
             <w:pPr>
-              <w:spacing w:after="160" w:line="360" w:lineRule="auto"/>
+              <w:spacing w:after="160" w:line="276" w:lineRule="auto"/>
               <w:rPr>
                 <w:rFonts w:ascii="Times New Roman" w:hAnsi="Times New Roman" w:cs="Times New Roman"/>
                 <w:sz w:val="26"/>
@@ -8465,7 +8820,7 @@
           </w:tcPr>
           <w:p>
             <w:pPr>
-              <w:spacing w:line="360" w:lineRule="auto"/>
+              <w:spacing w:line="276" w:lineRule="auto"/>
               <w:jc w:val="center"/>
               <w:rPr>
                 <w:rFonts w:ascii="Times New Roman" w:hAnsi="Times New Roman" w:cs="Times New Roman"/>
@@ -8496,7 +8851,7 @@
           </w:tcPr>
           <w:p>
             <w:pPr>
-              <w:spacing w:after="160" w:line="360" w:lineRule="auto"/>
+              <w:spacing w:after="160" w:line="276" w:lineRule="auto"/>
               <w:rPr>
                 <w:rFonts w:ascii="Times New Roman" w:hAnsi="Times New Roman" w:cs="Times New Roman"/>
                 <w:sz w:val="26"/>
@@ -8520,7 +8875,7 @@
           </w:tcPr>
           <w:p>
             <w:pPr>
-              <w:spacing w:after="160" w:line="360" w:lineRule="auto"/>
+              <w:spacing w:after="160" w:line="276" w:lineRule="auto"/>
               <w:rPr>
                 <w:rFonts w:ascii="Times New Roman" w:hAnsi="Times New Roman" w:cs="Times New Roman"/>
                 <w:sz w:val="26"/>
@@ -8543,7 +8898,7 @@
           </w:tcPr>
           <w:p>
             <w:pPr>
-              <w:spacing w:line="360" w:lineRule="auto"/>
+              <w:spacing w:line="276" w:lineRule="auto"/>
               <w:jc w:val="center"/>
               <w:rPr>
                 <w:rFonts w:ascii="Times New Roman" w:hAnsi="Times New Roman" w:cs="Times New Roman"/>
@@ -8566,7 +8921,7 @@
           </w:tcPr>
           <w:p>
             <w:pPr>
-              <w:spacing w:after="160" w:line="360" w:lineRule="auto"/>
+              <w:spacing w:after="160" w:line="276" w:lineRule="auto"/>
               <w:rPr>
                 <w:rFonts w:ascii="Times New Roman" w:hAnsi="Times New Roman" w:cs="Times New Roman"/>
                 <w:sz w:val="26"/>
@@ -8590,7 +8945,7 @@
           </w:tcPr>
           <w:p>
             <w:pPr>
-              <w:spacing w:after="160" w:line="360" w:lineRule="auto"/>
+              <w:spacing w:after="160" w:line="276" w:lineRule="auto"/>
               <w:rPr>
                 <w:rFonts w:ascii="Times New Roman" w:hAnsi="Times New Roman" w:cs="Times New Roman"/>
                 <w:sz w:val="26"/>
@@ -8613,7 +8968,7 @@
           </w:tcPr>
           <w:p>
             <w:pPr>
-              <w:spacing w:line="360" w:lineRule="auto"/>
+              <w:spacing w:line="276" w:lineRule="auto"/>
               <w:jc w:val="center"/>
               <w:rPr>
                 <w:rFonts w:ascii="Times New Roman" w:hAnsi="Times New Roman" w:cs="Times New Roman"/>
@@ -8644,7 +8999,7 @@
           </w:tcPr>
           <w:p>
             <w:pPr>
-              <w:spacing w:after="160" w:line="360" w:lineRule="auto"/>
+              <w:spacing w:after="160" w:line="276" w:lineRule="auto"/>
               <w:rPr>
                 <w:rFonts w:ascii="Times New Roman" w:hAnsi="Times New Roman" w:cs="Times New Roman"/>
                 <w:sz w:val="26"/>
@@ -8668,7 +9023,7 @@
           </w:tcPr>
           <w:p>
             <w:pPr>
-              <w:spacing w:after="160" w:line="360" w:lineRule="auto"/>
+              <w:spacing w:after="160" w:line="276" w:lineRule="auto"/>
               <w:rPr>
                 <w:rFonts w:ascii="Times New Roman" w:hAnsi="Times New Roman" w:cs="Times New Roman"/>
                 <w:sz w:val="26"/>
@@ -8691,7 +9046,7 @@
           </w:tcPr>
           <w:p>
             <w:pPr>
-              <w:spacing w:line="360" w:lineRule="auto"/>
+              <w:spacing w:line="276" w:lineRule="auto"/>
               <w:jc w:val="center"/>
               <w:rPr>
                 <w:rFonts w:ascii="Times New Roman" w:hAnsi="Times New Roman" w:cs="Times New Roman"/>
@@ -8722,7 +9077,7 @@
           </w:tcPr>
           <w:p>
             <w:pPr>
-              <w:spacing w:after="160" w:line="360" w:lineRule="auto"/>
+              <w:spacing w:after="160" w:line="276" w:lineRule="auto"/>
               <w:rPr>
                 <w:rFonts w:ascii="Times New Roman" w:hAnsi="Times New Roman" w:cs="Times New Roman"/>
                 <w:sz w:val="26"/>
@@ -8746,7 +9101,7 @@
           </w:tcPr>
           <w:p>
             <w:pPr>
-              <w:spacing w:after="160" w:line="360" w:lineRule="auto"/>
+              <w:spacing w:after="160" w:line="276" w:lineRule="auto"/>
               <w:rPr>
                 <w:rFonts w:ascii="Times New Roman" w:hAnsi="Times New Roman" w:cs="Times New Roman"/>
                 <w:sz w:val="26"/>
@@ -8769,7 +9124,7 @@
           </w:tcPr>
           <w:p>
             <w:pPr>
-              <w:spacing w:line="360" w:lineRule="auto"/>
+              <w:spacing w:line="276" w:lineRule="auto"/>
               <w:jc w:val="center"/>
               <w:rPr>
                 <w:rFonts w:ascii="Times New Roman" w:hAnsi="Times New Roman" w:cs="Times New Roman"/>
@@ -8810,7 +9165,7 @@
           </w:tcPr>
           <w:p>
             <w:pPr>
-              <w:spacing w:after="160" w:line="360" w:lineRule="auto"/>
+              <w:spacing w:after="160" w:line="276" w:lineRule="auto"/>
               <w:rPr>
                 <w:rFonts w:ascii="Times New Roman" w:hAnsi="Times New Roman" w:cs="Times New Roman"/>
                 <w:sz w:val="26"/>
@@ -8834,7 +9189,7 @@
           </w:tcPr>
           <w:p>
             <w:pPr>
-              <w:spacing w:after="160" w:line="360" w:lineRule="auto"/>
+              <w:spacing w:after="160" w:line="276" w:lineRule="auto"/>
               <w:rPr>
                 <w:rFonts w:ascii="Times New Roman" w:hAnsi="Times New Roman" w:cs="Times New Roman"/>
                 <w:sz w:val="26"/>
@@ -8857,7 +9212,7 @@
           </w:tcPr>
           <w:p>
             <w:pPr>
-              <w:spacing w:line="360" w:lineRule="auto"/>
+              <w:spacing w:line="276" w:lineRule="auto"/>
               <w:jc w:val="center"/>
               <w:rPr>
                 <w:rFonts w:ascii="Times New Roman" w:hAnsi="Times New Roman" w:cs="Times New Roman"/>
@@ -8888,7 +9243,7 @@
           </w:tcPr>
           <w:p>
             <w:pPr>
-              <w:spacing w:after="160" w:line="360" w:lineRule="auto"/>
+              <w:spacing w:after="160" w:line="276" w:lineRule="auto"/>
               <w:rPr>
                 <w:rFonts w:ascii="Times New Roman" w:hAnsi="Times New Roman" w:cs="Times New Roman"/>
                 <w:sz w:val="26"/>
@@ -8912,7 +9267,7 @@
           </w:tcPr>
           <w:p>
             <w:pPr>
-              <w:spacing w:after="160" w:line="360" w:lineRule="auto"/>
+              <w:spacing w:after="160" w:line="276" w:lineRule="auto"/>
               <w:rPr>
                 <w:rFonts w:ascii="Times New Roman" w:hAnsi="Times New Roman" w:cs="Times New Roman"/>
                 <w:sz w:val="26"/>
@@ -8935,7 +9290,7 @@
           </w:tcPr>
           <w:p>
             <w:pPr>
-              <w:spacing w:line="360" w:lineRule="auto"/>
+              <w:spacing w:line="276" w:lineRule="auto"/>
               <w:jc w:val="center"/>
               <w:rPr>
                 <w:rFonts w:ascii="Times New Roman" w:hAnsi="Times New Roman" w:cs="Times New Roman"/>
@@ -8969,6 +9324,7 @@
     <w:p>
       <w:pPr>
         <w:spacing w:line="360" w:lineRule="auto"/>
+        <w:ind w:left="284"/>
         <w:rPr>
           <w:rFonts w:ascii="Times New Roman" w:hAnsi="Times New Roman" w:cs="Times New Roman"/>
           <w:sz w:val="26"/>
@@ -8990,6 +9346,7 @@
     <w:p>
       <w:pPr>
         <w:spacing w:line="360" w:lineRule="auto"/>
+        <w:ind w:left="284"/>
         <w:rPr>
           <w:rFonts w:ascii="Times New Roman" w:hAnsi="Times New Roman" w:cs="Times New Roman"/>
           <w:sz w:val="26"/>
@@ -9021,43 +9378,7 @@
           <w:sz w:val="26"/>
           <w:szCs w:val="26"/>
         </w:rPr>
-        <w:t>v</w:t>
-      </w:r>
-      <w:r>
-        <w:rPr>
-          <w:rFonts w:ascii="Times New Roman" w:hAnsi="Times New Roman" w:cs="Times New Roman"/>
-          <w:sz w:val="26"/>
-          <w:szCs w:val="26"/>
-        </w:rPr>
-        <w:t xml:space="preserve">ào tab </w:t>
-      </w:r>
-      <w:r>
-        <w:rPr>
-          <w:rFonts w:ascii="Times New Roman" w:hAnsi="Times New Roman" w:cs="Times New Roman"/>
-          <w:b/>
-          <w:bCs/>
-          <w:sz w:val="26"/>
-          <w:szCs w:val="26"/>
-        </w:rPr>
-        <w:t>Gantt Chart Format</w:t>
-      </w:r>
-      <w:r>
-        <w:rPr>
-          <w:rFonts w:ascii="Times New Roman" w:hAnsi="Times New Roman" w:cs="Times New Roman"/>
-          <w:sz w:val="26"/>
-          <w:szCs w:val="26"/>
-        </w:rPr>
-        <w:t xml:space="preserve">, tick vào ô </w:t>
-      </w:r>
-      <w:r>
-        <w:rPr>
-          <w:rFonts w:ascii="Times New Roman" w:hAnsi="Times New Roman" w:cs="Times New Roman"/>
-          <w:b/>
-          <w:bCs/>
-          <w:sz w:val="26"/>
-          <w:szCs w:val="26"/>
-        </w:rPr>
-        <w:t>Project Summary Task</w:t>
+        <w:t>vào tab Gantt Chart Format, tick vào ô Project Summary Task</w:t>
       </w:r>
     </w:p>
     <w:p>
@@ -9079,9 +9400,9 @@
           <w:lang w:val="vi-VN"/>
         </w:rPr>
         <w:drawing>
-          <wp:inline distT="0" distB="0" distL="0" distR="0" wp14:anchorId="383A4656" wp14:editId="19E1D74A">
+          <wp:inline distT="0" distB="0" distL="0" distR="0" wp14:anchorId="383A4656" wp14:editId="606604E7">
             <wp:extent cx="5943600" cy="681355"/>
-            <wp:effectExtent l="0" t="0" r="0" b="4445"/>
+            <wp:effectExtent l="19050" t="19050" r="19050" b="23495"/>
             <wp:docPr id="40" name="Picture 40"/>
             <wp:cNvGraphicFramePr>
               <a:graphicFrameLocks xmlns:a="http://schemas.openxmlformats.org/drawingml/2006/main" noChangeAspect="1"/>
@@ -9107,6 +9428,11 @@
                     <a:prstGeom prst="rect">
                       <a:avLst/>
                     </a:prstGeom>
+                    <a:ln>
+                      <a:solidFill>
+                        <a:schemeClr val="accent1"/>
+                      </a:solidFill>
+                    </a:ln>
                   </pic:spPr>
                 </pic:pic>
               </a:graphicData>
@@ -9118,6 +9444,7 @@
     <w:p>
       <w:pPr>
         <w:spacing w:line="360" w:lineRule="auto"/>
+        <w:ind w:left="284"/>
         <w:rPr>
           <w:rFonts w:ascii="Times New Roman" w:hAnsi="Times New Roman" w:cs="Times New Roman"/>
           <w:sz w:val="26"/>
@@ -9138,6 +9465,7 @@
     <w:p>
       <w:pPr>
         <w:spacing w:line="360" w:lineRule="auto"/>
+        <w:ind w:left="284"/>
         <w:rPr>
           <w:rFonts w:ascii="Times New Roman" w:hAnsi="Times New Roman" w:cs="Times New Roman"/>
           <w:sz w:val="26"/>
@@ -9174,9 +9502,9 @@
           <w:lang w:val="vi-VN"/>
         </w:rPr>
         <w:drawing>
-          <wp:inline distT="0" distB="0" distL="0" distR="0" wp14:anchorId="4DC977B7" wp14:editId="4B895D8E">
+          <wp:inline distT="0" distB="0" distL="0" distR="0" wp14:anchorId="4DC977B7" wp14:editId="7383CCFD">
             <wp:extent cx="5943600" cy="2393950"/>
-            <wp:effectExtent l="0" t="0" r="0" b="6350"/>
+            <wp:effectExtent l="19050" t="19050" r="19050" b="25400"/>
             <wp:docPr id="39" name="Picture 39"/>
             <wp:cNvGraphicFramePr>
               <a:graphicFrameLocks xmlns:a="http://schemas.openxmlformats.org/drawingml/2006/main" noChangeAspect="1"/>
@@ -9202,6 +9530,11 @@
                     <a:prstGeom prst="rect">
                       <a:avLst/>
                     </a:prstGeom>
+                    <a:ln>
+                      <a:solidFill>
+                        <a:schemeClr val="accent1"/>
+                      </a:solidFill>
+                    </a:ln>
                   </pic:spPr>
                 </pic:pic>
               </a:graphicData>
@@ -10422,7 +10755,13 @@
     </w:p>
     <w:p>
       <w:pPr>
+        <w:pStyle w:val="ListParagraph"/>
+        <w:numPr>
+          <w:ilvl w:val="0"/>
+          <w:numId w:val="47"/>
+        </w:numPr>
         <w:spacing w:line="360" w:lineRule="auto"/>
+        <w:ind w:left="284" w:hanging="284"/>
         <w:rPr>
           <w:rFonts w:ascii="Times New Roman" w:hAnsi="Times New Roman" w:cs="Times New Roman"/>
           <w:sz w:val="26"/>
@@ -10468,9 +10807,9 @@
           <w:lang w:val="vi-VN"/>
         </w:rPr>
         <w:drawing>
-          <wp:inline distT="0" distB="0" distL="0" distR="0" wp14:anchorId="19EBB502" wp14:editId="50D2818A">
+          <wp:inline distT="0" distB="0" distL="0" distR="0" wp14:anchorId="19EBB502" wp14:editId="417B5B3A">
             <wp:extent cx="5943600" cy="3774440"/>
-            <wp:effectExtent l="0" t="0" r="0" b="0"/>
+            <wp:effectExtent l="19050" t="19050" r="19050" b="16510"/>
             <wp:docPr id="41" name="Picture 41"/>
             <wp:cNvGraphicFramePr>
               <a:graphicFrameLocks xmlns:a="http://schemas.openxmlformats.org/drawingml/2006/main" noChangeAspect="1"/>
@@ -10496,6 +10835,11 @@
                     <a:prstGeom prst="rect">
                       <a:avLst/>
                     </a:prstGeom>
+                    <a:ln>
+                      <a:solidFill>
+                        <a:schemeClr val="accent1"/>
+                      </a:solidFill>
+                    </a:ln>
                   </pic:spPr>
                 </pic:pic>
               </a:graphicData>
@@ -10543,9 +10887,9 @@
           <w:lang w:val="vi-VN"/>
         </w:rPr>
         <w:drawing>
-          <wp:inline distT="0" distB="0" distL="0" distR="0" wp14:anchorId="64AC8502" wp14:editId="182B4AE9">
+          <wp:inline distT="0" distB="0" distL="0" distR="0" wp14:anchorId="64AC8502" wp14:editId="07B5F83B">
             <wp:extent cx="5943600" cy="1739900"/>
-            <wp:effectExtent l="0" t="0" r="0" b="0"/>
+            <wp:effectExtent l="19050" t="19050" r="19050" b="12700"/>
             <wp:docPr id="42" name="Picture 42"/>
             <wp:cNvGraphicFramePr>
               <a:graphicFrameLocks xmlns:a="http://schemas.openxmlformats.org/drawingml/2006/main" noChangeAspect="1"/>
@@ -10571,6 +10915,11 @@
                     <a:prstGeom prst="rect">
                       <a:avLst/>
                     </a:prstGeom>
+                    <a:ln>
+                      <a:solidFill>
+                        <a:schemeClr val="accent1"/>
+                      </a:solidFill>
+                    </a:ln>
                   </pic:spPr>
                 </pic:pic>
               </a:graphicData>
@@ -10622,8 +10971,13 @@
     </w:p>
     <w:p>
       <w:pPr>
+        <w:pStyle w:val="ListParagraph"/>
+        <w:numPr>
+          <w:ilvl w:val="0"/>
+          <w:numId w:val="47"/>
+        </w:numPr>
         <w:spacing w:line="360" w:lineRule="auto"/>
-        <w:ind w:left="360"/>
+        <w:ind w:left="284" w:hanging="284"/>
         <w:rPr>
           <w:rFonts w:ascii="Times New Roman" w:hAnsi="Times New Roman" w:cs="Times New Roman"/>
           <w:sz w:val="26"/>
@@ -10679,9 +11033,9 @@
           <w:lang w:val="vi-VN"/>
         </w:rPr>
         <w:drawing>
-          <wp:inline distT="0" distB="0" distL="0" distR="0" wp14:anchorId="6D0E008B" wp14:editId="4D37C377">
+          <wp:inline distT="0" distB="0" distL="0" distR="0" wp14:anchorId="6D0E008B" wp14:editId="36D94EA0">
             <wp:extent cx="2991267" cy="1324160"/>
-            <wp:effectExtent l="0" t="0" r="0" b="9525"/>
+            <wp:effectExtent l="19050" t="19050" r="19050" b="28575"/>
             <wp:docPr id="43" name="Picture 43"/>
             <wp:cNvGraphicFramePr>
               <a:graphicFrameLocks xmlns:a="http://schemas.openxmlformats.org/drawingml/2006/main" noChangeAspect="1"/>
@@ -10707,6 +11061,11 @@
                     <a:prstGeom prst="rect">
                       <a:avLst/>
                     </a:prstGeom>
+                    <a:ln>
+                      <a:solidFill>
+                        <a:schemeClr val="accent1"/>
+                      </a:solidFill>
+                    </a:ln>
                   </pic:spPr>
                 </pic:pic>
               </a:graphicData>
@@ -10717,8 +11076,13 @@
     </w:p>
     <w:p>
       <w:pPr>
+        <w:pStyle w:val="ListParagraph"/>
+        <w:numPr>
+          <w:ilvl w:val="0"/>
+          <w:numId w:val="47"/>
+        </w:numPr>
         <w:spacing w:line="360" w:lineRule="auto"/>
-        <w:ind w:left="360"/>
+        <w:ind w:left="284" w:hanging="284"/>
         <w:rPr>
           <w:rFonts w:ascii="Times New Roman" w:hAnsi="Times New Roman" w:cs="Times New Roman"/>
           <w:sz w:val="26"/>
@@ -10773,8 +11137,13 @@
     </w:p>
     <w:p>
       <w:pPr>
+        <w:pStyle w:val="ListParagraph"/>
+        <w:numPr>
+          <w:ilvl w:val="0"/>
+          <w:numId w:val="47"/>
+        </w:numPr>
         <w:spacing w:line="360" w:lineRule="auto"/>
-        <w:ind w:left="360"/>
+        <w:ind w:left="284" w:hanging="284"/>
         <w:rPr>
           <w:rFonts w:ascii="Times New Roman" w:hAnsi="Times New Roman" w:cs="Times New Roman"/>
           <w:sz w:val="26"/>
@@ -10812,9 +11181,9 @@
           <w:lang w:val="vi-VN"/>
         </w:rPr>
         <w:drawing>
-          <wp:inline distT="0" distB="0" distL="0" distR="0" wp14:anchorId="344767C4" wp14:editId="5AC715FA">
+          <wp:inline distT="0" distB="0" distL="0" distR="0" wp14:anchorId="344767C4" wp14:editId="1C6FA491">
             <wp:extent cx="5462546" cy="4455827"/>
-            <wp:effectExtent l="0" t="0" r="5080" b="1905"/>
+            <wp:effectExtent l="19050" t="19050" r="24130" b="20955"/>
             <wp:docPr id="44" name="Picture 44"/>
             <wp:cNvGraphicFramePr>
               <a:graphicFrameLocks xmlns:a="http://schemas.openxmlformats.org/drawingml/2006/main" noChangeAspect="1"/>
@@ -10840,6 +11209,11 @@
                     <a:prstGeom prst="rect">
                       <a:avLst/>
                     </a:prstGeom>
+                    <a:ln>
+                      <a:solidFill>
+                        <a:schemeClr val="accent1"/>
+                      </a:solidFill>
+                    </a:ln>
                   </pic:spPr>
                 </pic:pic>
               </a:graphicData>
@@ -10850,7 +11224,13 @@
     </w:p>
     <w:p>
       <w:pPr>
+        <w:pStyle w:val="ListParagraph"/>
+        <w:numPr>
+          <w:ilvl w:val="0"/>
+          <w:numId w:val="47"/>
+        </w:numPr>
         <w:spacing w:line="360" w:lineRule="auto"/>
+        <w:ind w:left="284" w:hanging="284"/>
         <w:rPr>
           <w:rFonts w:ascii="Times New Roman" w:hAnsi="Times New Roman" w:cs="Times New Roman"/>
           <w:sz w:val="26"/>
@@ -10888,9 +11268,9 @@
           <w:lang w:val="vi-VN"/>
         </w:rPr>
         <w:drawing>
-          <wp:inline distT="0" distB="0" distL="0" distR="0" wp14:anchorId="47B46206" wp14:editId="049A5EA9">
+          <wp:inline distT="0" distB="0" distL="0" distR="0" wp14:anchorId="47B46206" wp14:editId="2EAFE353">
             <wp:extent cx="5943600" cy="4831080"/>
-            <wp:effectExtent l="0" t="0" r="0" b="7620"/>
+            <wp:effectExtent l="19050" t="19050" r="19050" b="26670"/>
             <wp:docPr id="45" name="Picture 45"/>
             <wp:cNvGraphicFramePr>
               <a:graphicFrameLocks xmlns:a="http://schemas.openxmlformats.org/drawingml/2006/main" noChangeAspect="1"/>
@@ -10916,6 +11296,11 @@
                     <a:prstGeom prst="rect">
                       <a:avLst/>
                     </a:prstGeom>
+                    <a:ln>
+                      <a:solidFill>
+                        <a:schemeClr val="accent1"/>
+                      </a:solidFill>
+                    </a:ln>
                   </pic:spPr>
                 </pic:pic>
               </a:graphicData>
@@ -10945,7 +11330,7 @@
           <w:szCs w:val="26"/>
           <w:lang w:val="vi-VN"/>
         </w:rPr>
-        <w:t>III.2. Phân tích dự án kiểm thử</w:t>
+        <w:br w:type="page"/>
       </w:r>
     </w:p>
     <w:p>
@@ -10953,19 +11338,24 @@
         <w:spacing w:line="360" w:lineRule="auto"/>
         <w:rPr>
           <w:rFonts w:ascii="Times New Roman" w:hAnsi="Times New Roman" w:cs="Times New Roman"/>
-          <w:sz w:val="26"/>
-          <w:szCs w:val="26"/>
-          <w:lang w:val="vi-VN"/>
-        </w:rPr>
-      </w:pPr>
-      <w:r>
-        <w:rPr>
-          <w:rFonts w:ascii="Times New Roman" w:hAnsi="Times New Roman" w:cs="Times New Roman"/>
-          <w:sz w:val="26"/>
-          <w:szCs w:val="26"/>
-          <w:lang w:val="vi-VN"/>
-        </w:rPr>
-        <w:t>Trả lời ở trong tập tin 1150080143_LAB53.docx</w:t>
+          <w:b/>
+          <w:bCs/>
+          <w:sz w:val="26"/>
+          <w:szCs w:val="26"/>
+          <w:lang w:val="vi-VN"/>
+        </w:rPr>
+      </w:pPr>
+      <w:r>
+        <w:rPr>
+          <w:rFonts w:ascii="Times New Roman" w:hAnsi="Times New Roman" w:cs="Times New Roman"/>
+          <w:b/>
+          <w:bCs/>
+          <w:sz w:val="26"/>
+          <w:szCs w:val="26"/>
+          <w:lang w:val="vi-VN"/>
+        </w:rPr>
+        <w:lastRenderedPageBreak/>
+        <w:t>III.2. Phân tích dự án kiểm thử</w:t>
       </w:r>
     </w:p>
     <w:p>
@@ -10973,6 +11363,37 @@
         <w:spacing w:line="360" w:lineRule="auto"/>
         <w:rPr>
           <w:rFonts w:ascii="Times New Roman" w:hAnsi="Times New Roman" w:cs="Times New Roman"/>
+          <w:sz w:val="26"/>
+          <w:szCs w:val="26"/>
+          <w:lang w:val="vi-VN"/>
+        </w:rPr>
+      </w:pPr>
+      <w:r>
+        <w:rPr>
+          <w:rFonts w:ascii="Times New Roman" w:hAnsi="Times New Roman" w:cs="Times New Roman"/>
+          <w:sz w:val="26"/>
+          <w:szCs w:val="26"/>
+          <w:lang w:val="vi-VN"/>
+        </w:rPr>
+        <w:t>Trả lời ở trong tập tin 1150080143_LAB53.docx</w:t>
+      </w:r>
+    </w:p>
+    <w:p>
+      <w:pPr>
+        <w:spacing w:line="360" w:lineRule="auto"/>
+        <w:rPr>
+          <w:rFonts w:ascii="Times New Roman" w:hAnsi="Times New Roman" w:cs="Times New Roman"/>
+          <w:sz w:val="26"/>
+          <w:szCs w:val="26"/>
+          <w:lang w:val="vi-VN"/>
+        </w:rPr>
+      </w:pPr>
+    </w:p>
+    <w:p>
+      <w:pPr>
+        <w:spacing w:line="360" w:lineRule="auto"/>
+        <w:rPr>
+          <w:rFonts w:ascii="Times New Roman" w:hAnsi="Times New Roman" w:cs="Times New Roman"/>
           <w:b/>
           <w:bCs/>
           <w:sz w:val="26"/>
@@ -10980,6 +11401,7 @@
           <w:lang w:val="vi-VN"/>
         </w:rPr>
       </w:pPr>
+      <w:bookmarkStart w:id="0" w:name="_Hlk210379223"/>
       <w:r>
         <w:rPr>
           <w:rFonts w:ascii="Times New Roman" w:hAnsi="Times New Roman" w:cs="Times New Roman"/>
@@ -10989,7 +11411,7 @@
           <w:szCs w:val="26"/>
           <w:lang w:val="vi-VN"/>
         </w:rPr>
-        <w:br w:type="page"/>
+        <w:t>B. Theo dõi tiến độ dự án, Quản lý giá trị thu được và Viết báo cáo phân tích</w:t>
       </w:r>
     </w:p>
     <w:p>
@@ -11013,8 +11435,7 @@
           <w:szCs w:val="26"/>
           <w:lang w:val="vi-VN"/>
         </w:rPr>
-        <w:lastRenderedPageBreak/>
-        <w:t>B. Theo dõi tiến độ dự án, Quản lý giá trị thu được và Viết báo cáo phân tích</w:t>
+        <w:t>I. Dự án kiểm thử</w:t>
       </w:r>
     </w:p>
     <w:p>
@@ -11038,7 +11459,7 @@
           <w:szCs w:val="26"/>
           <w:lang w:val="vi-VN"/>
         </w:rPr>
-        <w:t>I. Dự án kiểm thử</w:t>
+        <w:t>I.1. Theo dõi tiến độ dự án kiểm thử</w:t>
       </w:r>
     </w:p>
     <w:p>
@@ -11046,23 +11467,19 @@
         <w:spacing w:line="360" w:lineRule="auto"/>
         <w:rPr>
           <w:rFonts w:ascii="Times New Roman" w:hAnsi="Times New Roman" w:cs="Times New Roman"/>
-          <w:b/>
-          <w:bCs/>
-          <w:sz w:val="26"/>
-          <w:szCs w:val="26"/>
-          <w:lang w:val="vi-VN"/>
-        </w:rPr>
-      </w:pPr>
-      <w:r>
-        <w:rPr>
-          <w:rFonts w:ascii="Times New Roman" w:hAnsi="Times New Roman" w:cs="Times New Roman"/>
-          <w:b/>
-          <w:bCs/>
-          <w:sz w:val="26"/>
-          <w:szCs w:val="26"/>
-          <w:lang w:val="vi-VN"/>
-        </w:rPr>
-        <w:t>I.1. Theo dõi tiến độ dự án kiểm thử</w:t>
+          <w:sz w:val="26"/>
+          <w:szCs w:val="26"/>
+          <w:lang w:val="vi-VN"/>
+        </w:rPr>
+      </w:pPr>
+      <w:r>
+        <w:rPr>
+          <w:rFonts w:ascii="Times New Roman" w:hAnsi="Times New Roman" w:cs="Times New Roman"/>
+          <w:sz w:val="26"/>
+          <w:szCs w:val="26"/>
+          <w:lang w:val="vi-VN"/>
+        </w:rPr>
+        <w:t>1. Lưu tập tin MSSV_LAB53.mpp thành tập tin MSSV_LAB53_Tracking.mpp.</w:t>
       </w:r>
     </w:p>
     <w:p>
@@ -11078,35 +11495,15 @@
       <w:r>
         <w:rPr>
           <w:rFonts w:ascii="Times New Roman" w:hAnsi="Times New Roman" w:cs="Times New Roman"/>
-          <w:sz w:val="26"/>
-          <w:szCs w:val="26"/>
-          <w:lang w:val="vi-VN"/>
-        </w:rPr>
-        <w:t>1. Lưu tập tin MSSV_LAB53.mpp thành tập tin MSSV_LAB53_Tracking.mpp.</w:t>
-      </w:r>
-    </w:p>
-    <w:p>
-      <w:pPr>
-        <w:spacing w:line="360" w:lineRule="auto"/>
-        <w:rPr>
-          <w:rFonts w:ascii="Times New Roman" w:hAnsi="Times New Roman" w:cs="Times New Roman"/>
-          <w:sz w:val="26"/>
-          <w:szCs w:val="26"/>
-          <w:lang w:val="vi-VN"/>
-        </w:rPr>
-      </w:pPr>
-      <w:r>
-        <w:rPr>
-          <w:rFonts w:ascii="Times New Roman" w:hAnsi="Times New Roman" w:cs="Times New Roman"/>
           <w:noProof/>
           <w:sz w:val="26"/>
           <w:szCs w:val="26"/>
           <w:lang w:val="vi-VN"/>
         </w:rPr>
         <w:drawing>
-          <wp:inline distT="0" distB="0" distL="0" distR="0" wp14:anchorId="27F1155B" wp14:editId="72FEB82B">
+          <wp:inline distT="0" distB="0" distL="0" distR="0" wp14:anchorId="27F1155B" wp14:editId="2215892E">
             <wp:extent cx="5943600" cy="3235960"/>
-            <wp:effectExtent l="0" t="0" r="0" b="2540"/>
+            <wp:effectExtent l="19050" t="19050" r="19050" b="21590"/>
             <wp:docPr id="46" name="Picture 46"/>
             <wp:cNvGraphicFramePr>
               <a:graphicFrameLocks xmlns:a="http://schemas.openxmlformats.org/drawingml/2006/main" noChangeAspect="1"/>
@@ -11132,6 +11529,11 @@
                     <a:prstGeom prst="rect">
                       <a:avLst/>
                     </a:prstGeom>
+                    <a:ln>
+                      <a:solidFill>
+                        <a:schemeClr val="accent1"/>
+                      </a:solidFill>
+                    </a:ln>
                   </pic:spPr>
                 </pic:pic>
               </a:graphicData>
@@ -11157,7 +11559,7 @@
           <w:szCs w:val="26"/>
           <w:lang w:val="vi-VN"/>
         </w:rPr>
-        <w:t>2. Thiết lập đường cơ sở cho dự án.</w:t>
+        <w:br w:type="page"/>
       </w:r>
     </w:p>
     <w:p>
@@ -11175,53 +11577,56 @@
           <w:rFonts w:ascii="Times New Roman" w:hAnsi="Times New Roman" w:cs="Times New Roman"/>
           <w:sz w:val="26"/>
           <w:szCs w:val="26"/>
-        </w:rPr>
-        <w:t xml:space="preserve">Vào tab Project </w:t>
-      </w:r>
-      <w:r>
-        <w:rPr>
-          <w:rFonts w:ascii="Times New Roman" w:hAnsi="Times New Roman" w:cs="Times New Roman"/>
-          <w:sz w:val="26"/>
-          <w:szCs w:val="26"/>
-        </w:rPr>
-        <w:t>chọn</w:t>
-      </w:r>
-      <w:r>
-        <w:rPr>
-          <w:rFonts w:ascii="Times New Roman" w:hAnsi="Times New Roman" w:cs="Times New Roman"/>
-          <w:sz w:val="26"/>
-          <w:szCs w:val="26"/>
-        </w:rPr>
-        <w:t xml:space="preserve"> Set Baseline </w:t>
-      </w:r>
-      <w:r>
-        <w:rPr>
-          <w:rFonts w:ascii="Times New Roman" w:hAnsi="Times New Roman" w:cs="Times New Roman"/>
-          <w:sz w:val="26"/>
-          <w:szCs w:val="26"/>
-        </w:rPr>
-        <w:t>và</w:t>
-      </w:r>
-      <w:r>
-        <w:rPr>
-          <w:rFonts w:ascii="Times New Roman" w:hAnsi="Times New Roman" w:cs="Times New Roman"/>
-          <w:sz w:val="26"/>
-          <w:szCs w:val="26"/>
-          <w:lang w:val="vi-VN"/>
-        </w:rPr>
-        <w:t xml:space="preserve"> tích vào</w:t>
-      </w:r>
-      <w:r>
-        <w:rPr>
-          <w:rFonts w:ascii="Times New Roman" w:hAnsi="Times New Roman" w:cs="Times New Roman"/>
-          <w:sz w:val="26"/>
-          <w:szCs w:val="26"/>
-        </w:rPr>
-        <w:t xml:space="preserve"> Entire Project.</w:t>
+          <w:lang w:val="vi-VN"/>
+        </w:rPr>
+        <w:lastRenderedPageBreak/>
+        <w:t>2. Thiết lập đường cơ sở cho dự án.</w:t>
       </w:r>
     </w:p>
     <w:p>
       <w:pPr>
+        <w:pStyle w:val="ListParagraph"/>
+        <w:numPr>
+          <w:ilvl w:val="0"/>
+          <w:numId w:val="47"/>
+        </w:numPr>
+        <w:spacing w:line="360" w:lineRule="auto"/>
+        <w:ind w:left="284" w:hanging="284"/>
+        <w:rPr>
+          <w:rFonts w:ascii="Times New Roman" w:hAnsi="Times New Roman" w:cs="Times New Roman"/>
+          <w:sz w:val="26"/>
+          <w:szCs w:val="26"/>
+          <w:lang w:val="vi-VN"/>
+        </w:rPr>
+      </w:pPr>
+      <w:r>
+        <w:rPr>
+          <w:rFonts w:ascii="Times New Roman" w:hAnsi="Times New Roman" w:cs="Times New Roman"/>
+          <w:sz w:val="26"/>
+          <w:szCs w:val="26"/>
+        </w:rPr>
+        <w:t>Vào tab Project chọn Set Baseline và</w:t>
+      </w:r>
+      <w:r>
+        <w:rPr>
+          <w:rFonts w:ascii="Times New Roman" w:hAnsi="Times New Roman" w:cs="Times New Roman"/>
+          <w:sz w:val="26"/>
+          <w:szCs w:val="26"/>
+          <w:lang w:val="vi-VN"/>
+        </w:rPr>
+        <w:t xml:space="preserve"> tích vào</w:t>
+      </w:r>
+      <w:r>
+        <w:rPr>
+          <w:rFonts w:ascii="Times New Roman" w:hAnsi="Times New Roman" w:cs="Times New Roman"/>
+          <w:sz w:val="26"/>
+          <w:szCs w:val="26"/>
+        </w:rPr>
+        <w:t xml:space="preserve"> Entire Project.</w:t>
+      </w:r>
+    </w:p>
+    <w:p>
+      <w:pPr>
         <w:spacing w:line="360" w:lineRule="auto"/>
         <w:jc w:val="center"/>
         <w:rPr>
@@ -11239,11 +11644,10 @@
           <w:szCs w:val="26"/>
           <w:lang w:val="vi-VN"/>
         </w:rPr>
-        <w:lastRenderedPageBreak/>
         <w:drawing>
-          <wp:inline distT="0" distB="0" distL="0" distR="0" wp14:anchorId="69E9EDBA" wp14:editId="46E5FB3F">
+          <wp:inline distT="0" distB="0" distL="0" distR="0" wp14:anchorId="69E9EDBA" wp14:editId="507115AC">
             <wp:extent cx="4866198" cy="4047331"/>
-            <wp:effectExtent l="0" t="0" r="0" b="0"/>
+            <wp:effectExtent l="19050" t="19050" r="10795" b="10795"/>
             <wp:docPr id="48" name="Picture 48"/>
             <wp:cNvGraphicFramePr>
               <a:graphicFrameLocks xmlns:a="http://schemas.openxmlformats.org/drawingml/2006/main" noChangeAspect="1"/>
@@ -11269,6 +11673,11 @@
                     <a:prstGeom prst="rect">
                       <a:avLst/>
                     </a:prstGeom>
+                    <a:ln>
+                      <a:solidFill>
+                        <a:schemeClr val="accent1"/>
+                      </a:solidFill>
+                    </a:ln>
                   </pic:spPr>
                 </pic:pic>
               </a:graphicData>
@@ -11336,9 +11745,9 @@
           <w:lang w:val="vi-VN"/>
         </w:rPr>
         <w:drawing>
-          <wp:inline distT="0" distB="0" distL="0" distR="0" wp14:anchorId="7875009D" wp14:editId="077C64CE">
+          <wp:inline distT="0" distB="0" distL="0" distR="0" wp14:anchorId="7875009D" wp14:editId="036B477E">
             <wp:extent cx="6290872" cy="1407381"/>
-            <wp:effectExtent l="0" t="0" r="0" b="2540"/>
+            <wp:effectExtent l="19050" t="19050" r="15240" b="21590"/>
             <wp:docPr id="49" name="Picture 49"/>
             <wp:cNvGraphicFramePr>
               <a:graphicFrameLocks xmlns:a="http://schemas.openxmlformats.org/drawingml/2006/main" noChangeAspect="1"/>
@@ -11364,6 +11773,11 @@
                     <a:prstGeom prst="rect">
                       <a:avLst/>
                     </a:prstGeom>
+                    <a:ln>
+                      <a:solidFill>
+                        <a:schemeClr val="accent1"/>
+                      </a:solidFill>
+                    </a:ln>
                   </pic:spPr>
                 </pic:pic>
               </a:graphicData>
@@ -11389,7 +11803,7 @@
           <w:szCs w:val="26"/>
           <w:lang w:val="vi-VN"/>
         </w:rPr>
-        <w:t>4. Đặt ngày báo cáo trạng thái dự án là ngày 07/11/2022. Lưu lại dự án.</w:t>
+        <w:br w:type="page"/>
       </w:r>
     </w:p>
     <w:p>
@@ -11407,8 +11821,10 @@
           <w:rFonts w:ascii="Times New Roman" w:hAnsi="Times New Roman" w:cs="Times New Roman"/>
           <w:sz w:val="26"/>
           <w:szCs w:val="26"/>
-        </w:rPr>
-        <w:t>Vào tab Project chọn Status Date rồi nhập ngày 07/11/2022.</w:t>
+          <w:lang w:val="vi-VN"/>
+        </w:rPr>
+        <w:lastRenderedPageBreak/>
+        <w:t>4. Đặt ngày báo cáo trạng thái dự án là ngày 07/11/2022. Lưu lại dự án.</w:t>
       </w:r>
     </w:p>
     <w:p>
@@ -11424,16 +11840,35 @@
       <w:r>
         <w:rPr>
           <w:rFonts w:ascii="Times New Roman" w:hAnsi="Times New Roman" w:cs="Times New Roman"/>
+          <w:sz w:val="26"/>
+          <w:szCs w:val="26"/>
+        </w:rPr>
+        <w:t>Vào tab Project chọn Status Date rồi nhập ngày 07/11/2022.</w:t>
+      </w:r>
+    </w:p>
+    <w:p>
+      <w:pPr>
+        <w:spacing w:line="360" w:lineRule="auto"/>
+        <w:jc w:val="center"/>
+        <w:rPr>
+          <w:rFonts w:ascii="Times New Roman" w:hAnsi="Times New Roman" w:cs="Times New Roman"/>
+          <w:sz w:val="26"/>
+          <w:szCs w:val="26"/>
+          <w:lang w:val="vi-VN"/>
+        </w:rPr>
+      </w:pPr>
+      <w:r>
+        <w:rPr>
+          <w:rFonts w:ascii="Times New Roman" w:hAnsi="Times New Roman" w:cs="Times New Roman"/>
           <w:noProof/>
           <w:sz w:val="26"/>
           <w:szCs w:val="26"/>
           <w:lang w:val="vi-VN"/>
         </w:rPr>
-        <w:lastRenderedPageBreak/>
         <w:drawing>
-          <wp:inline distT="0" distB="0" distL="0" distR="0" wp14:anchorId="7613F42D" wp14:editId="768B482C">
+          <wp:inline distT="0" distB="0" distL="0" distR="0" wp14:anchorId="7613F42D" wp14:editId="6C4EA601">
             <wp:extent cx="1581371" cy="1076475"/>
-            <wp:effectExtent l="0" t="0" r="0" b="9525"/>
+            <wp:effectExtent l="19050" t="19050" r="19050" b="28575"/>
             <wp:docPr id="50" name="Picture 50"/>
             <wp:cNvGraphicFramePr>
               <a:graphicFrameLocks xmlns:a="http://schemas.openxmlformats.org/drawingml/2006/main" noChangeAspect="1"/>
@@ -11459,6 +11894,11 @@
                     <a:prstGeom prst="rect">
                       <a:avLst/>
                     </a:prstGeom>
+                    <a:ln>
+                      <a:solidFill>
+                        <a:schemeClr val="accent1"/>
+                      </a:solidFill>
+                    </a:ln>
                   </pic:spPr>
                 </pic:pic>
               </a:graphicData>
@@ -11530,9 +11970,9 @@
           <w:lang w:val="vi-VN"/>
         </w:rPr>
         <w:drawing>
-          <wp:inline distT="0" distB="0" distL="0" distR="0" wp14:anchorId="669C5C7C" wp14:editId="7E5186A8">
+          <wp:inline distT="0" distB="0" distL="0" distR="0" wp14:anchorId="669C5C7C" wp14:editId="7E933C1D">
             <wp:extent cx="5943600" cy="984250"/>
-            <wp:effectExtent l="0" t="0" r="0" b="6350"/>
+            <wp:effectExtent l="19050" t="19050" r="19050" b="25400"/>
             <wp:docPr id="51" name="Picture 51"/>
             <wp:cNvGraphicFramePr>
               <a:graphicFrameLocks xmlns:a="http://schemas.openxmlformats.org/drawingml/2006/main" noChangeAspect="1"/>
@@ -11558,6 +11998,11 @@
                     <a:prstGeom prst="rect">
                       <a:avLst/>
                     </a:prstGeom>
+                    <a:ln>
+                      <a:solidFill>
+                        <a:schemeClr val="accent1"/>
+                      </a:solidFill>
+                    </a:ln>
                   </pic:spPr>
                 </pic:pic>
               </a:graphicData>
@@ -11568,8 +12013,13 @@
     </w:p>
     <w:p>
       <w:pPr>
+        <w:pStyle w:val="ListParagraph"/>
+        <w:numPr>
+          <w:ilvl w:val="0"/>
+          <w:numId w:val="47"/>
+        </w:numPr>
         <w:spacing w:line="360" w:lineRule="auto"/>
-        <w:ind w:left="426" w:hanging="142"/>
+        <w:ind w:left="284" w:hanging="284"/>
         <w:rPr>
           <w:rFonts w:ascii="Times New Roman" w:hAnsi="Times New Roman" w:cs="Times New Roman"/>
           <w:sz w:val="26"/>
@@ -11587,6 +12037,48 @@
     </w:p>
     <w:p>
       <w:pPr>
+        <w:pStyle w:val="ListParagraph"/>
+        <w:numPr>
+          <w:ilvl w:val="0"/>
+          <w:numId w:val="47"/>
+        </w:numPr>
+        <w:spacing w:line="360" w:lineRule="auto"/>
+        <w:ind w:left="284" w:hanging="284"/>
+        <w:rPr>
+          <w:rFonts w:ascii="Times New Roman" w:hAnsi="Times New Roman" w:cs="Times New Roman"/>
+          <w:sz w:val="26"/>
+          <w:szCs w:val="26"/>
+          <w:lang w:val="vi-VN"/>
+        </w:rPr>
+      </w:pPr>
+      <w:r>
+        <w:rPr>
+          <w:rFonts w:ascii="Times New Roman" w:hAnsi="Times New Roman" w:cs="Times New Roman"/>
+          <w:sz w:val="26"/>
+          <w:szCs w:val="26"/>
+        </w:rPr>
+        <w:t xml:space="preserve">Tỷ lệ hoàn thành theo khối lượng công việc (% Work Complete) là </w:t>
+      </w:r>
+      <w:r>
+        <w:rPr>
+          <w:rFonts w:ascii="Times New Roman" w:hAnsi="Times New Roman" w:cs="Times New Roman"/>
+          <w:sz w:val="26"/>
+          <w:szCs w:val="26"/>
+        </w:rPr>
+        <w:t>57</w:t>
+      </w:r>
+      <w:r>
+        <w:rPr>
+          <w:rFonts w:ascii="Times New Roman" w:hAnsi="Times New Roman" w:cs="Times New Roman"/>
+          <w:sz w:val="26"/>
+          <w:szCs w:val="26"/>
+          <w:lang w:val="vi-VN"/>
+        </w:rPr>
+        <w:t>%</w:t>
+      </w:r>
+    </w:p>
+    <w:p>
+      <w:pPr>
         <w:spacing w:line="360" w:lineRule="auto"/>
         <w:ind w:firstLine="284"/>
         <w:rPr>
@@ -11596,43 +12088,26 @@
           <w:lang w:val="vi-VN"/>
         </w:rPr>
       </w:pPr>
-      <w:r>
-        <w:rPr>
-          <w:rFonts w:ascii="Times New Roman" w:hAnsi="Times New Roman" w:cs="Times New Roman"/>
-          <w:sz w:val="26"/>
-          <w:szCs w:val="26"/>
-        </w:rPr>
-        <w:t xml:space="preserve">Tỷ lệ hoàn thành theo khối lượng công việc (% Work Complete) là </w:t>
-      </w:r>
-      <w:r>
-        <w:rPr>
-          <w:rFonts w:ascii="Times New Roman" w:hAnsi="Times New Roman" w:cs="Times New Roman"/>
-          <w:sz w:val="26"/>
-          <w:szCs w:val="26"/>
-        </w:rPr>
-        <w:t>57</w:t>
-      </w:r>
-      <w:r>
-        <w:rPr>
-          <w:rFonts w:ascii="Times New Roman" w:hAnsi="Times New Roman" w:cs="Times New Roman"/>
-          <w:sz w:val="26"/>
-          <w:szCs w:val="26"/>
-          <w:lang w:val="vi-VN"/>
-        </w:rPr>
-        <w:t>%</w:t>
-      </w:r>
     </w:p>
     <w:p>
       <w:pPr>
         <w:spacing w:line="360" w:lineRule="auto"/>
-        <w:ind w:firstLine="284"/>
-        <w:rPr>
-          <w:rFonts w:ascii="Times New Roman" w:hAnsi="Times New Roman" w:cs="Times New Roman"/>
-          <w:sz w:val="26"/>
-          <w:szCs w:val="26"/>
-          <w:lang w:val="vi-VN"/>
-        </w:rPr>
-      </w:pPr>
+        <w:rPr>
+          <w:rFonts w:ascii="Times New Roman" w:hAnsi="Times New Roman" w:cs="Times New Roman"/>
+          <w:sz w:val="26"/>
+          <w:szCs w:val="26"/>
+          <w:lang w:val="vi-VN"/>
+        </w:rPr>
+      </w:pPr>
+      <w:r>
+        <w:rPr>
+          <w:rFonts w:ascii="Times New Roman" w:hAnsi="Times New Roman" w:cs="Times New Roman"/>
+          <w:sz w:val="26"/>
+          <w:szCs w:val="26"/>
+          <w:lang w:val="vi-VN"/>
+        </w:rPr>
+        <w:t>2. Nhiệm vụ “Kiểm thử đơn vị” chậm tiến độ, đúng tiến độ hay vượt tiến độ? Vì sao?</w:t>
+      </w:r>
     </w:p>
     <w:p>
       <w:pPr>
@@ -11651,7 +12126,7 @@
           <w:szCs w:val="26"/>
           <w:lang w:val="vi-VN"/>
         </w:rPr>
-        <w:t>2. Nhiệm vụ “Kiểm thử đơn vị” chậm tiến độ, đúng tiến độ hay vượt tiến độ? Vì sao?</w:t>
+        <w:t>Nhiệm vụ này đang vượt ngân sách hay đúng ngân sách hay dưới mức ngân sách (dự</w:t>
       </w:r>
     </w:p>
     <w:p>
@@ -11671,32 +12146,293 @@
           <w:szCs w:val="26"/>
           <w:lang w:val="vi-VN"/>
         </w:rPr>
-        <w:t>Nhiệm vụ này đang vượt ngân sách hay đúng ngân sách hay dưới mức ngân sách (dự</w:t>
+        <w:t>toán)? Vì sao?</w:t>
       </w:r>
     </w:p>
     <w:p>
       <w:pPr>
+        <w:pStyle w:val="ListParagraph"/>
+        <w:numPr>
+          <w:ilvl w:val="0"/>
+          <w:numId w:val="49"/>
+        </w:numPr>
         <w:spacing w:line="360" w:lineRule="auto"/>
-        <w:rPr>
-          <w:rFonts w:ascii="Times New Roman" w:hAnsi="Times New Roman" w:cs="Times New Roman"/>
-          <w:sz w:val="26"/>
-          <w:szCs w:val="26"/>
-          <w:lang w:val="vi-VN"/>
-        </w:rPr>
-      </w:pPr>
-      <w:r>
-        <w:rPr>
-          <w:rFonts w:ascii="Times New Roman" w:hAnsi="Times New Roman" w:cs="Times New Roman"/>
-          <w:sz w:val="26"/>
-          <w:szCs w:val="26"/>
-          <w:lang w:val="vi-VN"/>
-        </w:rPr>
-        <w:t>toán)? Vì sao?</w:t>
+        <w:ind w:left="284"/>
+        <w:rPr>
+          <w:rFonts w:ascii="Times New Roman" w:hAnsi="Times New Roman" w:cs="Times New Roman"/>
+          <w:b/>
+          <w:bCs/>
+          <w:sz w:val="26"/>
+          <w:szCs w:val="26"/>
+          <w:lang w:val="vi-VN"/>
+        </w:rPr>
+      </w:pPr>
+      <w:r>
+        <w:rPr>
+          <w:rFonts w:ascii="Times New Roman" w:hAnsi="Times New Roman" w:cs="Times New Roman"/>
+          <w:b/>
+          <w:bCs/>
+          <w:sz w:val="26"/>
+          <w:szCs w:val="26"/>
+        </w:rPr>
+        <w:t>So với tiến độ</w:t>
       </w:r>
     </w:p>
     <w:p>
       <w:pPr>
         <w:spacing w:line="360" w:lineRule="auto"/>
+        <w:ind w:left="360"/>
+        <w:rPr>
+          <w:rFonts w:ascii="Times New Roman" w:hAnsi="Times New Roman" w:cs="Times New Roman"/>
+          <w:sz w:val="26"/>
+          <w:szCs w:val="26"/>
+        </w:rPr>
+      </w:pPr>
+      <w:r>
+        <w:rPr>
+          <w:rFonts w:ascii="Times New Roman" w:hAnsi="Times New Roman" w:cs="Times New Roman"/>
+          <w:sz w:val="26"/>
+          <w:szCs w:val="26"/>
+        </w:rPr>
+        <w:t>Nhiệm vụ kiểm thử đơn vị:</w:t>
+      </w:r>
+    </w:p>
+    <w:p>
+      <w:pPr>
+        <w:spacing w:line="360" w:lineRule="auto"/>
+        <w:ind w:left="1080"/>
+        <w:rPr>
+          <w:rFonts w:ascii="Times New Roman" w:hAnsi="Times New Roman" w:cs="Times New Roman"/>
+          <w:sz w:val="26"/>
+          <w:szCs w:val="26"/>
+        </w:rPr>
+      </w:pPr>
+      <w:r>
+        <w:rPr>
+          <w:rFonts w:ascii="Times New Roman" w:hAnsi="Times New Roman" w:cs="Times New Roman"/>
+          <w:sz w:val="26"/>
+          <w:szCs w:val="26"/>
+        </w:rPr>
+        <w:t>% Complete = 63%</w:t>
+      </w:r>
+    </w:p>
+    <w:p>
+      <w:pPr>
+        <w:spacing w:line="360" w:lineRule="auto"/>
+        <w:ind w:left="1080"/>
+        <w:rPr>
+          <w:rFonts w:ascii="Times New Roman" w:hAnsi="Times New Roman" w:cs="Times New Roman"/>
+          <w:sz w:val="26"/>
+          <w:szCs w:val="26"/>
+        </w:rPr>
+      </w:pPr>
+      <w:r>
+        <w:rPr>
+          <w:rFonts w:ascii="Times New Roman" w:hAnsi="Times New Roman" w:cs="Times New Roman"/>
+          <w:sz w:val="26"/>
+          <w:szCs w:val="26"/>
+        </w:rPr>
+        <w:t>% Work Complete</w:t>
+      </w:r>
+      <w:r>
+        <w:rPr>
+          <w:rFonts w:ascii="Times New Roman" w:hAnsi="Times New Roman" w:cs="Times New Roman"/>
+          <w:sz w:val="26"/>
+          <w:szCs w:val="26"/>
+          <w:lang w:val="vi-VN"/>
+        </w:rPr>
+        <w:t xml:space="preserve"> </w:t>
+      </w:r>
+      <w:r>
+        <w:rPr>
+          <w:rFonts w:ascii="Times New Roman" w:hAnsi="Times New Roman" w:cs="Times New Roman"/>
+          <w:sz w:val="26"/>
+          <w:szCs w:val="26"/>
+        </w:rPr>
+        <w:t>= 57%</w:t>
+      </w:r>
+    </w:p>
+    <w:p>
+      <w:pPr>
+        <w:spacing w:line="360" w:lineRule="auto"/>
+        <w:ind w:left="360"/>
+        <w:rPr>
+          <w:rFonts w:ascii="Times New Roman" w:hAnsi="Times New Roman" w:cs="Times New Roman"/>
+          <w:sz w:val="26"/>
+          <w:szCs w:val="26"/>
+        </w:rPr>
+      </w:pPr>
+      <w:r>
+        <w:rPr>
+          <w:rFonts w:ascii="Times New Roman" w:hAnsi="Times New Roman" w:cs="Times New Roman"/>
+          <w:sz w:val="26"/>
+          <w:szCs w:val="26"/>
+        </w:rPr>
+        <w:t>So sánh với ngày báo cáo 07/11/2022:</w:t>
+      </w:r>
+    </w:p>
+    <w:p>
+      <w:pPr>
+        <w:spacing w:line="360" w:lineRule="auto"/>
+        <w:ind w:left="360"/>
+        <w:rPr>
+          <w:rFonts w:ascii="Times New Roman" w:hAnsi="Times New Roman" w:cs="Times New Roman"/>
+          <w:sz w:val="26"/>
+          <w:szCs w:val="26"/>
+        </w:rPr>
+      </w:pPr>
+      <w:r>
+        <w:rPr>
+          <w:rFonts w:ascii="Times New Roman" w:hAnsi="Times New Roman" w:cs="Times New Roman"/>
+          <w:sz w:val="26"/>
+          <w:szCs w:val="26"/>
+        </w:rPr>
+        <w:lastRenderedPageBreak/>
+        <w:t>Nhiệm vụ dự kiến kéo dài từ 01/11 → 10/11 (8 ngày).</w:t>
+      </w:r>
+    </w:p>
+    <w:p>
+      <w:pPr>
+        <w:spacing w:line="360" w:lineRule="auto"/>
+        <w:ind w:left="360"/>
+        <w:rPr>
+          <w:rFonts w:ascii="Times New Roman" w:hAnsi="Times New Roman" w:cs="Times New Roman"/>
+          <w:sz w:val="26"/>
+          <w:szCs w:val="26"/>
+        </w:rPr>
+      </w:pPr>
+      <w:r>
+        <w:rPr>
+          <w:rFonts w:ascii="Times New Roman" w:hAnsi="Times New Roman" w:cs="Times New Roman"/>
+          <w:sz w:val="26"/>
+          <w:szCs w:val="26"/>
+        </w:rPr>
+        <w:t xml:space="preserve">Đến ngày 07/11, nhiệm vụ đã thực hiện 5 ngày/8 ngày </w:t>
+      </w:r>
+      <w:r>
+        <w:rPr>
+          <w:rFonts w:ascii="Times New Roman" w:hAnsi="Times New Roman" w:cs="Times New Roman"/>
+          <w:sz w:val="26"/>
+          <w:szCs w:val="26"/>
+          <w:lang w:val="vi-VN"/>
+        </w:rPr>
+        <w:t>=</w:t>
+      </w:r>
+      <w:r>
+        <w:rPr>
+          <w:rFonts w:ascii="Times New Roman" w:hAnsi="Times New Roman" w:cs="Times New Roman"/>
+          <w:sz w:val="26"/>
+          <w:szCs w:val="26"/>
+        </w:rPr>
+        <w:t xml:space="preserve"> 63% thời gian.</w:t>
+      </w:r>
+    </w:p>
+    <w:p>
+      <w:pPr>
+        <w:spacing w:line="360" w:lineRule="auto"/>
+        <w:ind w:left="360"/>
+        <w:rPr>
+          <w:rFonts w:ascii="Times New Roman" w:hAnsi="Times New Roman" w:cs="Times New Roman"/>
+          <w:sz w:val="26"/>
+          <w:szCs w:val="26"/>
+        </w:rPr>
+      </w:pPr>
+      <w:r>
+        <w:rPr>
+          <w:rFonts w:ascii="Times New Roman" w:hAnsi="Times New Roman" w:cs="Times New Roman"/>
+          <w:sz w:val="26"/>
+          <w:szCs w:val="26"/>
+        </w:rPr>
+        <w:t xml:space="preserve">Tuy nhiên % Work Complete = 57% </w:t>
+      </w:r>
+      <w:r>
+        <w:rPr>
+          <w:rFonts w:ascii="Times New Roman" w:hAnsi="Times New Roman" w:cs="Times New Roman"/>
+          <w:sz w:val="26"/>
+          <w:szCs w:val="26"/>
+        </w:rPr>
+        <w:t>nhỏ</w:t>
+      </w:r>
+      <w:r>
+        <w:rPr>
+          <w:rFonts w:ascii="Times New Roman" w:hAnsi="Times New Roman" w:cs="Times New Roman"/>
+          <w:sz w:val="26"/>
+          <w:szCs w:val="26"/>
+          <w:lang w:val="vi-VN"/>
+        </w:rPr>
+        <w:t xml:space="preserve"> hơn</w:t>
+      </w:r>
+      <w:r>
+        <w:rPr>
+          <w:rFonts w:ascii="Times New Roman" w:hAnsi="Times New Roman" w:cs="Times New Roman"/>
+          <w:sz w:val="26"/>
+          <w:szCs w:val="26"/>
+        </w:rPr>
+        <w:t xml:space="preserve"> % Complete = 63%</w:t>
+      </w:r>
+      <w:r>
+        <w:rPr>
+          <w:rFonts w:ascii="Times New Roman" w:hAnsi="Times New Roman" w:cs="Times New Roman"/>
+          <w:sz w:val="26"/>
+          <w:szCs w:val="26"/>
+          <w:lang w:val="vi-VN"/>
+        </w:rPr>
+        <w:t>,</w:t>
+      </w:r>
+      <w:r>
+        <w:rPr>
+          <w:rFonts w:ascii="Times New Roman" w:hAnsi="Times New Roman" w:cs="Times New Roman"/>
+          <w:sz w:val="26"/>
+          <w:szCs w:val="26"/>
+        </w:rPr>
+        <w:t xml:space="preserve"> cho thấy khối lượng công việc hoàn thành ít hơn so với thời gian đã trôi qua.</w:t>
+      </w:r>
+    </w:p>
+    <w:p>
+      <w:pPr>
+        <w:spacing w:line="360" w:lineRule="auto"/>
+        <w:ind w:left="360"/>
+        <w:rPr>
+          <w:rFonts w:ascii="Times New Roman" w:hAnsi="Times New Roman" w:cs="Times New Roman"/>
+          <w:sz w:val="26"/>
+          <w:szCs w:val="26"/>
+        </w:rPr>
+      </w:pPr>
+      <w:r>
+        <w:rPr>
+          <w:rFonts w:ascii="Times New Roman" w:hAnsi="Times New Roman" w:cs="Times New Roman"/>
+          <w:sz w:val="26"/>
+          <w:szCs w:val="26"/>
+          <w:lang w:val="vi-VN"/>
+        </w:rPr>
+        <w:t>=</w:t>
+      </w:r>
+      <w:r>
+        <w:rPr>
+          <w:rFonts w:ascii="Times New Roman" w:hAnsi="Times New Roman" w:cs="Times New Roman"/>
+          <w:sz w:val="26"/>
+          <w:szCs w:val="26"/>
+        </w:rPr>
+        <w:t xml:space="preserve">&gt; </w:t>
+      </w:r>
+      <w:r>
+        <w:rPr>
+          <w:rFonts w:ascii="Times New Roman" w:hAnsi="Times New Roman" w:cs="Times New Roman"/>
+          <w:sz w:val="26"/>
+          <w:szCs w:val="26"/>
+        </w:rPr>
+        <w:t>Nhiệm vụ này bị chậm tiến độ nhẹ về khối lượng công việc, vì thời gian đã trôi qua 63% nhưng Work chỉ hoàn thành 57%.</w:t>
+      </w:r>
+    </w:p>
+    <w:p>
+      <w:pPr>
+        <w:pStyle w:val="ListParagraph"/>
+        <w:numPr>
+          <w:ilvl w:val="0"/>
+          <w:numId w:val="49"/>
+        </w:numPr>
+        <w:spacing w:line="360" w:lineRule="auto"/>
+        <w:ind w:left="284"/>
         <w:rPr>
           <w:rFonts w:ascii="Times New Roman" w:hAnsi="Times New Roman" w:cs="Times New Roman"/>
           <w:b/>
@@ -11714,281 +12450,12 @@
           <w:sz w:val="26"/>
           <w:szCs w:val="26"/>
         </w:rPr>
-        <w:t>So với tiến độ</w:t>
+        <w:t>So với ngân sách</w:t>
       </w:r>
     </w:p>
     <w:p>
       <w:pPr>
         <w:spacing w:line="360" w:lineRule="auto"/>
-        <w:ind w:left="360"/>
-        <w:rPr>
-          <w:rFonts w:ascii="Times New Roman" w:hAnsi="Times New Roman" w:cs="Times New Roman"/>
-          <w:sz w:val="26"/>
-          <w:szCs w:val="26"/>
-        </w:rPr>
-      </w:pPr>
-      <w:r>
-        <w:rPr>
-          <w:rFonts w:ascii="Times New Roman" w:hAnsi="Times New Roman" w:cs="Times New Roman"/>
-          <w:sz w:val="26"/>
-          <w:szCs w:val="26"/>
-        </w:rPr>
-        <w:t>Nhiệm vụ kiểm thử đơn vị:</w:t>
-      </w:r>
-    </w:p>
-    <w:p>
-      <w:pPr>
-        <w:spacing w:line="360" w:lineRule="auto"/>
-        <w:ind w:left="1080"/>
-        <w:rPr>
-          <w:rFonts w:ascii="Times New Roman" w:hAnsi="Times New Roman" w:cs="Times New Roman"/>
-          <w:sz w:val="26"/>
-          <w:szCs w:val="26"/>
-        </w:rPr>
-      </w:pPr>
-      <w:r>
-        <w:rPr>
-          <w:rFonts w:ascii="Times New Roman" w:hAnsi="Times New Roman" w:cs="Times New Roman"/>
-          <w:sz w:val="26"/>
-          <w:szCs w:val="26"/>
-        </w:rPr>
-        <w:t>% Complete = 63%</w:t>
-      </w:r>
-    </w:p>
-    <w:p>
-      <w:pPr>
-        <w:spacing w:line="360" w:lineRule="auto"/>
-        <w:ind w:left="1080"/>
-        <w:rPr>
-          <w:rFonts w:ascii="Times New Roman" w:hAnsi="Times New Roman" w:cs="Times New Roman"/>
-          <w:sz w:val="26"/>
-          <w:szCs w:val="26"/>
-        </w:rPr>
-      </w:pPr>
-      <w:r>
-        <w:rPr>
-          <w:rFonts w:ascii="Times New Roman" w:hAnsi="Times New Roman" w:cs="Times New Roman"/>
-          <w:sz w:val="26"/>
-          <w:szCs w:val="26"/>
-        </w:rPr>
-        <w:t>% Work Complete</w:t>
-      </w:r>
-      <w:r>
-        <w:rPr>
-          <w:rFonts w:ascii="Times New Roman" w:hAnsi="Times New Roman" w:cs="Times New Roman"/>
-          <w:sz w:val="26"/>
-          <w:szCs w:val="26"/>
-          <w:lang w:val="vi-VN"/>
-        </w:rPr>
-        <w:t xml:space="preserve"> </w:t>
-      </w:r>
-      <w:r>
-        <w:rPr>
-          <w:rFonts w:ascii="Times New Roman" w:hAnsi="Times New Roman" w:cs="Times New Roman"/>
-          <w:sz w:val="26"/>
-          <w:szCs w:val="26"/>
-        </w:rPr>
-        <w:t>= 57%</w:t>
-      </w:r>
-    </w:p>
-    <w:p>
-      <w:pPr>
-        <w:spacing w:line="360" w:lineRule="auto"/>
-        <w:ind w:left="360"/>
-        <w:rPr>
-          <w:rFonts w:ascii="Times New Roman" w:hAnsi="Times New Roman" w:cs="Times New Roman"/>
-          <w:sz w:val="26"/>
-          <w:szCs w:val="26"/>
-        </w:rPr>
-      </w:pPr>
-      <w:r>
-        <w:rPr>
-          <w:rFonts w:ascii="Times New Roman" w:hAnsi="Times New Roman" w:cs="Times New Roman"/>
-          <w:sz w:val="26"/>
-          <w:szCs w:val="26"/>
-        </w:rPr>
-        <w:t>So sánh với ngày báo cáo 07/11/2022:</w:t>
-      </w:r>
-    </w:p>
-    <w:p>
-      <w:pPr>
-        <w:spacing w:line="360" w:lineRule="auto"/>
-        <w:ind w:left="360"/>
-        <w:rPr>
-          <w:rFonts w:ascii="Times New Roman" w:hAnsi="Times New Roman" w:cs="Times New Roman"/>
-          <w:sz w:val="26"/>
-          <w:szCs w:val="26"/>
-        </w:rPr>
-      </w:pPr>
-      <w:r>
-        <w:rPr>
-          <w:rFonts w:ascii="Times New Roman" w:hAnsi="Times New Roman" w:cs="Times New Roman"/>
-          <w:sz w:val="26"/>
-          <w:szCs w:val="26"/>
-        </w:rPr>
-        <w:t>Nhiệm vụ dự kiến kéo dài từ 01/11 → 10/11 (8 ngày).</w:t>
-      </w:r>
-    </w:p>
-    <w:p>
-      <w:pPr>
-        <w:spacing w:line="360" w:lineRule="auto"/>
-        <w:ind w:left="360"/>
-        <w:rPr>
-          <w:rFonts w:ascii="Times New Roman" w:hAnsi="Times New Roman" w:cs="Times New Roman"/>
-          <w:sz w:val="26"/>
-          <w:szCs w:val="26"/>
-        </w:rPr>
-      </w:pPr>
-      <w:r>
-        <w:rPr>
-          <w:rFonts w:ascii="Times New Roman" w:hAnsi="Times New Roman" w:cs="Times New Roman"/>
-          <w:sz w:val="26"/>
-          <w:szCs w:val="26"/>
-        </w:rPr>
-        <w:t xml:space="preserve">Đến ngày 07/11, nhiệm vụ đã thực hiện 5 ngày/8 ngày </w:t>
-      </w:r>
-      <w:r>
-        <w:rPr>
-          <w:rFonts w:ascii="Times New Roman" w:hAnsi="Times New Roman" w:cs="Times New Roman"/>
-          <w:sz w:val="26"/>
-          <w:szCs w:val="26"/>
-          <w:lang w:val="vi-VN"/>
-        </w:rPr>
-        <w:t>=</w:t>
-      </w:r>
-      <w:r>
-        <w:rPr>
-          <w:rFonts w:ascii="Times New Roman" w:hAnsi="Times New Roman" w:cs="Times New Roman"/>
-          <w:sz w:val="26"/>
-          <w:szCs w:val="26"/>
-        </w:rPr>
-        <w:t xml:space="preserve"> 63% thời gian.</w:t>
-      </w:r>
-    </w:p>
-    <w:p>
-      <w:pPr>
-        <w:spacing w:line="360" w:lineRule="auto"/>
-        <w:ind w:left="360"/>
-        <w:rPr>
-          <w:rFonts w:ascii="Times New Roman" w:hAnsi="Times New Roman" w:cs="Times New Roman"/>
-          <w:sz w:val="26"/>
-          <w:szCs w:val="26"/>
-        </w:rPr>
-      </w:pPr>
-      <w:r>
-        <w:rPr>
-          <w:rFonts w:ascii="Times New Roman" w:hAnsi="Times New Roman" w:cs="Times New Roman"/>
-          <w:sz w:val="26"/>
-          <w:szCs w:val="26"/>
-        </w:rPr>
-        <w:lastRenderedPageBreak/>
-        <w:t xml:space="preserve">Tuy nhiên % Work Complete = 57% </w:t>
-      </w:r>
-      <w:r>
-        <w:rPr>
-          <w:rFonts w:ascii="Times New Roman" w:hAnsi="Times New Roman" w:cs="Times New Roman"/>
-          <w:sz w:val="26"/>
-          <w:szCs w:val="26"/>
-        </w:rPr>
-        <w:t>nhỏ</w:t>
-      </w:r>
-      <w:r>
-        <w:rPr>
-          <w:rFonts w:ascii="Times New Roman" w:hAnsi="Times New Roman" w:cs="Times New Roman"/>
-          <w:sz w:val="26"/>
-          <w:szCs w:val="26"/>
-          <w:lang w:val="vi-VN"/>
-        </w:rPr>
-        <w:t xml:space="preserve"> hơn</w:t>
-      </w:r>
-      <w:r>
-        <w:rPr>
-          <w:rFonts w:ascii="Times New Roman" w:hAnsi="Times New Roman" w:cs="Times New Roman"/>
-          <w:sz w:val="26"/>
-          <w:szCs w:val="26"/>
-        </w:rPr>
-        <w:t xml:space="preserve"> % Complete = 63%</w:t>
-      </w:r>
-      <w:r>
-        <w:rPr>
-          <w:rFonts w:ascii="Times New Roman" w:hAnsi="Times New Roman" w:cs="Times New Roman"/>
-          <w:sz w:val="26"/>
-          <w:szCs w:val="26"/>
-          <w:lang w:val="vi-VN"/>
-        </w:rPr>
-        <w:t>,</w:t>
-      </w:r>
-      <w:r>
-        <w:rPr>
-          <w:rFonts w:ascii="Times New Roman" w:hAnsi="Times New Roman" w:cs="Times New Roman"/>
-          <w:sz w:val="26"/>
-          <w:szCs w:val="26"/>
-        </w:rPr>
-        <w:t xml:space="preserve"> cho thấy khối lượng công việc hoàn thành ít hơn so với thời gian đã trôi qua.</w:t>
-      </w:r>
-    </w:p>
-    <w:p>
-      <w:pPr>
-        <w:spacing w:line="360" w:lineRule="auto"/>
-        <w:ind w:left="360"/>
-        <w:rPr>
-          <w:rFonts w:ascii="Times New Roman" w:hAnsi="Times New Roman" w:cs="Times New Roman"/>
-          <w:sz w:val="26"/>
-          <w:szCs w:val="26"/>
-        </w:rPr>
-      </w:pPr>
-      <w:r>
-        <w:rPr>
-          <w:rFonts w:ascii="Times New Roman" w:hAnsi="Times New Roman" w:cs="Times New Roman"/>
-          <w:sz w:val="26"/>
-          <w:szCs w:val="26"/>
-          <w:lang w:val="vi-VN"/>
-        </w:rPr>
-        <w:t>=</w:t>
-      </w:r>
-      <w:r>
-        <w:rPr>
-          <w:rFonts w:ascii="Times New Roman" w:hAnsi="Times New Roman" w:cs="Times New Roman"/>
-          <w:sz w:val="26"/>
-          <w:szCs w:val="26"/>
-        </w:rPr>
-        <w:t xml:space="preserve">&gt; </w:t>
-      </w:r>
-      <w:r>
-        <w:rPr>
-          <w:rFonts w:ascii="Times New Roman" w:hAnsi="Times New Roman" w:cs="Times New Roman"/>
-          <w:sz w:val="26"/>
-          <w:szCs w:val="26"/>
-        </w:rPr>
-        <w:t>Nhiệm vụ này bị chậm tiến độ nhẹ về khối lượng công việc, vì thời gian đã trôi qua 63% nhưng Work chỉ hoàn thành 57%.</w:t>
-      </w:r>
-    </w:p>
-    <w:p>
-      <w:pPr>
-        <w:spacing w:line="360" w:lineRule="auto"/>
-        <w:rPr>
-          <w:rFonts w:ascii="Times New Roman" w:hAnsi="Times New Roman" w:cs="Times New Roman"/>
-          <w:b/>
-          <w:bCs/>
-          <w:sz w:val="26"/>
-          <w:szCs w:val="26"/>
-          <w:lang w:val="vi-VN"/>
-        </w:rPr>
-      </w:pPr>
-      <w:r>
-        <w:rPr>
-          <w:rFonts w:ascii="Times New Roman" w:hAnsi="Times New Roman" w:cs="Times New Roman"/>
-          <w:b/>
-          <w:bCs/>
-          <w:sz w:val="26"/>
-          <w:szCs w:val="26"/>
-        </w:rPr>
-        <w:t>So với ngân sách</w:t>
-      </w:r>
-    </w:p>
-    <w:p>
-      <w:pPr>
-        <w:spacing w:line="360" w:lineRule="auto"/>
         <w:ind w:left="426" w:hanging="426"/>
         <w:rPr>
           <w:rFonts w:ascii="Times New Roman" w:hAnsi="Times New Roman" w:cs="Times New Roman"/>
@@ -12006,9 +12473,9 @@
           <w:lang w:val="vi-VN"/>
         </w:rPr>
         <w:drawing>
-          <wp:inline distT="0" distB="0" distL="0" distR="0" wp14:anchorId="74A9E508" wp14:editId="04906CE3">
+          <wp:inline distT="0" distB="0" distL="0" distR="0" wp14:anchorId="74A9E508" wp14:editId="7CAE1239">
             <wp:extent cx="6509409" cy="954157"/>
-            <wp:effectExtent l="0" t="0" r="5715" b="0"/>
+            <wp:effectExtent l="19050" t="19050" r="24765" b="17780"/>
             <wp:docPr id="53" name="Picture 53"/>
             <wp:cNvGraphicFramePr>
               <a:graphicFrameLocks xmlns:a="http://schemas.openxmlformats.org/drawingml/2006/main" noChangeAspect="1"/>
@@ -12034,6 +12501,11 @@
                     <a:prstGeom prst="rect">
                       <a:avLst/>
                     </a:prstGeom>
+                    <a:ln>
+                      <a:solidFill>
+                        <a:schemeClr val="accent1"/>
+                      </a:solidFill>
+                    </a:ln>
                   </pic:spPr>
                 </pic:pic>
               </a:graphicData>
@@ -12590,6 +13062,7 @@
           <w:sz w:val="26"/>
           <w:szCs w:val="26"/>
         </w:rPr>
+        <w:lastRenderedPageBreak/>
         <w:t>Chi phí thực tế (AC) mới tốn 3.080$ → ít hơn kế hoạch 720$.</w:t>
       </w:r>
       <w:r>
@@ -12638,7 +13111,6 @@
           <w:szCs w:val="26"/>
           <w:lang w:val="vi-VN"/>
         </w:rPr>
-        <w:lastRenderedPageBreak/>
         <w:t>3. Với nhiệm vụ “Kiểm thử đơn vị”,</w:t>
       </w:r>
     </w:p>
@@ -12697,14 +13169,15 @@
       <w:r>
         <w:rPr>
           <w:rFonts w:ascii="Times New Roman" w:hAnsi="Times New Roman" w:cs="Times New Roman"/>
+          <w:noProof/>
           <w:sz w:val="26"/>
           <w:szCs w:val="26"/>
           <w:lang w:val="vi-VN"/>
         </w:rPr>
         <w:drawing>
-          <wp:inline distT="0" distB="0" distL="0" distR="0" wp14:anchorId="3CADEF53" wp14:editId="2E114329">
+          <wp:inline distT="0" distB="0" distL="0" distR="0" wp14:anchorId="3CADEF53" wp14:editId="7A3B82F9">
             <wp:extent cx="5943600" cy="1013460"/>
-            <wp:effectExtent l="0" t="0" r="0" b="0"/>
+            <wp:effectExtent l="19050" t="19050" r="19050" b="15240"/>
             <wp:docPr id="3" name="Picture 3"/>
             <wp:cNvGraphicFramePr>
               <a:graphicFrameLocks xmlns:a="http://schemas.openxmlformats.org/drawingml/2006/main" noChangeAspect="1"/>
@@ -12730,6 +13203,11 @@
                     <a:prstGeom prst="rect">
                       <a:avLst/>
                     </a:prstGeom>
+                    <a:ln>
+                      <a:solidFill>
+                        <a:schemeClr val="accent1"/>
+                      </a:solidFill>
+                    </a:ln>
                   </pic:spPr>
                 </pic:pic>
               </a:graphicData>
@@ -13355,7 +13833,7 @@
           <w:szCs w:val="26"/>
           <w:lang w:val="vi-VN"/>
         </w:rPr>
-        <w:t>b. Xác định số tiền dự kiến, số tiền đã trả và số tiền còn lại sẽ trả cho những người</w:t>
+        <w:br w:type="page"/>
       </w:r>
     </w:p>
     <w:p>
@@ -13375,12 +13853,33 @@
           <w:szCs w:val="26"/>
           <w:lang w:val="vi-VN"/>
         </w:rPr>
-        <w:t>tham gia nhiệm vụ này?</w:t>
+        <w:lastRenderedPageBreak/>
+        <w:t>b. Xác định số tiền dự kiến, số tiền đã trả và số tiền còn lại sẽ trả cho những người</w:t>
       </w:r>
     </w:p>
     <w:p>
       <w:pPr>
         <w:spacing w:line="360" w:lineRule="auto"/>
+        <w:rPr>
+          <w:rFonts w:ascii="Times New Roman" w:hAnsi="Times New Roman" w:cs="Times New Roman"/>
+          <w:sz w:val="26"/>
+          <w:szCs w:val="26"/>
+          <w:lang w:val="vi-VN"/>
+        </w:rPr>
+      </w:pPr>
+      <w:r>
+        <w:rPr>
+          <w:rFonts w:ascii="Times New Roman" w:hAnsi="Times New Roman" w:cs="Times New Roman"/>
+          <w:sz w:val="26"/>
+          <w:szCs w:val="26"/>
+          <w:lang w:val="vi-VN"/>
+        </w:rPr>
+        <w:t>tham gia nhiệm vụ này?</w:t>
+      </w:r>
+    </w:p>
+    <w:p>
+      <w:pPr>
+        <w:spacing w:line="360" w:lineRule="auto"/>
         <w:ind w:left="-284"/>
         <w:rPr>
           <w:rFonts w:ascii="Times New Roman" w:hAnsi="Times New Roman" w:cs="Times New Roman"/>
@@ -13392,14 +13891,15 @@
       <w:r>
         <w:rPr>
           <w:rFonts w:ascii="Times New Roman" w:hAnsi="Times New Roman" w:cs="Times New Roman"/>
+          <w:noProof/>
           <w:sz w:val="26"/>
           <w:szCs w:val="26"/>
           <w:lang w:val="vi-VN"/>
         </w:rPr>
         <w:drawing>
-          <wp:inline distT="0" distB="0" distL="0" distR="0" wp14:anchorId="39EC1B29" wp14:editId="4E000F27">
-            <wp:extent cx="6932876" cy="604299"/>
-            <wp:effectExtent l="0" t="0" r="1905" b="5715"/>
+          <wp:inline distT="0" distB="0" distL="0" distR="0" wp14:anchorId="39EC1B29" wp14:editId="4F124F18">
+            <wp:extent cx="6694998" cy="603885"/>
+            <wp:effectExtent l="19050" t="19050" r="10795" b="24765"/>
             <wp:docPr id="7" name="Picture 7"/>
             <wp:cNvGraphicFramePr>
               <a:graphicFrameLocks xmlns:a="http://schemas.openxmlformats.org/drawingml/2006/main" noChangeAspect="1"/>
@@ -13420,11 +13920,16 @@
                   <pic:spPr>
                     <a:xfrm>
                       <a:off x="0" y="0"/>
-                      <a:ext cx="6984194" cy="608772"/>
+                      <a:ext cx="6752941" cy="609111"/>
                     </a:xfrm>
                     <a:prstGeom prst="rect">
                       <a:avLst/>
                     </a:prstGeom>
+                    <a:ln>
+                      <a:solidFill>
+                        <a:schemeClr val="accent1"/>
+                      </a:solidFill>
+                    </a:ln>
                   </pic:spPr>
                 </pic:pic>
               </a:graphicData>
@@ -13443,36 +13948,13 @@
           <w:lang w:val="vi-VN"/>
         </w:rPr>
       </w:pPr>
-    </w:p>
-    <w:p>
-      <w:pPr>
-        <w:spacing w:line="360" w:lineRule="auto"/>
-        <w:rPr>
-          <w:rFonts w:ascii="Times New Roman" w:hAnsi="Times New Roman" w:cs="Times New Roman"/>
-          <w:sz w:val="26"/>
-          <w:szCs w:val="26"/>
-          <w:lang w:val="vi-VN"/>
-        </w:rPr>
-      </w:pPr>
-    </w:p>
-    <w:p>
-      <w:pPr>
-        <w:spacing w:line="360" w:lineRule="auto"/>
-        <w:rPr>
-          <w:rFonts w:ascii="Times New Roman" w:hAnsi="Times New Roman" w:cs="Times New Roman"/>
-          <w:sz w:val="26"/>
-          <w:szCs w:val="26"/>
-          <w:lang w:val="vi-VN"/>
-        </w:rPr>
-      </w:pPr>
-      <w:r>
-        <w:rPr>
-          <w:rFonts w:ascii="Times New Roman" w:hAnsi="Times New Roman" w:cs="Times New Roman"/>
-          <w:sz w:val="26"/>
-          <w:szCs w:val="26"/>
-          <w:lang w:val="vi-VN"/>
-        </w:rPr>
-        <w:lastRenderedPageBreak/>
+      <w:r>
+        <w:rPr>
+          <w:rFonts w:ascii="Times New Roman" w:hAnsi="Times New Roman" w:cs="Times New Roman"/>
+          <w:sz w:val="26"/>
+          <w:szCs w:val="26"/>
+          <w:lang w:val="vi-VN"/>
+        </w:rPr>
         <w:t>Dựa vào ảnh trên nay ta có:</w:t>
       </w:r>
     </w:p>
@@ -13501,7 +13983,7 @@
           </w:tcPr>
           <w:p>
             <w:pPr>
-              <w:spacing w:after="160" w:line="360" w:lineRule="auto"/>
+              <w:spacing w:after="160" w:line="276" w:lineRule="auto"/>
               <w:rPr>
                 <w:rFonts w:ascii="Times New Roman" w:hAnsi="Times New Roman" w:cs="Times New Roman"/>
                 <w:b/>
@@ -13529,7 +14011,7 @@
           </w:tcPr>
           <w:p>
             <w:pPr>
-              <w:spacing w:after="160" w:line="360" w:lineRule="auto"/>
+              <w:spacing w:after="160" w:line="276" w:lineRule="auto"/>
               <w:rPr>
                 <w:rFonts w:ascii="Times New Roman" w:hAnsi="Times New Roman" w:cs="Times New Roman"/>
                 <w:b/>
@@ -13547,7 +14029,7 @@
                 <w:szCs w:val="26"/>
                 <w:lang w:val="vi-VN"/>
               </w:rPr>
-              <w:t>S</w:t>
+              <w:t>Số tiền dự kiến</w:t>
             </w:r>
             <w:r>
               <w:rPr>
@@ -13556,19 +14038,98 @@
                 <w:bCs/>
                 <w:sz w:val="26"/>
                 <w:szCs w:val="26"/>
-                <w:lang w:val="vi-VN"/>
-              </w:rPr>
-              <w:t>ố tiền dự kiến</w:t>
-            </w:r>
-            <w:r>
+              </w:rPr>
+              <w:t xml:space="preserve"> (Baseline Cost)</w:t>
+            </w:r>
+          </w:p>
+        </w:tc>
+        <w:tc>
+          <w:tcPr>
+            <w:tcW w:w="0" w:type="auto"/>
+            <w:hideMark/>
+          </w:tcPr>
+          <w:p>
+            <w:pPr>
+              <w:spacing w:after="160" w:line="276" w:lineRule="auto"/>
               <w:rPr>
                 <w:rFonts w:ascii="Times New Roman" w:hAnsi="Times New Roman" w:cs="Times New Roman"/>
                 <w:b/>
                 <w:bCs/>
                 <w:sz w:val="26"/>
                 <w:szCs w:val="26"/>
-              </w:rPr>
-              <w:t xml:space="preserve"> (Baseline Cost)</w:t>
+                <w:lang w:val="vi-VN"/>
+              </w:rPr>
+            </w:pPr>
+            <w:r>
+              <w:rPr>
+                <w:rFonts w:ascii="Times New Roman" w:hAnsi="Times New Roman" w:cs="Times New Roman"/>
+                <w:b/>
+                <w:bCs/>
+                <w:sz w:val="26"/>
+                <w:szCs w:val="26"/>
+                <w:lang w:val="vi-VN"/>
+              </w:rPr>
+              <w:t>S</w:t>
+            </w:r>
+            <w:r>
+              <w:rPr>
+                <w:rFonts w:ascii="Times New Roman" w:hAnsi="Times New Roman" w:cs="Times New Roman"/>
+                <w:b/>
+                <w:bCs/>
+                <w:sz w:val="26"/>
+                <w:szCs w:val="26"/>
+                <w:lang w:val="vi-VN"/>
+              </w:rPr>
+              <w:t>ố tiền đã trả</w:t>
+            </w:r>
+            <w:r>
+              <w:rPr>
+                <w:rFonts w:ascii="Times New Roman" w:hAnsi="Times New Roman" w:cs="Times New Roman"/>
+                <w:sz w:val="26"/>
+                <w:szCs w:val="26"/>
+                <w:lang w:val="vi-VN"/>
+              </w:rPr>
+              <w:t xml:space="preserve"> </w:t>
+            </w:r>
+            <w:r>
+              <w:rPr>
+                <w:rFonts w:ascii="Times New Roman" w:hAnsi="Times New Roman" w:cs="Times New Roman"/>
+                <w:sz w:val="26"/>
+                <w:szCs w:val="26"/>
+                <w:lang w:val="vi-VN"/>
+              </w:rPr>
+              <w:t>(</w:t>
+            </w:r>
+            <w:r>
+              <w:rPr>
+                <w:rFonts w:ascii="Times New Roman" w:hAnsi="Times New Roman" w:cs="Times New Roman"/>
+                <w:b/>
+                <w:bCs/>
+                <w:sz w:val="26"/>
+                <w:szCs w:val="26"/>
+              </w:rPr>
+              <w:t xml:space="preserve">Actual </w:t>
+            </w:r>
+            <w:r>
+              <w:rPr>
+                <w:rFonts w:ascii="Times New Roman" w:hAnsi="Times New Roman" w:cs="Times New Roman"/>
+                <w:b/>
+                <w:bCs/>
+                <w:sz w:val="26"/>
+                <w:szCs w:val="26"/>
+              </w:rPr>
+              <w:t>Cost</w:t>
+            </w:r>
+            <w:r>
+              <w:rPr>
+                <w:rFonts w:ascii="Times New Roman" w:hAnsi="Times New Roman" w:cs="Times New Roman"/>
+                <w:b/>
+                <w:bCs/>
+                <w:sz w:val="26"/>
+                <w:szCs w:val="26"/>
+                <w:lang w:val="vi-VN"/>
+              </w:rPr>
+              <w:t>)</w:t>
             </w:r>
           </w:p>
         </w:tc>
@@ -13579,7 +14140,7 @@
           </w:tcPr>
           <w:p>
             <w:pPr>
-              <w:spacing w:after="160" w:line="360" w:lineRule="auto"/>
+              <w:spacing w:after="160" w:line="276" w:lineRule="auto"/>
               <w:rPr>
                 <w:rFonts w:ascii="Times New Roman" w:hAnsi="Times New Roman" w:cs="Times New Roman"/>
                 <w:b/>
@@ -13598,108 +14159,7 @@
                 <w:szCs w:val="26"/>
                 <w:lang w:val="vi-VN"/>
               </w:rPr>
-              <w:t>S</w:t>
-            </w:r>
-            <w:r>
-              <w:rPr>
-                <w:rFonts w:ascii="Times New Roman" w:hAnsi="Times New Roman" w:cs="Times New Roman"/>
-                <w:b/>
-                <w:bCs/>
-                <w:sz w:val="26"/>
-                <w:szCs w:val="26"/>
-                <w:lang w:val="vi-VN"/>
-              </w:rPr>
-              <w:t>ố tiền đã trả</w:t>
-            </w:r>
-            <w:r>
-              <w:rPr>
-                <w:rFonts w:ascii="Times New Roman" w:hAnsi="Times New Roman" w:cs="Times New Roman"/>
-                <w:sz w:val="26"/>
-                <w:szCs w:val="26"/>
-                <w:lang w:val="vi-VN"/>
-              </w:rPr>
-              <w:t xml:space="preserve"> </w:t>
-            </w:r>
-            <w:r>
-              <w:rPr>
-                <w:rFonts w:ascii="Times New Roman" w:hAnsi="Times New Roman" w:cs="Times New Roman"/>
-                <w:sz w:val="26"/>
-                <w:szCs w:val="26"/>
-                <w:lang w:val="vi-VN"/>
-              </w:rPr>
-              <w:t>(</w:t>
-            </w:r>
-            <w:r>
-              <w:rPr>
-                <w:rFonts w:ascii="Times New Roman" w:hAnsi="Times New Roman" w:cs="Times New Roman"/>
-                <w:b/>
-                <w:bCs/>
-                <w:sz w:val="26"/>
-                <w:szCs w:val="26"/>
-              </w:rPr>
-              <w:t xml:space="preserve">Actual </w:t>
-            </w:r>
-            <w:r>
-              <w:rPr>
-                <w:rFonts w:ascii="Times New Roman" w:hAnsi="Times New Roman" w:cs="Times New Roman"/>
-                <w:b/>
-                <w:bCs/>
-                <w:sz w:val="26"/>
-                <w:szCs w:val="26"/>
-              </w:rPr>
-              <w:t>Cost</w:t>
-            </w:r>
-            <w:r>
-              <w:rPr>
-                <w:rFonts w:ascii="Times New Roman" w:hAnsi="Times New Roman" w:cs="Times New Roman"/>
-                <w:b/>
-                <w:bCs/>
-                <w:sz w:val="26"/>
-                <w:szCs w:val="26"/>
-                <w:lang w:val="vi-VN"/>
-              </w:rPr>
-              <w:t>)</w:t>
-            </w:r>
-          </w:p>
-        </w:tc>
-        <w:tc>
-          <w:tcPr>
-            <w:tcW w:w="0" w:type="auto"/>
-            <w:hideMark/>
-          </w:tcPr>
-          <w:p>
-            <w:pPr>
-              <w:spacing w:after="160" w:line="360" w:lineRule="auto"/>
-              <w:rPr>
-                <w:rFonts w:ascii="Times New Roman" w:hAnsi="Times New Roman" w:cs="Times New Roman"/>
-                <w:b/>
-                <w:bCs/>
-                <w:sz w:val="26"/>
-                <w:szCs w:val="26"/>
-                <w:lang w:val="vi-VN"/>
-              </w:rPr>
-            </w:pPr>
-            <w:r>
-              <w:rPr>
-                <w:rFonts w:ascii="Times New Roman" w:hAnsi="Times New Roman" w:cs="Times New Roman"/>
-                <w:b/>
-                <w:bCs/>
-                <w:sz w:val="26"/>
-                <w:szCs w:val="26"/>
-                <w:lang w:val="vi-VN"/>
-              </w:rPr>
-              <w:t>S</w:t>
-            </w:r>
-            <w:r>
-              <w:rPr>
-                <w:rFonts w:ascii="Times New Roman" w:hAnsi="Times New Roman" w:cs="Times New Roman"/>
-                <w:b/>
-                <w:bCs/>
-                <w:sz w:val="26"/>
-                <w:szCs w:val="26"/>
-                <w:lang w:val="vi-VN"/>
-              </w:rPr>
-              <w:t>ố tiền còn lại</w:t>
+              <w:t>Số tiền còn lại</w:t>
             </w:r>
             <w:r>
               <w:rPr>
@@ -13765,7 +14225,7 @@
           </w:tcPr>
           <w:p>
             <w:pPr>
-              <w:spacing w:after="160" w:line="360" w:lineRule="auto"/>
+              <w:spacing w:after="160" w:line="276" w:lineRule="auto"/>
               <w:rPr>
                 <w:rFonts w:ascii="Times New Roman" w:hAnsi="Times New Roman" w:cs="Times New Roman"/>
                 <w:sz w:val="26"/>
@@ -13789,7 +14249,7 @@
           </w:tcPr>
           <w:p>
             <w:pPr>
-              <w:spacing w:after="160" w:line="360" w:lineRule="auto"/>
+              <w:spacing w:after="160" w:line="276" w:lineRule="auto"/>
               <w:rPr>
                 <w:rFonts w:ascii="Times New Roman" w:hAnsi="Times New Roman" w:cs="Times New Roman"/>
                 <w:sz w:val="26"/>
@@ -13814,7 +14274,7 @@
           </w:tcPr>
           <w:p>
             <w:pPr>
-              <w:spacing w:after="160" w:line="360" w:lineRule="auto"/>
+              <w:spacing w:after="160" w:line="276" w:lineRule="auto"/>
               <w:rPr>
                 <w:rFonts w:ascii="Times New Roman" w:hAnsi="Times New Roman" w:cs="Times New Roman"/>
                 <w:sz w:val="26"/>
@@ -13838,7 +14298,7 @@
           </w:tcPr>
           <w:p>
             <w:pPr>
-              <w:spacing w:after="160" w:line="360" w:lineRule="auto"/>
+              <w:spacing w:after="160" w:line="276" w:lineRule="auto"/>
               <w:rPr>
                 <w:rFonts w:ascii="Times New Roman" w:hAnsi="Times New Roman" w:cs="Times New Roman"/>
                 <w:sz w:val="26"/>
@@ -13868,7 +14328,7 @@
           </w:tcPr>
           <w:p>
             <w:pPr>
-              <w:spacing w:after="160" w:line="360" w:lineRule="auto"/>
+              <w:spacing w:after="160" w:line="276" w:lineRule="auto"/>
               <w:rPr>
                 <w:rFonts w:ascii="Times New Roman" w:hAnsi="Times New Roman" w:cs="Times New Roman"/>
                 <w:sz w:val="26"/>
@@ -13892,7 +14352,7 @@
           </w:tcPr>
           <w:p>
             <w:pPr>
-              <w:spacing w:after="160" w:line="360" w:lineRule="auto"/>
+              <w:spacing w:after="160" w:line="276" w:lineRule="auto"/>
               <w:rPr>
                 <w:rFonts w:ascii="Times New Roman" w:hAnsi="Times New Roman" w:cs="Times New Roman"/>
                 <w:sz w:val="26"/>
@@ -13917,7 +14377,7 @@
           </w:tcPr>
           <w:p>
             <w:pPr>
-              <w:spacing w:after="160" w:line="360" w:lineRule="auto"/>
+              <w:spacing w:after="160" w:line="276" w:lineRule="auto"/>
               <w:rPr>
                 <w:rFonts w:ascii="Times New Roman" w:hAnsi="Times New Roman" w:cs="Times New Roman"/>
                 <w:sz w:val="26"/>
@@ -13941,7 +14401,7 @@
           </w:tcPr>
           <w:p>
             <w:pPr>
-              <w:spacing w:after="160" w:line="360" w:lineRule="auto"/>
+              <w:spacing w:after="160" w:line="276" w:lineRule="auto"/>
               <w:rPr>
                 <w:rFonts w:ascii="Times New Roman" w:hAnsi="Times New Roman" w:cs="Times New Roman"/>
                 <w:sz w:val="26"/>
@@ -13971,7 +14431,7 @@
           </w:tcPr>
           <w:p>
             <w:pPr>
-              <w:spacing w:after="160" w:line="360" w:lineRule="auto"/>
+              <w:spacing w:after="160" w:line="276" w:lineRule="auto"/>
               <w:rPr>
                 <w:rFonts w:ascii="Times New Roman" w:hAnsi="Times New Roman" w:cs="Times New Roman"/>
                 <w:sz w:val="26"/>
@@ -13995,7 +14455,7 @@
           </w:tcPr>
           <w:p>
             <w:pPr>
-              <w:spacing w:after="160" w:line="360" w:lineRule="auto"/>
+              <w:spacing w:after="160" w:line="276" w:lineRule="auto"/>
               <w:rPr>
                 <w:rFonts w:ascii="Times New Roman" w:hAnsi="Times New Roman" w:cs="Times New Roman"/>
                 <w:sz w:val="26"/>
@@ -14020,7 +14480,7 @@
           </w:tcPr>
           <w:p>
             <w:pPr>
-              <w:spacing w:after="160" w:line="360" w:lineRule="auto"/>
+              <w:spacing w:after="160" w:line="276" w:lineRule="auto"/>
               <w:rPr>
                 <w:rFonts w:ascii="Times New Roman" w:hAnsi="Times New Roman" w:cs="Times New Roman"/>
                 <w:sz w:val="26"/>
@@ -14044,7 +14504,7 @@
           </w:tcPr>
           <w:p>
             <w:pPr>
-              <w:spacing w:after="160" w:line="360" w:lineRule="auto"/>
+              <w:spacing w:after="160" w:line="276" w:lineRule="auto"/>
               <w:rPr>
                 <w:rFonts w:ascii="Times New Roman" w:hAnsi="Times New Roman" w:cs="Times New Roman"/>
                 <w:sz w:val="26"/>
@@ -14128,14 +14588,15 @@
       <w:r>
         <w:rPr>
           <w:rFonts w:ascii="Times New Roman" w:hAnsi="Times New Roman" w:cs="Times New Roman"/>
+          <w:noProof/>
           <w:sz w:val="26"/>
           <w:szCs w:val="26"/>
           <w:lang w:val="vi-VN"/>
         </w:rPr>
         <w:drawing>
-          <wp:inline distT="0" distB="0" distL="0" distR="0" wp14:anchorId="2F193F5A" wp14:editId="76A03E40">
-            <wp:extent cx="4048690" cy="2476846"/>
-            <wp:effectExtent l="0" t="0" r="0" b="0"/>
+          <wp:inline distT="0" distB="0" distL="0" distR="0" wp14:anchorId="2F193F5A" wp14:editId="487ADDA7">
+            <wp:extent cx="4341106" cy="2655735"/>
+            <wp:effectExtent l="19050" t="19050" r="21590" b="11430"/>
             <wp:docPr id="15" name="Picture 15"/>
             <wp:cNvGraphicFramePr>
               <a:graphicFrameLocks xmlns:a="http://schemas.openxmlformats.org/drawingml/2006/main" noChangeAspect="1"/>
@@ -14156,11 +14617,16 @@
                   <pic:spPr>
                     <a:xfrm>
                       <a:off x="0" y="0"/>
-                      <a:ext cx="4048690" cy="2476846"/>
+                      <a:ext cx="4361470" cy="2668193"/>
                     </a:xfrm>
                     <a:prstGeom prst="rect">
                       <a:avLst/>
                     </a:prstGeom>
+                    <a:ln>
+                      <a:solidFill>
+                        <a:schemeClr val="accent1"/>
+                      </a:solidFill>
+                    </a:ln>
                   </pic:spPr>
                 </pic:pic>
               </a:graphicData>
@@ -14172,18 +14638,20 @@
     <w:p>
       <w:pPr>
         <w:spacing w:line="360" w:lineRule="auto"/>
-        <w:rPr>
-          <w:rFonts w:ascii="Times New Roman" w:hAnsi="Times New Roman" w:cs="Times New Roman"/>
-          <w:sz w:val="26"/>
-          <w:szCs w:val="26"/>
-        </w:rPr>
-      </w:pPr>
-      <w:r>
-        <w:rPr>
-          <w:rFonts w:ascii="Times New Roman" w:hAnsi="Times New Roman" w:cs="Times New Roman"/>
-          <w:sz w:val="26"/>
-          <w:szCs w:val="26"/>
-        </w:rPr>
+        <w:ind w:left="284" w:firstLine="436"/>
+        <w:rPr>
+          <w:rFonts w:ascii="Times New Roman" w:hAnsi="Times New Roman" w:cs="Times New Roman"/>
+          <w:sz w:val="26"/>
+          <w:szCs w:val="26"/>
+        </w:rPr>
+      </w:pPr>
+      <w:r>
+        <w:rPr>
+          <w:rFonts w:ascii="Times New Roman" w:hAnsi="Times New Roman" w:cs="Times New Roman"/>
+          <w:sz w:val="26"/>
+          <w:szCs w:val="26"/>
+        </w:rPr>
+        <w:lastRenderedPageBreak/>
         <w:t>Dựa</w:t>
       </w:r>
       <w:r>
@@ -14193,16 +14661,7 @@
           <w:szCs w:val="26"/>
           <w:lang w:val="vi-VN"/>
         </w:rPr>
-        <w:t xml:space="preserve"> vào </w:t>
-      </w:r>
-      <w:r>
-        <w:rPr>
-          <w:rFonts w:ascii="Times New Roman" w:hAnsi="Times New Roman" w:cs="Times New Roman"/>
-          <w:sz w:val="26"/>
-          <w:szCs w:val="26"/>
-          <w:lang w:val="vi-VN"/>
-        </w:rPr>
-        <w:t>ảnh</w:t>
+        <w:t xml:space="preserve"> vào ảnh</w:t>
       </w:r>
       <w:r>
         <w:rPr>
@@ -14233,6 +14692,7 @@
     <w:p>
       <w:pPr>
         <w:spacing w:line="360" w:lineRule="auto"/>
+        <w:ind w:left="284"/>
         <w:jc w:val="center"/>
         <w:rPr>
           <w:rFonts w:ascii="Times New Roman" w:hAnsi="Times New Roman" w:cs="Times New Roman"/>
@@ -14252,22 +14712,21 @@
     <w:p>
       <w:pPr>
         <w:spacing w:line="360" w:lineRule="auto"/>
-        <w:ind w:firstLine="720"/>
-        <w:rPr>
-          <w:rFonts w:ascii="Times New Roman" w:hAnsi="Times New Roman" w:cs="Times New Roman"/>
-          <w:sz w:val="26"/>
-          <w:szCs w:val="26"/>
-          <w:lang w:val="vi-VN"/>
-        </w:rPr>
-      </w:pPr>
-      <w:r>
-        <w:rPr>
-          <w:rFonts w:ascii="Times New Roman" w:hAnsi="Times New Roman" w:cs="Times New Roman"/>
-          <w:sz w:val="26"/>
-          <w:szCs w:val="26"/>
-          <w:lang w:val="vi-VN"/>
-        </w:rPr>
-        <w:lastRenderedPageBreak/>
+        <w:ind w:left="284" w:firstLine="720"/>
+        <w:rPr>
+          <w:rFonts w:ascii="Times New Roman" w:hAnsi="Times New Roman" w:cs="Times New Roman"/>
+          <w:sz w:val="26"/>
+          <w:szCs w:val="26"/>
+          <w:lang w:val="vi-VN"/>
+        </w:rPr>
+      </w:pPr>
+      <w:r>
+        <w:rPr>
+          <w:rFonts w:ascii="Times New Roman" w:hAnsi="Times New Roman" w:cs="Times New Roman"/>
+          <w:sz w:val="26"/>
+          <w:szCs w:val="26"/>
+          <w:lang w:val="vi-VN"/>
+        </w:rPr>
         <w:t xml:space="preserve">Vì sao có giá trị đó là vì nó là </w:t>
       </w:r>
       <w:r>
@@ -14299,7 +14758,7 @@
     <w:p>
       <w:pPr>
         <w:spacing w:line="360" w:lineRule="auto"/>
-        <w:ind w:firstLine="720"/>
+        <w:ind w:left="284" w:firstLine="720"/>
         <w:rPr>
           <w:rFonts w:ascii="Times New Roman" w:hAnsi="Times New Roman" w:cs="Times New Roman"/>
           <w:sz w:val="26"/>
@@ -14436,14 +14895,15 @@
       <w:r>
         <w:rPr>
           <w:rFonts w:ascii="Times New Roman" w:hAnsi="Times New Roman" w:cs="Times New Roman"/>
+          <w:noProof/>
           <w:sz w:val="26"/>
           <w:szCs w:val="26"/>
           <w:lang w:val="vi-VN"/>
         </w:rPr>
         <w:drawing>
-          <wp:inline distT="0" distB="0" distL="0" distR="0" wp14:anchorId="3864D7EB" wp14:editId="0FBC2984">
+          <wp:inline distT="0" distB="0" distL="0" distR="0" wp14:anchorId="3864D7EB" wp14:editId="0DF3E3CC">
             <wp:extent cx="4048690" cy="2476846"/>
-            <wp:effectExtent l="0" t="0" r="0" b="0"/>
+            <wp:effectExtent l="19050" t="19050" r="9525" b="19050"/>
             <wp:docPr id="16" name="Picture 16"/>
             <wp:cNvGraphicFramePr>
               <a:graphicFrameLocks xmlns:a="http://schemas.openxmlformats.org/drawingml/2006/main" noChangeAspect="1"/>
@@ -14469,6 +14929,11 @@
                     <a:prstGeom prst="rect">
                       <a:avLst/>
                     </a:prstGeom>
+                    <a:ln>
+                      <a:solidFill>
+                        <a:schemeClr val="accent1"/>
+                      </a:solidFill>
+                    </a:ln>
                   </pic:spPr>
                 </pic:pic>
               </a:graphicData>
@@ -14487,13 +14952,36 @@
           <w:lang w:val="vi-VN"/>
         </w:rPr>
       </w:pPr>
-      <w:r>
-        <w:rPr>
-          <w:rFonts w:ascii="Times New Roman" w:hAnsi="Times New Roman" w:cs="Times New Roman"/>
-          <w:sz w:val="26"/>
-          <w:szCs w:val="26"/>
-          <w:lang w:val="vi-VN"/>
-        </w:rPr>
+    </w:p>
+    <w:p>
+      <w:pPr>
+        <w:spacing w:line="360" w:lineRule="auto"/>
+        <w:rPr>
+          <w:rFonts w:ascii="Times New Roman" w:hAnsi="Times New Roman" w:cs="Times New Roman"/>
+          <w:sz w:val="26"/>
+          <w:szCs w:val="26"/>
+          <w:lang w:val="vi-VN"/>
+        </w:rPr>
+      </w:pPr>
+    </w:p>
+    <w:p>
+      <w:pPr>
+        <w:spacing w:line="360" w:lineRule="auto"/>
+        <w:rPr>
+          <w:rFonts w:ascii="Times New Roman" w:hAnsi="Times New Roman" w:cs="Times New Roman"/>
+          <w:sz w:val="26"/>
+          <w:szCs w:val="26"/>
+          <w:lang w:val="vi-VN"/>
+        </w:rPr>
+      </w:pPr>
+      <w:r>
+        <w:rPr>
+          <w:rFonts w:ascii="Times New Roman" w:hAnsi="Times New Roman" w:cs="Times New Roman"/>
+          <w:sz w:val="26"/>
+          <w:szCs w:val="26"/>
+          <w:lang w:val="vi-VN"/>
+        </w:rPr>
+        <w:lastRenderedPageBreak/>
         <w:t>Dựa vào ảnh này ta có dữ liệu:</w:t>
       </w:r>
     </w:p>
@@ -14816,7 +15304,6 @@
                 <w:sz w:val="26"/>
                 <w:szCs w:val="26"/>
               </w:rPr>
-              <w:lastRenderedPageBreak/>
               <w:t>PV (Giá trị Kế hoạch)</w:t>
             </w:r>
           </w:p>
@@ -15244,17 +15731,7 @@
           <w:sz w:val="26"/>
           <w:szCs w:val="26"/>
         </w:rPr>
-        <w:t xml:space="preserve">hi </w:t>
-      </w:r>
-      <w:r>
-        <w:rPr>
-          <w:rFonts w:ascii="Times New Roman" w:hAnsi="Times New Roman" w:cs="Times New Roman"/>
-          <w:b/>
-          <w:bCs/>
-          <w:sz w:val="26"/>
-          <w:szCs w:val="26"/>
-        </w:rPr>
-        <w:t>phí</w:t>
+        <w:t>hi phí</w:t>
       </w:r>
       <w:r>
         <w:rPr>
@@ -15343,7 +15820,64 @@
                 <w:sz w:val="32"/>
                 <w:szCs w:val="32"/>
               </w:rPr>
+              <m:t>EV</m:t>
+            </m:r>
+          </m:num>
+          <m:den>
+            <m:r>
+              <w:rPr>
+                <w:rFonts w:ascii="Cambria Math" w:hAnsi="Cambria Math" w:cs="Times New Roman"/>
+                <w:sz w:val="32"/>
+                <w:szCs w:val="32"/>
+              </w:rPr>
               <m:t>AC</m:t>
+            </m:r>
+          </m:den>
+        </m:f>
+      </m:oMath>
+    </w:p>
+    <w:p>
+      <w:pPr>
+        <w:spacing w:line="360" w:lineRule="auto"/>
+        <w:jc w:val="center"/>
+        <w:rPr>
+          <w:rFonts w:ascii="Times New Roman" w:hAnsi="Times New Roman" w:cs="Times New Roman"/>
+          <w:sz w:val="26"/>
+          <w:szCs w:val="26"/>
+        </w:rPr>
+      </w:pPr>
+      <w:r>
+        <w:rPr>
+          <w:rFonts w:ascii="Times New Roman" w:hAnsi="Times New Roman" w:cs="Times New Roman"/>
+          <w:sz w:val="26"/>
+          <w:szCs w:val="26"/>
+          <w:lang w:val="vi-VN"/>
+        </w:rPr>
+        <w:t xml:space="preserve">=&gt;   </w:t>
+      </w:r>
+      <m:oMath>
+        <m:f>
+          <m:fPr>
+            <m:ctrlPr>
+              <w:rPr>
+                <w:rFonts w:ascii="Cambria Math" w:hAnsi="Cambria Math" w:cs="Times New Roman"/>
+                <w:i/>
+                <w:sz w:val="32"/>
+                <w:szCs w:val="32"/>
+              </w:rPr>
+            </m:ctrlPr>
+          </m:fPr>
+          <m:num>
+            <m:r>
+              <m:rPr>
+                <m:sty m:val="p"/>
+              </m:rPr>
+              <w:rPr>
+                <w:rFonts w:ascii="Cambria Math" w:hAnsi="Cambria Math" w:cs="Times New Roman"/>
+                <w:sz w:val="32"/>
+                <w:szCs w:val="32"/>
+              </w:rPr>
+              <m:t>$2.748,00</m:t>
             </m:r>
           </m:num>
           <m:den>
@@ -15356,67 +15890,7 @@
                 <w:sz w:val="32"/>
                 <w:szCs w:val="32"/>
               </w:rPr>
-              <m:t>EV</m:t>
-            </m:r>
-          </m:den>
-        </m:f>
-      </m:oMath>
-    </w:p>
-    <w:p>
-      <w:pPr>
-        <w:spacing w:line="360" w:lineRule="auto"/>
-        <w:jc w:val="center"/>
-        <w:rPr>
-          <w:rFonts w:ascii="Times New Roman" w:hAnsi="Times New Roman" w:cs="Times New Roman"/>
-          <w:sz w:val="26"/>
-          <w:szCs w:val="26"/>
-        </w:rPr>
-      </w:pPr>
-      <w:r>
-        <w:rPr>
-          <w:rFonts w:ascii="Times New Roman" w:hAnsi="Times New Roman" w:cs="Times New Roman"/>
-          <w:sz w:val="26"/>
-          <w:szCs w:val="26"/>
-          <w:lang w:val="vi-VN"/>
-        </w:rPr>
-        <w:t xml:space="preserve">=&gt;   </w:t>
-      </w:r>
-      <m:oMath>
-        <m:f>
-          <m:fPr>
-            <m:ctrlPr>
-              <w:rPr>
-                <w:rFonts w:ascii="Cambria Math" w:hAnsi="Cambria Math" w:cs="Times New Roman"/>
-                <w:i/>
-                <w:sz w:val="32"/>
-                <w:szCs w:val="32"/>
-              </w:rPr>
-            </m:ctrlPr>
-          </m:fPr>
-          <m:num>
-            <m:r>
-              <m:rPr>
-                <m:sty m:val="p"/>
-              </m:rPr>
-              <w:rPr>
-                <w:rFonts w:ascii="Cambria Math" w:hAnsi="Cambria Math" w:cs="Times New Roman"/>
-                <w:sz w:val="32"/>
-                <w:szCs w:val="32"/>
-              </w:rPr>
               <m:t>$3.080,00</m:t>
-            </m:r>
-          </m:num>
-          <m:den>
-            <m:r>
-              <m:rPr>
-                <m:sty m:val="p"/>
-              </m:rPr>
-              <w:rPr>
-                <w:rFonts w:ascii="Cambria Math" w:hAnsi="Cambria Math" w:cs="Times New Roman"/>
-                <w:sz w:val="32"/>
-                <w:szCs w:val="32"/>
-              </w:rPr>
-              <m:t>$2.748,00</m:t>
             </m:r>
           </m:den>
         </m:f>
@@ -15672,7 +16146,6 @@
           <w:bCs/>
           <w:sz w:val="26"/>
           <w:szCs w:val="26"/>
-          <w:lang w:val="vi-VN"/>
         </w:rPr>
       </w:pPr>
       <w:r>
@@ -15683,7 +16156,7 @@
           <w:sz w:val="26"/>
           <w:szCs w:val="26"/>
         </w:rPr>
-        <w:t>b. Dự kiến vượt quá hoặc thấp hơn ngân sách (VAC)</w:t>
+        <w:br w:type="page"/>
       </w:r>
     </w:p>
     <w:p>
@@ -15695,6 +16168,7 @@
           <w:bCs/>
           <w:sz w:val="26"/>
           <w:szCs w:val="26"/>
+          <w:lang w:val="vi-VN"/>
         </w:rPr>
       </w:pPr>
       <w:r>
@@ -15705,201 +16179,224 @@
           <w:sz w:val="26"/>
           <w:szCs w:val="26"/>
         </w:rPr>
-        <w:t xml:space="preserve">Tính EAC: </w:t>
+        <w:lastRenderedPageBreak/>
+        <w:t>b. Dự kiến vượt quá hoặc thấp hơn ngân sách (VAC)</w:t>
       </w:r>
     </w:p>
     <w:p>
       <w:pPr>
         <w:spacing w:line="360" w:lineRule="auto"/>
-        <w:jc w:val="center"/>
-        <w:rPr>
-          <w:rFonts w:ascii="Times New Roman" w:hAnsi="Times New Roman" w:cs="Times New Roman"/>
-          <w:sz w:val="26"/>
-          <w:szCs w:val="26"/>
-        </w:rPr>
-      </w:pPr>
-      <w:r>
-        <w:rPr>
-          <w:rFonts w:ascii="Times New Roman" w:hAnsi="Times New Roman" w:cs="Times New Roman"/>
-          <w:sz w:val="26"/>
-          <w:szCs w:val="26"/>
-        </w:rPr>
-        <w:t>EAC</w:t>
-      </w:r>
-      <w:r>
-        <w:rPr>
-          <w:rFonts w:ascii="Times New Roman" w:hAnsi="Times New Roman" w:cs="Times New Roman"/>
-          <w:sz w:val="26"/>
-          <w:szCs w:val="26"/>
-          <w:lang w:val="vi-VN"/>
-        </w:rPr>
-        <w:t xml:space="preserve"> </w:t>
-      </w:r>
-      <w:r>
-        <w:rPr>
-          <w:rFonts w:ascii="Times New Roman" w:hAnsi="Times New Roman" w:cs="Times New Roman"/>
-          <w:sz w:val="26"/>
-          <w:szCs w:val="26"/>
-        </w:rPr>
-        <w:t>=</w:t>
-      </w:r>
-      <w:r>
-        <w:rPr>
-          <w:rFonts w:ascii="Times New Roman" w:hAnsi="Times New Roman" w:cs="Times New Roman"/>
-          <w:sz w:val="26"/>
-          <w:szCs w:val="26"/>
-          <w:lang w:val="vi-VN"/>
-        </w:rPr>
-        <w:t xml:space="preserve"> </w:t>
-      </w:r>
-      <w:r>
-        <w:rPr>
-          <w:rFonts w:ascii="Times New Roman" w:hAnsi="Times New Roman" w:cs="Times New Roman"/>
-          <w:sz w:val="26"/>
-          <w:szCs w:val="26"/>
-        </w:rPr>
-        <w:t>AC</w:t>
-      </w:r>
-      <w:r>
-        <w:rPr>
-          <w:rFonts w:ascii="Times New Roman" w:hAnsi="Times New Roman" w:cs="Times New Roman"/>
-          <w:sz w:val="26"/>
-          <w:szCs w:val="26"/>
-          <w:lang w:val="vi-VN"/>
-        </w:rPr>
-        <w:t xml:space="preserve"> </w:t>
-      </w:r>
-      <w:r>
-        <w:rPr>
-          <w:rFonts w:ascii="Times New Roman" w:hAnsi="Times New Roman" w:cs="Times New Roman"/>
-          <w:sz w:val="26"/>
-          <w:szCs w:val="26"/>
-        </w:rPr>
-        <w:t>+</w:t>
-      </w:r>
-      <w:r>
-        <w:rPr>
-          <w:rFonts w:ascii="Times New Roman" w:hAnsi="Times New Roman" w:cs="Times New Roman"/>
-          <w:sz w:val="26"/>
-          <w:szCs w:val="26"/>
-          <w:lang w:val="vi-VN"/>
-        </w:rPr>
-        <w:t xml:space="preserve"> </w:t>
-      </w:r>
-      <w:r>
-        <w:rPr>
-          <w:rFonts w:ascii="Times New Roman" w:hAnsi="Times New Roman" w:cs="Times New Roman"/>
-          <w:sz w:val="26"/>
-          <w:szCs w:val="26"/>
-        </w:rPr>
-        <w:t>ETC</w:t>
-      </w:r>
-      <w:r>
-        <w:rPr>
-          <w:rFonts w:ascii="Times New Roman" w:hAnsi="Times New Roman" w:cs="Times New Roman"/>
-          <w:sz w:val="26"/>
-          <w:szCs w:val="26"/>
-          <w:lang w:val="vi-VN"/>
-        </w:rPr>
-        <w:t xml:space="preserve"> </w:t>
-      </w:r>
-      <w:r>
-        <w:rPr>
-          <w:rFonts w:ascii="Times New Roman" w:hAnsi="Times New Roman" w:cs="Times New Roman"/>
-          <w:sz w:val="26"/>
-          <w:szCs w:val="26"/>
-        </w:rPr>
-        <w:t>=</w:t>
-      </w:r>
-      <w:r>
-        <w:rPr>
-          <w:rFonts w:ascii="Times New Roman" w:hAnsi="Times New Roman" w:cs="Times New Roman"/>
-          <w:sz w:val="26"/>
-          <w:szCs w:val="26"/>
-          <w:lang w:val="vi-VN"/>
-        </w:rPr>
-        <w:t xml:space="preserve"> </w:t>
-      </w:r>
-      <w:r>
-        <w:rPr>
-          <w:rFonts w:ascii="Times New Roman" w:hAnsi="Times New Roman" w:cs="Times New Roman"/>
-          <w:sz w:val="26"/>
-          <w:szCs w:val="26"/>
-        </w:rPr>
-        <w:t>$3.080,00</w:t>
-      </w:r>
-      <w:r>
-        <w:rPr>
-          <w:rFonts w:ascii="Times New Roman" w:hAnsi="Times New Roman" w:cs="Times New Roman"/>
-          <w:sz w:val="26"/>
-          <w:szCs w:val="26"/>
-          <w:lang w:val="vi-VN"/>
-        </w:rPr>
-        <w:t xml:space="preserve"> </w:t>
-      </w:r>
-      <w:r>
-        <w:rPr>
-          <w:rFonts w:ascii="Times New Roman" w:hAnsi="Times New Roman" w:cs="Times New Roman"/>
-          <w:sz w:val="26"/>
-          <w:szCs w:val="26"/>
-        </w:rPr>
-        <w:t>+</w:t>
-      </w:r>
-      <w:r>
-        <w:rPr>
-          <w:rFonts w:ascii="Times New Roman" w:hAnsi="Times New Roman" w:cs="Times New Roman"/>
-          <w:sz w:val="26"/>
-          <w:szCs w:val="26"/>
-          <w:lang w:val="vi-VN"/>
-        </w:rPr>
-        <w:t xml:space="preserve"> </w:t>
-      </w:r>
-      <w:r>
-        <w:rPr>
-          <w:rFonts w:ascii="Times New Roman" w:hAnsi="Times New Roman" w:cs="Times New Roman"/>
-          <w:sz w:val="26"/>
-          <w:szCs w:val="26"/>
-        </w:rPr>
-        <w:t>$17.457,40</w:t>
-      </w:r>
-      <w:r>
-        <w:rPr>
-          <w:rFonts w:ascii="Times New Roman" w:hAnsi="Times New Roman" w:cs="Times New Roman"/>
-          <w:sz w:val="26"/>
-          <w:szCs w:val="26"/>
-          <w:lang w:val="vi-VN"/>
-        </w:rPr>
-        <w:t xml:space="preserve"> </w:t>
-      </w:r>
-      <w:r>
-        <w:rPr>
-          <w:rFonts w:ascii="Times New Roman" w:hAnsi="Times New Roman" w:cs="Times New Roman"/>
-          <w:sz w:val="26"/>
-          <w:szCs w:val="26"/>
-        </w:rPr>
-        <w:t>=</w:t>
-      </w:r>
-      <w:r>
-        <w:rPr>
-          <w:rFonts w:ascii="Times New Roman" w:hAnsi="Times New Roman" w:cs="Times New Roman"/>
-          <w:sz w:val="26"/>
-          <w:szCs w:val="26"/>
-          <w:lang w:val="vi-VN"/>
-        </w:rPr>
-        <w:t xml:space="preserve"> </w:t>
-      </w:r>
-      <w:r>
-        <w:rPr>
-          <w:rFonts w:ascii="Times New Roman" w:hAnsi="Times New Roman" w:cs="Times New Roman"/>
-          <w:sz w:val="26"/>
-          <w:szCs w:val="26"/>
-        </w:rPr>
-        <w:t>$20.537,40</w:t>
+        <w:rPr>
+          <w:rFonts w:ascii="Times New Roman" w:hAnsi="Times New Roman" w:cs="Times New Roman"/>
+          <w:b/>
+          <w:bCs/>
+          <w:sz w:val="26"/>
+          <w:szCs w:val="26"/>
+        </w:rPr>
+      </w:pPr>
+      <w:r>
+        <w:rPr>
+          <w:rFonts w:ascii="Times New Roman" w:hAnsi="Times New Roman" w:cs="Times New Roman"/>
+          <w:b/>
+          <w:bCs/>
+          <w:sz w:val="26"/>
+          <w:szCs w:val="26"/>
+        </w:rPr>
+        <w:t xml:space="preserve">Tính EAC: </w:t>
       </w:r>
     </w:p>
     <w:p>
       <w:pPr>
         <w:spacing w:line="360" w:lineRule="auto"/>
+        <w:jc w:val="center"/>
+        <w:rPr>
+          <w:rFonts w:ascii="Times New Roman" w:hAnsi="Times New Roman" w:cs="Times New Roman"/>
+          <w:sz w:val="26"/>
+          <w:szCs w:val="26"/>
+        </w:rPr>
+      </w:pPr>
+      <w:r>
+        <w:rPr>
+          <w:rFonts w:ascii="Times New Roman" w:hAnsi="Times New Roman" w:cs="Times New Roman"/>
+          <w:sz w:val="26"/>
+          <w:szCs w:val="26"/>
+        </w:rPr>
+        <w:t>EAC</w:t>
+      </w:r>
+      <w:r>
+        <w:rPr>
+          <w:rFonts w:ascii="Times New Roman" w:hAnsi="Times New Roman" w:cs="Times New Roman"/>
+          <w:sz w:val="26"/>
+          <w:szCs w:val="26"/>
+          <w:lang w:val="vi-VN"/>
+        </w:rPr>
+        <w:t xml:space="preserve"> </w:t>
+      </w:r>
+      <w:r>
+        <w:rPr>
+          <w:rFonts w:ascii="Times New Roman" w:hAnsi="Times New Roman" w:cs="Times New Roman"/>
+          <w:sz w:val="26"/>
+          <w:szCs w:val="26"/>
+        </w:rPr>
+        <w:t>=</w:t>
+      </w:r>
+      <w:r>
+        <w:rPr>
+          <w:rFonts w:ascii="Times New Roman" w:hAnsi="Times New Roman" w:cs="Times New Roman"/>
+          <w:sz w:val="26"/>
+          <w:szCs w:val="26"/>
+          <w:lang w:val="vi-VN"/>
+        </w:rPr>
+        <w:t xml:space="preserve"> </w:t>
+      </w:r>
+      <w:r>
+        <w:rPr>
+          <w:rFonts w:ascii="Times New Roman" w:hAnsi="Times New Roman" w:cs="Times New Roman"/>
+          <w:sz w:val="26"/>
+          <w:szCs w:val="26"/>
+        </w:rPr>
+        <w:t>AC</w:t>
+      </w:r>
+      <w:r>
+        <w:rPr>
+          <w:rFonts w:ascii="Times New Roman" w:hAnsi="Times New Roman" w:cs="Times New Roman"/>
+          <w:sz w:val="26"/>
+          <w:szCs w:val="26"/>
+          <w:lang w:val="vi-VN"/>
+        </w:rPr>
+        <w:t xml:space="preserve"> </w:t>
+      </w:r>
+      <w:r>
+        <w:rPr>
+          <w:rFonts w:ascii="Times New Roman" w:hAnsi="Times New Roman" w:cs="Times New Roman"/>
+          <w:sz w:val="26"/>
+          <w:szCs w:val="26"/>
+        </w:rPr>
+        <w:t>+</w:t>
+      </w:r>
+      <w:r>
+        <w:rPr>
+          <w:rFonts w:ascii="Times New Roman" w:hAnsi="Times New Roman" w:cs="Times New Roman"/>
+          <w:sz w:val="26"/>
+          <w:szCs w:val="26"/>
+          <w:lang w:val="vi-VN"/>
+        </w:rPr>
+        <w:t xml:space="preserve"> </w:t>
+      </w:r>
+      <w:r>
+        <w:rPr>
+          <w:rFonts w:ascii="Times New Roman" w:hAnsi="Times New Roman" w:cs="Times New Roman"/>
+          <w:sz w:val="26"/>
+          <w:szCs w:val="26"/>
+        </w:rPr>
+        <w:t>ETC</w:t>
+      </w:r>
+      <w:r>
+        <w:rPr>
+          <w:rFonts w:ascii="Times New Roman" w:hAnsi="Times New Roman" w:cs="Times New Roman"/>
+          <w:sz w:val="26"/>
+          <w:szCs w:val="26"/>
+          <w:lang w:val="vi-VN"/>
+        </w:rPr>
+        <w:t xml:space="preserve"> </w:t>
+      </w:r>
+      <w:r>
+        <w:rPr>
+          <w:rFonts w:ascii="Times New Roman" w:hAnsi="Times New Roman" w:cs="Times New Roman"/>
+          <w:sz w:val="26"/>
+          <w:szCs w:val="26"/>
+        </w:rPr>
+        <w:t>=</w:t>
+      </w:r>
+      <w:r>
+        <w:rPr>
+          <w:rFonts w:ascii="Times New Roman" w:hAnsi="Times New Roman" w:cs="Times New Roman"/>
+          <w:sz w:val="26"/>
+          <w:szCs w:val="26"/>
+          <w:lang w:val="vi-VN"/>
+        </w:rPr>
+        <w:t xml:space="preserve"> </w:t>
+      </w:r>
+      <w:r>
+        <w:rPr>
+          <w:rFonts w:ascii="Times New Roman" w:hAnsi="Times New Roman" w:cs="Times New Roman"/>
+          <w:sz w:val="26"/>
+          <w:szCs w:val="26"/>
+        </w:rPr>
+        <w:t>$3.080,00</w:t>
+      </w:r>
+      <w:r>
+        <w:rPr>
+          <w:rFonts w:ascii="Times New Roman" w:hAnsi="Times New Roman" w:cs="Times New Roman"/>
+          <w:sz w:val="26"/>
+          <w:szCs w:val="26"/>
+          <w:lang w:val="vi-VN"/>
+        </w:rPr>
+        <w:t xml:space="preserve"> </w:t>
+      </w:r>
+      <w:r>
+        <w:rPr>
+          <w:rFonts w:ascii="Times New Roman" w:hAnsi="Times New Roman" w:cs="Times New Roman"/>
+          <w:sz w:val="26"/>
+          <w:szCs w:val="26"/>
+        </w:rPr>
+        <w:t>+</w:t>
+      </w:r>
+      <w:r>
+        <w:rPr>
+          <w:rFonts w:ascii="Times New Roman" w:hAnsi="Times New Roman" w:cs="Times New Roman"/>
+          <w:sz w:val="26"/>
+          <w:szCs w:val="26"/>
+          <w:lang w:val="vi-VN"/>
+        </w:rPr>
+        <w:t xml:space="preserve"> </w:t>
+      </w:r>
+      <w:r>
+        <w:rPr>
+          <w:rFonts w:ascii="Times New Roman" w:hAnsi="Times New Roman" w:cs="Times New Roman"/>
+          <w:sz w:val="26"/>
+          <w:szCs w:val="26"/>
+        </w:rPr>
+        <w:t>$17.457,40</w:t>
+      </w:r>
+      <w:r>
+        <w:rPr>
+          <w:rFonts w:ascii="Times New Roman" w:hAnsi="Times New Roman" w:cs="Times New Roman"/>
+          <w:sz w:val="26"/>
+          <w:szCs w:val="26"/>
+          <w:lang w:val="vi-VN"/>
+        </w:rPr>
+        <w:t xml:space="preserve"> </w:t>
+      </w:r>
+      <w:r>
+        <w:rPr>
+          <w:rFonts w:ascii="Times New Roman" w:hAnsi="Times New Roman" w:cs="Times New Roman"/>
+          <w:sz w:val="26"/>
+          <w:szCs w:val="26"/>
+        </w:rPr>
+        <w:t>=</w:t>
+      </w:r>
+      <w:r>
+        <w:rPr>
+          <w:rFonts w:ascii="Times New Roman" w:hAnsi="Times New Roman" w:cs="Times New Roman"/>
+          <w:sz w:val="26"/>
+          <w:szCs w:val="26"/>
+          <w:lang w:val="vi-VN"/>
+        </w:rPr>
+        <w:t xml:space="preserve"> </w:t>
+      </w:r>
+      <w:r>
+        <w:rPr>
+          <w:rFonts w:ascii="Times New Roman" w:hAnsi="Times New Roman" w:cs="Times New Roman"/>
+          <w:sz w:val="26"/>
+          <w:szCs w:val="26"/>
+        </w:rPr>
+        <w:t>$20.537,40</w:t>
+      </w:r>
+    </w:p>
+    <w:p>
+      <w:pPr>
+        <w:spacing w:line="360" w:lineRule="auto"/>
         <w:rPr>
           <w:rFonts w:ascii="Times New Roman" w:hAnsi="Times New Roman" w:cs="Times New Roman"/>
           <w:b/>
@@ -16032,8 +16529,24 @@
           <w:sz w:val="26"/>
           <w:szCs w:val="26"/>
         </w:rPr>
-        <w:lastRenderedPageBreak/>
-        <w:t>VAC=</w:t>
+        <w:t>VAC</w:t>
+      </w:r>
+      <w:r>
+        <w:rPr>
+          <w:rFonts w:ascii="Times New Roman" w:hAnsi="Times New Roman" w:cs="Times New Roman"/>
+          <w:sz w:val="26"/>
+          <w:szCs w:val="26"/>
+          <w:lang w:val="vi-VN"/>
+        </w:rPr>
+        <w:t xml:space="preserve"> </w:t>
+      </w:r>
+      <w:r>
+        <w:rPr>
+          <w:rFonts w:ascii="Times New Roman" w:hAnsi="Times New Roman" w:cs="Times New Roman"/>
+          <w:sz w:val="26"/>
+          <w:szCs w:val="26"/>
+        </w:rPr>
+        <w:t>=</w:t>
       </w:r>
       <w:r>
         <w:rPr>
@@ -16484,6 +16997,7 @@
           <w:szCs w:val="26"/>
           <w:lang w:val="vi-VN"/>
         </w:rPr>
+        <w:lastRenderedPageBreak/>
         <w:t>6. Nếu dự án trễ (/vượt) tiến độ, hãy cho biết dự án kéo dài thêm (/rút ngắn) bao nhiêu</w:t>
       </w:r>
     </w:p>
@@ -16521,15 +17035,15 @@
       <w:r>
         <w:rPr>
           <w:rFonts w:ascii="Times New Roman" w:hAnsi="Times New Roman" w:cs="Times New Roman"/>
-          <w:sz w:val="26"/>
-          <w:szCs w:val="26"/>
-          <w:lang w:val="vi-VN"/>
-        </w:rPr>
-        <w:lastRenderedPageBreak/>
+          <w:noProof/>
+          <w:sz w:val="26"/>
+          <w:szCs w:val="26"/>
+          <w:lang w:val="vi-VN"/>
+        </w:rPr>
         <w:drawing>
-          <wp:inline distT="0" distB="0" distL="0" distR="0" wp14:anchorId="56C680D5" wp14:editId="1849473E">
+          <wp:inline distT="0" distB="0" distL="0" distR="0" wp14:anchorId="56C680D5" wp14:editId="37CDA758">
             <wp:extent cx="4048690" cy="2476846"/>
-            <wp:effectExtent l="0" t="0" r="0" b="0"/>
+            <wp:effectExtent l="19050" t="19050" r="9525" b="19050"/>
             <wp:docPr id="17" name="Picture 17"/>
             <wp:cNvGraphicFramePr>
               <a:graphicFrameLocks xmlns:a="http://schemas.openxmlformats.org/drawingml/2006/main" noChangeAspect="1"/>
@@ -16555,6 +17069,11 @@
                     <a:prstGeom prst="rect">
                       <a:avLst/>
                     </a:prstGeom>
+                    <a:ln>
+                      <a:solidFill>
+                        <a:schemeClr val="accent1"/>
+                      </a:solidFill>
+                    </a:ln>
                   </pic:spPr>
                 </pic:pic>
               </a:graphicData>
@@ -16566,6 +17085,7 @@
     <w:p>
       <w:pPr>
         <w:spacing w:line="360" w:lineRule="auto"/>
+        <w:ind w:left="284"/>
         <w:rPr>
           <w:rFonts w:ascii="Times New Roman" w:hAnsi="Times New Roman" w:cs="Times New Roman"/>
           <w:sz w:val="26"/>
@@ -16586,28 +17106,21 @@
     <w:p>
       <w:pPr>
         <w:spacing w:line="360" w:lineRule="auto"/>
-        <w:rPr>
-          <w:rFonts w:ascii="Times New Roman" w:hAnsi="Times New Roman" w:cs="Times New Roman"/>
-          <w:sz w:val="26"/>
-          <w:szCs w:val="26"/>
-          <w:lang w:val="vi-VN"/>
-        </w:rPr>
-      </w:pPr>
-      <w:r>
-        <w:rPr>
-          <w:rFonts w:ascii="Times New Roman" w:hAnsi="Times New Roman" w:cs="Times New Roman"/>
-          <w:sz w:val="26"/>
-          <w:szCs w:val="26"/>
-        </w:rPr>
-        <w:t xml:space="preserve">Work </w:t>
-      </w:r>
-      <w:r>
-        <w:rPr>
-          <w:rFonts w:ascii="Times New Roman" w:hAnsi="Times New Roman" w:cs="Times New Roman"/>
-          <w:sz w:val="26"/>
-          <w:szCs w:val="26"/>
-        </w:rPr>
-        <w:t>có</w:t>
+        <w:ind w:left="284"/>
+        <w:rPr>
+          <w:rFonts w:ascii="Times New Roman" w:hAnsi="Times New Roman" w:cs="Times New Roman"/>
+          <w:sz w:val="26"/>
+          <w:szCs w:val="26"/>
+          <w:lang w:val="vi-VN"/>
+        </w:rPr>
+      </w:pPr>
+      <w:r>
+        <w:rPr>
+          <w:rFonts w:ascii="Times New Roman" w:hAnsi="Times New Roman" w:cs="Times New Roman"/>
+          <w:sz w:val="26"/>
+          <w:szCs w:val="26"/>
+        </w:rPr>
+        <w:t>Work có</w:t>
       </w:r>
       <w:r>
         <w:rPr>
@@ -16624,31 +17137,7 @@
           <w:sz w:val="26"/>
           <w:szCs w:val="26"/>
         </w:rPr>
-        <w:t xml:space="preserve">ỷ lệ % </w:t>
-      </w:r>
-      <w:r>
-        <w:rPr>
-          <w:rFonts w:ascii="Times New Roman" w:hAnsi="Times New Roman" w:cs="Times New Roman"/>
-          <w:sz w:val="26"/>
-          <w:szCs w:val="26"/>
-        </w:rPr>
-        <w:t>c</w:t>
-      </w:r>
-      <w:r>
-        <w:rPr>
-          <w:rFonts w:ascii="Times New Roman" w:hAnsi="Times New Roman" w:cs="Times New Roman"/>
-          <w:sz w:val="26"/>
-          <w:szCs w:val="26"/>
-        </w:rPr>
-        <w:t xml:space="preserve">ông việc hoàn </w:t>
-      </w:r>
-      <w:r>
-        <w:rPr>
-          <w:rFonts w:ascii="Times New Roman" w:hAnsi="Times New Roman" w:cs="Times New Roman"/>
-          <w:sz w:val="26"/>
-          <w:szCs w:val="26"/>
-        </w:rPr>
-        <w:t>thành</w:t>
+        <w:t>ỷ lệ % công việc hoàn thành</w:t>
       </w:r>
       <w:r>
         <w:rPr>
@@ -16671,28 +17160,21 @@
     <w:p>
       <w:pPr>
         <w:spacing w:line="360" w:lineRule="auto"/>
-        <w:rPr>
-          <w:rFonts w:ascii="Times New Roman" w:hAnsi="Times New Roman" w:cs="Times New Roman"/>
-          <w:sz w:val="26"/>
-          <w:szCs w:val="26"/>
-          <w:lang w:val="vi-VN"/>
-        </w:rPr>
-      </w:pPr>
-      <w:r>
-        <w:rPr>
-          <w:rFonts w:ascii="Times New Roman" w:hAnsi="Times New Roman" w:cs="Times New Roman"/>
-          <w:sz w:val="26"/>
-          <w:szCs w:val="26"/>
-        </w:rPr>
-        <w:t xml:space="preserve">Duration </w:t>
-      </w:r>
-      <w:r>
-        <w:rPr>
-          <w:rFonts w:ascii="Times New Roman" w:hAnsi="Times New Roman" w:cs="Times New Roman"/>
-          <w:sz w:val="26"/>
-          <w:szCs w:val="26"/>
-        </w:rPr>
-        <w:t>có</w:t>
+        <w:ind w:left="284"/>
+        <w:rPr>
+          <w:rFonts w:ascii="Times New Roman" w:hAnsi="Times New Roman" w:cs="Times New Roman"/>
+          <w:sz w:val="26"/>
+          <w:szCs w:val="26"/>
+          <w:lang w:val="vi-VN"/>
+        </w:rPr>
+      </w:pPr>
+      <w:r>
+        <w:rPr>
+          <w:rFonts w:ascii="Times New Roman" w:hAnsi="Times New Roman" w:cs="Times New Roman"/>
+          <w:sz w:val="26"/>
+          <w:szCs w:val="26"/>
+        </w:rPr>
+        <w:t>Duration có</w:t>
       </w:r>
       <w:r>
         <w:rPr>
@@ -16709,31 +17191,7 @@
           <w:sz w:val="26"/>
           <w:szCs w:val="26"/>
         </w:rPr>
-        <w:t>t</w:t>
-      </w:r>
-      <w:r>
-        <w:rPr>
-          <w:rFonts w:ascii="Times New Roman" w:hAnsi="Times New Roman" w:cs="Times New Roman"/>
-          <w:sz w:val="26"/>
-          <w:szCs w:val="26"/>
-        </w:rPr>
-        <w:t xml:space="preserve">ỷ lệ % </w:t>
-      </w:r>
-      <w:r>
-        <w:rPr>
-          <w:rFonts w:ascii="Times New Roman" w:hAnsi="Times New Roman" w:cs="Times New Roman"/>
-          <w:sz w:val="26"/>
-          <w:szCs w:val="26"/>
-        </w:rPr>
-        <w:t>t</w:t>
-      </w:r>
-      <w:r>
-        <w:rPr>
-          <w:rFonts w:ascii="Times New Roman" w:hAnsi="Times New Roman" w:cs="Times New Roman"/>
-          <w:sz w:val="26"/>
-          <w:szCs w:val="26"/>
-        </w:rPr>
-        <w:t>hời gian hoàn thành</w:t>
+        <w:t>tỷ lệ % thời gian hoàn thành</w:t>
       </w:r>
       <w:r>
         <w:rPr>
@@ -16756,6 +17214,7 @@
     <w:p>
       <w:pPr>
         <w:spacing w:line="360" w:lineRule="auto"/>
+        <w:ind w:left="284"/>
         <w:rPr>
           <w:rFonts w:ascii="Times New Roman" w:hAnsi="Times New Roman" w:cs="Times New Roman"/>
           <w:sz w:val="26"/>
@@ -16795,20 +17254,13 @@
           <w:sz w:val="26"/>
           <w:szCs w:val="26"/>
         </w:rPr>
-        <w:t>t</w:t>
-      </w:r>
-      <w:r>
-        <w:rPr>
-          <w:rFonts w:ascii="Times New Roman" w:hAnsi="Times New Roman" w:cs="Times New Roman"/>
-          <w:sz w:val="26"/>
-          <w:szCs w:val="26"/>
-        </w:rPr>
-        <w:t>ỷ lệ Công việc hoàn thành (15%) thấp hơn tỷ lệ Thời gian đã trôi qua (18%). Điều này có nghĩa là, tính đến ngày báo cáo (07/11/2022), công việc thực tế đã hoàn thành ít hơn so với kế hoạch phải làm trong cùng một khoảng thời gian.</w:t>
+        <w:t>tỷ lệ Công việc hoàn thành (15%) thấp hơn tỷ lệ Thời gian đã trôi qua (18%). Điều này có nghĩa là, tính đến ngày báo cáo (07/11/2022), công việc thực tế đã hoàn thành ít hơn so với kế hoạch phải làm trong cùng một khoảng thời gian.</w:t>
       </w:r>
     </w:p>
     <w:p>
       <w:pPr>
         <w:spacing w:line="360" w:lineRule="auto"/>
+        <w:ind w:left="284"/>
         <w:rPr>
           <w:rFonts w:ascii="Times New Roman" w:hAnsi="Times New Roman" w:cs="Times New Roman"/>
           <w:b/>
@@ -16826,12 +17278,33 @@
           <w:sz w:val="26"/>
           <w:szCs w:val="26"/>
         </w:rPr>
-        <w:t>Chỉ số Hiệu suất Lịch trình (SPI):</w:t>
+        <w:t xml:space="preserve">Chỉ số Hiệu suất Lịch </w:t>
+      </w:r>
+      <w:r>
+        <w:rPr>
+          <w:rFonts w:ascii="Times New Roman" w:hAnsi="Times New Roman" w:cs="Times New Roman"/>
+          <w:b/>
+          <w:bCs/>
+          <w:sz w:val="26"/>
+          <w:szCs w:val="26"/>
+        </w:rPr>
+        <w:t>trình</w:t>
+      </w:r>
+      <w:r>
+        <w:rPr>
+          <w:rFonts w:ascii="Times New Roman" w:hAnsi="Times New Roman" w:cs="Times New Roman"/>
+          <w:b/>
+          <w:bCs/>
+          <w:sz w:val="26"/>
+          <w:szCs w:val="26"/>
+        </w:rPr>
+        <w:t>:</w:t>
       </w:r>
     </w:p>
     <w:p>
       <w:pPr>
         <w:spacing w:line="360" w:lineRule="auto"/>
+        <w:ind w:left="284"/>
         <w:rPr>
           <w:rFonts w:ascii="Times New Roman" w:hAnsi="Times New Roman" w:cs="Times New Roman"/>
           <w:sz w:val="26"/>
@@ -16852,6 +17325,7 @@
     <w:p>
       <w:pPr>
         <w:spacing w:line="360" w:lineRule="auto"/>
+        <w:ind w:left="567"/>
         <w:rPr>
           <w:rFonts w:ascii="Times New Roman" w:hAnsi="Times New Roman" w:cs="Times New Roman"/>
           <w:sz w:val="26"/>
@@ -16905,6 +17379,7 @@
     <w:p>
       <w:pPr>
         <w:spacing w:line="360" w:lineRule="auto"/>
+        <w:ind w:left="567"/>
         <w:rPr>
           <w:rFonts w:ascii="Times New Roman" w:hAnsi="Times New Roman" w:cs="Times New Roman"/>
           <w:sz w:val="26"/>
@@ -17017,17 +17492,158 @@
     <w:p>
       <w:pPr>
         <w:spacing w:line="360" w:lineRule="auto"/>
-        <w:rPr>
-          <w:rFonts w:ascii="Times New Roman" w:hAnsi="Times New Roman" w:cs="Times New Roman"/>
-          <w:sz w:val="26"/>
-          <w:szCs w:val="26"/>
-          <w:lang w:val="vi-VN"/>
-        </w:rPr>
-      </w:pPr>
+        <w:ind w:left="567"/>
+        <w:rPr>
+          <w:rFonts w:ascii="Times New Roman" w:hAnsi="Times New Roman" w:cs="Times New Roman"/>
+          <w:sz w:val="26"/>
+          <w:szCs w:val="26"/>
+          <w:lang w:val="vi-VN"/>
+        </w:rPr>
+      </w:pPr>
+      <w:r>
+        <w:rPr>
+          <w:rFonts w:ascii="Times New Roman" w:hAnsi="Times New Roman" w:cs="Times New Roman"/>
+          <w:sz w:val="26"/>
+          <w:szCs w:val="26"/>
+        </w:rPr>
+        <w:t>SPI</w:t>
+      </w:r>
+      <w:r>
+        <w:rPr>
+          <w:rFonts w:ascii="Times New Roman" w:hAnsi="Times New Roman" w:cs="Times New Roman"/>
+          <w:sz w:val="26"/>
+          <w:szCs w:val="26"/>
+          <w:lang w:val="vi-VN"/>
+        </w:rPr>
+        <w:t xml:space="preserve"> = </w:t>
+      </w:r>
+      <m:oMath>
+        <m:f>
+          <m:fPr>
+            <m:ctrlPr>
+              <w:rPr>
+                <w:rFonts w:ascii="Cambria Math" w:hAnsi="Cambria Math" w:cs="Times New Roman"/>
+                <w:i/>
+                <w:sz w:val="32"/>
+                <w:szCs w:val="32"/>
+                <w:lang w:val="vi-VN"/>
+              </w:rPr>
+            </m:ctrlPr>
+          </m:fPr>
+          <m:num>
+            <m:r>
+              <w:rPr>
+                <w:rFonts w:ascii="Cambria Math" w:hAnsi="Cambria Math" w:cs="Times New Roman"/>
+                <w:sz w:val="32"/>
+                <w:szCs w:val="32"/>
+              </w:rPr>
+              <m:t>EV</m:t>
+            </m:r>
+          </m:num>
+          <m:den>
+            <m:r>
+              <w:rPr>
+                <w:rFonts w:ascii="Cambria Math" w:hAnsi="Cambria Math" w:cs="Times New Roman"/>
+                <w:sz w:val="32"/>
+                <w:szCs w:val="32"/>
+                <w:lang w:val="vi-VN"/>
+              </w:rPr>
+              <m:t>PV</m:t>
+            </m:r>
+          </m:den>
+        </m:f>
+        <m:r>
+          <w:rPr>
+            <w:rFonts w:ascii="Cambria Math" w:hAnsi="Cambria Math" w:cs="Times New Roman"/>
+            <w:sz w:val="32"/>
+            <w:szCs w:val="32"/>
+            <w:lang w:val="vi-VN"/>
+          </w:rPr>
+          <m:t xml:space="preserve">= </m:t>
+        </m:r>
+        <m:f>
+          <m:fPr>
+            <m:ctrlPr>
+              <w:rPr>
+                <w:rFonts w:ascii="Cambria Math" w:hAnsi="Cambria Math" w:cs="Times New Roman"/>
+                <w:i/>
+                <w:sz w:val="32"/>
+                <w:szCs w:val="32"/>
+                <w:lang w:val="vi-VN"/>
+              </w:rPr>
+            </m:ctrlPr>
+          </m:fPr>
+          <m:num>
+            <m:r>
+              <m:rPr>
+                <m:sty m:val="p"/>
+              </m:rPr>
+              <w:rPr>
+                <w:rFonts w:ascii="Cambria Math" w:hAnsi="Cambria Math" w:cs="Times New Roman"/>
+                <w:sz w:val="26"/>
+                <w:szCs w:val="26"/>
+              </w:rPr>
+              <m:t>$2.748,00 </m:t>
+            </m:r>
+          </m:num>
+          <m:den>
+            <m:r>
+              <m:rPr>
+                <m:sty m:val="p"/>
+              </m:rPr>
+              <w:rPr>
+                <w:rFonts w:ascii="Cambria Math" w:hAnsi="Cambria Math" w:cs="Times New Roman"/>
+                <w:sz w:val="26"/>
+                <w:szCs w:val="26"/>
+              </w:rPr>
+              <m:t>$3.297,60</m:t>
+            </m:r>
+          </m:den>
+        </m:f>
+      </m:oMath>
+      <w:r>
+        <w:rPr>
+          <w:rFonts w:ascii="Times New Roman" w:eastAsiaTheme="minorEastAsia" w:hAnsi="Times New Roman" w:cs="Times New Roman"/>
+          <w:sz w:val="26"/>
+          <w:szCs w:val="26"/>
+          <w:lang w:val="vi-VN"/>
+        </w:rPr>
+        <w:t xml:space="preserve"> = </w:t>
+      </w:r>
+      <w:r>
+        <w:rPr>
+          <w:rFonts w:ascii="Times New Roman" w:eastAsiaTheme="minorEastAsia" w:hAnsi="Times New Roman" w:cs="Times New Roman"/>
+          <w:sz w:val="26"/>
+          <w:szCs w:val="26"/>
+        </w:rPr>
+        <w:t>0</w:t>
+      </w:r>
+      <w:r>
+        <w:rPr>
+          <w:rFonts w:ascii="Times New Roman" w:eastAsiaTheme="minorEastAsia" w:hAnsi="Times New Roman" w:cs="Times New Roman"/>
+          <w:sz w:val="26"/>
+          <w:szCs w:val="26"/>
+          <w:lang w:val="vi-VN"/>
+        </w:rPr>
+        <w:t>.833</w:t>
+      </w:r>
     </w:p>
     <w:p>
       <w:pPr>
         <w:spacing w:line="360" w:lineRule="auto"/>
+        <w:ind w:left="284"/>
+        <w:rPr>
+          <w:rFonts w:ascii="Times New Roman" w:hAnsi="Times New Roman" w:cs="Times New Roman"/>
+          <w:sz w:val="26"/>
+          <w:szCs w:val="26"/>
+          <w:lang w:val="vi-VN"/>
+        </w:rPr>
+      </w:pPr>
+    </w:p>
+    <w:p>
+      <w:pPr>
+        <w:spacing w:line="360" w:lineRule="auto"/>
+        <w:ind w:left="284"/>
         <w:rPr>
           <w:rFonts w:ascii="Times New Roman" w:hAnsi="Times New Roman" w:cs="Times New Roman"/>
           <w:b/>
@@ -17045,13 +17661,14 @@
           <w:sz w:val="26"/>
           <w:szCs w:val="26"/>
         </w:rPr>
+        <w:lastRenderedPageBreak/>
         <w:t>Kéo dài thêm/Rút ngắn bao nhiêu ngày và Tỷ lệ %</w:t>
       </w:r>
     </w:p>
     <w:p>
       <w:pPr>
         <w:spacing w:line="360" w:lineRule="auto"/>
-        <w:ind w:left="360"/>
+        <w:ind w:left="567"/>
         <w:rPr>
           <w:rFonts w:ascii="Times New Roman" w:hAnsi="Times New Roman" w:cs="Times New Roman"/>
           <w:sz w:val="26"/>
@@ -17118,7 +17735,7 @@
     <w:p>
       <w:pPr>
         <w:spacing w:line="360" w:lineRule="auto"/>
-        <w:ind w:left="360"/>
+        <w:ind w:left="567"/>
         <w:jc w:val="center"/>
         <w:rPr>
           <w:rFonts w:ascii="Times New Roman" w:hAnsi="Times New Roman" w:cs="Times New Roman"/>
@@ -17274,7 +17891,7 @@
     <w:p>
       <w:pPr>
         <w:spacing w:line="360" w:lineRule="auto"/>
-        <w:ind w:left="360"/>
+        <w:ind w:left="567"/>
         <w:rPr>
           <w:rFonts w:ascii="Times New Roman" w:hAnsi="Times New Roman" w:cs="Times New Roman"/>
           <w:sz w:val="26"/>
@@ -17325,7 +17942,7 @@
     <w:p>
       <w:pPr>
         <w:spacing w:line="360" w:lineRule="auto"/>
-        <w:ind w:left="360"/>
+        <w:ind w:left="567"/>
         <w:jc w:val="center"/>
         <w:rPr>
           <w:rFonts w:ascii="Times New Roman" w:hAnsi="Times New Roman" w:cs="Times New Roman"/>
@@ -17340,7 +17957,6 @@
           <w:sz w:val="26"/>
           <w:szCs w:val="26"/>
         </w:rPr>
-        <w:lastRenderedPageBreak/>
         <w:t>Thời</w:t>
       </w:r>
       <w:r>
@@ -17424,7 +18040,7 @@
     <w:p>
       <w:pPr>
         <w:spacing w:line="360" w:lineRule="auto"/>
-        <w:ind w:left="360"/>
+        <w:ind w:left="567"/>
         <w:jc w:val="center"/>
         <w:rPr>
           <w:rFonts w:ascii="Times New Roman" w:hAnsi="Times New Roman" w:cs="Times New Roman"/>
@@ -17496,6 +18112,7 @@
     <w:p>
       <w:pPr>
         <w:spacing w:line="360" w:lineRule="auto"/>
+        <w:ind w:left="284"/>
         <w:rPr>
           <w:rFonts w:ascii="Times New Roman" w:hAnsi="Times New Roman" w:cs="Times New Roman"/>
           <w:b/>
@@ -17519,6 +18136,7 @@
     <w:p>
       <w:pPr>
         <w:spacing w:line="360" w:lineRule="auto"/>
+        <w:ind w:left="284"/>
         <w:jc w:val="center"/>
         <w:rPr>
           <w:rFonts w:ascii="Times New Roman" w:eastAsiaTheme="minorEastAsia" w:hAnsi="Times New Roman" w:cs="Times New Roman"/>
@@ -17651,6 +18269,7 @@
     <w:p>
       <w:pPr>
         <w:spacing w:line="360" w:lineRule="auto"/>
+        <w:ind w:left="284"/>
         <w:jc w:val="center"/>
         <w:rPr>
           <w:rFonts w:ascii="Times New Roman" w:hAnsi="Times New Roman" w:cs="Times New Roman"/>
@@ -17802,6 +18421,7 @@
     <w:p>
       <w:pPr>
         <w:spacing w:line="360" w:lineRule="auto"/>
+        <w:jc w:val="center"/>
         <w:rPr>
           <w:rFonts w:ascii="Times New Roman" w:hAnsi="Times New Roman" w:cs="Times New Roman"/>
           <w:sz w:val="26"/>
@@ -17814,9 +18434,9 @@
           <w:noProof/>
         </w:rPr>
         <w:drawing>
-          <wp:inline distT="0" distB="0" distL="0" distR="0" wp14:anchorId="46955373" wp14:editId="16ABFBCB">
-            <wp:extent cx="5943600" cy="4041140"/>
-            <wp:effectExtent l="0" t="0" r="0" b="16510"/>
+          <wp:inline distT="0" distB="0" distL="0" distR="0" wp14:anchorId="46955373" wp14:editId="4A9DE111">
+            <wp:extent cx="5653377" cy="3593989"/>
+            <wp:effectExtent l="0" t="0" r="5080" b="6985"/>
             <wp:docPr id="30" name="Chart 30">
               <a:extLst xmlns:a="http://schemas.openxmlformats.org/drawingml/2006/main">
                 <a:ext uri="{FF2B5EF4-FFF2-40B4-BE49-F238E27FC236}">
@@ -17833,39 +18453,6 @@
           </wp:inline>
         </w:drawing>
       </w:r>
-    </w:p>
-    <w:p>
-      <w:pPr>
-        <w:spacing w:line="360" w:lineRule="auto"/>
-        <w:rPr>
-          <w:rFonts w:ascii="Times New Roman" w:hAnsi="Times New Roman" w:cs="Times New Roman"/>
-          <w:sz w:val="26"/>
-          <w:szCs w:val="26"/>
-          <w:lang w:val="vi-VN"/>
-        </w:rPr>
-      </w:pPr>
-    </w:p>
-    <w:p>
-      <w:pPr>
-        <w:spacing w:line="360" w:lineRule="auto"/>
-        <w:rPr>
-          <w:rFonts w:ascii="Times New Roman" w:hAnsi="Times New Roman" w:cs="Times New Roman"/>
-          <w:sz w:val="26"/>
-          <w:szCs w:val="26"/>
-          <w:lang w:val="vi-VN"/>
-        </w:rPr>
-      </w:pPr>
-    </w:p>
-    <w:p>
-      <w:pPr>
-        <w:spacing w:line="360" w:lineRule="auto"/>
-        <w:rPr>
-          <w:rFonts w:ascii="Times New Roman" w:hAnsi="Times New Roman" w:cs="Times New Roman"/>
-          <w:sz w:val="26"/>
-          <w:szCs w:val="26"/>
-          <w:lang w:val="vi-VN"/>
-        </w:rPr>
-      </w:pPr>
     </w:p>
     <w:tbl>
       <w:tblPr>
@@ -17898,6 +18485,8 @@
             <w:pPr>
               <w:rPr>
                 <w:rFonts w:ascii="Arial" w:eastAsia="Times New Roman" w:hAnsi="Arial" w:cs="Arial"/>
+                <w:b/>
+                <w:bCs/>
                 <w:kern w:val="0"/>
                 <w:sz w:val="20"/>
                 <w:szCs w:val="20"/>
@@ -17907,6 +18496,8 @@
             <w:r>
               <w:rPr>
                 <w:rFonts w:ascii="Arial" w:eastAsia="Times New Roman" w:hAnsi="Arial" w:cs="Arial"/>
+                <w:b/>
+                <w:bCs/>
                 <w:kern w:val="0"/>
                 <w:sz w:val="20"/>
                 <w:szCs w:val="20"/>
@@ -17927,6 +18518,8 @@
             <w:pPr>
               <w:rPr>
                 <w:rFonts w:ascii="Arial" w:eastAsia="Times New Roman" w:hAnsi="Arial" w:cs="Arial"/>
+                <w:b/>
+                <w:bCs/>
                 <w:kern w:val="0"/>
                 <w:sz w:val="20"/>
                 <w:szCs w:val="20"/>
@@ -17936,6 +18529,8 @@
             <w:r>
               <w:rPr>
                 <w:rFonts w:ascii="Arial" w:eastAsia="Times New Roman" w:hAnsi="Arial" w:cs="Arial"/>
+                <w:b/>
+                <w:bCs/>
                 <w:kern w:val="0"/>
                 <w:sz w:val="20"/>
                 <w:szCs w:val="20"/>
@@ -17955,6 +18550,8 @@
             <w:pPr>
               <w:rPr>
                 <w:rFonts w:ascii="Arial" w:eastAsia="Times New Roman" w:hAnsi="Arial" w:cs="Arial"/>
+                <w:b/>
+                <w:bCs/>
                 <w:kern w:val="0"/>
                 <w:sz w:val="20"/>
                 <w:szCs w:val="20"/>
@@ -17964,6 +18561,8 @@
             <w:r>
               <w:rPr>
                 <w:rFonts w:ascii="Arial" w:eastAsia="Times New Roman" w:hAnsi="Arial" w:cs="Arial"/>
+                <w:b/>
+                <w:bCs/>
                 <w:kern w:val="0"/>
                 <w:sz w:val="20"/>
                 <w:szCs w:val="20"/>
@@ -17983,6 +18582,8 @@
             <w:pPr>
               <w:rPr>
                 <w:rFonts w:ascii="Arial" w:eastAsia="Times New Roman" w:hAnsi="Arial" w:cs="Arial"/>
+                <w:b/>
+                <w:bCs/>
                 <w:kern w:val="0"/>
                 <w:sz w:val="20"/>
                 <w:szCs w:val="20"/>
@@ -17992,6 +18593,8 @@
             <w:r>
               <w:rPr>
                 <w:rFonts w:ascii="Arial" w:eastAsia="Times New Roman" w:hAnsi="Arial" w:cs="Arial"/>
+                <w:b/>
+                <w:bCs/>
                 <w:kern w:val="0"/>
                 <w:sz w:val="20"/>
                 <w:szCs w:val="20"/>
@@ -18011,6 +18614,8 @@
             <w:pPr>
               <w:rPr>
                 <w:rFonts w:ascii="Arial" w:eastAsia="Times New Roman" w:hAnsi="Arial" w:cs="Arial"/>
+                <w:b/>
+                <w:bCs/>
                 <w:kern w:val="0"/>
                 <w:sz w:val="20"/>
                 <w:szCs w:val="20"/>
@@ -18020,6 +18625,8 @@
             <w:r>
               <w:rPr>
                 <w:rFonts w:ascii="Arial" w:eastAsia="Times New Roman" w:hAnsi="Arial" w:cs="Arial"/>
+                <w:b/>
+                <w:bCs/>
                 <w:kern w:val="0"/>
                 <w:sz w:val="20"/>
                 <w:szCs w:val="20"/>
@@ -18039,6 +18646,8 @@
             <w:pPr>
               <w:rPr>
                 <w:rFonts w:ascii="Arial" w:eastAsia="Times New Roman" w:hAnsi="Arial" w:cs="Arial"/>
+                <w:b/>
+                <w:bCs/>
                 <w:kern w:val="0"/>
                 <w:sz w:val="20"/>
                 <w:szCs w:val="20"/>
@@ -18048,6 +18657,8 @@
             <w:r>
               <w:rPr>
                 <w:rFonts w:ascii="Arial" w:eastAsia="Times New Roman" w:hAnsi="Arial" w:cs="Arial"/>
+                <w:b/>
+                <w:bCs/>
                 <w:kern w:val="0"/>
                 <w:sz w:val="20"/>
                 <w:szCs w:val="20"/>
@@ -18067,6 +18678,8 @@
             <w:pPr>
               <w:rPr>
                 <w:rFonts w:ascii="Arial" w:eastAsia="Times New Roman" w:hAnsi="Arial" w:cs="Arial"/>
+                <w:b/>
+                <w:bCs/>
                 <w:kern w:val="0"/>
                 <w:sz w:val="20"/>
                 <w:szCs w:val="20"/>
@@ -18076,6 +18689,8 @@
             <w:r>
               <w:rPr>
                 <w:rFonts w:ascii="Arial" w:eastAsia="Times New Roman" w:hAnsi="Arial" w:cs="Arial"/>
+                <w:b/>
+                <w:bCs/>
                 <w:kern w:val="0"/>
                 <w:sz w:val="20"/>
                 <w:szCs w:val="20"/>
@@ -19741,6 +20356,8 @@
             <w:pPr>
               <w:rPr>
                 <w:rFonts w:ascii="Arial" w:eastAsia="Times New Roman" w:hAnsi="Arial" w:cs="Arial"/>
+                <w:b/>
+                <w:bCs/>
                 <w:kern w:val="0"/>
                 <w:sz w:val="20"/>
                 <w:szCs w:val="20"/>
@@ -19750,6 +20367,8 @@
             <w:r>
               <w:rPr>
                 <w:rFonts w:ascii="Arial" w:eastAsia="Times New Roman" w:hAnsi="Arial" w:cs="Arial"/>
+                <w:b/>
+                <w:bCs/>
                 <w:kern w:val="0"/>
                 <w:sz w:val="20"/>
                 <w:szCs w:val="20"/>
@@ -19946,6 +20565,8 @@
             <w:pPr>
               <w:rPr>
                 <w:rFonts w:ascii="Arial" w:eastAsia="Times New Roman" w:hAnsi="Arial" w:cs="Arial"/>
+                <w:b/>
+                <w:bCs/>
                 <w:kern w:val="0"/>
                 <w:sz w:val="20"/>
                 <w:szCs w:val="20"/>
@@ -19953,6 +20574,27 @@
               </w:rPr>
             </w:pPr>
             <w:r>
+              <w:rPr>
+                <w:rFonts w:ascii="Arial" w:eastAsia="Times New Roman" w:hAnsi="Arial" w:cs="Arial"/>
+                <w:b/>
+                <w:bCs/>
+                <w:kern w:val="0"/>
+                <w:sz w:val="20"/>
+                <w:szCs w:val="20"/>
+                <w14:ligatures w14:val="none"/>
+              </w:rPr>
+              <w:t>Grand Total</w:t>
+            </w:r>
+          </w:p>
+        </w:tc>
+        <w:tc>
+          <w:tcPr>
+            <w:tcW w:w="1000" w:type="dxa"/>
+            <w:noWrap/>
+            <w:hideMark/>
+          </w:tcPr>
+          <w:p>
+            <w:pPr>
               <w:rPr>
                 <w:rFonts w:ascii="Arial" w:eastAsia="Times New Roman" w:hAnsi="Arial" w:cs="Arial"/>
                 <w:kern w:val="0"/>
@@ -19960,18 +20602,8 @@
                 <w:szCs w:val="20"/>
                 <w14:ligatures w14:val="none"/>
               </w:rPr>
-              <w:t>Grand Total</w:t>
-            </w:r>
-          </w:p>
-        </w:tc>
-        <w:tc>
-          <w:tcPr>
-            <w:tcW w:w="1000" w:type="dxa"/>
-            <w:noWrap/>
-            <w:hideMark/>
-          </w:tcPr>
-          <w:p>
-            <w:pPr>
+            </w:pPr>
+            <w:r>
               <w:rPr>
                 <w:rFonts w:ascii="Arial" w:eastAsia="Times New Roman" w:hAnsi="Arial" w:cs="Arial"/>
                 <w:kern w:val="0"/>
@@ -19979,8 +20611,18 @@
                 <w:szCs w:val="20"/>
                 <w14:ligatures w14:val="none"/>
               </w:rPr>
-            </w:pPr>
-            <w:r>
+              <w:t> </w:t>
+            </w:r>
+          </w:p>
+        </w:tc>
+        <w:tc>
+          <w:tcPr>
+            <w:tcW w:w="1100" w:type="dxa"/>
+            <w:noWrap/>
+            <w:hideMark/>
+          </w:tcPr>
+          <w:p>
+            <w:pPr>
               <w:rPr>
                 <w:rFonts w:ascii="Arial" w:eastAsia="Times New Roman" w:hAnsi="Arial" w:cs="Arial"/>
                 <w:kern w:val="0"/>
@@ -19988,18 +20630,8 @@
                 <w:szCs w:val="20"/>
                 <w14:ligatures w14:val="none"/>
               </w:rPr>
-              <w:t> </w:t>
-            </w:r>
-          </w:p>
-        </w:tc>
-        <w:tc>
-          <w:tcPr>
-            <w:tcW w:w="1100" w:type="dxa"/>
-            <w:noWrap/>
-            <w:hideMark/>
-          </w:tcPr>
-          <w:p>
-            <w:pPr>
+            </w:pPr>
+            <w:r>
               <w:rPr>
                 <w:rFonts w:ascii="Arial" w:eastAsia="Times New Roman" w:hAnsi="Arial" w:cs="Arial"/>
                 <w:kern w:val="0"/>
@@ -20007,8 +20639,18 @@
                 <w:szCs w:val="20"/>
                 <w14:ligatures w14:val="none"/>
               </w:rPr>
-            </w:pPr>
-            <w:r>
+              <w:t> </w:t>
+            </w:r>
+          </w:p>
+        </w:tc>
+        <w:tc>
+          <w:tcPr>
+            <w:tcW w:w="700" w:type="dxa"/>
+            <w:noWrap/>
+            <w:hideMark/>
+          </w:tcPr>
+          <w:p>
+            <w:pPr>
               <w:rPr>
                 <w:rFonts w:ascii="Arial" w:eastAsia="Times New Roman" w:hAnsi="Arial" w:cs="Arial"/>
                 <w:kern w:val="0"/>
@@ -20016,18 +20658,8 @@
                 <w:szCs w:val="20"/>
                 <w14:ligatures w14:val="none"/>
               </w:rPr>
-              <w:t> </w:t>
-            </w:r>
-          </w:p>
-        </w:tc>
-        <w:tc>
-          <w:tcPr>
-            <w:tcW w:w="700" w:type="dxa"/>
-            <w:noWrap/>
-            <w:hideMark/>
-          </w:tcPr>
-          <w:p>
-            <w:pPr>
+            </w:pPr>
+            <w:r>
               <w:rPr>
                 <w:rFonts w:ascii="Arial" w:eastAsia="Times New Roman" w:hAnsi="Arial" w:cs="Arial"/>
                 <w:kern w:val="0"/>
@@ -20035,8 +20667,19 @@
                 <w:szCs w:val="20"/>
                 <w14:ligatures w14:val="none"/>
               </w:rPr>
-            </w:pPr>
-            <w:r>
+              <w:t> </w:t>
+            </w:r>
+          </w:p>
+        </w:tc>
+        <w:tc>
+          <w:tcPr>
+            <w:tcW w:w="1584" w:type="dxa"/>
+            <w:noWrap/>
+            <w:hideMark/>
+          </w:tcPr>
+          <w:p>
+            <w:pPr>
+              <w:jc w:val="right"/>
               <w:rPr>
                 <w:rFonts w:ascii="Arial" w:eastAsia="Times New Roman" w:hAnsi="Arial" w:cs="Arial"/>
                 <w:kern w:val="0"/>
@@ -20044,19 +20687,8 @@
                 <w:szCs w:val="20"/>
                 <w14:ligatures w14:val="none"/>
               </w:rPr>
-              <w:t> </w:t>
-            </w:r>
-          </w:p>
-        </w:tc>
-        <w:tc>
-          <w:tcPr>
-            <w:tcW w:w="1584" w:type="dxa"/>
-            <w:noWrap/>
-            <w:hideMark/>
-          </w:tcPr>
-          <w:p>
-            <w:pPr>
-              <w:jc w:val="right"/>
+            </w:pPr>
+            <w:r>
               <w:rPr>
                 <w:rFonts w:ascii="Arial" w:eastAsia="Times New Roman" w:hAnsi="Arial" w:cs="Arial"/>
                 <w:kern w:val="0"/>
@@ -20064,8 +20696,19 @@
                 <w:szCs w:val="20"/>
                 <w14:ligatures w14:val="none"/>
               </w:rPr>
-            </w:pPr>
-            <w:r>
+              <w:t>3457,142857</w:t>
+            </w:r>
+          </w:p>
+        </w:tc>
+        <w:tc>
+          <w:tcPr>
+            <w:tcW w:w="1180" w:type="dxa"/>
+            <w:noWrap/>
+            <w:hideMark/>
+          </w:tcPr>
+          <w:p>
+            <w:pPr>
+              <w:jc w:val="right"/>
               <w:rPr>
                 <w:rFonts w:ascii="Arial" w:eastAsia="Times New Roman" w:hAnsi="Arial" w:cs="Arial"/>
                 <w:kern w:val="0"/>
@@ -20073,19 +20716,8 @@
                 <w:szCs w:val="20"/>
                 <w14:ligatures w14:val="none"/>
               </w:rPr>
-              <w:t>3457,142857</w:t>
-            </w:r>
-          </w:p>
-        </w:tc>
-        <w:tc>
-          <w:tcPr>
-            <w:tcW w:w="1180" w:type="dxa"/>
-            <w:noWrap/>
-            <w:hideMark/>
-          </w:tcPr>
-          <w:p>
-            <w:pPr>
-              <w:jc w:val="right"/>
+            </w:pPr>
+            <w:r>
               <w:rPr>
                 <w:rFonts w:ascii="Arial" w:eastAsia="Times New Roman" w:hAnsi="Arial" w:cs="Arial"/>
                 <w:kern w:val="0"/>
@@ -20093,8 +20725,19 @@
                 <w:szCs w:val="20"/>
                 <w14:ligatures w14:val="none"/>
               </w:rPr>
-            </w:pPr>
-            <w:r>
+              <w:t>3800</w:t>
+            </w:r>
+          </w:p>
+        </w:tc>
+        <w:tc>
+          <w:tcPr>
+            <w:tcW w:w="661" w:type="dxa"/>
+            <w:noWrap/>
+            <w:hideMark/>
+          </w:tcPr>
+          <w:p>
+            <w:pPr>
+              <w:jc w:val="right"/>
               <w:rPr>
                 <w:rFonts w:ascii="Arial" w:eastAsia="Times New Roman" w:hAnsi="Arial" w:cs="Arial"/>
                 <w:kern w:val="0"/>
@@ -20102,19 +20745,8 @@
                 <w:szCs w:val="20"/>
                 <w14:ligatures w14:val="none"/>
               </w:rPr>
-              <w:t>3800</w:t>
-            </w:r>
-          </w:p>
-        </w:tc>
-        <w:tc>
-          <w:tcPr>
-            <w:tcW w:w="661" w:type="dxa"/>
-            <w:noWrap/>
-            <w:hideMark/>
-          </w:tcPr>
-          <w:p>
-            <w:pPr>
-              <w:jc w:val="right"/>
+            </w:pPr>
+            <w:r>
               <w:rPr>
                 <w:rFonts w:ascii="Arial" w:eastAsia="Times New Roman" w:hAnsi="Arial" w:cs="Arial"/>
                 <w:kern w:val="0"/>
@@ -20122,26 +20754,20 @@
                 <w:szCs w:val="20"/>
                 <w14:ligatures w14:val="none"/>
               </w:rPr>
-            </w:pPr>
-            <w:r>
-              <w:rPr>
-                <w:rFonts w:ascii="Arial" w:eastAsia="Times New Roman" w:hAnsi="Arial" w:cs="Arial"/>
-                <w:kern w:val="0"/>
-                <w:sz w:val="20"/>
-                <w:szCs w:val="20"/>
-                <w14:ligatures w14:val="none"/>
-              </w:rPr>
               <w:t>3080</w:t>
             </w:r>
           </w:p>
         </w:tc>
       </w:tr>
+      <w:bookmarkEnd w:id="0"/>
     </w:tbl>
     <w:p>
       <w:pPr>
         <w:spacing w:line="360" w:lineRule="auto"/>
         <w:rPr>
           <w:rFonts w:ascii="Times New Roman" w:hAnsi="Times New Roman" w:cs="Times New Roman"/>
+          <w:b/>
+          <w:bCs/>
           <w:sz w:val="26"/>
           <w:szCs w:val="26"/>
           <w:lang w:val="vi-VN"/>
@@ -20199,7 +20825,6 @@
           <w:rFonts w:ascii="Times New Roman" w:hAnsi="Times New Roman" w:cs="Times New Roman"/>
           <w:sz w:val="26"/>
           <w:szCs w:val="26"/>
-          <w:lang w:val="vi-VN"/>
         </w:rPr>
       </w:pPr>
       <w:r>
@@ -20225,11 +20850,51 @@
       <w:r>
         <w:rPr>
           <w:rFonts w:ascii="Times New Roman" w:hAnsi="Times New Roman" w:cs="Times New Roman"/>
-          <w:sz w:val="26"/>
-          <w:szCs w:val="26"/>
-          <w:lang w:val="vi-VN"/>
-        </w:rPr>
-        <w:t>2. Thiết lập đường cơ sở cho từng dự án vừa sao chép.</w:t>
+          <w:noProof/>
+          <w:sz w:val="26"/>
+          <w:szCs w:val="26"/>
+          <w:lang w:val="vi-VN"/>
+        </w:rPr>
+        <w:drawing>
+          <wp:inline distT="0" distB="0" distL="0" distR="0" wp14:anchorId="06DE7C1A" wp14:editId="5BFDFA54">
+            <wp:extent cx="5943600" cy="3317875"/>
+            <wp:effectExtent l="19050" t="19050" r="19050" b="15875"/>
+            <wp:docPr id="6" name="Picture 6"/>
+            <wp:cNvGraphicFramePr>
+              <a:graphicFrameLocks xmlns:a="http://schemas.openxmlformats.org/drawingml/2006/main" noChangeAspect="1"/>
+            </wp:cNvGraphicFramePr>
+            <a:graphic xmlns:a="http://schemas.openxmlformats.org/drawingml/2006/main">
+              <a:graphicData uri="http://schemas.openxmlformats.org/drawingml/2006/picture">
+                <pic:pic xmlns:pic="http://schemas.openxmlformats.org/drawingml/2006/picture">
+                  <pic:nvPicPr>
+                    <pic:cNvPr id="1" name=""/>
+                    <pic:cNvPicPr/>
+                  </pic:nvPicPr>
+                  <pic:blipFill>
+                    <a:blip r:embed="rId48"/>
+                    <a:stretch>
+                      <a:fillRect/>
+                    </a:stretch>
+                  </pic:blipFill>
+                  <pic:spPr>
+                    <a:xfrm>
+                      <a:off x="0" y="0"/>
+                      <a:ext cx="5943600" cy="3317875"/>
+                    </a:xfrm>
+                    <a:prstGeom prst="rect">
+                      <a:avLst/>
+                    </a:prstGeom>
+                    <a:ln>
+                      <a:solidFill>
+                        <a:schemeClr val="accent1"/>
+                      </a:solidFill>
+                    </a:ln>
+                  </pic:spPr>
+                </pic:pic>
+              </a:graphicData>
+            </a:graphic>
+          </wp:inline>
+        </w:drawing>
       </w:r>
     </w:p>
     <w:p>
@@ -20245,11 +20910,52 @@
       <w:r>
         <w:rPr>
           <w:rFonts w:ascii="Times New Roman" w:hAnsi="Times New Roman" w:cs="Times New Roman"/>
-          <w:sz w:val="26"/>
-          <w:szCs w:val="26"/>
-          <w:lang w:val="vi-VN"/>
-        </w:rPr>
-        <w:t>3. Cập nhật tiến độ công việc cho các nhiệm vụ trong từng dự án vừa sao chép.</w:t>
+          <w:noProof/>
+          <w:sz w:val="26"/>
+          <w:szCs w:val="26"/>
+          <w:lang w:val="vi-VN"/>
+        </w:rPr>
+        <w:lastRenderedPageBreak/>
+        <w:drawing>
+          <wp:inline distT="0" distB="0" distL="0" distR="0" wp14:anchorId="37CC5756" wp14:editId="00B917C5">
+            <wp:extent cx="5943600" cy="3254375"/>
+            <wp:effectExtent l="19050" t="19050" r="19050" b="22225"/>
+            <wp:docPr id="18" name="Picture 18"/>
+            <wp:cNvGraphicFramePr>
+              <a:graphicFrameLocks xmlns:a="http://schemas.openxmlformats.org/drawingml/2006/main" noChangeAspect="1"/>
+            </wp:cNvGraphicFramePr>
+            <a:graphic xmlns:a="http://schemas.openxmlformats.org/drawingml/2006/main">
+              <a:graphicData uri="http://schemas.openxmlformats.org/drawingml/2006/picture">
+                <pic:pic xmlns:pic="http://schemas.openxmlformats.org/drawingml/2006/picture">
+                  <pic:nvPicPr>
+                    <pic:cNvPr id="1" name=""/>
+                    <pic:cNvPicPr/>
+                  </pic:nvPicPr>
+                  <pic:blipFill>
+                    <a:blip r:embed="rId49"/>
+                    <a:stretch>
+                      <a:fillRect/>
+                    </a:stretch>
+                  </pic:blipFill>
+                  <pic:spPr>
+                    <a:xfrm>
+                      <a:off x="0" y="0"/>
+                      <a:ext cx="5943600" cy="3254375"/>
+                    </a:xfrm>
+                    <a:prstGeom prst="rect">
+                      <a:avLst/>
+                    </a:prstGeom>
+                    <a:ln>
+                      <a:solidFill>
+                        <a:schemeClr val="accent1"/>
+                      </a:solidFill>
+                    </a:ln>
+                  </pic:spPr>
+                </pic:pic>
+              </a:graphicData>
+            </a:graphic>
+          </wp:inline>
+        </w:drawing>
       </w:r>
     </w:p>
     <w:p>
@@ -20269,125 +20975,222 @@
           <w:szCs w:val="26"/>
           <w:lang w:val="vi-VN"/>
         </w:rPr>
-        <w:t>4. Đặt ngày báo cáo trạng thái cho từng dự án.</w:t>
+        <w:t>2. Thiết lập đường cơ sở cho từng dự án vừa sao chép.</w:t>
       </w:r>
     </w:p>
     <w:p>
       <w:pPr>
+        <w:pStyle w:val="ListParagraph"/>
+        <w:numPr>
+          <w:ilvl w:val="0"/>
+          <w:numId w:val="50"/>
+        </w:numPr>
         <w:spacing w:line="360" w:lineRule="auto"/>
-        <w:rPr>
-          <w:rFonts w:ascii="Times New Roman" w:hAnsi="Times New Roman" w:cs="Times New Roman"/>
-          <w:sz w:val="26"/>
-          <w:szCs w:val="26"/>
-          <w:lang w:val="vi-VN"/>
-        </w:rPr>
-      </w:pPr>
-      <w:r>
-        <w:rPr>
-          <w:rFonts w:ascii="Times New Roman" w:hAnsi="Times New Roman" w:cs="Times New Roman"/>
-          <w:sz w:val="26"/>
-          <w:szCs w:val="26"/>
-          <w:lang w:val="vi-VN"/>
-        </w:rPr>
-        <w:t>5. Viết báo cáo phân tích các giá trị thu được trong các tập tin</w:t>
-      </w:r>
-      <w:r>
-        <w:rPr>
-          <w:rFonts w:ascii="Times New Roman" w:hAnsi="Times New Roman" w:cs="Times New Roman"/>
-          <w:sz w:val="26"/>
-          <w:szCs w:val="26"/>
-          <w:lang w:val="vi-VN"/>
-        </w:rPr>
-        <w:t xml:space="preserve"> </w:t>
-      </w:r>
-      <w:r>
-        <w:rPr>
-          <w:rFonts w:ascii="Times New Roman" w:hAnsi="Times New Roman" w:cs="Times New Roman"/>
-          <w:sz w:val="26"/>
-          <w:szCs w:val="26"/>
-          <w:lang w:val="vi-VN"/>
-        </w:rPr>
-        <w:t>MSSV_LAB51_Tracking. docx và MSSV_LAB52_ Tracking.docx tương ứng.</w:t>
+        <w:ind w:left="284" w:hanging="284"/>
+        <w:rPr>
+          <w:rFonts w:ascii="Times New Roman" w:hAnsi="Times New Roman" w:cs="Times New Roman"/>
+          <w:sz w:val="26"/>
+          <w:szCs w:val="26"/>
+          <w:lang w:val="vi-VN"/>
+        </w:rPr>
+      </w:pPr>
+      <w:r>
+        <w:rPr>
+          <w:rFonts w:ascii="Times New Roman" w:hAnsi="Times New Roman" w:cs="Times New Roman"/>
+          <w:sz w:val="26"/>
+          <w:szCs w:val="26"/>
+        </w:rPr>
+        <w:t>Vào tab Project chọn Set Baseline và</w:t>
+      </w:r>
+      <w:r>
+        <w:rPr>
+          <w:rFonts w:ascii="Times New Roman" w:hAnsi="Times New Roman" w:cs="Times New Roman"/>
+          <w:sz w:val="26"/>
+          <w:szCs w:val="26"/>
+          <w:lang w:val="vi-VN"/>
+        </w:rPr>
+        <w:t xml:space="preserve"> tích vào</w:t>
+      </w:r>
+      <w:r>
+        <w:rPr>
+          <w:rFonts w:ascii="Times New Roman" w:hAnsi="Times New Roman" w:cs="Times New Roman"/>
+          <w:sz w:val="26"/>
+          <w:szCs w:val="26"/>
+        </w:rPr>
+        <w:t xml:space="preserve"> Entire Project.</w:t>
       </w:r>
     </w:p>
     <w:p>
       <w:pPr>
+        <w:pStyle w:val="ListParagraph"/>
+        <w:numPr>
+          <w:ilvl w:val="0"/>
+          <w:numId w:val="50"/>
+        </w:numPr>
         <w:spacing w:line="360" w:lineRule="auto"/>
-        <w:rPr>
-          <w:rFonts w:ascii="Times New Roman" w:hAnsi="Times New Roman" w:cs="Times New Roman"/>
-          <w:sz w:val="26"/>
-          <w:szCs w:val="26"/>
-          <w:lang w:val="vi-VN"/>
-        </w:rPr>
-      </w:pPr>
-      <w:r>
-        <w:rPr>
-          <w:rFonts w:ascii="Times New Roman" w:hAnsi="Times New Roman" w:cs="Times New Roman"/>
-          <w:sz w:val="26"/>
-          <w:szCs w:val="26"/>
-          <w:lang w:val="vi-VN"/>
-        </w:rPr>
-        <w:t>5.1. Chọn một nhiệm vụ đã được cập nhật tiến độ,</w:t>
+        <w:ind w:left="284" w:hanging="284"/>
+        <w:rPr>
+          <w:rFonts w:ascii="Times New Roman" w:hAnsi="Times New Roman" w:cs="Times New Roman"/>
+          <w:sz w:val="26"/>
+          <w:szCs w:val="26"/>
+          <w:lang w:val="vi-VN"/>
+        </w:rPr>
+      </w:pPr>
+      <w:r>
+        <w:rPr>
+          <w:rFonts w:ascii="Times New Roman" w:hAnsi="Times New Roman" w:cs="Times New Roman"/>
+          <w:sz w:val="26"/>
+          <w:szCs w:val="26"/>
+        </w:rPr>
+        <w:t>Đối với dự án MSSV_LAB51_Tracking.mpp</w:t>
       </w:r>
     </w:p>
     <w:p>
       <w:pPr>
         <w:spacing w:line="360" w:lineRule="auto"/>
-        <w:rPr>
-          <w:rFonts w:ascii="Times New Roman" w:hAnsi="Times New Roman" w:cs="Times New Roman"/>
-          <w:sz w:val="26"/>
-          <w:szCs w:val="26"/>
-          <w:lang w:val="vi-VN"/>
-        </w:rPr>
-      </w:pPr>
-      <w:r>
-        <w:rPr>
-          <w:rFonts w:ascii="Times New Roman" w:hAnsi="Times New Roman" w:cs="Times New Roman"/>
-          <w:sz w:val="26"/>
-          <w:szCs w:val="26"/>
-          <w:lang w:val="vi-VN"/>
-        </w:rPr>
-        <w:t>a. Xác định số giờ làm việc dự kiến, số giờ làm việc thực tế, số giờ làm việc</w:t>
+        <w:jc w:val="center"/>
+        <w:rPr>
+          <w:rFonts w:ascii="Times New Roman" w:hAnsi="Times New Roman" w:cs="Times New Roman"/>
+          <w:sz w:val="26"/>
+          <w:szCs w:val="26"/>
+          <w:lang w:val="vi-VN"/>
+        </w:rPr>
+      </w:pPr>
+      <w:r>
+        <w:rPr>
+          <w:rFonts w:ascii="Times New Roman" w:hAnsi="Times New Roman" w:cs="Times New Roman"/>
+          <w:noProof/>
+          <w:sz w:val="26"/>
+          <w:szCs w:val="26"/>
+          <w:lang w:val="vi-VN"/>
+        </w:rPr>
+        <w:drawing>
+          <wp:inline distT="0" distB="0" distL="0" distR="0" wp14:anchorId="23AD94E6" wp14:editId="2014C58F">
+            <wp:extent cx="3927945" cy="3522141"/>
+            <wp:effectExtent l="19050" t="19050" r="15875" b="21590"/>
+            <wp:docPr id="29" name="Picture 29"/>
+            <wp:cNvGraphicFramePr>
+              <a:graphicFrameLocks xmlns:a="http://schemas.openxmlformats.org/drawingml/2006/main" noChangeAspect="1"/>
+            </wp:cNvGraphicFramePr>
+            <a:graphic xmlns:a="http://schemas.openxmlformats.org/drawingml/2006/main">
+              <a:graphicData uri="http://schemas.openxmlformats.org/drawingml/2006/picture">
+                <pic:pic xmlns:pic="http://schemas.openxmlformats.org/drawingml/2006/picture">
+                  <pic:nvPicPr>
+                    <pic:cNvPr id="1" name=""/>
+                    <pic:cNvPicPr/>
+                  </pic:nvPicPr>
+                  <pic:blipFill>
+                    <a:blip r:embed="rId50"/>
+                    <a:stretch>
+                      <a:fillRect/>
+                    </a:stretch>
+                  </pic:blipFill>
+                  <pic:spPr>
+                    <a:xfrm>
+                      <a:off x="0" y="0"/>
+                      <a:ext cx="3941536" cy="3534327"/>
+                    </a:xfrm>
+                    <a:prstGeom prst="rect">
+                      <a:avLst/>
+                    </a:prstGeom>
+                    <a:ln>
+                      <a:solidFill>
+                        <a:schemeClr val="accent1"/>
+                      </a:solidFill>
+                    </a:ln>
+                  </pic:spPr>
+                </pic:pic>
+              </a:graphicData>
+            </a:graphic>
+          </wp:inline>
+        </w:drawing>
       </w:r>
     </w:p>
     <w:p>
       <w:pPr>
+        <w:pStyle w:val="ListParagraph"/>
+        <w:numPr>
+          <w:ilvl w:val="0"/>
+          <w:numId w:val="51"/>
+        </w:numPr>
         <w:spacing w:line="360" w:lineRule="auto"/>
-        <w:rPr>
-          <w:rFonts w:ascii="Times New Roman" w:hAnsi="Times New Roman" w:cs="Times New Roman"/>
-          <w:sz w:val="26"/>
-          <w:szCs w:val="26"/>
-          <w:lang w:val="vi-VN"/>
-        </w:rPr>
-      </w:pPr>
-      <w:r>
-        <w:rPr>
-          <w:rFonts w:ascii="Times New Roman" w:hAnsi="Times New Roman" w:cs="Times New Roman"/>
-          <w:sz w:val="26"/>
-          <w:szCs w:val="26"/>
-          <w:lang w:val="vi-VN"/>
-        </w:rPr>
-        <w:t>còn lại và tỷ lệ % hoàn thành công việc của những người tham gia nhiệm vụ</w:t>
+        <w:ind w:left="284" w:hanging="284"/>
+        <w:rPr>
+          <w:rFonts w:ascii="Times New Roman" w:hAnsi="Times New Roman" w:cs="Times New Roman"/>
+          <w:sz w:val="26"/>
+          <w:szCs w:val="26"/>
+          <w:lang w:val="vi-VN"/>
+        </w:rPr>
+      </w:pPr>
+      <w:r>
+        <w:rPr>
+          <w:rFonts w:ascii="Times New Roman" w:hAnsi="Times New Roman" w:cs="Times New Roman"/>
+          <w:sz w:val="26"/>
+          <w:szCs w:val="26"/>
+        </w:rPr>
+        <w:lastRenderedPageBreak/>
+        <w:t>Đối với dự án MSSV_LAB52_Tracking.mpp</w:t>
       </w:r>
     </w:p>
     <w:p>
       <w:pPr>
         <w:spacing w:line="360" w:lineRule="auto"/>
-        <w:rPr>
-          <w:rFonts w:ascii="Times New Roman" w:hAnsi="Times New Roman" w:cs="Times New Roman"/>
-          <w:sz w:val="26"/>
-          <w:szCs w:val="26"/>
-          <w:lang w:val="vi-VN"/>
-        </w:rPr>
-      </w:pPr>
-      <w:r>
-        <w:rPr>
-          <w:rFonts w:ascii="Times New Roman" w:hAnsi="Times New Roman" w:cs="Times New Roman"/>
-          <w:sz w:val="26"/>
-          <w:szCs w:val="26"/>
-          <w:lang w:val="vi-VN"/>
-        </w:rPr>
-        <w:t>này?</w:t>
+        <w:jc w:val="center"/>
+        <w:rPr>
+          <w:rFonts w:ascii="Times New Roman" w:hAnsi="Times New Roman" w:cs="Times New Roman"/>
+          <w:sz w:val="26"/>
+          <w:szCs w:val="26"/>
+          <w:lang w:val="vi-VN"/>
+        </w:rPr>
+      </w:pPr>
+      <w:r>
+        <w:rPr>
+          <w:rFonts w:ascii="Times New Roman" w:hAnsi="Times New Roman" w:cs="Times New Roman"/>
+          <w:noProof/>
+          <w:sz w:val="26"/>
+          <w:szCs w:val="26"/>
+          <w:lang w:val="vi-VN"/>
+        </w:rPr>
+        <w:drawing>
+          <wp:inline distT="0" distB="0" distL="0" distR="0" wp14:anchorId="5F6E018E" wp14:editId="3F285D8E">
+            <wp:extent cx="3474720" cy="4848225"/>
+            <wp:effectExtent l="19050" t="19050" r="11430" b="28575"/>
+            <wp:docPr id="31" name="Picture 31"/>
+            <wp:cNvGraphicFramePr>
+              <a:graphicFrameLocks xmlns:a="http://schemas.openxmlformats.org/drawingml/2006/main" noChangeAspect="1"/>
+            </wp:cNvGraphicFramePr>
+            <a:graphic xmlns:a="http://schemas.openxmlformats.org/drawingml/2006/main">
+              <a:graphicData uri="http://schemas.openxmlformats.org/drawingml/2006/picture">
+                <pic:pic xmlns:pic="http://schemas.openxmlformats.org/drawingml/2006/picture">
+                  <pic:nvPicPr>
+                    <pic:cNvPr id="1" name=""/>
+                    <pic:cNvPicPr/>
+                  </pic:nvPicPr>
+                  <pic:blipFill>
+                    <a:blip r:embed="rId51"/>
+                    <a:stretch>
+                      <a:fillRect/>
+                    </a:stretch>
+                  </pic:blipFill>
+                  <pic:spPr>
+                    <a:xfrm>
+                      <a:off x="0" y="0"/>
+                      <a:ext cx="3479753" cy="4855247"/>
+                    </a:xfrm>
+                    <a:prstGeom prst="rect">
+                      <a:avLst/>
+                    </a:prstGeom>
+                    <a:ln>
+                      <a:solidFill>
+                        <a:schemeClr val="accent1"/>
+                      </a:solidFill>
+                    </a:ln>
+                  </pic:spPr>
+                </pic:pic>
+              </a:graphicData>
+            </a:graphic>
+          </wp:inline>
+        </w:drawing>
       </w:r>
     </w:p>
     <w:p>
@@ -20407,7 +21210,7 @@
           <w:szCs w:val="26"/>
           <w:lang w:val="vi-VN"/>
         </w:rPr>
-        <w:t>b. Xác định số tiền dự kiến, số tiền đã trả và số tiền còn lại sẽ trả cho những</w:t>
+        <w:br w:type="page"/>
       </w:r>
     </w:p>
     <w:p>
@@ -20427,68 +21230,211 @@
           <w:szCs w:val="26"/>
           <w:lang w:val="vi-VN"/>
         </w:rPr>
-        <w:t>người tham gia nhiệm vụ này?</w:t>
+        <w:lastRenderedPageBreak/>
+        <w:t>3. Cập nhật tiến độ công việc cho các nhiệm vụ trong từng dự án vừa sao chép.</w:t>
       </w:r>
     </w:p>
     <w:p>
       <w:pPr>
         <w:spacing w:line="360" w:lineRule="auto"/>
-        <w:rPr>
-          <w:rFonts w:ascii="Times New Roman" w:hAnsi="Times New Roman" w:cs="Times New Roman"/>
-          <w:sz w:val="26"/>
-          <w:szCs w:val="26"/>
-          <w:lang w:val="vi-VN"/>
-        </w:rPr>
-      </w:pPr>
-      <w:r>
-        <w:rPr>
-          <w:rFonts w:ascii="Times New Roman" w:hAnsi="Times New Roman" w:cs="Times New Roman"/>
-          <w:sz w:val="26"/>
-          <w:szCs w:val="26"/>
-          <w:lang w:val="vi-VN"/>
-        </w:rPr>
-        <w:t>c. Nhiệm vụ này chậm tiến độ, đúng tiến độ hay vượt tiến độ? Vì sao?</w:t>
+        <w:ind w:left="284"/>
+        <w:rPr>
+          <w:rFonts w:ascii="Times New Roman" w:hAnsi="Times New Roman" w:cs="Times New Roman"/>
+          <w:sz w:val="26"/>
+          <w:szCs w:val="26"/>
+          <w:lang w:val="vi-VN"/>
+        </w:rPr>
+      </w:pPr>
+      <w:r>
+        <w:rPr>
+          <w:rFonts w:ascii="Times New Roman" w:hAnsi="Times New Roman" w:cs="Times New Roman"/>
+          <w:sz w:val="26"/>
+          <w:szCs w:val="26"/>
+        </w:rPr>
+        <w:t>Đối với dự án MSSV_LAB51_Tracking.mpp</w:t>
+      </w:r>
+      <w:r>
+        <w:rPr>
+          <w:rFonts w:ascii="Times New Roman" w:hAnsi="Times New Roman" w:cs="Times New Roman"/>
+          <w:sz w:val="26"/>
+          <w:szCs w:val="26"/>
+          <w:lang w:val="vi-VN"/>
+        </w:rPr>
+        <w:t xml:space="preserve"> cho </w:t>
+      </w:r>
+      <w:r>
+        <w:rPr>
+          <w:rFonts w:ascii="Times New Roman" w:hAnsi="Times New Roman" w:cs="Times New Roman"/>
+          <w:sz w:val="26"/>
+          <w:szCs w:val="26"/>
+        </w:rPr>
+        <w:t xml:space="preserve">nhiệm vụ </w:t>
+      </w:r>
+      <w:r>
+        <w:rPr>
+          <w:rFonts w:ascii="Times New Roman" w:hAnsi="Times New Roman" w:cs="Times New Roman"/>
+          <w:sz w:val="26"/>
+          <w:szCs w:val="26"/>
+        </w:rPr>
+        <w:t>p</w:t>
+      </w:r>
+      <w:r>
+        <w:rPr>
+          <w:rFonts w:ascii="Times New Roman" w:hAnsi="Times New Roman" w:cs="Times New Roman"/>
+          <w:sz w:val="26"/>
+          <w:szCs w:val="26"/>
+        </w:rPr>
+        <w:t xml:space="preserve">hát triển mã nguồn hoàn thành được </w:t>
+      </w:r>
+      <w:r>
+        <w:rPr>
+          <w:rFonts w:ascii="Times New Roman" w:hAnsi="Times New Roman" w:cs="Times New Roman"/>
+          <w:b/>
+          <w:bCs/>
+          <w:sz w:val="26"/>
+          <w:szCs w:val="26"/>
+        </w:rPr>
+        <w:t>25%</w:t>
+      </w:r>
+      <w:r>
+        <w:rPr>
+          <w:rFonts w:ascii="Times New Roman" w:hAnsi="Times New Roman" w:cs="Times New Roman"/>
+          <w:sz w:val="26"/>
+          <w:szCs w:val="26"/>
+        </w:rPr>
+        <w:t>.</w:t>
       </w:r>
     </w:p>
     <w:p>
       <w:pPr>
         <w:spacing w:line="360" w:lineRule="auto"/>
-        <w:rPr>
-          <w:rFonts w:ascii="Times New Roman" w:hAnsi="Times New Roman" w:cs="Times New Roman"/>
-          <w:sz w:val="26"/>
-          <w:szCs w:val="26"/>
-          <w:lang w:val="vi-VN"/>
-        </w:rPr>
-      </w:pPr>
-      <w:r>
-        <w:rPr>
-          <w:rFonts w:ascii="Times New Roman" w:hAnsi="Times New Roman" w:cs="Times New Roman"/>
-          <w:sz w:val="26"/>
-          <w:szCs w:val="26"/>
-          <w:lang w:val="vi-VN"/>
-        </w:rPr>
-        <w:lastRenderedPageBreak/>
-        <w:t>5.2. Xác định chi phí đường cơ sở cho dự án?</w:t>
+        <w:jc w:val="center"/>
+        <w:rPr>
+          <w:rFonts w:ascii="Times New Roman" w:hAnsi="Times New Roman" w:cs="Times New Roman"/>
+          <w:sz w:val="26"/>
+          <w:szCs w:val="26"/>
+          <w:lang w:val="vi-VN"/>
+        </w:rPr>
+      </w:pPr>
+      <w:r>
+        <w:rPr>
+          <w:rFonts w:ascii="Times New Roman" w:hAnsi="Times New Roman" w:cs="Times New Roman"/>
+          <w:noProof/>
+          <w:sz w:val="26"/>
+          <w:szCs w:val="26"/>
+          <w:lang w:val="vi-VN"/>
+        </w:rPr>
+        <w:drawing>
+          <wp:inline distT="0" distB="0" distL="0" distR="0" wp14:anchorId="67C697EE" wp14:editId="25058C25">
+            <wp:extent cx="5943600" cy="2774315"/>
+            <wp:effectExtent l="19050" t="19050" r="19050" b="26035"/>
+            <wp:docPr id="47" name="Picture 47"/>
+            <wp:cNvGraphicFramePr>
+              <a:graphicFrameLocks xmlns:a="http://schemas.openxmlformats.org/drawingml/2006/main" noChangeAspect="1"/>
+            </wp:cNvGraphicFramePr>
+            <a:graphic xmlns:a="http://schemas.openxmlformats.org/drawingml/2006/main">
+              <a:graphicData uri="http://schemas.openxmlformats.org/drawingml/2006/picture">
+                <pic:pic xmlns:pic="http://schemas.openxmlformats.org/drawingml/2006/picture">
+                  <pic:nvPicPr>
+                    <pic:cNvPr id="1" name=""/>
+                    <pic:cNvPicPr/>
+                  </pic:nvPicPr>
+                  <pic:blipFill>
+                    <a:blip r:embed="rId52"/>
+                    <a:stretch>
+                      <a:fillRect/>
+                    </a:stretch>
+                  </pic:blipFill>
+                  <pic:spPr>
+                    <a:xfrm>
+                      <a:off x="0" y="0"/>
+                      <a:ext cx="5943600" cy="2774315"/>
+                    </a:xfrm>
+                    <a:prstGeom prst="rect">
+                      <a:avLst/>
+                    </a:prstGeom>
+                    <a:ln>
+                      <a:solidFill>
+                        <a:schemeClr val="accent1"/>
+                      </a:solidFill>
+                    </a:ln>
+                  </pic:spPr>
+                </pic:pic>
+              </a:graphicData>
+            </a:graphic>
+          </wp:inline>
+        </w:drawing>
       </w:r>
     </w:p>
     <w:p>
       <w:pPr>
         <w:spacing w:line="360" w:lineRule="auto"/>
-        <w:rPr>
-          <w:rFonts w:ascii="Times New Roman" w:hAnsi="Times New Roman" w:cs="Times New Roman"/>
-          <w:sz w:val="26"/>
-          <w:szCs w:val="26"/>
-          <w:lang w:val="vi-VN"/>
-        </w:rPr>
-      </w:pPr>
-      <w:r>
-        <w:rPr>
-          <w:rFonts w:ascii="Times New Roman" w:hAnsi="Times New Roman" w:cs="Times New Roman"/>
-          <w:sz w:val="26"/>
-          <w:szCs w:val="26"/>
-          <w:lang w:val="vi-VN"/>
-        </w:rPr>
-        <w:t>5.3. Ta cần chi thêm (/tiết kiệm) bao nhiêu tiền để hoàn thành dự án? dự kiến sẽ vượt</w:t>
+        <w:ind w:left="284"/>
+        <w:rPr>
+          <w:rFonts w:ascii="Times New Roman" w:hAnsi="Times New Roman" w:cs="Times New Roman"/>
+          <w:sz w:val="26"/>
+          <w:szCs w:val="26"/>
+          <w:lang w:val="vi-VN"/>
+        </w:rPr>
+      </w:pPr>
+      <w:r>
+        <w:rPr>
+          <w:rFonts w:ascii="Times New Roman" w:hAnsi="Times New Roman" w:cs="Times New Roman"/>
+          <w:sz w:val="26"/>
+          <w:szCs w:val="26"/>
+        </w:rPr>
+        <w:t xml:space="preserve">Đối với dự án MSSV_LAB52_Tracking.mpp, nhiệm vụ </w:t>
+      </w:r>
+      <w:r>
+        <w:rPr>
+          <w:rFonts w:ascii="Times New Roman" w:hAnsi="Times New Roman" w:cs="Times New Roman"/>
+          <w:sz w:val="26"/>
+          <w:szCs w:val="26"/>
+        </w:rPr>
+        <w:t>c</w:t>
+      </w:r>
+      <w:r>
+        <w:rPr>
+          <w:rFonts w:ascii="Times New Roman" w:hAnsi="Times New Roman" w:cs="Times New Roman"/>
+          <w:sz w:val="26"/>
+          <w:szCs w:val="26"/>
+        </w:rPr>
+        <w:t>ài đặt / triển khai phần mềm</w:t>
+      </w:r>
+      <w:r>
+        <w:rPr>
+          <w:rFonts w:ascii="Times New Roman" w:hAnsi="Times New Roman" w:cs="Times New Roman"/>
+          <w:sz w:val="26"/>
+          <w:szCs w:val="26"/>
+          <w:lang w:val="vi-VN"/>
+        </w:rPr>
+        <w:t xml:space="preserve"> </w:t>
+      </w:r>
+      <w:r>
+        <w:rPr>
+          <w:rFonts w:ascii="Times New Roman" w:hAnsi="Times New Roman" w:cs="Times New Roman"/>
+          <w:sz w:val="26"/>
+          <w:szCs w:val="26"/>
+        </w:rPr>
+        <w:t xml:space="preserve">hoàn thành </w:t>
+      </w:r>
+      <w:r>
+        <w:rPr>
+          <w:rFonts w:ascii="Times New Roman" w:hAnsi="Times New Roman" w:cs="Times New Roman"/>
+          <w:b/>
+          <w:bCs/>
+          <w:sz w:val="26"/>
+          <w:szCs w:val="26"/>
+        </w:rPr>
+        <w:t>50%</w:t>
+      </w:r>
+      <w:r>
+        <w:rPr>
+          <w:rFonts w:ascii="Times New Roman" w:hAnsi="Times New Roman" w:cs="Times New Roman"/>
+          <w:sz w:val="26"/>
+          <w:szCs w:val="26"/>
+        </w:rPr>
+        <w:t>.</w:t>
       </w:r>
     </w:p>
     <w:p>
@@ -20504,11 +21450,51 @@
       <w:r>
         <w:rPr>
           <w:rFonts w:ascii="Times New Roman" w:hAnsi="Times New Roman" w:cs="Times New Roman"/>
-          <w:sz w:val="26"/>
-          <w:szCs w:val="26"/>
-          <w:lang w:val="vi-VN"/>
-        </w:rPr>
-        <w:t>quá (/thấp hơn) ngân sách bao nhiêu đô la khi dự án hoàn thành?</w:t>
+          <w:noProof/>
+          <w:sz w:val="26"/>
+          <w:szCs w:val="26"/>
+          <w:lang w:val="vi-VN"/>
+        </w:rPr>
+        <w:drawing>
+          <wp:inline distT="0" distB="0" distL="0" distR="0" wp14:anchorId="2E07EEF2" wp14:editId="468FDA74">
+            <wp:extent cx="5943600" cy="1393825"/>
+            <wp:effectExtent l="19050" t="19050" r="19050" b="15875"/>
+            <wp:docPr id="52" name="Picture 52"/>
+            <wp:cNvGraphicFramePr>
+              <a:graphicFrameLocks xmlns:a="http://schemas.openxmlformats.org/drawingml/2006/main" noChangeAspect="1"/>
+            </wp:cNvGraphicFramePr>
+            <a:graphic xmlns:a="http://schemas.openxmlformats.org/drawingml/2006/main">
+              <a:graphicData uri="http://schemas.openxmlformats.org/drawingml/2006/picture">
+                <pic:pic xmlns:pic="http://schemas.openxmlformats.org/drawingml/2006/picture">
+                  <pic:nvPicPr>
+                    <pic:cNvPr id="1" name=""/>
+                    <pic:cNvPicPr/>
+                  </pic:nvPicPr>
+                  <pic:blipFill>
+                    <a:blip r:embed="rId53"/>
+                    <a:stretch>
+                      <a:fillRect/>
+                    </a:stretch>
+                  </pic:blipFill>
+                  <pic:spPr>
+                    <a:xfrm>
+                      <a:off x="0" y="0"/>
+                      <a:ext cx="5943600" cy="1393825"/>
+                    </a:xfrm>
+                    <a:prstGeom prst="rect">
+                      <a:avLst/>
+                    </a:prstGeom>
+                    <a:ln>
+                      <a:solidFill>
+                        <a:schemeClr val="accent1"/>
+                      </a:solidFill>
+                    </a:ln>
+                  </pic:spPr>
+                </pic:pic>
+              </a:graphicData>
+            </a:graphic>
+          </wp:inline>
+        </w:drawing>
       </w:r>
     </w:p>
     <w:p>
@@ -20528,7 +21514,7 @@
           <w:szCs w:val="26"/>
           <w:lang w:val="vi-VN"/>
         </w:rPr>
-        <w:t>5.4. Nếu dự án trễ (/vượt) tiến độ, hãy cho biết dự án kéo dài thêm (/rút ngắn) bao</w:t>
+        <w:br w:type="page"/>
       </w:r>
     </w:p>
     <w:p>
@@ -20548,47 +21534,419 @@
           <w:szCs w:val="26"/>
           <w:lang w:val="vi-VN"/>
         </w:rPr>
-        <w:t>nhiêu ngày và tỷ lệ % trễ (/vượt) tiến độ?</w:t>
+        <w:lastRenderedPageBreak/>
+        <w:t>4. Đặt ngày báo cáo trạng thái cho từng dự án.</w:t>
       </w:r>
     </w:p>
     <w:p>
       <w:pPr>
         <w:spacing w:line="360" w:lineRule="auto"/>
-        <w:rPr>
-          <w:rFonts w:ascii="Times New Roman" w:hAnsi="Times New Roman" w:cs="Times New Roman"/>
-          <w:sz w:val="26"/>
-          <w:szCs w:val="26"/>
-          <w:lang w:val="vi-VN"/>
-        </w:rPr>
-      </w:pPr>
-      <w:r>
-        <w:rPr>
-          <w:rFonts w:ascii="Times New Roman" w:hAnsi="Times New Roman" w:cs="Times New Roman"/>
-          <w:sz w:val="26"/>
-          <w:szCs w:val="26"/>
-          <w:lang w:val="vi-VN"/>
-        </w:rPr>
-        <w:t>5.5. Xuất báo cáo các giá trị thu được ra tập tin định dạng Excel, sau đó sao chép đồ</w:t>
+        <w:ind w:left="284"/>
+        <w:rPr>
+          <w:rFonts w:ascii="Times New Roman" w:hAnsi="Times New Roman" w:cs="Times New Roman"/>
+          <w:sz w:val="26"/>
+          <w:szCs w:val="26"/>
+          <w:lang w:val="vi-VN"/>
+        </w:rPr>
+      </w:pPr>
+      <w:r>
+        <w:rPr>
+          <w:rFonts w:ascii="Times New Roman" w:hAnsi="Times New Roman" w:cs="Times New Roman"/>
+          <w:sz w:val="26"/>
+          <w:szCs w:val="26"/>
+        </w:rPr>
+        <w:t>Trong</w:t>
+      </w:r>
+      <w:r>
+        <w:rPr>
+          <w:rFonts w:ascii="Times New Roman" w:hAnsi="Times New Roman" w:cs="Times New Roman"/>
+          <w:sz w:val="26"/>
+          <w:szCs w:val="26"/>
+          <w:lang w:val="vi-VN"/>
+        </w:rPr>
+        <w:t xml:space="preserve"> </w:t>
+      </w:r>
+      <w:r>
+        <w:rPr>
+          <w:rFonts w:ascii="Times New Roman" w:hAnsi="Times New Roman" w:cs="Times New Roman"/>
+          <w:sz w:val="26"/>
+          <w:szCs w:val="26"/>
+        </w:rPr>
+        <w:t>dự án MSSV_</w:t>
+      </w:r>
+      <w:r>
+        <w:rPr>
+          <w:rFonts w:ascii="Times New Roman" w:hAnsi="Times New Roman" w:cs="Times New Roman"/>
+          <w:sz w:val="26"/>
+          <w:szCs w:val="26"/>
+        </w:rPr>
+        <w:t>LAB51</w:t>
+      </w:r>
+      <w:r>
+        <w:rPr>
+          <w:rFonts w:ascii="Times New Roman" w:hAnsi="Times New Roman" w:cs="Times New Roman"/>
+          <w:sz w:val="26"/>
+          <w:szCs w:val="26"/>
+        </w:rPr>
+        <w:t>_Tracking.mpp</w:t>
+      </w:r>
+      <w:r>
+        <w:rPr>
+          <w:rFonts w:ascii="Times New Roman" w:hAnsi="Times New Roman" w:cs="Times New Roman"/>
+          <w:sz w:val="26"/>
+          <w:szCs w:val="26"/>
+          <w:lang w:val="vi-VN"/>
+        </w:rPr>
+        <w:t xml:space="preserve"> v</w:t>
+      </w:r>
+      <w:r>
+        <w:rPr>
+          <w:rFonts w:ascii="Times New Roman" w:hAnsi="Times New Roman" w:cs="Times New Roman"/>
+          <w:sz w:val="26"/>
+          <w:szCs w:val="26"/>
+        </w:rPr>
+        <w:t xml:space="preserve">ào tab Project chọn Status Date rồi nhập ngày </w:t>
+      </w:r>
+      <w:r>
+        <w:rPr>
+          <w:rFonts w:ascii="Times New Roman" w:hAnsi="Times New Roman" w:cs="Times New Roman"/>
+          <w:sz w:val="26"/>
+          <w:szCs w:val="26"/>
+        </w:rPr>
+        <w:t>25/02/2022</w:t>
       </w:r>
     </w:p>
     <w:p>
       <w:pPr>
         <w:spacing w:line="360" w:lineRule="auto"/>
-        <w:rPr>
-          <w:rFonts w:ascii="Times New Roman" w:hAnsi="Times New Roman" w:cs="Times New Roman"/>
-          <w:sz w:val="26"/>
-          <w:szCs w:val="26"/>
-          <w:lang w:val="vi-VN"/>
-        </w:rPr>
-      </w:pPr>
-      <w:r>
-        <w:rPr>
-          <w:rFonts w:ascii="Times New Roman" w:hAnsi="Times New Roman" w:cs="Times New Roman"/>
-          <w:sz w:val="26"/>
-          <w:szCs w:val="26"/>
-          <w:lang w:val="vi-VN"/>
-        </w:rPr>
-        <w:t>thị và dữ liệu vào tập tin .docx.</w:t>
+        <w:jc w:val="center"/>
+        <w:rPr>
+          <w:rFonts w:ascii="Times New Roman" w:hAnsi="Times New Roman" w:cs="Times New Roman"/>
+          <w:sz w:val="26"/>
+          <w:szCs w:val="26"/>
+          <w:lang w:val="vi-VN"/>
+        </w:rPr>
+      </w:pPr>
+      <w:r>
+        <w:rPr>
+          <w:rFonts w:ascii="Times New Roman" w:hAnsi="Times New Roman" w:cs="Times New Roman"/>
+          <w:noProof/>
+          <w:sz w:val="26"/>
+          <w:szCs w:val="26"/>
+          <w:lang w:val="vi-VN"/>
+        </w:rPr>
+        <w:drawing>
+          <wp:inline distT="0" distB="0" distL="0" distR="0" wp14:anchorId="75A56109" wp14:editId="4B2F1ACA">
+            <wp:extent cx="1971950" cy="1171739"/>
+            <wp:effectExtent l="19050" t="19050" r="9525" b="28575"/>
+            <wp:docPr id="54" name="Picture 54"/>
+            <wp:cNvGraphicFramePr>
+              <a:graphicFrameLocks xmlns:a="http://schemas.openxmlformats.org/drawingml/2006/main" noChangeAspect="1"/>
+            </wp:cNvGraphicFramePr>
+            <a:graphic xmlns:a="http://schemas.openxmlformats.org/drawingml/2006/main">
+              <a:graphicData uri="http://schemas.openxmlformats.org/drawingml/2006/picture">
+                <pic:pic xmlns:pic="http://schemas.openxmlformats.org/drawingml/2006/picture">
+                  <pic:nvPicPr>
+                    <pic:cNvPr id="1" name=""/>
+                    <pic:cNvPicPr/>
+                  </pic:nvPicPr>
+                  <pic:blipFill>
+                    <a:blip r:embed="rId54"/>
+                    <a:stretch>
+                      <a:fillRect/>
+                    </a:stretch>
+                  </pic:blipFill>
+                  <pic:spPr>
+                    <a:xfrm>
+                      <a:off x="0" y="0"/>
+                      <a:ext cx="1971950" cy="1171739"/>
+                    </a:xfrm>
+                    <a:prstGeom prst="rect">
+                      <a:avLst/>
+                    </a:prstGeom>
+                    <a:ln>
+                      <a:solidFill>
+                        <a:schemeClr val="accent1"/>
+                      </a:solidFill>
+                    </a:ln>
+                  </pic:spPr>
+                </pic:pic>
+              </a:graphicData>
+            </a:graphic>
+          </wp:inline>
+        </w:drawing>
+      </w:r>
+    </w:p>
+    <w:p>
+      <w:pPr>
+        <w:spacing w:line="360" w:lineRule="auto"/>
+        <w:ind w:left="284"/>
+        <w:rPr>
+          <w:rFonts w:ascii="Times New Roman" w:hAnsi="Times New Roman" w:cs="Times New Roman"/>
+          <w:sz w:val="26"/>
+          <w:szCs w:val="26"/>
+          <w:lang w:val="vi-VN"/>
+        </w:rPr>
+      </w:pPr>
+      <w:r>
+        <w:rPr>
+          <w:rFonts w:ascii="Times New Roman" w:hAnsi="Times New Roman" w:cs="Times New Roman"/>
+          <w:sz w:val="26"/>
+          <w:szCs w:val="26"/>
+        </w:rPr>
+        <w:t>Trong</w:t>
+      </w:r>
+      <w:r>
+        <w:rPr>
+          <w:rFonts w:ascii="Times New Roman" w:hAnsi="Times New Roman" w:cs="Times New Roman"/>
+          <w:sz w:val="26"/>
+          <w:szCs w:val="26"/>
+          <w:lang w:val="vi-VN"/>
+        </w:rPr>
+        <w:t xml:space="preserve"> </w:t>
+      </w:r>
+      <w:r>
+        <w:rPr>
+          <w:rFonts w:ascii="Times New Roman" w:hAnsi="Times New Roman" w:cs="Times New Roman"/>
+          <w:sz w:val="26"/>
+          <w:szCs w:val="26"/>
+        </w:rPr>
+        <w:t>dự án MSSV_</w:t>
+      </w:r>
+      <w:r>
+        <w:rPr>
+          <w:rFonts w:ascii="Times New Roman" w:hAnsi="Times New Roman" w:cs="Times New Roman"/>
+          <w:sz w:val="26"/>
+          <w:szCs w:val="26"/>
+        </w:rPr>
+        <w:t>LAB52</w:t>
+      </w:r>
+      <w:r>
+        <w:rPr>
+          <w:rFonts w:ascii="Times New Roman" w:hAnsi="Times New Roman" w:cs="Times New Roman"/>
+          <w:sz w:val="26"/>
+          <w:szCs w:val="26"/>
+        </w:rPr>
+        <w:t>_Tracking.mpp</w:t>
+      </w:r>
+      <w:r>
+        <w:rPr>
+          <w:rFonts w:ascii="Times New Roman" w:hAnsi="Times New Roman" w:cs="Times New Roman"/>
+          <w:sz w:val="26"/>
+          <w:szCs w:val="26"/>
+          <w:lang w:val="vi-VN"/>
+        </w:rPr>
+        <w:t xml:space="preserve"> v</w:t>
+      </w:r>
+      <w:r>
+        <w:rPr>
+          <w:rFonts w:ascii="Times New Roman" w:hAnsi="Times New Roman" w:cs="Times New Roman"/>
+          <w:sz w:val="26"/>
+          <w:szCs w:val="26"/>
+        </w:rPr>
+        <w:t xml:space="preserve">ào tab Project chọn Status Date rồi nhập ngày </w:t>
+      </w:r>
+      <w:r>
+        <w:rPr>
+          <w:rFonts w:ascii="Times New Roman" w:hAnsi="Times New Roman" w:cs="Times New Roman"/>
+          <w:sz w:val="26"/>
+          <w:szCs w:val="26"/>
+        </w:rPr>
+        <w:t>29/04/2022</w:t>
+      </w:r>
+    </w:p>
+    <w:p>
+      <w:pPr>
+        <w:spacing w:line="360" w:lineRule="auto"/>
+        <w:jc w:val="center"/>
+        <w:rPr>
+          <w:rFonts w:ascii="Times New Roman" w:hAnsi="Times New Roman" w:cs="Times New Roman"/>
+          <w:sz w:val="26"/>
+          <w:szCs w:val="26"/>
+          <w:lang w:val="vi-VN"/>
+        </w:rPr>
+      </w:pPr>
+      <w:r>
+        <w:rPr>
+          <w:rFonts w:ascii="Times New Roman" w:hAnsi="Times New Roman" w:cs="Times New Roman"/>
+          <w:noProof/>
+          <w:sz w:val="26"/>
+          <w:szCs w:val="26"/>
+          <w:lang w:val="vi-VN"/>
+        </w:rPr>
+        <w:drawing>
+          <wp:inline distT="0" distB="0" distL="0" distR="0" wp14:anchorId="0388D92E" wp14:editId="3672ECEB">
+            <wp:extent cx="1876687" cy="1162212"/>
+            <wp:effectExtent l="19050" t="19050" r="28575" b="19050"/>
+            <wp:docPr id="55" name="Picture 55"/>
+            <wp:cNvGraphicFramePr>
+              <a:graphicFrameLocks xmlns:a="http://schemas.openxmlformats.org/drawingml/2006/main" noChangeAspect="1"/>
+            </wp:cNvGraphicFramePr>
+            <a:graphic xmlns:a="http://schemas.openxmlformats.org/drawingml/2006/main">
+              <a:graphicData uri="http://schemas.openxmlformats.org/drawingml/2006/picture">
+                <pic:pic xmlns:pic="http://schemas.openxmlformats.org/drawingml/2006/picture">
+                  <pic:nvPicPr>
+                    <pic:cNvPr id="1" name=""/>
+                    <pic:cNvPicPr/>
+                  </pic:nvPicPr>
+                  <pic:blipFill>
+                    <a:blip r:embed="rId55"/>
+                    <a:stretch>
+                      <a:fillRect/>
+                    </a:stretch>
+                  </pic:blipFill>
+                  <pic:spPr>
+                    <a:xfrm>
+                      <a:off x="0" y="0"/>
+                      <a:ext cx="1876687" cy="1162212"/>
+                    </a:xfrm>
+                    <a:prstGeom prst="rect">
+                      <a:avLst/>
+                    </a:prstGeom>
+                    <a:ln>
+                      <a:solidFill>
+                        <a:schemeClr val="accent1"/>
+                      </a:solidFill>
+                    </a:ln>
+                  </pic:spPr>
+                </pic:pic>
+              </a:graphicData>
+            </a:graphic>
+          </wp:inline>
+        </w:drawing>
+      </w:r>
+    </w:p>
+    <w:p>
+      <w:pPr>
+        <w:spacing w:line="360" w:lineRule="auto"/>
+        <w:rPr>
+          <w:rFonts w:ascii="Times New Roman" w:hAnsi="Times New Roman" w:cs="Times New Roman"/>
+          <w:sz w:val="26"/>
+          <w:szCs w:val="26"/>
+          <w:lang w:val="vi-VN"/>
+        </w:rPr>
+      </w:pPr>
+      <w:r>
+        <w:rPr>
+          <w:rFonts w:ascii="Times New Roman" w:hAnsi="Times New Roman" w:cs="Times New Roman"/>
+          <w:sz w:val="26"/>
+          <w:szCs w:val="26"/>
+          <w:lang w:val="vi-VN"/>
+        </w:rPr>
+        <w:t xml:space="preserve">5. </w:t>
+      </w:r>
+      <w:bookmarkStart w:id="1" w:name="_Hlk210380794"/>
+      <w:r>
+        <w:rPr>
+          <w:rFonts w:ascii="Times New Roman" w:hAnsi="Times New Roman" w:cs="Times New Roman"/>
+          <w:sz w:val="26"/>
+          <w:szCs w:val="26"/>
+          <w:lang w:val="vi-VN"/>
+        </w:rPr>
+        <w:t>Viết báo cáo phân tích các giá trị thu được trong các tập tin</w:t>
+      </w:r>
+      <w:r>
+        <w:rPr>
+          <w:rFonts w:ascii="Times New Roman" w:hAnsi="Times New Roman" w:cs="Times New Roman"/>
+          <w:sz w:val="26"/>
+          <w:szCs w:val="26"/>
+          <w:lang w:val="vi-VN"/>
+        </w:rPr>
+        <w:t xml:space="preserve"> </w:t>
+      </w:r>
+      <w:r>
+        <w:rPr>
+          <w:rFonts w:ascii="Times New Roman" w:hAnsi="Times New Roman" w:cs="Times New Roman"/>
+          <w:sz w:val="26"/>
+          <w:szCs w:val="26"/>
+          <w:lang w:val="vi-VN"/>
+        </w:rPr>
+        <w:t>MSSV_LAB51_Tracking. docx và MSSV_LAB52_ Tracking.docx tương ứng.</w:t>
+      </w:r>
+    </w:p>
+    <w:bookmarkEnd w:id="1"/>
+    <w:p>
+      <w:pPr>
+        <w:spacing w:line="360" w:lineRule="auto"/>
+        <w:ind w:left="284"/>
+        <w:rPr>
+          <w:rFonts w:ascii="Times New Roman" w:hAnsi="Times New Roman" w:cs="Times New Roman"/>
+          <w:sz w:val="26"/>
+          <w:szCs w:val="26"/>
+          <w:lang w:val="vi-VN"/>
+        </w:rPr>
+      </w:pPr>
+      <w:r>
+        <w:rPr>
+          <w:rFonts w:ascii="Times New Roman" w:hAnsi="Times New Roman" w:cs="Times New Roman"/>
+          <w:sz w:val="26"/>
+          <w:szCs w:val="26"/>
+          <w:lang w:val="vi-VN"/>
+        </w:rPr>
+        <w:t>Được trình bày trong file doc 1150080143_</w:t>
+      </w:r>
+      <w:r>
+        <w:rPr>
+          <w:rFonts w:ascii="Times New Roman" w:hAnsi="Times New Roman" w:cs="Times New Roman"/>
+          <w:sz w:val="26"/>
+          <w:szCs w:val="26"/>
+          <w:lang w:val="vi-VN"/>
+        </w:rPr>
+        <w:t>LAB51_Tracking.</w:t>
+      </w:r>
+      <w:r>
+        <w:rPr>
+          <w:rFonts w:ascii="Times New Roman" w:hAnsi="Times New Roman" w:cs="Times New Roman"/>
+          <w:sz w:val="26"/>
+          <w:szCs w:val="26"/>
+          <w:lang w:val="vi-VN"/>
+        </w:rPr>
+        <w:t>d</w:t>
+      </w:r>
+      <w:r>
+        <w:rPr>
+          <w:rFonts w:ascii="Times New Roman" w:hAnsi="Times New Roman" w:cs="Times New Roman"/>
+          <w:sz w:val="26"/>
+          <w:szCs w:val="26"/>
+          <w:lang w:val="vi-VN"/>
+        </w:rPr>
+        <w:t>ocx</w:t>
+      </w:r>
+      <w:r>
+        <w:rPr>
+          <w:rFonts w:ascii="Times New Roman" w:hAnsi="Times New Roman" w:cs="Times New Roman"/>
+          <w:sz w:val="26"/>
+          <w:szCs w:val="26"/>
+          <w:lang w:val="vi-VN"/>
+        </w:rPr>
+        <w:t xml:space="preserve"> và 1150080143_LAB52</w:t>
+      </w:r>
+      <w:r>
+        <w:rPr>
+          <w:rFonts w:ascii="Times New Roman" w:hAnsi="Times New Roman" w:cs="Times New Roman"/>
+          <w:sz w:val="26"/>
+          <w:szCs w:val="26"/>
+          <w:lang w:val="vi-VN"/>
+        </w:rPr>
+        <w:t>_Tracking.</w:t>
+      </w:r>
+      <w:r>
+        <w:rPr>
+          <w:rFonts w:ascii="Times New Roman" w:hAnsi="Times New Roman" w:cs="Times New Roman"/>
+          <w:sz w:val="26"/>
+          <w:szCs w:val="26"/>
+          <w:lang w:val="vi-VN"/>
+        </w:rPr>
+        <w:t>d</w:t>
+      </w:r>
+      <w:r>
+        <w:rPr>
+          <w:rFonts w:ascii="Times New Roman" w:hAnsi="Times New Roman" w:cs="Times New Roman"/>
+          <w:sz w:val="26"/>
+          <w:szCs w:val="26"/>
+          <w:lang w:val="vi-VN"/>
+        </w:rPr>
+        <w:t>ocx</w:t>
       </w:r>
     </w:p>
     <w:sectPr>
@@ -22511,6 +23869,119 @@
     </w:lvl>
   </w:abstractNum>
   <w:abstractNum w:abstractNumId="15" w15:restartNumberingAfterBreak="0">
+    <w:nsid w:val="23216BD3"/>
+    <w:multiLevelType w:val="hybridMultilevel"/>
+    <w:tmpl w:val="F5C658DC"/>
+    <w:lvl w:ilvl="0" w:tplc="1E6EEC38">
+      <w:start w:val="1"/>
+      <w:numFmt w:val="bullet"/>
+      <w:lvlText w:val="-"/>
+      <w:lvlJc w:val="left"/>
+      <w:pPr>
+        <w:ind w:left="1080" w:hanging="360"/>
+      </w:pPr>
+      <w:rPr>
+        <w:rFonts w:ascii="Work Sans" w:hAnsi="Work Sans" w:hint="default"/>
+      </w:rPr>
+    </w:lvl>
+    <w:lvl w:ilvl="1" w:tplc="04090003" w:tentative="1">
+      <w:start w:val="1"/>
+      <w:numFmt w:val="bullet"/>
+      <w:lvlText w:val="o"/>
+      <w:lvlJc w:val="left"/>
+      <w:pPr>
+        <w:ind w:left="1800" w:hanging="360"/>
+      </w:pPr>
+      <w:rPr>
+        <w:rFonts w:ascii="Courier New" w:hAnsi="Courier New" w:cs="Courier New" w:hint="default"/>
+      </w:rPr>
+    </w:lvl>
+    <w:lvl w:ilvl="2" w:tplc="04090005" w:tentative="1">
+      <w:start w:val="1"/>
+      <w:numFmt w:val="bullet"/>
+      <w:lvlText w:val=""/>
+      <w:lvlJc w:val="left"/>
+      <w:pPr>
+        <w:ind w:left="2520" w:hanging="360"/>
+      </w:pPr>
+      <w:rPr>
+        <w:rFonts w:ascii="Wingdings" w:hAnsi="Wingdings" w:hint="default"/>
+      </w:rPr>
+    </w:lvl>
+    <w:lvl w:ilvl="3" w:tplc="04090001" w:tentative="1">
+      <w:start w:val="1"/>
+      <w:numFmt w:val="bullet"/>
+      <w:lvlText w:val=""/>
+      <w:lvlJc w:val="left"/>
+      <w:pPr>
+        <w:ind w:left="3240" w:hanging="360"/>
+      </w:pPr>
+      <w:rPr>
+        <w:rFonts w:ascii="Symbol" w:hAnsi="Symbol" w:hint="default"/>
+      </w:rPr>
+    </w:lvl>
+    <w:lvl w:ilvl="4" w:tplc="04090003" w:tentative="1">
+      <w:start w:val="1"/>
+      <w:numFmt w:val="bullet"/>
+      <w:lvlText w:val="o"/>
+      <w:lvlJc w:val="left"/>
+      <w:pPr>
+        <w:ind w:left="3960" w:hanging="360"/>
+      </w:pPr>
+      <w:rPr>
+        <w:rFonts w:ascii="Courier New" w:hAnsi="Courier New" w:cs="Courier New" w:hint="default"/>
+      </w:rPr>
+    </w:lvl>
+    <w:lvl w:ilvl="5" w:tplc="04090005" w:tentative="1">
+      <w:start w:val="1"/>
+      <w:numFmt w:val="bullet"/>
+      <w:lvlText w:val=""/>
+      <w:lvlJc w:val="left"/>
+      <w:pPr>
+        <w:ind w:left="4680" w:hanging="360"/>
+      </w:pPr>
+      <w:rPr>
+        <w:rFonts w:ascii="Wingdings" w:hAnsi="Wingdings" w:hint="default"/>
+      </w:rPr>
+    </w:lvl>
+    <w:lvl w:ilvl="6" w:tplc="04090001" w:tentative="1">
+      <w:start w:val="1"/>
+      <w:numFmt w:val="bullet"/>
+      <w:lvlText w:val=""/>
+      <w:lvlJc w:val="left"/>
+      <w:pPr>
+        <w:ind w:left="5400" w:hanging="360"/>
+      </w:pPr>
+      <w:rPr>
+        <w:rFonts w:ascii="Symbol" w:hAnsi="Symbol" w:hint="default"/>
+      </w:rPr>
+    </w:lvl>
+    <w:lvl w:ilvl="7" w:tplc="04090003" w:tentative="1">
+      <w:start w:val="1"/>
+      <w:numFmt w:val="bullet"/>
+      <w:lvlText w:val="o"/>
+      <w:lvlJc w:val="left"/>
+      <w:pPr>
+        <w:ind w:left="6120" w:hanging="360"/>
+      </w:pPr>
+      <w:rPr>
+        <w:rFonts w:ascii="Courier New" w:hAnsi="Courier New" w:cs="Courier New" w:hint="default"/>
+      </w:rPr>
+    </w:lvl>
+    <w:lvl w:ilvl="8" w:tplc="04090005" w:tentative="1">
+      <w:start w:val="1"/>
+      <w:numFmt w:val="bullet"/>
+      <w:lvlText w:val=""/>
+      <w:lvlJc w:val="left"/>
+      <w:pPr>
+        <w:ind w:left="6840" w:hanging="360"/>
+      </w:pPr>
+      <w:rPr>
+        <w:rFonts w:ascii="Wingdings" w:hAnsi="Wingdings" w:hint="default"/>
+      </w:rPr>
+    </w:lvl>
+  </w:abstractNum>
+  <w:abstractNum w:abstractNumId="16" w15:restartNumberingAfterBreak="0">
     <w:nsid w:val="23AD51A5"/>
     <w:multiLevelType w:val="hybridMultilevel"/>
     <w:tmpl w:val="17AEBA9E"/>
@@ -22622,7 +24093,7 @@
       </w:rPr>
     </w:lvl>
   </w:abstractNum>
-  <w:abstractNum w:abstractNumId="16" w15:restartNumberingAfterBreak="0">
+  <w:abstractNum w:abstractNumId="17" w15:restartNumberingAfterBreak="0">
     <w:nsid w:val="28B44C93"/>
     <w:multiLevelType w:val="hybridMultilevel"/>
     <w:tmpl w:val="3224FB4E"/>
@@ -22735,7 +24206,7 @@
       </w:rPr>
     </w:lvl>
   </w:abstractNum>
-  <w:abstractNum w:abstractNumId="17" w15:restartNumberingAfterBreak="0">
+  <w:abstractNum w:abstractNumId="18" w15:restartNumberingAfterBreak="0">
     <w:nsid w:val="30B13319"/>
     <w:multiLevelType w:val="multilevel"/>
     <w:tmpl w:val="F99EC186"/>
@@ -22884,7 +24355,7 @@
       </w:rPr>
     </w:lvl>
   </w:abstractNum>
-  <w:abstractNum w:abstractNumId="18" w15:restartNumberingAfterBreak="0">
+  <w:abstractNum w:abstractNumId="19" w15:restartNumberingAfterBreak="0">
     <w:nsid w:val="33EF1D36"/>
     <w:multiLevelType w:val="hybridMultilevel"/>
     <w:tmpl w:val="CC6E3098"/>
@@ -22997,7 +24468,7 @@
       </w:rPr>
     </w:lvl>
   </w:abstractNum>
-  <w:abstractNum w:abstractNumId="19" w15:restartNumberingAfterBreak="0">
+  <w:abstractNum w:abstractNumId="20" w15:restartNumberingAfterBreak="0">
     <w:nsid w:val="36E249FD"/>
     <w:multiLevelType w:val="hybridMultilevel"/>
     <w:tmpl w:val="E51877CC"/>
@@ -23109,7 +24580,7 @@
       </w:rPr>
     </w:lvl>
   </w:abstractNum>
-  <w:abstractNum w:abstractNumId="20" w15:restartNumberingAfterBreak="0">
+  <w:abstractNum w:abstractNumId="21" w15:restartNumberingAfterBreak="0">
     <w:nsid w:val="376C699F"/>
     <w:multiLevelType w:val="multilevel"/>
     <w:tmpl w:val="94226F8A"/>
@@ -23258,7 +24729,7 @@
       </w:rPr>
     </w:lvl>
   </w:abstractNum>
-  <w:abstractNum w:abstractNumId="21" w15:restartNumberingAfterBreak="0">
+  <w:abstractNum w:abstractNumId="22" w15:restartNumberingAfterBreak="0">
     <w:nsid w:val="379224C3"/>
     <w:multiLevelType w:val="hybridMultilevel"/>
     <w:tmpl w:val="03AAD256"/>
@@ -23371,7 +24842,7 @@
       </w:rPr>
     </w:lvl>
   </w:abstractNum>
-  <w:abstractNum w:abstractNumId="22" w15:restartNumberingAfterBreak="0">
+  <w:abstractNum w:abstractNumId="23" w15:restartNumberingAfterBreak="0">
     <w:nsid w:val="38875877"/>
     <w:multiLevelType w:val="hybridMultilevel"/>
     <w:tmpl w:val="1E2A83D0"/>
@@ -23484,7 +24955,7 @@
       </w:rPr>
     </w:lvl>
   </w:abstractNum>
-  <w:abstractNum w:abstractNumId="23" w15:restartNumberingAfterBreak="0">
+  <w:abstractNum w:abstractNumId="24" w15:restartNumberingAfterBreak="0">
     <w:nsid w:val="39290AE7"/>
     <w:multiLevelType w:val="multilevel"/>
     <w:tmpl w:val="D9C602C0"/>
@@ -23633,7 +25104,7 @@
       </w:rPr>
     </w:lvl>
   </w:abstractNum>
-  <w:abstractNum w:abstractNumId="24" w15:restartNumberingAfterBreak="0">
+  <w:abstractNum w:abstractNumId="25" w15:restartNumberingAfterBreak="0">
     <w:nsid w:val="3A3303B5"/>
     <w:multiLevelType w:val="hybridMultilevel"/>
     <w:tmpl w:val="AFEA4498"/>
@@ -23746,7 +25217,7 @@
       </w:rPr>
     </w:lvl>
   </w:abstractNum>
-  <w:abstractNum w:abstractNumId="25" w15:restartNumberingAfterBreak="0">
+  <w:abstractNum w:abstractNumId="26" w15:restartNumberingAfterBreak="0">
     <w:nsid w:val="407F1A9F"/>
     <w:multiLevelType w:val="hybridMultilevel"/>
     <w:tmpl w:val="69D0D338"/>
@@ -23858,7 +25329,7 @@
       </w:rPr>
     </w:lvl>
   </w:abstractNum>
-  <w:abstractNum w:abstractNumId="26" w15:restartNumberingAfterBreak="0">
+  <w:abstractNum w:abstractNumId="27" w15:restartNumberingAfterBreak="0">
     <w:nsid w:val="42A338DC"/>
     <w:multiLevelType w:val="hybridMultilevel"/>
     <w:tmpl w:val="E514D52E"/>
@@ -23947,7 +25418,7 @@
       </w:pPr>
     </w:lvl>
   </w:abstractNum>
-  <w:abstractNum w:abstractNumId="27" w15:restartNumberingAfterBreak="0">
+  <w:abstractNum w:abstractNumId="28" w15:restartNumberingAfterBreak="0">
     <w:nsid w:val="4A794754"/>
     <w:multiLevelType w:val="hybridMultilevel"/>
     <w:tmpl w:val="D9485184"/>
@@ -24060,7 +25531,7 @@
       </w:rPr>
     </w:lvl>
   </w:abstractNum>
-  <w:abstractNum w:abstractNumId="28" w15:restartNumberingAfterBreak="0">
+  <w:abstractNum w:abstractNumId="29" w15:restartNumberingAfterBreak="0">
     <w:nsid w:val="4A933FA1"/>
     <w:multiLevelType w:val="hybridMultilevel"/>
     <w:tmpl w:val="9DB4823A"/>
@@ -24172,7 +25643,7 @@
       </w:rPr>
     </w:lvl>
   </w:abstractNum>
-  <w:abstractNum w:abstractNumId="29" w15:restartNumberingAfterBreak="0">
+  <w:abstractNum w:abstractNumId="30" w15:restartNumberingAfterBreak="0">
     <w:nsid w:val="4C593C81"/>
     <w:multiLevelType w:val="hybridMultilevel"/>
     <w:tmpl w:val="239A3ACC"/>
@@ -24285,7 +25756,233 @@
       </w:rPr>
     </w:lvl>
   </w:abstractNum>
-  <w:abstractNum w:abstractNumId="30" w15:restartNumberingAfterBreak="0">
+  <w:abstractNum w:abstractNumId="31" w15:restartNumberingAfterBreak="0">
+    <w:nsid w:val="4D696CF8"/>
+    <w:multiLevelType w:val="hybridMultilevel"/>
+    <w:tmpl w:val="776E2A24"/>
+    <w:lvl w:ilvl="0" w:tplc="1E6EEC38">
+      <w:start w:val="1"/>
+      <w:numFmt w:val="bullet"/>
+      <w:lvlText w:val="-"/>
+      <w:lvlJc w:val="left"/>
+      <w:pPr>
+        <w:ind w:left="720" w:hanging="360"/>
+      </w:pPr>
+      <w:rPr>
+        <w:rFonts w:ascii="Work Sans" w:hAnsi="Work Sans" w:hint="default"/>
+      </w:rPr>
+    </w:lvl>
+    <w:lvl w:ilvl="1" w:tplc="04090003" w:tentative="1">
+      <w:start w:val="1"/>
+      <w:numFmt w:val="bullet"/>
+      <w:lvlText w:val="o"/>
+      <w:lvlJc w:val="left"/>
+      <w:pPr>
+        <w:ind w:left="1440" w:hanging="360"/>
+      </w:pPr>
+      <w:rPr>
+        <w:rFonts w:ascii="Courier New" w:hAnsi="Courier New" w:cs="Courier New" w:hint="default"/>
+      </w:rPr>
+    </w:lvl>
+    <w:lvl w:ilvl="2" w:tplc="04090005" w:tentative="1">
+      <w:start w:val="1"/>
+      <w:numFmt w:val="bullet"/>
+      <w:lvlText w:val=""/>
+      <w:lvlJc w:val="left"/>
+      <w:pPr>
+        <w:ind w:left="2160" w:hanging="360"/>
+      </w:pPr>
+      <w:rPr>
+        <w:rFonts w:ascii="Wingdings" w:hAnsi="Wingdings" w:hint="default"/>
+      </w:rPr>
+    </w:lvl>
+    <w:lvl w:ilvl="3" w:tplc="04090001" w:tentative="1">
+      <w:start w:val="1"/>
+      <w:numFmt w:val="bullet"/>
+      <w:lvlText w:val=""/>
+      <w:lvlJc w:val="left"/>
+      <w:pPr>
+        <w:ind w:left="2880" w:hanging="360"/>
+      </w:pPr>
+      <w:rPr>
+        <w:rFonts w:ascii="Symbol" w:hAnsi="Symbol" w:hint="default"/>
+      </w:rPr>
+    </w:lvl>
+    <w:lvl w:ilvl="4" w:tplc="04090003" w:tentative="1">
+      <w:start w:val="1"/>
+      <w:numFmt w:val="bullet"/>
+      <w:lvlText w:val="o"/>
+      <w:lvlJc w:val="left"/>
+      <w:pPr>
+        <w:ind w:left="3600" w:hanging="360"/>
+      </w:pPr>
+      <w:rPr>
+        <w:rFonts w:ascii="Courier New" w:hAnsi="Courier New" w:cs="Courier New" w:hint="default"/>
+      </w:rPr>
+    </w:lvl>
+    <w:lvl w:ilvl="5" w:tplc="04090005" w:tentative="1">
+      <w:start w:val="1"/>
+      <w:numFmt w:val="bullet"/>
+      <w:lvlText w:val=""/>
+      <w:lvlJc w:val="left"/>
+      <w:pPr>
+        <w:ind w:left="4320" w:hanging="360"/>
+      </w:pPr>
+      <w:rPr>
+        <w:rFonts w:ascii="Wingdings" w:hAnsi="Wingdings" w:hint="default"/>
+      </w:rPr>
+    </w:lvl>
+    <w:lvl w:ilvl="6" w:tplc="04090001" w:tentative="1">
+      <w:start w:val="1"/>
+      <w:numFmt w:val="bullet"/>
+      <w:lvlText w:val=""/>
+      <w:lvlJc w:val="left"/>
+      <w:pPr>
+        <w:ind w:left="5040" w:hanging="360"/>
+      </w:pPr>
+      <w:rPr>
+        <w:rFonts w:ascii="Symbol" w:hAnsi="Symbol" w:hint="default"/>
+      </w:rPr>
+    </w:lvl>
+    <w:lvl w:ilvl="7" w:tplc="04090003" w:tentative="1">
+      <w:start w:val="1"/>
+      <w:numFmt w:val="bullet"/>
+      <w:lvlText w:val="o"/>
+      <w:lvlJc w:val="left"/>
+      <w:pPr>
+        <w:ind w:left="5760" w:hanging="360"/>
+      </w:pPr>
+      <w:rPr>
+        <w:rFonts w:ascii="Courier New" w:hAnsi="Courier New" w:cs="Courier New" w:hint="default"/>
+      </w:rPr>
+    </w:lvl>
+    <w:lvl w:ilvl="8" w:tplc="04090005" w:tentative="1">
+      <w:start w:val="1"/>
+      <w:numFmt w:val="bullet"/>
+      <w:lvlText w:val=""/>
+      <w:lvlJc w:val="left"/>
+      <w:pPr>
+        <w:ind w:left="6480" w:hanging="360"/>
+      </w:pPr>
+      <w:rPr>
+        <w:rFonts w:ascii="Wingdings" w:hAnsi="Wingdings" w:hint="default"/>
+      </w:rPr>
+    </w:lvl>
+  </w:abstractNum>
+  <w:abstractNum w:abstractNumId="32" w15:restartNumberingAfterBreak="0">
+    <w:nsid w:val="4DDB1D68"/>
+    <w:multiLevelType w:val="hybridMultilevel"/>
+    <w:tmpl w:val="5C32400A"/>
+    <w:lvl w:ilvl="0" w:tplc="1E6EEC38">
+      <w:start w:val="1"/>
+      <w:numFmt w:val="bullet"/>
+      <w:lvlText w:val="-"/>
+      <w:lvlJc w:val="left"/>
+      <w:pPr>
+        <w:ind w:left="720" w:hanging="360"/>
+      </w:pPr>
+      <w:rPr>
+        <w:rFonts w:ascii="Work Sans" w:hAnsi="Work Sans" w:hint="default"/>
+      </w:rPr>
+    </w:lvl>
+    <w:lvl w:ilvl="1" w:tplc="FFFFFFFF" w:tentative="1">
+      <w:start w:val="1"/>
+      <w:numFmt w:val="bullet"/>
+      <w:lvlText w:val="o"/>
+      <w:lvlJc w:val="left"/>
+      <w:pPr>
+        <w:ind w:left="1440" w:hanging="360"/>
+      </w:pPr>
+      <w:rPr>
+        <w:rFonts w:ascii="Courier New" w:hAnsi="Courier New" w:cs="Courier New" w:hint="default"/>
+      </w:rPr>
+    </w:lvl>
+    <w:lvl w:ilvl="2" w:tplc="FFFFFFFF" w:tentative="1">
+      <w:start w:val="1"/>
+      <w:numFmt w:val="bullet"/>
+      <w:lvlText w:val=""/>
+      <w:lvlJc w:val="left"/>
+      <w:pPr>
+        <w:ind w:left="2160" w:hanging="360"/>
+      </w:pPr>
+      <w:rPr>
+        <w:rFonts w:ascii="Wingdings" w:hAnsi="Wingdings" w:hint="default"/>
+      </w:rPr>
+    </w:lvl>
+    <w:lvl w:ilvl="3" w:tplc="FFFFFFFF" w:tentative="1">
+      <w:start w:val="1"/>
+      <w:numFmt w:val="bullet"/>
+      <w:lvlText w:val=""/>
+      <w:lvlJc w:val="left"/>
+      <w:pPr>
+        <w:ind w:left="2880" w:hanging="360"/>
+      </w:pPr>
+      <w:rPr>
+        <w:rFonts w:ascii="Symbol" w:hAnsi="Symbol" w:hint="default"/>
+      </w:rPr>
+    </w:lvl>
+    <w:lvl w:ilvl="4" w:tplc="FFFFFFFF" w:tentative="1">
+      <w:start w:val="1"/>
+      <w:numFmt w:val="bullet"/>
+      <w:lvlText w:val="o"/>
+      <w:lvlJc w:val="left"/>
+      <w:pPr>
+        <w:ind w:left="3600" w:hanging="360"/>
+      </w:pPr>
+      <w:rPr>
+        <w:rFonts w:ascii="Courier New" w:hAnsi="Courier New" w:cs="Courier New" w:hint="default"/>
+      </w:rPr>
+    </w:lvl>
+    <w:lvl w:ilvl="5" w:tplc="FFFFFFFF" w:tentative="1">
+      <w:start w:val="1"/>
+      <w:numFmt w:val="bullet"/>
+      <w:lvlText w:val=""/>
+      <w:lvlJc w:val="left"/>
+      <w:pPr>
+        <w:ind w:left="4320" w:hanging="360"/>
+      </w:pPr>
+      <w:rPr>
+        <w:rFonts w:ascii="Wingdings" w:hAnsi="Wingdings" w:hint="default"/>
+      </w:rPr>
+    </w:lvl>
+    <w:lvl w:ilvl="6" w:tplc="FFFFFFFF" w:tentative="1">
+      <w:start w:val="1"/>
+      <w:numFmt w:val="bullet"/>
+      <w:lvlText w:val=""/>
+      <w:lvlJc w:val="left"/>
+      <w:pPr>
+        <w:ind w:left="5040" w:hanging="360"/>
+      </w:pPr>
+      <w:rPr>
+        <w:rFonts w:ascii="Symbol" w:hAnsi="Symbol" w:hint="default"/>
+      </w:rPr>
+    </w:lvl>
+    <w:lvl w:ilvl="7" w:tplc="FFFFFFFF" w:tentative="1">
+      <w:start w:val="1"/>
+      <w:numFmt w:val="bullet"/>
+      <w:lvlText w:val="o"/>
+      <w:lvlJc w:val="left"/>
+      <w:pPr>
+        <w:ind w:left="5760" w:hanging="360"/>
+      </w:pPr>
+      <w:rPr>
+        <w:rFonts w:ascii="Courier New" w:hAnsi="Courier New" w:cs="Courier New" w:hint="default"/>
+      </w:rPr>
+    </w:lvl>
+    <w:lvl w:ilvl="8" w:tplc="FFFFFFFF" w:tentative="1">
+      <w:start w:val="1"/>
+      <w:numFmt w:val="bullet"/>
+      <w:lvlText w:val=""/>
+      <w:lvlJc w:val="left"/>
+      <w:pPr>
+        <w:ind w:left="6480" w:hanging="360"/>
+      </w:pPr>
+      <w:rPr>
+        <w:rFonts w:ascii="Wingdings" w:hAnsi="Wingdings" w:hint="default"/>
+      </w:rPr>
+    </w:lvl>
+  </w:abstractNum>
+  <w:abstractNum w:abstractNumId="33" w15:restartNumberingAfterBreak="0">
     <w:nsid w:val="521524D4"/>
     <w:multiLevelType w:val="hybridMultilevel"/>
     <w:tmpl w:val="2F88BFBC"/>
@@ -24398,7 +26095,7 @@
       </w:rPr>
     </w:lvl>
   </w:abstractNum>
-  <w:abstractNum w:abstractNumId="31" w15:restartNumberingAfterBreak="0">
+  <w:abstractNum w:abstractNumId="34" w15:restartNumberingAfterBreak="0">
     <w:nsid w:val="523D34E7"/>
     <w:multiLevelType w:val="hybridMultilevel"/>
     <w:tmpl w:val="295039C0"/>
@@ -24487,7 +26184,7 @@
       </w:pPr>
     </w:lvl>
   </w:abstractNum>
-  <w:abstractNum w:abstractNumId="32" w15:restartNumberingAfterBreak="0">
+  <w:abstractNum w:abstractNumId="35" w15:restartNumberingAfterBreak="0">
     <w:nsid w:val="554E4C79"/>
     <w:multiLevelType w:val="hybridMultilevel"/>
     <w:tmpl w:val="E29C3A7A"/>
@@ -24599,7 +26296,7 @@
       </w:rPr>
     </w:lvl>
   </w:abstractNum>
-  <w:abstractNum w:abstractNumId="33" w15:restartNumberingAfterBreak="0">
+  <w:abstractNum w:abstractNumId="36" w15:restartNumberingAfterBreak="0">
     <w:nsid w:val="562B7DFB"/>
     <w:multiLevelType w:val="hybridMultilevel"/>
     <w:tmpl w:val="FCC6D3CE"/>
@@ -24711,7 +26408,7 @@
       </w:rPr>
     </w:lvl>
   </w:abstractNum>
-  <w:abstractNum w:abstractNumId="34" w15:restartNumberingAfterBreak="0">
+  <w:abstractNum w:abstractNumId="37" w15:restartNumberingAfterBreak="0">
     <w:nsid w:val="564567BB"/>
     <w:multiLevelType w:val="multilevel"/>
     <w:tmpl w:val="879CD044"/>
@@ -24860,7 +26557,7 @@
       </w:rPr>
     </w:lvl>
   </w:abstractNum>
-  <w:abstractNum w:abstractNumId="35" w15:restartNumberingAfterBreak="0">
+  <w:abstractNum w:abstractNumId="38" w15:restartNumberingAfterBreak="0">
     <w:nsid w:val="57C610C6"/>
     <w:multiLevelType w:val="hybridMultilevel"/>
     <w:tmpl w:val="4420D5AA"/>
@@ -24972,7 +26669,7 @@
       </w:rPr>
     </w:lvl>
   </w:abstractNum>
-  <w:abstractNum w:abstractNumId="36" w15:restartNumberingAfterBreak="0">
+  <w:abstractNum w:abstractNumId="39" w15:restartNumberingAfterBreak="0">
     <w:nsid w:val="58DE7811"/>
     <w:multiLevelType w:val="multilevel"/>
     <w:tmpl w:val="0C625A78"/>
@@ -25085,7 +26782,7 @@
       </w:pPr>
     </w:lvl>
   </w:abstractNum>
-  <w:abstractNum w:abstractNumId="37" w15:restartNumberingAfterBreak="0">
+  <w:abstractNum w:abstractNumId="40" w15:restartNumberingAfterBreak="0">
     <w:nsid w:val="59136506"/>
     <w:multiLevelType w:val="hybridMultilevel"/>
     <w:tmpl w:val="5208949C"/>
@@ -25198,7 +26895,7 @@
       </w:rPr>
     </w:lvl>
   </w:abstractNum>
-  <w:abstractNum w:abstractNumId="38" w15:restartNumberingAfterBreak="0">
+  <w:abstractNum w:abstractNumId="41" w15:restartNumberingAfterBreak="0">
     <w:nsid w:val="59C11564"/>
     <w:multiLevelType w:val="multilevel"/>
     <w:tmpl w:val="A4E21072"/>
@@ -25347,7 +27044,7 @@
       </w:rPr>
     </w:lvl>
   </w:abstractNum>
-  <w:abstractNum w:abstractNumId="39" w15:restartNumberingAfterBreak="0">
+  <w:abstractNum w:abstractNumId="42" w15:restartNumberingAfterBreak="0">
     <w:nsid w:val="5E98395C"/>
     <w:multiLevelType w:val="multilevel"/>
     <w:tmpl w:val="706E93A8"/>
@@ -25496,7 +27193,7 @@
       </w:rPr>
     </w:lvl>
   </w:abstractNum>
-  <w:abstractNum w:abstractNumId="40" w15:restartNumberingAfterBreak="0">
+  <w:abstractNum w:abstractNumId="43" w15:restartNumberingAfterBreak="0">
     <w:nsid w:val="5F382A16"/>
     <w:multiLevelType w:val="hybridMultilevel"/>
     <w:tmpl w:val="B72A7910"/>
@@ -25608,7 +27305,7 @@
       </w:rPr>
     </w:lvl>
   </w:abstractNum>
-  <w:abstractNum w:abstractNumId="41" w15:restartNumberingAfterBreak="0">
+  <w:abstractNum w:abstractNumId="44" w15:restartNumberingAfterBreak="0">
     <w:nsid w:val="61177DF6"/>
     <w:multiLevelType w:val="hybridMultilevel"/>
     <w:tmpl w:val="16CE3C30"/>
@@ -25721,7 +27418,233 @@
       </w:rPr>
     </w:lvl>
   </w:abstractNum>
-  <w:abstractNum w:abstractNumId="42" w15:restartNumberingAfterBreak="0">
+  <w:abstractNum w:abstractNumId="45" w15:restartNumberingAfterBreak="0">
+    <w:nsid w:val="676979D1"/>
+    <w:multiLevelType w:val="hybridMultilevel"/>
+    <w:tmpl w:val="5192A8F2"/>
+    <w:lvl w:ilvl="0" w:tplc="1E6EEC38">
+      <w:start w:val="1"/>
+      <w:numFmt w:val="bullet"/>
+      <w:lvlText w:val="-"/>
+      <w:lvlJc w:val="left"/>
+      <w:pPr>
+        <w:ind w:left="720" w:hanging="360"/>
+      </w:pPr>
+      <w:rPr>
+        <w:rFonts w:ascii="Work Sans" w:hAnsi="Work Sans" w:hint="default"/>
+      </w:rPr>
+    </w:lvl>
+    <w:lvl w:ilvl="1" w:tplc="04090003" w:tentative="1">
+      <w:start w:val="1"/>
+      <w:numFmt w:val="bullet"/>
+      <w:lvlText w:val="o"/>
+      <w:lvlJc w:val="left"/>
+      <w:pPr>
+        <w:ind w:left="1440" w:hanging="360"/>
+      </w:pPr>
+      <w:rPr>
+        <w:rFonts w:ascii="Courier New" w:hAnsi="Courier New" w:cs="Courier New" w:hint="default"/>
+      </w:rPr>
+    </w:lvl>
+    <w:lvl w:ilvl="2" w:tplc="04090005" w:tentative="1">
+      <w:start w:val="1"/>
+      <w:numFmt w:val="bullet"/>
+      <w:lvlText w:val=""/>
+      <w:lvlJc w:val="left"/>
+      <w:pPr>
+        <w:ind w:left="2160" w:hanging="360"/>
+      </w:pPr>
+      <w:rPr>
+        <w:rFonts w:ascii="Wingdings" w:hAnsi="Wingdings" w:hint="default"/>
+      </w:rPr>
+    </w:lvl>
+    <w:lvl w:ilvl="3" w:tplc="04090001" w:tentative="1">
+      <w:start w:val="1"/>
+      <w:numFmt w:val="bullet"/>
+      <w:lvlText w:val=""/>
+      <w:lvlJc w:val="left"/>
+      <w:pPr>
+        <w:ind w:left="2880" w:hanging="360"/>
+      </w:pPr>
+      <w:rPr>
+        <w:rFonts w:ascii="Symbol" w:hAnsi="Symbol" w:hint="default"/>
+      </w:rPr>
+    </w:lvl>
+    <w:lvl w:ilvl="4" w:tplc="04090003" w:tentative="1">
+      <w:start w:val="1"/>
+      <w:numFmt w:val="bullet"/>
+      <w:lvlText w:val="o"/>
+      <w:lvlJc w:val="left"/>
+      <w:pPr>
+        <w:ind w:left="3600" w:hanging="360"/>
+      </w:pPr>
+      <w:rPr>
+        <w:rFonts w:ascii="Courier New" w:hAnsi="Courier New" w:cs="Courier New" w:hint="default"/>
+      </w:rPr>
+    </w:lvl>
+    <w:lvl w:ilvl="5" w:tplc="04090005" w:tentative="1">
+      <w:start w:val="1"/>
+      <w:numFmt w:val="bullet"/>
+      <w:lvlText w:val=""/>
+      <w:lvlJc w:val="left"/>
+      <w:pPr>
+        <w:ind w:left="4320" w:hanging="360"/>
+      </w:pPr>
+      <w:rPr>
+        <w:rFonts w:ascii="Wingdings" w:hAnsi="Wingdings" w:hint="default"/>
+      </w:rPr>
+    </w:lvl>
+    <w:lvl w:ilvl="6" w:tplc="04090001" w:tentative="1">
+      <w:start w:val="1"/>
+      <w:numFmt w:val="bullet"/>
+      <w:lvlText w:val=""/>
+      <w:lvlJc w:val="left"/>
+      <w:pPr>
+        <w:ind w:left="5040" w:hanging="360"/>
+      </w:pPr>
+      <w:rPr>
+        <w:rFonts w:ascii="Symbol" w:hAnsi="Symbol" w:hint="default"/>
+      </w:rPr>
+    </w:lvl>
+    <w:lvl w:ilvl="7" w:tplc="04090003" w:tentative="1">
+      <w:start w:val="1"/>
+      <w:numFmt w:val="bullet"/>
+      <w:lvlText w:val="o"/>
+      <w:lvlJc w:val="left"/>
+      <w:pPr>
+        <w:ind w:left="5760" w:hanging="360"/>
+      </w:pPr>
+      <w:rPr>
+        <w:rFonts w:ascii="Courier New" w:hAnsi="Courier New" w:cs="Courier New" w:hint="default"/>
+      </w:rPr>
+    </w:lvl>
+    <w:lvl w:ilvl="8" w:tplc="04090005" w:tentative="1">
+      <w:start w:val="1"/>
+      <w:numFmt w:val="bullet"/>
+      <w:lvlText w:val=""/>
+      <w:lvlJc w:val="left"/>
+      <w:pPr>
+        <w:ind w:left="6480" w:hanging="360"/>
+      </w:pPr>
+      <w:rPr>
+        <w:rFonts w:ascii="Wingdings" w:hAnsi="Wingdings" w:hint="default"/>
+      </w:rPr>
+    </w:lvl>
+  </w:abstractNum>
+  <w:abstractNum w:abstractNumId="46" w15:restartNumberingAfterBreak="0">
+    <w:nsid w:val="6AE94427"/>
+    <w:multiLevelType w:val="hybridMultilevel"/>
+    <w:tmpl w:val="5C9AFA6C"/>
+    <w:lvl w:ilvl="0" w:tplc="1E6EEC38">
+      <w:start w:val="1"/>
+      <w:numFmt w:val="bullet"/>
+      <w:lvlText w:val="-"/>
+      <w:lvlJc w:val="left"/>
+      <w:pPr>
+        <w:ind w:left="1004" w:hanging="360"/>
+      </w:pPr>
+      <w:rPr>
+        <w:rFonts w:ascii="Work Sans" w:hAnsi="Work Sans" w:hint="default"/>
+      </w:rPr>
+    </w:lvl>
+    <w:lvl w:ilvl="1" w:tplc="04090003" w:tentative="1">
+      <w:start w:val="1"/>
+      <w:numFmt w:val="bullet"/>
+      <w:lvlText w:val="o"/>
+      <w:lvlJc w:val="left"/>
+      <w:pPr>
+        <w:ind w:left="1724" w:hanging="360"/>
+      </w:pPr>
+      <w:rPr>
+        <w:rFonts w:ascii="Courier New" w:hAnsi="Courier New" w:cs="Courier New" w:hint="default"/>
+      </w:rPr>
+    </w:lvl>
+    <w:lvl w:ilvl="2" w:tplc="04090005" w:tentative="1">
+      <w:start w:val="1"/>
+      <w:numFmt w:val="bullet"/>
+      <w:lvlText w:val=""/>
+      <w:lvlJc w:val="left"/>
+      <w:pPr>
+        <w:ind w:left="2444" w:hanging="360"/>
+      </w:pPr>
+      <w:rPr>
+        <w:rFonts w:ascii="Wingdings" w:hAnsi="Wingdings" w:hint="default"/>
+      </w:rPr>
+    </w:lvl>
+    <w:lvl w:ilvl="3" w:tplc="04090001" w:tentative="1">
+      <w:start w:val="1"/>
+      <w:numFmt w:val="bullet"/>
+      <w:lvlText w:val=""/>
+      <w:lvlJc w:val="left"/>
+      <w:pPr>
+        <w:ind w:left="3164" w:hanging="360"/>
+      </w:pPr>
+      <w:rPr>
+        <w:rFonts w:ascii="Symbol" w:hAnsi="Symbol" w:hint="default"/>
+      </w:rPr>
+    </w:lvl>
+    <w:lvl w:ilvl="4" w:tplc="04090003" w:tentative="1">
+      <w:start w:val="1"/>
+      <w:numFmt w:val="bullet"/>
+      <w:lvlText w:val="o"/>
+      <w:lvlJc w:val="left"/>
+      <w:pPr>
+        <w:ind w:left="3884" w:hanging="360"/>
+      </w:pPr>
+      <w:rPr>
+        <w:rFonts w:ascii="Courier New" w:hAnsi="Courier New" w:cs="Courier New" w:hint="default"/>
+      </w:rPr>
+    </w:lvl>
+    <w:lvl w:ilvl="5" w:tplc="04090005" w:tentative="1">
+      <w:start w:val="1"/>
+      <w:numFmt w:val="bullet"/>
+      <w:lvlText w:val=""/>
+      <w:lvlJc w:val="left"/>
+      <w:pPr>
+        <w:ind w:left="4604" w:hanging="360"/>
+      </w:pPr>
+      <w:rPr>
+        <w:rFonts w:ascii="Wingdings" w:hAnsi="Wingdings" w:hint="default"/>
+      </w:rPr>
+    </w:lvl>
+    <w:lvl w:ilvl="6" w:tplc="04090001" w:tentative="1">
+      <w:start w:val="1"/>
+      <w:numFmt w:val="bullet"/>
+      <w:lvlText w:val=""/>
+      <w:lvlJc w:val="left"/>
+      <w:pPr>
+        <w:ind w:left="5324" w:hanging="360"/>
+      </w:pPr>
+      <w:rPr>
+        <w:rFonts w:ascii="Symbol" w:hAnsi="Symbol" w:hint="default"/>
+      </w:rPr>
+    </w:lvl>
+    <w:lvl w:ilvl="7" w:tplc="04090003" w:tentative="1">
+      <w:start w:val="1"/>
+      <w:numFmt w:val="bullet"/>
+      <w:lvlText w:val="o"/>
+      <w:lvlJc w:val="left"/>
+      <w:pPr>
+        <w:ind w:left="6044" w:hanging="360"/>
+      </w:pPr>
+      <w:rPr>
+        <w:rFonts w:ascii="Courier New" w:hAnsi="Courier New" w:cs="Courier New" w:hint="default"/>
+      </w:rPr>
+    </w:lvl>
+    <w:lvl w:ilvl="8" w:tplc="04090005" w:tentative="1">
+      <w:start w:val="1"/>
+      <w:numFmt w:val="bullet"/>
+      <w:lvlText w:val=""/>
+      <w:lvlJc w:val="left"/>
+      <w:pPr>
+        <w:ind w:left="6764" w:hanging="360"/>
+      </w:pPr>
+      <w:rPr>
+        <w:rFonts w:ascii="Wingdings" w:hAnsi="Wingdings" w:hint="default"/>
+      </w:rPr>
+    </w:lvl>
+  </w:abstractNum>
+  <w:abstractNum w:abstractNumId="47" w15:restartNumberingAfterBreak="0">
     <w:nsid w:val="6FFD79F1"/>
     <w:multiLevelType w:val="multilevel"/>
     <w:tmpl w:val="DB34F3C0"/>
@@ -25870,7 +27793,7 @@
       </w:rPr>
     </w:lvl>
   </w:abstractNum>
-  <w:abstractNum w:abstractNumId="43" w15:restartNumberingAfterBreak="0">
+  <w:abstractNum w:abstractNumId="48" w15:restartNumberingAfterBreak="0">
     <w:nsid w:val="723B17F6"/>
     <w:multiLevelType w:val="hybridMultilevel"/>
     <w:tmpl w:val="DCE6F148"/>
@@ -25982,7 +27905,7 @@
       </w:rPr>
     </w:lvl>
   </w:abstractNum>
-  <w:abstractNum w:abstractNumId="44" w15:restartNumberingAfterBreak="0">
+  <w:abstractNum w:abstractNumId="49" w15:restartNumberingAfterBreak="0">
     <w:nsid w:val="73BD67BA"/>
     <w:multiLevelType w:val="hybridMultilevel"/>
     <w:tmpl w:val="10BA10C0"/>
@@ -26095,59 +28018,172 @@
       </w:rPr>
     </w:lvl>
   </w:abstractNum>
+  <w:abstractNum w:abstractNumId="50" w15:restartNumberingAfterBreak="0">
+    <w:nsid w:val="740D70A3"/>
+    <w:multiLevelType w:val="hybridMultilevel"/>
+    <w:tmpl w:val="7D9657AE"/>
+    <w:lvl w:ilvl="0" w:tplc="04090001">
+      <w:start w:val="1"/>
+      <w:numFmt w:val="bullet"/>
+      <w:lvlText w:val=""/>
+      <w:lvlJc w:val="left"/>
+      <w:pPr>
+        <w:ind w:left="720" w:hanging="360"/>
+      </w:pPr>
+      <w:rPr>
+        <w:rFonts w:ascii="Symbol" w:hAnsi="Symbol" w:hint="default"/>
+      </w:rPr>
+    </w:lvl>
+    <w:lvl w:ilvl="1" w:tplc="FFFFFFFF" w:tentative="1">
+      <w:start w:val="1"/>
+      <w:numFmt w:val="bullet"/>
+      <w:lvlText w:val="o"/>
+      <w:lvlJc w:val="left"/>
+      <w:pPr>
+        <w:ind w:left="1440" w:hanging="360"/>
+      </w:pPr>
+      <w:rPr>
+        <w:rFonts w:ascii="Courier New" w:hAnsi="Courier New" w:cs="Courier New" w:hint="default"/>
+      </w:rPr>
+    </w:lvl>
+    <w:lvl w:ilvl="2" w:tplc="FFFFFFFF" w:tentative="1">
+      <w:start w:val="1"/>
+      <w:numFmt w:val="bullet"/>
+      <w:lvlText w:val=""/>
+      <w:lvlJc w:val="left"/>
+      <w:pPr>
+        <w:ind w:left="2160" w:hanging="360"/>
+      </w:pPr>
+      <w:rPr>
+        <w:rFonts w:ascii="Wingdings" w:hAnsi="Wingdings" w:hint="default"/>
+      </w:rPr>
+    </w:lvl>
+    <w:lvl w:ilvl="3" w:tplc="FFFFFFFF" w:tentative="1">
+      <w:start w:val="1"/>
+      <w:numFmt w:val="bullet"/>
+      <w:lvlText w:val=""/>
+      <w:lvlJc w:val="left"/>
+      <w:pPr>
+        <w:ind w:left="2880" w:hanging="360"/>
+      </w:pPr>
+      <w:rPr>
+        <w:rFonts w:ascii="Symbol" w:hAnsi="Symbol" w:hint="default"/>
+      </w:rPr>
+    </w:lvl>
+    <w:lvl w:ilvl="4" w:tplc="FFFFFFFF" w:tentative="1">
+      <w:start w:val="1"/>
+      <w:numFmt w:val="bullet"/>
+      <w:lvlText w:val="o"/>
+      <w:lvlJc w:val="left"/>
+      <w:pPr>
+        <w:ind w:left="3600" w:hanging="360"/>
+      </w:pPr>
+      <w:rPr>
+        <w:rFonts w:ascii="Courier New" w:hAnsi="Courier New" w:cs="Courier New" w:hint="default"/>
+      </w:rPr>
+    </w:lvl>
+    <w:lvl w:ilvl="5" w:tplc="FFFFFFFF" w:tentative="1">
+      <w:start w:val="1"/>
+      <w:numFmt w:val="bullet"/>
+      <w:lvlText w:val=""/>
+      <w:lvlJc w:val="left"/>
+      <w:pPr>
+        <w:ind w:left="4320" w:hanging="360"/>
+      </w:pPr>
+      <w:rPr>
+        <w:rFonts w:ascii="Wingdings" w:hAnsi="Wingdings" w:hint="default"/>
+      </w:rPr>
+    </w:lvl>
+    <w:lvl w:ilvl="6" w:tplc="FFFFFFFF" w:tentative="1">
+      <w:start w:val="1"/>
+      <w:numFmt w:val="bullet"/>
+      <w:lvlText w:val=""/>
+      <w:lvlJc w:val="left"/>
+      <w:pPr>
+        <w:ind w:left="5040" w:hanging="360"/>
+      </w:pPr>
+      <w:rPr>
+        <w:rFonts w:ascii="Symbol" w:hAnsi="Symbol" w:hint="default"/>
+      </w:rPr>
+    </w:lvl>
+    <w:lvl w:ilvl="7" w:tplc="FFFFFFFF" w:tentative="1">
+      <w:start w:val="1"/>
+      <w:numFmt w:val="bullet"/>
+      <w:lvlText w:val="o"/>
+      <w:lvlJc w:val="left"/>
+      <w:pPr>
+        <w:ind w:left="5760" w:hanging="360"/>
+      </w:pPr>
+      <w:rPr>
+        <w:rFonts w:ascii="Courier New" w:hAnsi="Courier New" w:cs="Courier New" w:hint="default"/>
+      </w:rPr>
+    </w:lvl>
+    <w:lvl w:ilvl="8" w:tplc="FFFFFFFF" w:tentative="1">
+      <w:start w:val="1"/>
+      <w:numFmt w:val="bullet"/>
+      <w:lvlText w:val=""/>
+      <w:lvlJc w:val="left"/>
+      <w:pPr>
+        <w:ind w:left="6480" w:hanging="360"/>
+      </w:pPr>
+      <w:rPr>
+        <w:rFonts w:ascii="Wingdings" w:hAnsi="Wingdings" w:hint="default"/>
+      </w:rPr>
+    </w:lvl>
+  </w:abstractNum>
   <w:num w:numId="1" w16cid:durableId="1723291082">
-    <w:abstractNumId w:val="29"/>
+    <w:abstractNumId w:val="30"/>
   </w:num>
   <w:num w:numId="2" w16cid:durableId="180362197">
-    <w:abstractNumId w:val="25"/>
+    <w:abstractNumId w:val="26"/>
   </w:num>
   <w:num w:numId="3" w16cid:durableId="308871949">
-    <w:abstractNumId w:val="21"/>
+    <w:abstractNumId w:val="22"/>
   </w:num>
   <w:num w:numId="4" w16cid:durableId="144779742">
-    <w:abstractNumId w:val="33"/>
+    <w:abstractNumId w:val="36"/>
   </w:num>
   <w:num w:numId="5" w16cid:durableId="1692027769">
-    <w:abstractNumId w:val="18"/>
+    <w:abstractNumId w:val="19"/>
   </w:num>
   <w:num w:numId="6" w16cid:durableId="667054925">
-    <w:abstractNumId w:val="31"/>
+    <w:abstractNumId w:val="34"/>
   </w:num>
   <w:num w:numId="7" w16cid:durableId="1755858721">
-    <w:abstractNumId w:val="26"/>
+    <w:abstractNumId w:val="27"/>
   </w:num>
   <w:num w:numId="8" w16cid:durableId="380597429">
-    <w:abstractNumId w:val="19"/>
+    <w:abstractNumId w:val="20"/>
   </w:num>
   <w:num w:numId="9" w16cid:durableId="1251230155">
-    <w:abstractNumId w:val="35"/>
+    <w:abstractNumId w:val="38"/>
   </w:num>
   <w:num w:numId="10" w16cid:durableId="275139168">
     <w:abstractNumId w:val="6"/>
   </w:num>
   <w:num w:numId="11" w16cid:durableId="2109957685">
-    <w:abstractNumId w:val="40"/>
+    <w:abstractNumId w:val="43"/>
   </w:num>
   <w:num w:numId="12" w16cid:durableId="1172910843">
     <w:abstractNumId w:val="9"/>
   </w:num>
   <w:num w:numId="13" w16cid:durableId="575019628">
-    <w:abstractNumId w:val="28"/>
+    <w:abstractNumId w:val="29"/>
   </w:num>
   <w:num w:numId="14" w16cid:durableId="1732851087">
-    <w:abstractNumId w:val="32"/>
+    <w:abstractNumId w:val="35"/>
   </w:num>
   <w:num w:numId="15" w16cid:durableId="1308363855">
-    <w:abstractNumId w:val="42"/>
+    <w:abstractNumId w:val="47"/>
   </w:num>
   <w:num w:numId="16" w16cid:durableId="746998114">
-    <w:abstractNumId w:val="38"/>
+    <w:abstractNumId w:val="41"/>
   </w:num>
   <w:num w:numId="17" w16cid:durableId="1758550398">
-    <w:abstractNumId w:val="43"/>
+    <w:abstractNumId w:val="48"/>
   </w:num>
   <w:num w:numId="18" w16cid:durableId="323749843">
-    <w:abstractNumId w:val="44"/>
+    <w:abstractNumId w:val="49"/>
   </w:num>
   <w:num w:numId="19" w16cid:durableId="128207343">
     <w:abstractNumId w:val="8"/>
@@ -26159,37 +28195,37 @@
     <w:abstractNumId w:val="10"/>
   </w:num>
   <w:num w:numId="22" w16cid:durableId="1135752394">
-    <w:abstractNumId w:val="20"/>
+    <w:abstractNumId w:val="21"/>
   </w:num>
   <w:num w:numId="23" w16cid:durableId="421799424">
-    <w:abstractNumId w:val="36"/>
+    <w:abstractNumId w:val="39"/>
   </w:num>
   <w:num w:numId="24" w16cid:durableId="1048187500">
     <w:abstractNumId w:val="0"/>
   </w:num>
   <w:num w:numId="25" w16cid:durableId="103622683">
-    <w:abstractNumId w:val="41"/>
+    <w:abstractNumId w:val="44"/>
   </w:num>
   <w:num w:numId="26" w16cid:durableId="1581332236">
-    <w:abstractNumId w:val="30"/>
+    <w:abstractNumId w:val="33"/>
   </w:num>
   <w:num w:numId="27" w16cid:durableId="707291503">
-    <w:abstractNumId w:val="34"/>
+    <w:abstractNumId w:val="37"/>
   </w:num>
   <w:num w:numId="28" w16cid:durableId="1007707892">
     <w:abstractNumId w:val="11"/>
   </w:num>
   <w:num w:numId="29" w16cid:durableId="538518500">
-    <w:abstractNumId w:val="39"/>
+    <w:abstractNumId w:val="42"/>
   </w:num>
   <w:num w:numId="30" w16cid:durableId="322438101">
-    <w:abstractNumId w:val="16"/>
+    <w:abstractNumId w:val="17"/>
   </w:num>
   <w:num w:numId="31" w16cid:durableId="995185102">
     <w:abstractNumId w:val="13"/>
   </w:num>
   <w:num w:numId="32" w16cid:durableId="1385520689">
-    <w:abstractNumId w:val="24"/>
+    <w:abstractNumId w:val="25"/>
   </w:num>
   <w:num w:numId="33" w16cid:durableId="1146824146">
     <w:abstractNumId w:val="12"/>
@@ -26201,10 +28237,10 @@
     <w:abstractNumId w:val="14"/>
   </w:num>
   <w:num w:numId="36" w16cid:durableId="1778985368">
-    <w:abstractNumId w:val="23"/>
+    <w:abstractNumId w:val="24"/>
   </w:num>
   <w:num w:numId="37" w16cid:durableId="952595662">
-    <w:abstractNumId w:val="37"/>
+    <w:abstractNumId w:val="40"/>
   </w:num>
   <w:num w:numId="38" w16cid:durableId="903374157">
     <w:abstractNumId w:val="3"/>
@@ -26213,22 +28249,40 @@
     <w:abstractNumId w:val="2"/>
   </w:num>
   <w:num w:numId="40" w16cid:durableId="1883126453">
-    <w:abstractNumId w:val="17"/>
+    <w:abstractNumId w:val="18"/>
   </w:num>
   <w:num w:numId="41" w16cid:durableId="21900911">
     <w:abstractNumId w:val="1"/>
   </w:num>
   <w:num w:numId="42" w16cid:durableId="683283636">
-    <w:abstractNumId w:val="27"/>
+    <w:abstractNumId w:val="28"/>
   </w:num>
   <w:num w:numId="43" w16cid:durableId="1463885143">
-    <w:abstractNumId w:val="22"/>
+    <w:abstractNumId w:val="23"/>
   </w:num>
   <w:num w:numId="44" w16cid:durableId="1593053009">
-    <w:abstractNumId w:val="15"/>
+    <w:abstractNumId w:val="16"/>
   </w:num>
   <w:num w:numId="45" w16cid:durableId="494958126">
     <w:abstractNumId w:val="5"/>
+  </w:num>
+  <w:num w:numId="46" w16cid:durableId="628633542">
+    <w:abstractNumId w:val="46"/>
+  </w:num>
+  <w:num w:numId="47" w16cid:durableId="1397245790">
+    <w:abstractNumId w:val="15"/>
+  </w:num>
+  <w:num w:numId="48" w16cid:durableId="11959069">
+    <w:abstractNumId w:val="31"/>
+  </w:num>
+  <w:num w:numId="49" w16cid:durableId="1670399714">
+    <w:abstractNumId w:val="50"/>
+  </w:num>
+  <w:num w:numId="50" w16cid:durableId="1383944408">
+    <w:abstractNumId w:val="32"/>
+  </w:num>
+  <w:num w:numId="51" w16cid:durableId="1235435379">
+    <w:abstractNumId w:val="45"/>
   </w:num>
 </w:numbering>
 </file>
@@ -26633,7 +28687,7 @@
   <w:style w:type="paragraph" w:default="1" w:styleId="Normal">
     <w:name w:val="Normal"/>
     <w:qFormat/>
-    <w:rsid w:val="00B61537"/>
+    <w:rsid w:val="00596A47"/>
   </w:style>
   <w:style w:type="paragraph" w:styleId="Heading1">
     <w:name w:val="heading 1"/>
@@ -26837,6 +28891,7 @@
   <w:style w:type="character" w:default="1" w:styleId="DefaultParagraphFont">
     <w:name w:val="Default Paragraph Font"/>
     <w:uiPriority w:val="1"/>
+    <w:semiHidden/>
     <w:unhideWhenUsed/>
   </w:style>
   <w:style w:type="table" w:default="1" w:styleId="TableNormal">

--- a/1150080143_VoAnhKiet_Lab5.docx
+++ b/1150080143_VoAnhKiet_Lab5.docx
@@ -11934,230 +11934,7 @@
     <w:p>
       <w:pPr>
         <w:spacing w:line="360" w:lineRule="auto"/>
-        <w:rPr>
-          <w:rFonts w:ascii="Times New Roman" w:hAnsi="Times New Roman" w:cs="Times New Roman"/>
-          <w:sz w:val="26"/>
-          <w:szCs w:val="26"/>
-          <w:lang w:val="vi-VN"/>
-        </w:rPr>
-      </w:pPr>
-      <w:r>
-        <w:rPr>
-          <w:rFonts w:ascii="Times New Roman" w:hAnsi="Times New Roman" w:cs="Times New Roman"/>
-          <w:sz w:val="26"/>
-          <w:szCs w:val="26"/>
-          <w:lang w:val="vi-VN"/>
-        </w:rPr>
-        <w:t>1. Tỷ lệ % hoàn thành, tỷ lệ % hoàn thành công việc cho nhiệm vụ “Kiểm thử đơn vị”?</w:t>
-      </w:r>
-    </w:p>
-    <w:p>
-      <w:pPr>
-        <w:spacing w:line="360" w:lineRule="auto"/>
-        <w:rPr>
-          <w:rFonts w:ascii="Times New Roman" w:hAnsi="Times New Roman" w:cs="Times New Roman"/>
-          <w:sz w:val="26"/>
-          <w:szCs w:val="26"/>
-          <w:lang w:val="vi-VN"/>
-        </w:rPr>
-      </w:pPr>
-      <w:r>
-        <w:rPr>
-          <w:rFonts w:ascii="Times New Roman" w:hAnsi="Times New Roman" w:cs="Times New Roman"/>
-          <w:noProof/>
-          <w:sz w:val="26"/>
-          <w:szCs w:val="26"/>
-          <w:lang w:val="vi-VN"/>
-        </w:rPr>
-        <w:drawing>
-          <wp:inline distT="0" distB="0" distL="0" distR="0" wp14:anchorId="669C5C7C" wp14:editId="7E933C1D">
-            <wp:extent cx="5943600" cy="984250"/>
-            <wp:effectExtent l="19050" t="19050" r="19050" b="25400"/>
-            <wp:docPr id="51" name="Picture 51"/>
-            <wp:cNvGraphicFramePr>
-              <a:graphicFrameLocks xmlns:a="http://schemas.openxmlformats.org/drawingml/2006/main" noChangeAspect="1"/>
-            </wp:cNvGraphicFramePr>
-            <a:graphic xmlns:a="http://schemas.openxmlformats.org/drawingml/2006/main">
-              <a:graphicData uri="http://schemas.openxmlformats.org/drawingml/2006/picture">
-                <pic:pic xmlns:pic="http://schemas.openxmlformats.org/drawingml/2006/picture">
-                  <pic:nvPicPr>
-                    <pic:cNvPr id="1" name=""/>
-                    <pic:cNvPicPr/>
-                  </pic:nvPicPr>
-                  <pic:blipFill>
-                    <a:blip r:embed="rId42"/>
-                    <a:stretch>
-                      <a:fillRect/>
-                    </a:stretch>
-                  </pic:blipFill>
-                  <pic:spPr>
-                    <a:xfrm>
-                      <a:off x="0" y="0"/>
-                      <a:ext cx="5943600" cy="984250"/>
-                    </a:xfrm>
-                    <a:prstGeom prst="rect">
-                      <a:avLst/>
-                    </a:prstGeom>
-                    <a:ln>
-                      <a:solidFill>
-                        <a:schemeClr val="accent1"/>
-                      </a:solidFill>
-                    </a:ln>
-                  </pic:spPr>
-                </pic:pic>
-              </a:graphicData>
-            </a:graphic>
-          </wp:inline>
-        </w:drawing>
-      </w:r>
-    </w:p>
-    <w:p>
-      <w:pPr>
-        <w:pStyle w:val="ListParagraph"/>
-        <w:numPr>
-          <w:ilvl w:val="0"/>
-          <w:numId w:val="47"/>
-        </w:numPr>
-        <w:spacing w:line="360" w:lineRule="auto"/>
-        <w:ind w:left="284" w:hanging="284"/>
-        <w:rPr>
-          <w:rFonts w:ascii="Times New Roman" w:hAnsi="Times New Roman" w:cs="Times New Roman"/>
-          <w:sz w:val="26"/>
-          <w:szCs w:val="26"/>
-        </w:rPr>
-      </w:pPr>
-      <w:r>
-        <w:rPr>
-          <w:rFonts w:ascii="Times New Roman" w:hAnsi="Times New Roman" w:cs="Times New Roman"/>
-          <w:sz w:val="26"/>
-          <w:szCs w:val="26"/>
-        </w:rPr>
-        <w:t>Tỷ lệ hoàn thành theo thời gian (% Complete) là 63%.</w:t>
-      </w:r>
-    </w:p>
-    <w:p>
-      <w:pPr>
-        <w:pStyle w:val="ListParagraph"/>
-        <w:numPr>
-          <w:ilvl w:val="0"/>
-          <w:numId w:val="47"/>
-        </w:numPr>
-        <w:spacing w:line="360" w:lineRule="auto"/>
-        <w:ind w:left="284" w:hanging="284"/>
-        <w:rPr>
-          <w:rFonts w:ascii="Times New Roman" w:hAnsi="Times New Roman" w:cs="Times New Roman"/>
-          <w:sz w:val="26"/>
-          <w:szCs w:val="26"/>
-          <w:lang w:val="vi-VN"/>
-        </w:rPr>
-      </w:pPr>
-      <w:r>
-        <w:rPr>
-          <w:rFonts w:ascii="Times New Roman" w:hAnsi="Times New Roman" w:cs="Times New Roman"/>
-          <w:sz w:val="26"/>
-          <w:szCs w:val="26"/>
-        </w:rPr>
-        <w:t xml:space="preserve">Tỷ lệ hoàn thành theo khối lượng công việc (% Work Complete) là </w:t>
-      </w:r>
-      <w:r>
-        <w:rPr>
-          <w:rFonts w:ascii="Times New Roman" w:hAnsi="Times New Roman" w:cs="Times New Roman"/>
-          <w:sz w:val="26"/>
-          <w:szCs w:val="26"/>
-        </w:rPr>
-        <w:t>57</w:t>
-      </w:r>
-      <w:r>
-        <w:rPr>
-          <w:rFonts w:ascii="Times New Roman" w:hAnsi="Times New Roman" w:cs="Times New Roman"/>
-          <w:sz w:val="26"/>
-          <w:szCs w:val="26"/>
-          <w:lang w:val="vi-VN"/>
-        </w:rPr>
-        <w:t>%</w:t>
-      </w:r>
-    </w:p>
-    <w:p>
-      <w:pPr>
-        <w:spacing w:line="360" w:lineRule="auto"/>
-        <w:ind w:firstLine="284"/>
-        <w:rPr>
-          <w:rFonts w:ascii="Times New Roman" w:hAnsi="Times New Roman" w:cs="Times New Roman"/>
-          <w:sz w:val="26"/>
-          <w:szCs w:val="26"/>
-          <w:lang w:val="vi-VN"/>
-        </w:rPr>
-      </w:pPr>
-    </w:p>
-    <w:p>
-      <w:pPr>
-        <w:spacing w:line="360" w:lineRule="auto"/>
-        <w:rPr>
-          <w:rFonts w:ascii="Times New Roman" w:hAnsi="Times New Roman" w:cs="Times New Roman"/>
-          <w:sz w:val="26"/>
-          <w:szCs w:val="26"/>
-          <w:lang w:val="vi-VN"/>
-        </w:rPr>
-      </w:pPr>
-      <w:r>
-        <w:rPr>
-          <w:rFonts w:ascii="Times New Roman" w:hAnsi="Times New Roman" w:cs="Times New Roman"/>
-          <w:sz w:val="26"/>
-          <w:szCs w:val="26"/>
-          <w:lang w:val="vi-VN"/>
-        </w:rPr>
-        <w:t>2. Nhiệm vụ “Kiểm thử đơn vị” chậm tiến độ, đúng tiến độ hay vượt tiến độ? Vì sao?</w:t>
-      </w:r>
-    </w:p>
-    <w:p>
-      <w:pPr>
-        <w:spacing w:line="360" w:lineRule="auto"/>
-        <w:rPr>
-          <w:rFonts w:ascii="Times New Roman" w:hAnsi="Times New Roman" w:cs="Times New Roman"/>
-          <w:sz w:val="26"/>
-          <w:szCs w:val="26"/>
-          <w:lang w:val="vi-VN"/>
-        </w:rPr>
-      </w:pPr>
-      <w:r>
-        <w:rPr>
-          <w:rFonts w:ascii="Times New Roman" w:hAnsi="Times New Roman" w:cs="Times New Roman"/>
-          <w:sz w:val="26"/>
-          <w:szCs w:val="26"/>
-          <w:lang w:val="vi-VN"/>
-        </w:rPr>
-        <w:t>Nhiệm vụ này đang vượt ngân sách hay đúng ngân sách hay dưới mức ngân sách (dự</w:t>
-      </w:r>
-    </w:p>
-    <w:p>
-      <w:pPr>
-        <w:spacing w:line="360" w:lineRule="auto"/>
-        <w:rPr>
-          <w:rFonts w:ascii="Times New Roman" w:hAnsi="Times New Roman" w:cs="Times New Roman"/>
-          <w:sz w:val="26"/>
-          <w:szCs w:val="26"/>
-          <w:lang w:val="vi-VN"/>
-        </w:rPr>
-      </w:pPr>
-      <w:r>
-        <w:rPr>
-          <w:rFonts w:ascii="Times New Roman" w:hAnsi="Times New Roman" w:cs="Times New Roman"/>
-          <w:sz w:val="26"/>
-          <w:szCs w:val="26"/>
-          <w:lang w:val="vi-VN"/>
-        </w:rPr>
-        <w:t>toán)? Vì sao?</w:t>
-      </w:r>
-    </w:p>
-    <w:p>
-      <w:pPr>
-        <w:pStyle w:val="ListParagraph"/>
-        <w:numPr>
-          <w:ilvl w:val="0"/>
-          <w:numId w:val="49"/>
-        </w:numPr>
-        <w:spacing w:line="360" w:lineRule="auto"/>
-        <w:ind w:left="284"/>
+        <w:ind w:left="426"/>
         <w:rPr>
           <w:rFonts w:ascii="Times New Roman" w:hAnsi="Times New Roman" w:cs="Times New Roman"/>
           <w:b/>
@@ -12170,8610 +11947,50 @@
       <w:r>
         <w:rPr>
           <w:rFonts w:ascii="Times New Roman" w:hAnsi="Times New Roman" w:cs="Times New Roman"/>
-          <w:b/>
-          <w:bCs/>
-          <w:sz w:val="26"/>
-          <w:szCs w:val="26"/>
-        </w:rPr>
-        <w:t>So với tiến độ</w:t>
+          <w:sz w:val="26"/>
+          <w:szCs w:val="26"/>
+          <w:lang w:val="vi-VN"/>
+        </w:rPr>
+        <w:t>Được trình bày trong file doc 1150080143_</w:t>
+      </w:r>
+      <w:r>
+        <w:rPr>
+          <w:rFonts w:ascii="Times New Roman" w:hAnsi="Times New Roman" w:cs="Times New Roman"/>
+          <w:sz w:val="26"/>
+          <w:szCs w:val="26"/>
+          <w:lang w:val="vi-VN"/>
+        </w:rPr>
+        <w:t>LAB53</w:t>
+      </w:r>
+      <w:r>
+        <w:rPr>
+          <w:rFonts w:ascii="Times New Roman" w:hAnsi="Times New Roman" w:cs="Times New Roman"/>
+          <w:sz w:val="26"/>
+          <w:szCs w:val="26"/>
+          <w:lang w:val="vi-VN"/>
+        </w:rPr>
+        <w:t>_Tracking.</w:t>
+      </w:r>
+      <w:r>
+        <w:rPr>
+          <w:rFonts w:ascii="Times New Roman" w:hAnsi="Times New Roman" w:cs="Times New Roman"/>
+          <w:sz w:val="26"/>
+          <w:szCs w:val="26"/>
+          <w:lang w:val="vi-VN"/>
+        </w:rPr>
+        <w:t>d</w:t>
+      </w:r>
+      <w:r>
+        <w:rPr>
+          <w:rFonts w:ascii="Times New Roman" w:hAnsi="Times New Roman" w:cs="Times New Roman"/>
+          <w:sz w:val="26"/>
+          <w:szCs w:val="26"/>
+          <w:lang w:val="vi-VN"/>
+        </w:rPr>
+        <w:t>ocx</w:t>
       </w:r>
     </w:p>
-    <w:p>
-      <w:pPr>
-        <w:spacing w:line="360" w:lineRule="auto"/>
-        <w:ind w:left="360"/>
-        <w:rPr>
-          <w:rFonts w:ascii="Times New Roman" w:hAnsi="Times New Roman" w:cs="Times New Roman"/>
-          <w:sz w:val="26"/>
-          <w:szCs w:val="26"/>
-        </w:rPr>
-      </w:pPr>
-      <w:r>
-        <w:rPr>
-          <w:rFonts w:ascii="Times New Roman" w:hAnsi="Times New Roman" w:cs="Times New Roman"/>
-          <w:sz w:val="26"/>
-          <w:szCs w:val="26"/>
-        </w:rPr>
-        <w:t>Nhiệm vụ kiểm thử đơn vị:</w:t>
-      </w:r>
-    </w:p>
-    <w:p>
-      <w:pPr>
-        <w:spacing w:line="360" w:lineRule="auto"/>
-        <w:ind w:left="1080"/>
-        <w:rPr>
-          <w:rFonts w:ascii="Times New Roman" w:hAnsi="Times New Roman" w:cs="Times New Roman"/>
-          <w:sz w:val="26"/>
-          <w:szCs w:val="26"/>
-        </w:rPr>
-      </w:pPr>
-      <w:r>
-        <w:rPr>
-          <w:rFonts w:ascii="Times New Roman" w:hAnsi="Times New Roman" w:cs="Times New Roman"/>
-          <w:sz w:val="26"/>
-          <w:szCs w:val="26"/>
-        </w:rPr>
-        <w:t>% Complete = 63%</w:t>
-      </w:r>
-    </w:p>
-    <w:p>
-      <w:pPr>
-        <w:spacing w:line="360" w:lineRule="auto"/>
-        <w:ind w:left="1080"/>
-        <w:rPr>
-          <w:rFonts w:ascii="Times New Roman" w:hAnsi="Times New Roman" w:cs="Times New Roman"/>
-          <w:sz w:val="26"/>
-          <w:szCs w:val="26"/>
-        </w:rPr>
-      </w:pPr>
-      <w:r>
-        <w:rPr>
-          <w:rFonts w:ascii="Times New Roman" w:hAnsi="Times New Roman" w:cs="Times New Roman"/>
-          <w:sz w:val="26"/>
-          <w:szCs w:val="26"/>
-        </w:rPr>
-        <w:t>% Work Complete</w:t>
-      </w:r>
-      <w:r>
-        <w:rPr>
-          <w:rFonts w:ascii="Times New Roman" w:hAnsi="Times New Roman" w:cs="Times New Roman"/>
-          <w:sz w:val="26"/>
-          <w:szCs w:val="26"/>
-          <w:lang w:val="vi-VN"/>
-        </w:rPr>
-        <w:t xml:space="preserve"> </w:t>
-      </w:r>
-      <w:r>
-        <w:rPr>
-          <w:rFonts w:ascii="Times New Roman" w:hAnsi="Times New Roman" w:cs="Times New Roman"/>
-          <w:sz w:val="26"/>
-          <w:szCs w:val="26"/>
-        </w:rPr>
-        <w:t>= 57%</w:t>
-      </w:r>
-    </w:p>
-    <w:p>
-      <w:pPr>
-        <w:spacing w:line="360" w:lineRule="auto"/>
-        <w:ind w:left="360"/>
-        <w:rPr>
-          <w:rFonts w:ascii="Times New Roman" w:hAnsi="Times New Roman" w:cs="Times New Roman"/>
-          <w:sz w:val="26"/>
-          <w:szCs w:val="26"/>
-        </w:rPr>
-      </w:pPr>
-      <w:r>
-        <w:rPr>
-          <w:rFonts w:ascii="Times New Roman" w:hAnsi="Times New Roman" w:cs="Times New Roman"/>
-          <w:sz w:val="26"/>
-          <w:szCs w:val="26"/>
-        </w:rPr>
-        <w:t>So sánh với ngày báo cáo 07/11/2022:</w:t>
-      </w:r>
-    </w:p>
-    <w:p>
-      <w:pPr>
-        <w:spacing w:line="360" w:lineRule="auto"/>
-        <w:ind w:left="360"/>
-        <w:rPr>
-          <w:rFonts w:ascii="Times New Roman" w:hAnsi="Times New Roman" w:cs="Times New Roman"/>
-          <w:sz w:val="26"/>
-          <w:szCs w:val="26"/>
-        </w:rPr>
-      </w:pPr>
-      <w:r>
-        <w:rPr>
-          <w:rFonts w:ascii="Times New Roman" w:hAnsi="Times New Roman" w:cs="Times New Roman"/>
-          <w:sz w:val="26"/>
-          <w:szCs w:val="26"/>
-        </w:rPr>
-        <w:lastRenderedPageBreak/>
-        <w:t>Nhiệm vụ dự kiến kéo dài từ 01/11 → 10/11 (8 ngày).</w:t>
-      </w:r>
-    </w:p>
-    <w:p>
-      <w:pPr>
-        <w:spacing w:line="360" w:lineRule="auto"/>
-        <w:ind w:left="360"/>
-        <w:rPr>
-          <w:rFonts w:ascii="Times New Roman" w:hAnsi="Times New Roman" w:cs="Times New Roman"/>
-          <w:sz w:val="26"/>
-          <w:szCs w:val="26"/>
-        </w:rPr>
-      </w:pPr>
-      <w:r>
-        <w:rPr>
-          <w:rFonts w:ascii="Times New Roman" w:hAnsi="Times New Roman" w:cs="Times New Roman"/>
-          <w:sz w:val="26"/>
-          <w:szCs w:val="26"/>
-        </w:rPr>
-        <w:t xml:space="preserve">Đến ngày 07/11, nhiệm vụ đã thực hiện 5 ngày/8 ngày </w:t>
-      </w:r>
-      <w:r>
-        <w:rPr>
-          <w:rFonts w:ascii="Times New Roman" w:hAnsi="Times New Roman" w:cs="Times New Roman"/>
-          <w:sz w:val="26"/>
-          <w:szCs w:val="26"/>
-          <w:lang w:val="vi-VN"/>
-        </w:rPr>
-        <w:t>=</w:t>
-      </w:r>
-      <w:r>
-        <w:rPr>
-          <w:rFonts w:ascii="Times New Roman" w:hAnsi="Times New Roman" w:cs="Times New Roman"/>
-          <w:sz w:val="26"/>
-          <w:szCs w:val="26"/>
-        </w:rPr>
-        <w:t xml:space="preserve"> 63% thời gian.</w:t>
-      </w:r>
-    </w:p>
-    <w:p>
-      <w:pPr>
-        <w:spacing w:line="360" w:lineRule="auto"/>
-        <w:ind w:left="360"/>
-        <w:rPr>
-          <w:rFonts w:ascii="Times New Roman" w:hAnsi="Times New Roman" w:cs="Times New Roman"/>
-          <w:sz w:val="26"/>
-          <w:szCs w:val="26"/>
-        </w:rPr>
-      </w:pPr>
-      <w:r>
-        <w:rPr>
-          <w:rFonts w:ascii="Times New Roman" w:hAnsi="Times New Roman" w:cs="Times New Roman"/>
-          <w:sz w:val="26"/>
-          <w:szCs w:val="26"/>
-        </w:rPr>
-        <w:t xml:space="preserve">Tuy nhiên % Work Complete = 57% </w:t>
-      </w:r>
-      <w:r>
-        <w:rPr>
-          <w:rFonts w:ascii="Times New Roman" w:hAnsi="Times New Roman" w:cs="Times New Roman"/>
-          <w:sz w:val="26"/>
-          <w:szCs w:val="26"/>
-        </w:rPr>
-        <w:t>nhỏ</w:t>
-      </w:r>
-      <w:r>
-        <w:rPr>
-          <w:rFonts w:ascii="Times New Roman" w:hAnsi="Times New Roman" w:cs="Times New Roman"/>
-          <w:sz w:val="26"/>
-          <w:szCs w:val="26"/>
-          <w:lang w:val="vi-VN"/>
-        </w:rPr>
-        <w:t xml:space="preserve"> hơn</w:t>
-      </w:r>
-      <w:r>
-        <w:rPr>
-          <w:rFonts w:ascii="Times New Roman" w:hAnsi="Times New Roman" w:cs="Times New Roman"/>
-          <w:sz w:val="26"/>
-          <w:szCs w:val="26"/>
-        </w:rPr>
-        <w:t xml:space="preserve"> % Complete = 63%</w:t>
-      </w:r>
-      <w:r>
-        <w:rPr>
-          <w:rFonts w:ascii="Times New Roman" w:hAnsi="Times New Roman" w:cs="Times New Roman"/>
-          <w:sz w:val="26"/>
-          <w:szCs w:val="26"/>
-          <w:lang w:val="vi-VN"/>
-        </w:rPr>
-        <w:t>,</w:t>
-      </w:r>
-      <w:r>
-        <w:rPr>
-          <w:rFonts w:ascii="Times New Roman" w:hAnsi="Times New Roman" w:cs="Times New Roman"/>
-          <w:sz w:val="26"/>
-          <w:szCs w:val="26"/>
-        </w:rPr>
-        <w:t xml:space="preserve"> cho thấy khối lượng công việc hoàn thành ít hơn so với thời gian đã trôi qua.</w:t>
-      </w:r>
-    </w:p>
-    <w:p>
-      <w:pPr>
-        <w:spacing w:line="360" w:lineRule="auto"/>
-        <w:ind w:left="360"/>
-        <w:rPr>
-          <w:rFonts w:ascii="Times New Roman" w:hAnsi="Times New Roman" w:cs="Times New Roman"/>
-          <w:sz w:val="26"/>
-          <w:szCs w:val="26"/>
-        </w:rPr>
-      </w:pPr>
-      <w:r>
-        <w:rPr>
-          <w:rFonts w:ascii="Times New Roman" w:hAnsi="Times New Roman" w:cs="Times New Roman"/>
-          <w:sz w:val="26"/>
-          <w:szCs w:val="26"/>
-          <w:lang w:val="vi-VN"/>
-        </w:rPr>
-        <w:t>=</w:t>
-      </w:r>
-      <w:r>
-        <w:rPr>
-          <w:rFonts w:ascii="Times New Roman" w:hAnsi="Times New Roman" w:cs="Times New Roman"/>
-          <w:sz w:val="26"/>
-          <w:szCs w:val="26"/>
-        </w:rPr>
-        <w:t xml:space="preserve">&gt; </w:t>
-      </w:r>
-      <w:r>
-        <w:rPr>
-          <w:rFonts w:ascii="Times New Roman" w:hAnsi="Times New Roman" w:cs="Times New Roman"/>
-          <w:sz w:val="26"/>
-          <w:szCs w:val="26"/>
-        </w:rPr>
-        <w:t>Nhiệm vụ này bị chậm tiến độ nhẹ về khối lượng công việc, vì thời gian đã trôi qua 63% nhưng Work chỉ hoàn thành 57%.</w:t>
-      </w:r>
-    </w:p>
-    <w:p>
-      <w:pPr>
-        <w:pStyle w:val="ListParagraph"/>
-        <w:numPr>
-          <w:ilvl w:val="0"/>
-          <w:numId w:val="49"/>
-        </w:numPr>
-        <w:spacing w:line="360" w:lineRule="auto"/>
-        <w:ind w:left="284"/>
-        <w:rPr>
-          <w:rFonts w:ascii="Times New Roman" w:hAnsi="Times New Roman" w:cs="Times New Roman"/>
-          <w:b/>
-          <w:bCs/>
-          <w:sz w:val="26"/>
-          <w:szCs w:val="26"/>
-          <w:lang w:val="vi-VN"/>
-        </w:rPr>
-      </w:pPr>
-      <w:r>
-        <w:rPr>
-          <w:rFonts w:ascii="Times New Roman" w:hAnsi="Times New Roman" w:cs="Times New Roman"/>
-          <w:b/>
-          <w:bCs/>
-          <w:sz w:val="26"/>
-          <w:szCs w:val="26"/>
-        </w:rPr>
-        <w:t>So với ngân sách</w:t>
-      </w:r>
-    </w:p>
-    <w:p>
-      <w:pPr>
-        <w:spacing w:line="360" w:lineRule="auto"/>
-        <w:ind w:left="426" w:hanging="426"/>
-        <w:rPr>
-          <w:rFonts w:ascii="Times New Roman" w:hAnsi="Times New Roman" w:cs="Times New Roman"/>
-          <w:sz w:val="26"/>
-          <w:szCs w:val="26"/>
-          <w:lang w:val="vi-VN"/>
-        </w:rPr>
-      </w:pPr>
-      <w:r>
-        <w:rPr>
-          <w:rFonts w:ascii="Times New Roman" w:hAnsi="Times New Roman" w:cs="Times New Roman"/>
-          <w:noProof/>
-          <w:sz w:val="26"/>
-          <w:szCs w:val="26"/>
-          <w:lang w:val="vi-VN"/>
-        </w:rPr>
-        <w:drawing>
-          <wp:inline distT="0" distB="0" distL="0" distR="0" wp14:anchorId="74A9E508" wp14:editId="7CAE1239">
-            <wp:extent cx="6509409" cy="954157"/>
-            <wp:effectExtent l="19050" t="19050" r="24765" b="17780"/>
-            <wp:docPr id="53" name="Picture 53"/>
-            <wp:cNvGraphicFramePr>
-              <a:graphicFrameLocks xmlns:a="http://schemas.openxmlformats.org/drawingml/2006/main" noChangeAspect="1"/>
-            </wp:cNvGraphicFramePr>
-            <a:graphic xmlns:a="http://schemas.openxmlformats.org/drawingml/2006/main">
-              <a:graphicData uri="http://schemas.openxmlformats.org/drawingml/2006/picture">
-                <pic:pic xmlns:pic="http://schemas.openxmlformats.org/drawingml/2006/picture">
-                  <pic:nvPicPr>
-                    <pic:cNvPr id="1" name=""/>
-                    <pic:cNvPicPr/>
-                  </pic:nvPicPr>
-                  <pic:blipFill>
-                    <a:blip r:embed="rId43"/>
-                    <a:stretch>
-                      <a:fillRect/>
-                    </a:stretch>
-                  </pic:blipFill>
-                  <pic:spPr>
-                    <a:xfrm>
-                      <a:off x="0" y="0"/>
-                      <a:ext cx="6537002" cy="958202"/>
-                    </a:xfrm>
-                    <a:prstGeom prst="rect">
-                      <a:avLst/>
-                    </a:prstGeom>
-                    <a:ln>
-                      <a:solidFill>
-                        <a:schemeClr val="accent1"/>
-                      </a:solidFill>
-                    </a:ln>
-                  </pic:spPr>
-                </pic:pic>
-              </a:graphicData>
-            </a:graphic>
-          </wp:inline>
-        </w:drawing>
-      </w:r>
-    </w:p>
-    <w:p>
-      <w:pPr>
-        <w:spacing w:line="360" w:lineRule="auto"/>
-        <w:ind w:left="360"/>
-        <w:rPr>
-          <w:rFonts w:ascii="Times New Roman" w:hAnsi="Times New Roman" w:cs="Times New Roman"/>
-          <w:sz w:val="26"/>
-          <w:szCs w:val="26"/>
-          <w:lang w:val="vi-VN"/>
-        </w:rPr>
-      </w:pPr>
-      <w:r>
-        <w:rPr>
-          <w:rFonts w:ascii="Times New Roman" w:hAnsi="Times New Roman" w:cs="Times New Roman"/>
-          <w:sz w:val="26"/>
-          <w:szCs w:val="26"/>
-        </w:rPr>
-        <w:t xml:space="preserve">Tiến </w:t>
-      </w:r>
-      <w:r>
-        <w:rPr>
-          <w:rFonts w:ascii="Times New Roman" w:hAnsi="Times New Roman" w:cs="Times New Roman"/>
-          <w:sz w:val="26"/>
-          <w:szCs w:val="26"/>
-        </w:rPr>
-        <w:t>độ</w:t>
-      </w:r>
-      <w:r>
-        <w:rPr>
-          <w:rFonts w:ascii="Times New Roman" w:hAnsi="Times New Roman" w:cs="Times New Roman"/>
-          <w:sz w:val="26"/>
-          <w:szCs w:val="26"/>
-          <w:lang w:val="vi-VN"/>
-        </w:rPr>
-        <w:t>:</w:t>
-      </w:r>
-    </w:p>
-    <w:p>
-      <w:pPr>
-        <w:spacing w:line="360" w:lineRule="auto"/>
-        <w:ind w:left="360"/>
-        <w:jc w:val="center"/>
-        <w:rPr>
-          <w:rFonts w:ascii="Times New Roman" w:hAnsi="Times New Roman" w:cs="Times New Roman"/>
-          <w:sz w:val="26"/>
-          <w:szCs w:val="26"/>
-          <w:lang w:val="vi-VN"/>
-        </w:rPr>
-      </w:pPr>
-      <w:r>
-        <w:rPr>
-          <w:rFonts w:ascii="Times New Roman" w:hAnsi="Times New Roman" w:cs="Times New Roman"/>
-          <w:sz w:val="26"/>
-          <w:szCs w:val="26"/>
-        </w:rPr>
-        <w:t>SPI =</w:t>
-      </w:r>
-      <w:r>
-        <w:rPr>
-          <w:rFonts w:ascii="Times New Roman" w:hAnsi="Times New Roman" w:cs="Times New Roman"/>
-          <w:sz w:val="26"/>
-          <w:szCs w:val="26"/>
-          <w:lang w:val="vi-VN"/>
-        </w:rPr>
-        <w:t xml:space="preserve"> </w:t>
-      </w:r>
-      <m:oMath>
-        <m:f>
-          <m:fPr>
-            <m:ctrlPr>
-              <w:rPr>
-                <w:rFonts w:ascii="Cambria Math" w:hAnsi="Cambria Math" w:cs="Times New Roman"/>
-                <w:i/>
-                <w:sz w:val="32"/>
-                <w:szCs w:val="32"/>
-              </w:rPr>
-            </m:ctrlPr>
-          </m:fPr>
-          <m:num>
-            <m:r>
-              <m:rPr>
-                <m:sty m:val="p"/>
-              </m:rPr>
-              <w:rPr>
-                <w:rFonts w:ascii="Cambria Math" w:hAnsi="Cambria Math" w:cs="Times New Roman"/>
-                <w:sz w:val="32"/>
-                <w:szCs w:val="32"/>
-              </w:rPr>
-              <m:t xml:space="preserve">EV </m:t>
-            </m:r>
-          </m:num>
-          <m:den>
-            <m:r>
-              <m:rPr>
-                <m:sty m:val="p"/>
-              </m:rPr>
-              <w:rPr>
-                <w:rFonts w:ascii="Cambria Math" w:hAnsi="Cambria Math" w:cs="Times New Roman"/>
-                <w:sz w:val="32"/>
-                <w:szCs w:val="32"/>
-              </w:rPr>
-              <m:t>PV</m:t>
-            </m:r>
-          </m:den>
-        </m:f>
-      </m:oMath>
-      <w:r>
-        <w:rPr>
-          <w:rFonts w:ascii="Times New Roman" w:hAnsi="Times New Roman" w:cs="Times New Roman"/>
-          <w:sz w:val="32"/>
-          <w:szCs w:val="32"/>
-        </w:rPr>
-        <w:t xml:space="preserve"> =  </w:t>
-      </w:r>
-      <m:oMath>
-        <m:f>
-          <m:fPr>
-            <m:ctrlPr>
-              <w:rPr>
-                <w:rFonts w:ascii="Cambria Math" w:hAnsi="Cambria Math" w:cs="Times New Roman"/>
-                <w:i/>
-                <w:sz w:val="32"/>
-                <w:szCs w:val="32"/>
-              </w:rPr>
-            </m:ctrlPr>
-          </m:fPr>
-          <m:num>
-            <m:r>
-              <m:rPr>
-                <m:sty m:val="p"/>
-              </m:rPr>
-              <w:rPr>
-                <w:rFonts w:ascii="Cambria Math" w:hAnsi="Cambria Math" w:cs="Times New Roman"/>
-                <w:sz w:val="32"/>
-                <w:szCs w:val="32"/>
-              </w:rPr>
-              <m:t xml:space="preserve">3.800 </m:t>
-            </m:r>
-          </m:num>
-          <m:den>
-            <m:r>
-              <m:rPr>
-                <m:sty m:val="p"/>
-              </m:rPr>
-              <w:rPr>
-                <w:rFonts w:ascii="Cambria Math" w:hAnsi="Cambria Math" w:cs="Times New Roman"/>
-                <w:sz w:val="32"/>
-                <w:szCs w:val="32"/>
-              </w:rPr>
-              <m:t xml:space="preserve">3.800 </m:t>
-            </m:r>
-          </m:den>
-        </m:f>
-        <m:r>
-          <w:rPr>
-            <w:rFonts w:ascii="Cambria Math" w:hAnsi="Cambria Math" w:cs="Times New Roman"/>
-            <w:sz w:val="32"/>
-            <w:szCs w:val="32"/>
-          </w:rPr>
-          <m:t xml:space="preserve"> </m:t>
-        </m:r>
-      </m:oMath>
-      <w:r>
-        <w:rPr>
-          <w:rFonts w:ascii="Times New Roman" w:hAnsi="Times New Roman" w:cs="Times New Roman"/>
-          <w:sz w:val="26"/>
-          <w:szCs w:val="26"/>
-        </w:rPr>
-        <w:t>= 1</w:t>
-      </w:r>
-    </w:p>
-    <w:p>
-      <w:pPr>
-        <w:spacing w:line="360" w:lineRule="auto"/>
-        <w:ind w:left="284"/>
-        <w:rPr>
-          <w:rFonts w:ascii="Times New Roman" w:hAnsi="Times New Roman" w:cs="Times New Roman"/>
-          <w:sz w:val="26"/>
-          <w:szCs w:val="26"/>
-        </w:rPr>
-      </w:pPr>
-      <w:r>
-        <w:rPr>
-          <w:rFonts w:ascii="Times New Roman" w:hAnsi="Times New Roman" w:cs="Times New Roman"/>
-          <w:sz w:val="26"/>
-          <w:szCs w:val="26"/>
-          <w:lang w:val="vi-VN"/>
-        </w:rPr>
-        <w:t>=</w:t>
-      </w:r>
-      <w:r>
-        <w:rPr>
-          <w:rFonts w:ascii="Times New Roman" w:hAnsi="Times New Roman" w:cs="Times New Roman"/>
-          <w:sz w:val="26"/>
-          <w:szCs w:val="26"/>
-        </w:rPr>
-        <w:t xml:space="preserve">&gt; </w:t>
-      </w:r>
-      <w:r>
-        <w:rPr>
-          <w:rFonts w:ascii="Times New Roman" w:hAnsi="Times New Roman" w:cs="Times New Roman"/>
-          <w:sz w:val="26"/>
-          <w:szCs w:val="26"/>
-        </w:rPr>
-        <w:t>Do</w:t>
-      </w:r>
-      <w:r>
-        <w:rPr>
-          <w:rFonts w:ascii="Times New Roman" w:hAnsi="Times New Roman" w:cs="Times New Roman"/>
-          <w:sz w:val="26"/>
-          <w:szCs w:val="26"/>
-          <w:lang w:val="vi-VN"/>
-        </w:rPr>
-        <w:t xml:space="preserve"> SPI = 1 nên là </w:t>
-      </w:r>
-      <w:r>
-        <w:rPr>
-          <w:rFonts w:ascii="Times New Roman" w:hAnsi="Times New Roman" w:cs="Times New Roman"/>
-          <w:sz w:val="26"/>
-          <w:szCs w:val="26"/>
-        </w:rPr>
-        <w:t xml:space="preserve">nhiệm vụ đang đúng tiến độ </w:t>
-      </w:r>
-    </w:p>
-    <w:p>
-      <w:pPr>
-        <w:spacing w:line="360" w:lineRule="auto"/>
-        <w:ind w:left="360"/>
-        <w:rPr>
-          <w:rFonts w:ascii="Times New Roman" w:hAnsi="Times New Roman" w:cs="Times New Roman"/>
-          <w:sz w:val="26"/>
-          <w:szCs w:val="26"/>
-          <w:lang w:val="vi-VN"/>
-        </w:rPr>
-      </w:pPr>
-      <w:r>
-        <w:rPr>
-          <w:rFonts w:ascii="Times New Roman" w:hAnsi="Times New Roman" w:cs="Times New Roman"/>
-          <w:sz w:val="26"/>
-          <w:szCs w:val="26"/>
-        </w:rPr>
-        <w:t xml:space="preserve">Chi </w:t>
-      </w:r>
-      <w:r>
-        <w:rPr>
-          <w:rFonts w:ascii="Times New Roman" w:hAnsi="Times New Roman" w:cs="Times New Roman"/>
-          <w:sz w:val="26"/>
-          <w:szCs w:val="26"/>
-        </w:rPr>
-        <w:t>phí</w:t>
-      </w:r>
-      <w:r>
-        <w:rPr>
-          <w:rFonts w:ascii="Times New Roman" w:hAnsi="Times New Roman" w:cs="Times New Roman"/>
-          <w:sz w:val="26"/>
-          <w:szCs w:val="26"/>
-          <w:lang w:val="vi-VN"/>
-        </w:rPr>
-        <w:t>:</w:t>
-      </w:r>
-    </w:p>
-    <w:p>
-      <w:pPr>
-        <w:spacing w:line="360" w:lineRule="auto"/>
-        <w:ind w:left="360"/>
-        <w:jc w:val="center"/>
-        <w:rPr>
-          <w:rFonts w:ascii="Times New Roman" w:hAnsi="Times New Roman" w:cs="Times New Roman"/>
-          <w:sz w:val="26"/>
-          <w:szCs w:val="26"/>
-          <w:lang w:val="vi-VN"/>
-        </w:rPr>
-      </w:pPr>
-      <w:r>
-        <w:rPr>
-          <w:rFonts w:ascii="Times New Roman" w:hAnsi="Times New Roman" w:cs="Times New Roman"/>
-          <w:sz w:val="26"/>
-          <w:szCs w:val="26"/>
-        </w:rPr>
-        <w:t xml:space="preserve">CPI =  </w:t>
-      </w:r>
-      <m:oMath>
-        <m:f>
-          <m:fPr>
-            <m:ctrlPr>
-              <w:rPr>
-                <w:rFonts w:ascii="Cambria Math" w:hAnsi="Cambria Math" w:cs="Times New Roman"/>
-                <w:i/>
-                <w:sz w:val="32"/>
-                <w:szCs w:val="32"/>
-              </w:rPr>
-            </m:ctrlPr>
-          </m:fPr>
-          <m:num>
-            <m:r>
-              <m:rPr>
-                <m:sty m:val="p"/>
-              </m:rPr>
-              <w:rPr>
-                <w:rFonts w:ascii="Cambria Math" w:hAnsi="Cambria Math" w:cs="Times New Roman"/>
-                <w:sz w:val="32"/>
-                <w:szCs w:val="32"/>
-              </w:rPr>
-              <m:t xml:space="preserve">EV </m:t>
-            </m:r>
-          </m:num>
-          <m:den>
-            <m:r>
-              <m:rPr>
-                <m:sty m:val="p"/>
-              </m:rPr>
-              <w:rPr>
-                <w:rFonts w:ascii="Cambria Math" w:hAnsi="Cambria Math" w:cs="Times New Roman"/>
-                <w:sz w:val="32"/>
-                <w:szCs w:val="32"/>
-              </w:rPr>
-              <m:t xml:space="preserve">AC </m:t>
-            </m:r>
-          </m:den>
-        </m:f>
-      </m:oMath>
-      <w:r>
-        <w:rPr>
-          <w:rFonts w:ascii="Times New Roman" w:eastAsiaTheme="minorEastAsia" w:hAnsi="Times New Roman" w:cs="Times New Roman"/>
-          <w:sz w:val="26"/>
-          <w:szCs w:val="26"/>
-          <w:lang w:val="vi-VN"/>
-        </w:rPr>
-        <w:t xml:space="preserve"> </w:t>
-      </w:r>
-      <w:r>
-        <w:rPr>
-          <w:rFonts w:ascii="Times New Roman" w:hAnsi="Times New Roman" w:cs="Times New Roman"/>
-          <w:sz w:val="26"/>
-          <w:szCs w:val="26"/>
-        </w:rPr>
-        <w:t xml:space="preserve">= </w:t>
-      </w:r>
-      <m:oMath>
-        <m:f>
-          <m:fPr>
-            <m:ctrlPr>
-              <w:rPr>
-                <w:rFonts w:ascii="Cambria Math" w:hAnsi="Cambria Math" w:cs="Times New Roman"/>
-                <w:i/>
-                <w:sz w:val="32"/>
-                <w:szCs w:val="32"/>
-              </w:rPr>
-            </m:ctrlPr>
-          </m:fPr>
-          <m:num>
-            <m:r>
-              <m:rPr>
-                <m:sty m:val="p"/>
-              </m:rPr>
-              <w:rPr>
-                <w:rFonts w:ascii="Cambria Math" w:hAnsi="Cambria Math" w:cs="Times New Roman"/>
-                <w:sz w:val="32"/>
-                <w:szCs w:val="32"/>
-              </w:rPr>
-              <m:t xml:space="preserve">3.800 </m:t>
-            </m:r>
-          </m:num>
-          <m:den>
-            <m:r>
-              <m:rPr>
-                <m:sty m:val="p"/>
-              </m:rPr>
-              <w:rPr>
-                <w:rFonts w:ascii="Cambria Math" w:hAnsi="Cambria Math" w:cs="Times New Roman"/>
-                <w:sz w:val="32"/>
-                <w:szCs w:val="32"/>
-              </w:rPr>
-              <m:t>3.080</m:t>
-            </m:r>
-          </m:den>
-        </m:f>
-      </m:oMath>
-      <w:r>
-        <w:rPr>
-          <w:rFonts w:ascii="Times New Roman" w:hAnsi="Times New Roman" w:cs="Times New Roman"/>
-          <w:sz w:val="26"/>
-          <w:szCs w:val="26"/>
-        </w:rPr>
-        <w:t xml:space="preserve"> </w:t>
-      </w:r>
-      <w:r>
-        <w:rPr>
-          <w:rFonts w:ascii="Times New Roman" w:hAnsi="Times New Roman" w:cs="Times New Roman"/>
-          <w:sz w:val="26"/>
-          <w:szCs w:val="26"/>
-          <w:lang w:val="vi-VN"/>
-        </w:rPr>
-        <w:t>=</w:t>
-      </w:r>
-      <w:r>
-        <w:rPr>
-          <w:rFonts w:ascii="Times New Roman" w:hAnsi="Times New Roman" w:cs="Times New Roman"/>
-          <w:sz w:val="26"/>
-          <w:szCs w:val="26"/>
-        </w:rPr>
-        <w:t xml:space="preserve"> 1,23</w:t>
-      </w:r>
-    </w:p>
-    <w:p>
-      <w:pPr>
-        <w:spacing w:line="360" w:lineRule="auto"/>
-        <w:ind w:left="360"/>
-        <w:rPr>
-          <w:rFonts w:ascii="Times New Roman" w:hAnsi="Times New Roman" w:cs="Times New Roman"/>
-          <w:sz w:val="26"/>
-          <w:szCs w:val="26"/>
-        </w:rPr>
-      </w:pPr>
-      <w:r>
-        <w:rPr>
-          <w:rFonts w:ascii="Times New Roman" w:hAnsi="Times New Roman" w:cs="Times New Roman"/>
-          <w:sz w:val="26"/>
-          <w:szCs w:val="26"/>
-          <w:lang w:val="vi-VN"/>
-        </w:rPr>
-        <w:t xml:space="preserve">=&gt; Do CPI = 1,23 nên </w:t>
-      </w:r>
-      <w:r>
-        <w:rPr>
-          <w:rFonts w:ascii="Times New Roman" w:hAnsi="Times New Roman" w:cs="Times New Roman"/>
-          <w:sz w:val="26"/>
-          <w:szCs w:val="26"/>
-        </w:rPr>
-        <w:t xml:space="preserve">là chi phí thực tế thấp hơn dự toán </w:t>
-      </w:r>
-      <w:r>
-        <w:rPr>
-          <w:rFonts w:ascii="Times New Roman" w:hAnsi="Times New Roman" w:cs="Times New Roman"/>
-          <w:sz w:val="26"/>
-          <w:szCs w:val="26"/>
-        </w:rPr>
-        <w:t>và</w:t>
-      </w:r>
-      <w:r>
-        <w:rPr>
-          <w:rFonts w:ascii="Times New Roman" w:hAnsi="Times New Roman" w:cs="Times New Roman"/>
-          <w:sz w:val="26"/>
-          <w:szCs w:val="26"/>
-        </w:rPr>
-        <w:t xml:space="preserve"> dự án đang tiết kiệm ngân sách.</w:t>
-      </w:r>
-    </w:p>
-    <w:p>
-      <w:pPr>
-        <w:spacing w:line="360" w:lineRule="auto"/>
-        <w:ind w:left="360"/>
-        <w:jc w:val="center"/>
-        <w:rPr>
-          <w:rFonts w:ascii="Times New Roman" w:hAnsi="Times New Roman" w:cs="Times New Roman"/>
-          <w:sz w:val="26"/>
-          <w:szCs w:val="26"/>
-        </w:rPr>
-      </w:pPr>
-      <w:r>
-        <w:rPr>
-          <w:rFonts w:ascii="Times New Roman" w:hAnsi="Times New Roman" w:cs="Times New Roman"/>
-          <w:sz w:val="26"/>
-          <w:szCs w:val="26"/>
-        </w:rPr>
-        <w:t>Giải thích</w:t>
-      </w:r>
-    </w:p>
-    <w:p>
-      <w:pPr>
-        <w:spacing w:line="360" w:lineRule="auto"/>
-        <w:ind w:left="360"/>
-        <w:rPr>
-          <w:rFonts w:ascii="Times New Roman" w:hAnsi="Times New Roman" w:cs="Times New Roman"/>
-          <w:sz w:val="26"/>
-          <w:szCs w:val="26"/>
-        </w:rPr>
-      </w:pPr>
-      <w:r>
-        <w:rPr>
-          <w:rFonts w:ascii="Times New Roman" w:hAnsi="Times New Roman" w:cs="Times New Roman"/>
-          <w:sz w:val="26"/>
-          <w:szCs w:val="26"/>
-        </w:rPr>
-        <w:t>Kế hoạch dự kiến (PV) đến thời điểm báo cáo là 3.800$.</w:t>
-      </w:r>
-    </w:p>
-    <w:p>
-      <w:pPr>
-        <w:spacing w:line="360" w:lineRule="auto"/>
-        <w:ind w:left="360"/>
-        <w:rPr>
-          <w:rFonts w:ascii="Times New Roman" w:hAnsi="Times New Roman" w:cs="Times New Roman"/>
-          <w:sz w:val="26"/>
-          <w:szCs w:val="26"/>
-        </w:rPr>
-      </w:pPr>
-      <w:r>
-        <w:rPr>
-          <w:rFonts w:ascii="Times New Roman" w:hAnsi="Times New Roman" w:cs="Times New Roman"/>
-          <w:sz w:val="26"/>
-          <w:szCs w:val="26"/>
-        </w:rPr>
-        <w:t xml:space="preserve">Giá trị công việc đã thực hiện (EV) = 3.800$  </w:t>
-      </w:r>
-      <w:r>
-        <w:rPr>
-          <w:rFonts w:ascii="Times New Roman" w:hAnsi="Times New Roman" w:cs="Times New Roman"/>
-          <w:sz w:val="26"/>
-          <w:szCs w:val="26"/>
-        </w:rPr>
-        <w:t>nên</w:t>
-      </w:r>
-      <w:r>
-        <w:rPr>
-          <w:rFonts w:ascii="Times New Roman" w:hAnsi="Times New Roman" w:cs="Times New Roman"/>
-          <w:sz w:val="26"/>
-          <w:szCs w:val="26"/>
-          <w:lang w:val="vi-VN"/>
-        </w:rPr>
-        <w:t xml:space="preserve"> là</w:t>
-      </w:r>
-      <w:r>
-        <w:rPr>
-          <w:rFonts w:ascii="Times New Roman" w:hAnsi="Times New Roman" w:cs="Times New Roman"/>
-          <w:sz w:val="26"/>
-          <w:szCs w:val="26"/>
-        </w:rPr>
-        <w:t xml:space="preserve"> công việc hoàn thành khớp với kế hoạch.</w:t>
-      </w:r>
-    </w:p>
-    <w:p>
-      <w:pPr>
-        <w:spacing w:line="360" w:lineRule="auto"/>
-        <w:ind w:left="360"/>
-        <w:rPr>
-          <w:rFonts w:ascii="Times New Roman" w:hAnsi="Times New Roman" w:cs="Times New Roman"/>
-          <w:sz w:val="26"/>
-          <w:szCs w:val="26"/>
-          <w:lang w:val="vi-VN"/>
-        </w:rPr>
-      </w:pPr>
-      <w:r>
-        <w:rPr>
-          <w:rFonts w:ascii="Times New Roman" w:hAnsi="Times New Roman" w:cs="Times New Roman"/>
-          <w:sz w:val="26"/>
-          <w:szCs w:val="26"/>
-        </w:rPr>
-        <w:lastRenderedPageBreak/>
-        <w:t>Chi phí thực tế (AC) mới tốn 3.080$ → ít hơn kế hoạch 720$.</w:t>
-      </w:r>
-      <w:r>
-        <w:rPr>
-          <w:rFonts w:ascii="Times New Roman" w:hAnsi="Times New Roman" w:cs="Times New Roman"/>
-          <w:sz w:val="26"/>
-          <w:szCs w:val="26"/>
-          <w:lang w:val="vi-VN"/>
-        </w:rPr>
-        <w:t xml:space="preserve"> </w:t>
-      </w:r>
-      <w:r>
-        <w:rPr>
-          <w:rFonts w:ascii="Times New Roman" w:hAnsi="Times New Roman" w:cs="Times New Roman"/>
-          <w:sz w:val="26"/>
-          <w:szCs w:val="26"/>
-        </w:rPr>
-        <w:t>Vì vậy, tiến độ đúng lịch và chi phí dưới mức ngân sách (tiết kiệm).</w:t>
-      </w:r>
-    </w:p>
-    <w:p>
-      <w:pPr>
-        <w:spacing w:line="360" w:lineRule="auto"/>
-        <w:rPr>
-          <w:rFonts w:ascii="Times New Roman" w:hAnsi="Times New Roman" w:cs="Times New Roman"/>
-          <w:sz w:val="26"/>
-          <w:szCs w:val="26"/>
-          <w:lang w:val="vi-VN"/>
-        </w:rPr>
-      </w:pPr>
-    </w:p>
-    <w:p>
-      <w:pPr>
-        <w:spacing w:line="360" w:lineRule="auto"/>
-        <w:rPr>
-          <w:rFonts w:ascii="Times New Roman" w:hAnsi="Times New Roman" w:cs="Times New Roman"/>
-          <w:sz w:val="26"/>
-          <w:szCs w:val="26"/>
-          <w:lang w:val="vi-VN"/>
-        </w:rPr>
-      </w:pPr>
-      <w:r>
-        <w:rPr>
-          <w:rFonts w:ascii="Times New Roman" w:hAnsi="Times New Roman" w:cs="Times New Roman"/>
-          <w:sz w:val="26"/>
-          <w:szCs w:val="26"/>
-          <w:lang w:val="vi-VN"/>
-        </w:rPr>
-        <w:t>3. Với nhiệm vụ “Kiểm thử đơn vị”,</w:t>
-      </w:r>
-    </w:p>
-    <w:p>
-      <w:pPr>
-        <w:spacing w:line="360" w:lineRule="auto"/>
-        <w:rPr>
-          <w:rFonts w:ascii="Times New Roman" w:hAnsi="Times New Roman" w:cs="Times New Roman"/>
-          <w:sz w:val="26"/>
-          <w:szCs w:val="26"/>
-          <w:lang w:val="vi-VN"/>
-        </w:rPr>
-      </w:pPr>
-      <w:r>
-        <w:rPr>
-          <w:rFonts w:ascii="Times New Roman" w:hAnsi="Times New Roman" w:cs="Times New Roman"/>
-          <w:sz w:val="26"/>
-          <w:szCs w:val="26"/>
-          <w:lang w:val="vi-VN"/>
-        </w:rPr>
-        <w:t>a. Xác định số giờ làm việc thực tế, số giờ làm việc còn lại và tỷ lệ % hoàn thành</w:t>
-      </w:r>
-    </w:p>
-    <w:p>
-      <w:pPr>
-        <w:spacing w:line="360" w:lineRule="auto"/>
-        <w:rPr>
-          <w:rFonts w:ascii="Times New Roman" w:hAnsi="Times New Roman" w:cs="Times New Roman"/>
-          <w:sz w:val="26"/>
-          <w:szCs w:val="26"/>
-          <w:lang w:val="vi-VN"/>
-        </w:rPr>
-      </w:pPr>
-      <w:r>
-        <w:rPr>
-          <w:rFonts w:ascii="Times New Roman" w:hAnsi="Times New Roman" w:cs="Times New Roman"/>
-          <w:sz w:val="26"/>
-          <w:szCs w:val="26"/>
-          <w:lang w:val="vi-VN"/>
-        </w:rPr>
-        <w:t>công việc của những người tham gia nhiệm vụ này?</w:t>
-      </w:r>
-    </w:p>
-    <w:p>
-      <w:pPr>
-        <w:spacing w:line="360" w:lineRule="auto"/>
-        <w:ind w:left="349"/>
-        <w:jc w:val="center"/>
-        <w:rPr>
-          <w:rFonts w:ascii="Times New Roman" w:hAnsi="Times New Roman" w:cs="Times New Roman"/>
-          <w:sz w:val="26"/>
-          <w:szCs w:val="26"/>
-          <w:lang w:val="vi-VN"/>
-        </w:rPr>
-      </w:pPr>
-      <w:r>
-        <w:rPr>
-          <w:rFonts w:ascii="Times New Roman" w:hAnsi="Times New Roman" w:cs="Times New Roman"/>
-          <w:noProof/>
-          <w:sz w:val="26"/>
-          <w:szCs w:val="26"/>
-          <w:lang w:val="vi-VN"/>
-        </w:rPr>
-        <w:drawing>
-          <wp:inline distT="0" distB="0" distL="0" distR="0" wp14:anchorId="3CADEF53" wp14:editId="7A3B82F9">
-            <wp:extent cx="5943600" cy="1013460"/>
-            <wp:effectExtent l="19050" t="19050" r="19050" b="15240"/>
-            <wp:docPr id="3" name="Picture 3"/>
-            <wp:cNvGraphicFramePr>
-              <a:graphicFrameLocks xmlns:a="http://schemas.openxmlformats.org/drawingml/2006/main" noChangeAspect="1"/>
-            </wp:cNvGraphicFramePr>
-            <a:graphic xmlns:a="http://schemas.openxmlformats.org/drawingml/2006/main">
-              <a:graphicData uri="http://schemas.openxmlformats.org/drawingml/2006/picture">
-                <pic:pic xmlns:pic="http://schemas.openxmlformats.org/drawingml/2006/picture">
-                  <pic:nvPicPr>
-                    <pic:cNvPr id="1" name=""/>
-                    <pic:cNvPicPr/>
-                  </pic:nvPicPr>
-                  <pic:blipFill>
-                    <a:blip r:embed="rId44"/>
-                    <a:stretch>
-                      <a:fillRect/>
-                    </a:stretch>
-                  </pic:blipFill>
-                  <pic:spPr>
-                    <a:xfrm>
-                      <a:off x="0" y="0"/>
-                      <a:ext cx="5943600" cy="1013460"/>
-                    </a:xfrm>
-                    <a:prstGeom prst="rect">
-                      <a:avLst/>
-                    </a:prstGeom>
-                    <a:ln>
-                      <a:solidFill>
-                        <a:schemeClr val="accent1"/>
-                      </a:solidFill>
-                    </a:ln>
-                  </pic:spPr>
-                </pic:pic>
-              </a:graphicData>
-            </a:graphic>
-          </wp:inline>
-        </w:drawing>
-      </w:r>
-    </w:p>
-    <w:p>
-      <w:pPr>
-        <w:spacing w:line="360" w:lineRule="auto"/>
-        <w:rPr>
-          <w:rFonts w:ascii="Times New Roman" w:hAnsi="Times New Roman" w:cs="Times New Roman"/>
-          <w:sz w:val="26"/>
-          <w:szCs w:val="26"/>
-          <w:lang w:val="vi-VN"/>
-        </w:rPr>
-      </w:pPr>
-      <w:r>
-        <w:rPr>
-          <w:rFonts w:ascii="Times New Roman" w:hAnsi="Times New Roman" w:cs="Times New Roman"/>
-          <w:sz w:val="26"/>
-          <w:szCs w:val="26"/>
-          <w:lang w:val="vi-VN"/>
-        </w:rPr>
-        <w:t>Dựa vào ảnh trên nay ta có:</w:t>
-      </w:r>
-    </w:p>
-    <w:tbl>
-      <w:tblPr>
-        <w:tblStyle w:val="TableGrid"/>
-        <w:tblW w:w="0" w:type="auto"/>
-        <w:jc w:val="center"/>
-        <w:tblLook w:val="04A0" w:firstRow="1" w:lastRow="0" w:firstColumn="1" w:lastColumn="0" w:noHBand="0" w:noVBand="1"/>
-      </w:tblPr>
-      <w:tblGrid>
-        <w:gridCol w:w="1653"/>
-        <w:gridCol w:w="2018"/>
-        <w:gridCol w:w="2475"/>
-        <w:gridCol w:w="1169"/>
-        <w:gridCol w:w="2035"/>
-      </w:tblGrid>
-      <w:tr>
-        <w:trPr>
-          <w:jc w:val="center"/>
-        </w:trPr>
-        <w:tc>
-          <w:tcPr>
-            <w:tcW w:w="0" w:type="auto"/>
-            <w:hideMark/>
-          </w:tcPr>
-          <w:p>
-            <w:pPr>
-              <w:spacing w:after="160" w:line="360" w:lineRule="auto"/>
-              <w:rPr>
-                <w:rFonts w:ascii="Times New Roman" w:hAnsi="Times New Roman" w:cs="Times New Roman"/>
-                <w:b/>
-                <w:bCs/>
-                <w:sz w:val="26"/>
-                <w:szCs w:val="26"/>
-              </w:rPr>
-            </w:pPr>
-            <w:r>
-              <w:rPr>
-                <w:rFonts w:ascii="Times New Roman" w:hAnsi="Times New Roman" w:cs="Times New Roman"/>
-                <w:b/>
-                <w:bCs/>
-                <w:sz w:val="26"/>
-                <w:szCs w:val="26"/>
-              </w:rPr>
-              <w:t>Người tham gia</w:t>
-            </w:r>
-          </w:p>
-        </w:tc>
-        <w:tc>
-          <w:tcPr>
-            <w:tcW w:w="0" w:type="auto"/>
-            <w:hideMark/>
-          </w:tcPr>
-          <w:p>
-            <w:pPr>
-              <w:spacing w:after="160" w:line="360" w:lineRule="auto"/>
-              <w:rPr>
-                <w:rFonts w:ascii="Times New Roman" w:hAnsi="Times New Roman" w:cs="Times New Roman"/>
-                <w:b/>
-                <w:bCs/>
-                <w:sz w:val="26"/>
-                <w:szCs w:val="26"/>
-              </w:rPr>
-            </w:pPr>
-            <w:r>
-              <w:rPr>
-                <w:rFonts w:ascii="Times New Roman" w:hAnsi="Times New Roman" w:cs="Times New Roman"/>
-                <w:b/>
-                <w:bCs/>
-                <w:sz w:val="26"/>
-                <w:szCs w:val="26"/>
-              </w:rPr>
-              <w:t>Actual Work (giờ thực tế)</w:t>
-            </w:r>
-          </w:p>
-        </w:tc>
-        <w:tc>
-          <w:tcPr>
-            <w:tcW w:w="0" w:type="auto"/>
-            <w:hideMark/>
-          </w:tcPr>
-          <w:p>
-            <w:pPr>
-              <w:spacing w:after="160" w:line="360" w:lineRule="auto"/>
-              <w:rPr>
-                <w:rFonts w:ascii="Times New Roman" w:hAnsi="Times New Roman" w:cs="Times New Roman"/>
-                <w:b/>
-                <w:bCs/>
-                <w:sz w:val="26"/>
-                <w:szCs w:val="26"/>
-              </w:rPr>
-            </w:pPr>
-            <w:r>
-              <w:rPr>
-                <w:rFonts w:ascii="Times New Roman" w:hAnsi="Times New Roman" w:cs="Times New Roman"/>
-                <w:b/>
-                <w:bCs/>
-                <w:sz w:val="26"/>
-                <w:szCs w:val="26"/>
-              </w:rPr>
-              <w:t>Remaining Work (giờ còn lại)</w:t>
-            </w:r>
-          </w:p>
-        </w:tc>
-        <w:tc>
-          <w:tcPr>
-            <w:tcW w:w="0" w:type="auto"/>
-            <w:hideMark/>
-          </w:tcPr>
-          <w:p>
-            <w:pPr>
-              <w:spacing w:after="160" w:line="360" w:lineRule="auto"/>
-              <w:rPr>
-                <w:rFonts w:ascii="Times New Roman" w:hAnsi="Times New Roman" w:cs="Times New Roman"/>
-                <w:b/>
-                <w:bCs/>
-                <w:sz w:val="26"/>
-                <w:szCs w:val="26"/>
-              </w:rPr>
-            </w:pPr>
-            <w:r>
-              <w:rPr>
-                <w:rFonts w:ascii="Times New Roman" w:hAnsi="Times New Roman" w:cs="Times New Roman"/>
-                <w:b/>
-                <w:bCs/>
-                <w:sz w:val="26"/>
-                <w:szCs w:val="26"/>
-              </w:rPr>
-              <w:t>Total Work</w:t>
-            </w:r>
-          </w:p>
-        </w:tc>
-        <w:tc>
-          <w:tcPr>
-            <w:tcW w:w="0" w:type="auto"/>
-            <w:hideMark/>
-          </w:tcPr>
-          <w:p>
-            <w:pPr>
-              <w:spacing w:after="160" w:line="360" w:lineRule="auto"/>
-              <w:rPr>
-                <w:rFonts w:ascii="Times New Roman" w:hAnsi="Times New Roman" w:cs="Times New Roman"/>
-                <w:b/>
-                <w:bCs/>
-                <w:sz w:val="26"/>
-                <w:szCs w:val="26"/>
-                <w:lang w:val="vi-VN"/>
-              </w:rPr>
-            </w:pPr>
-            <w:r>
-              <w:rPr>
-                <w:rFonts w:ascii="Times New Roman" w:hAnsi="Times New Roman" w:cs="Times New Roman"/>
-                <w:b/>
-                <w:bCs/>
-                <w:sz w:val="26"/>
-                <w:szCs w:val="26"/>
-                <w:lang w:val="vi-VN"/>
-              </w:rPr>
-              <w:t>Tỷ lệ hoàn thành công việc</w:t>
-            </w:r>
-          </w:p>
-        </w:tc>
-      </w:tr>
-      <w:tr>
-        <w:trPr>
-          <w:jc w:val="center"/>
-        </w:trPr>
-        <w:tc>
-          <w:tcPr>
-            <w:tcW w:w="0" w:type="auto"/>
-            <w:hideMark/>
-          </w:tcPr>
-          <w:p>
-            <w:pPr>
-              <w:spacing w:after="160" w:line="360" w:lineRule="auto"/>
-              <w:rPr>
-                <w:rFonts w:ascii="Times New Roman" w:hAnsi="Times New Roman" w:cs="Times New Roman"/>
-                <w:sz w:val="26"/>
-                <w:szCs w:val="26"/>
-              </w:rPr>
-            </w:pPr>
-            <w:r>
-              <w:rPr>
-                <w:rFonts w:ascii="Times New Roman" w:hAnsi="Times New Roman" w:cs="Times New Roman"/>
-                <w:sz w:val="26"/>
-                <w:szCs w:val="26"/>
-              </w:rPr>
-              <w:t>Ngô Trọng Phúc</w:t>
-            </w:r>
-          </w:p>
-        </w:tc>
-        <w:tc>
-          <w:tcPr>
-            <w:tcW w:w="0" w:type="auto"/>
-            <w:hideMark/>
-          </w:tcPr>
-          <w:p>
-            <w:pPr>
-              <w:spacing w:after="160" w:line="360" w:lineRule="auto"/>
-              <w:rPr>
-                <w:rFonts w:ascii="Times New Roman" w:hAnsi="Times New Roman" w:cs="Times New Roman"/>
-                <w:sz w:val="26"/>
-                <w:szCs w:val="26"/>
-              </w:rPr>
-            </w:pPr>
-            <w:r>
-              <w:rPr>
-                <w:rFonts w:ascii="Times New Roman" w:hAnsi="Times New Roman" w:cs="Times New Roman"/>
-                <w:sz w:val="26"/>
-                <w:szCs w:val="26"/>
-              </w:rPr>
-              <w:t>32</w:t>
-            </w:r>
-            <w:r>
-              <w:rPr>
-                <w:rFonts w:ascii="Times New Roman" w:hAnsi="Times New Roman" w:cs="Times New Roman"/>
-                <w:sz w:val="26"/>
-                <w:szCs w:val="26"/>
-              </w:rPr>
-              <w:t>h</w:t>
-            </w:r>
-          </w:p>
-        </w:tc>
-        <w:tc>
-          <w:tcPr>
-            <w:tcW w:w="0" w:type="auto"/>
-            <w:hideMark/>
-          </w:tcPr>
-          <w:p>
-            <w:pPr>
-              <w:spacing w:after="160" w:line="360" w:lineRule="auto"/>
-              <w:rPr>
-                <w:rFonts w:ascii="Times New Roman" w:hAnsi="Times New Roman" w:cs="Times New Roman"/>
-                <w:sz w:val="26"/>
-                <w:szCs w:val="26"/>
-              </w:rPr>
-            </w:pPr>
-            <w:r>
-              <w:rPr>
-                <w:rFonts w:ascii="Times New Roman" w:hAnsi="Times New Roman" w:cs="Times New Roman"/>
-                <w:sz w:val="26"/>
-                <w:szCs w:val="26"/>
-              </w:rPr>
-              <w:t>24</w:t>
-            </w:r>
-            <w:r>
-              <w:rPr>
-                <w:rFonts w:ascii="Times New Roman" w:hAnsi="Times New Roman" w:cs="Times New Roman"/>
-                <w:sz w:val="26"/>
-                <w:szCs w:val="26"/>
-              </w:rPr>
-              <w:t>h</w:t>
-            </w:r>
-          </w:p>
-        </w:tc>
-        <w:tc>
-          <w:tcPr>
-            <w:tcW w:w="0" w:type="auto"/>
-            <w:hideMark/>
-          </w:tcPr>
-          <w:p>
-            <w:pPr>
-              <w:spacing w:after="160" w:line="360" w:lineRule="auto"/>
-              <w:rPr>
-                <w:rFonts w:ascii="Times New Roman" w:hAnsi="Times New Roman" w:cs="Times New Roman"/>
-                <w:sz w:val="26"/>
-                <w:szCs w:val="26"/>
-              </w:rPr>
-            </w:pPr>
-            <w:r>
-              <w:rPr>
-                <w:rFonts w:ascii="Times New Roman" w:hAnsi="Times New Roman" w:cs="Times New Roman"/>
-                <w:sz w:val="26"/>
-                <w:szCs w:val="26"/>
-              </w:rPr>
-              <w:t>56h</w:t>
-            </w:r>
-          </w:p>
-        </w:tc>
-        <w:tc>
-          <w:tcPr>
-            <w:tcW w:w="0" w:type="auto"/>
-            <w:hideMark/>
-          </w:tcPr>
-          <w:p>
-            <w:pPr>
-              <w:spacing w:after="160" w:line="360" w:lineRule="auto"/>
-              <w:rPr>
-                <w:rFonts w:ascii="Times New Roman" w:hAnsi="Times New Roman" w:cs="Times New Roman"/>
-                <w:sz w:val="26"/>
-                <w:szCs w:val="26"/>
-              </w:rPr>
-            </w:pPr>
-            <w:r>
-              <w:rPr>
-                <w:rFonts w:ascii="Times New Roman" w:hAnsi="Times New Roman" w:cs="Times New Roman"/>
-                <w:sz w:val="26"/>
-                <w:szCs w:val="26"/>
-              </w:rPr>
-              <w:t>57%</w:t>
-            </w:r>
-          </w:p>
-        </w:tc>
-      </w:tr>
-      <w:tr>
-        <w:trPr>
-          <w:jc w:val="center"/>
-        </w:trPr>
-        <w:tc>
-          <w:tcPr>
-            <w:tcW w:w="0" w:type="auto"/>
-            <w:hideMark/>
-          </w:tcPr>
-          <w:p>
-            <w:pPr>
-              <w:spacing w:after="160" w:line="360" w:lineRule="auto"/>
-              <w:rPr>
-                <w:rFonts w:ascii="Times New Roman" w:hAnsi="Times New Roman" w:cs="Times New Roman"/>
-                <w:sz w:val="26"/>
-                <w:szCs w:val="26"/>
-              </w:rPr>
-            </w:pPr>
-            <w:r>
-              <w:rPr>
-                <w:rFonts w:ascii="Times New Roman" w:hAnsi="Times New Roman" w:cs="Times New Roman"/>
-                <w:sz w:val="26"/>
-                <w:szCs w:val="26"/>
-              </w:rPr>
-              <w:t>Nguyễn Chí Cường</w:t>
-            </w:r>
-          </w:p>
-        </w:tc>
-        <w:tc>
-          <w:tcPr>
-            <w:tcW w:w="0" w:type="auto"/>
-            <w:hideMark/>
-          </w:tcPr>
-          <w:p>
-            <w:pPr>
-              <w:spacing w:after="160" w:line="360" w:lineRule="auto"/>
-              <w:rPr>
-                <w:rFonts w:ascii="Times New Roman" w:hAnsi="Times New Roman" w:cs="Times New Roman"/>
-                <w:sz w:val="26"/>
-                <w:szCs w:val="26"/>
-              </w:rPr>
-            </w:pPr>
-            <w:r>
-              <w:rPr>
-                <w:rFonts w:ascii="Times New Roman" w:hAnsi="Times New Roman" w:cs="Times New Roman"/>
-                <w:sz w:val="26"/>
-                <w:szCs w:val="26"/>
-              </w:rPr>
-              <w:t>40</w:t>
-            </w:r>
-            <w:r>
-              <w:rPr>
-                <w:rFonts w:ascii="Times New Roman" w:hAnsi="Times New Roman" w:cs="Times New Roman"/>
-                <w:sz w:val="26"/>
-                <w:szCs w:val="26"/>
-              </w:rPr>
-              <w:t>h</w:t>
-            </w:r>
-          </w:p>
-        </w:tc>
-        <w:tc>
-          <w:tcPr>
-            <w:tcW w:w="0" w:type="auto"/>
-            <w:hideMark/>
-          </w:tcPr>
-          <w:p>
-            <w:pPr>
-              <w:spacing w:after="160" w:line="360" w:lineRule="auto"/>
-              <w:rPr>
-                <w:rFonts w:ascii="Times New Roman" w:hAnsi="Times New Roman" w:cs="Times New Roman"/>
-                <w:sz w:val="26"/>
-                <w:szCs w:val="26"/>
-              </w:rPr>
-            </w:pPr>
-            <w:r>
-              <w:rPr>
-                <w:rFonts w:ascii="Times New Roman" w:hAnsi="Times New Roman" w:cs="Times New Roman"/>
-                <w:sz w:val="26"/>
-                <w:szCs w:val="26"/>
-              </w:rPr>
-              <w:t>24</w:t>
-            </w:r>
-            <w:r>
-              <w:rPr>
-                <w:rFonts w:ascii="Times New Roman" w:hAnsi="Times New Roman" w:cs="Times New Roman"/>
-                <w:sz w:val="26"/>
-                <w:szCs w:val="26"/>
-              </w:rPr>
-              <w:t>h</w:t>
-            </w:r>
-          </w:p>
-        </w:tc>
-        <w:tc>
-          <w:tcPr>
-            <w:tcW w:w="0" w:type="auto"/>
-            <w:hideMark/>
-          </w:tcPr>
-          <w:p>
-            <w:pPr>
-              <w:spacing w:after="160" w:line="360" w:lineRule="auto"/>
-              <w:rPr>
-                <w:rFonts w:ascii="Times New Roman" w:hAnsi="Times New Roman" w:cs="Times New Roman"/>
-                <w:sz w:val="26"/>
-                <w:szCs w:val="26"/>
-              </w:rPr>
-            </w:pPr>
-            <w:r>
-              <w:rPr>
-                <w:rFonts w:ascii="Times New Roman" w:hAnsi="Times New Roman" w:cs="Times New Roman"/>
-                <w:sz w:val="26"/>
-                <w:szCs w:val="26"/>
-              </w:rPr>
-              <w:t>64h</w:t>
-            </w:r>
-          </w:p>
-        </w:tc>
-        <w:tc>
-          <w:tcPr>
-            <w:tcW w:w="0" w:type="auto"/>
-            <w:hideMark/>
-          </w:tcPr>
-          <w:p>
-            <w:pPr>
-              <w:spacing w:after="160" w:line="360" w:lineRule="auto"/>
-              <w:rPr>
-                <w:rFonts w:ascii="Times New Roman" w:hAnsi="Times New Roman" w:cs="Times New Roman"/>
-                <w:sz w:val="26"/>
-                <w:szCs w:val="26"/>
-              </w:rPr>
-            </w:pPr>
-            <w:r>
-              <w:rPr>
-                <w:rFonts w:ascii="Times New Roman" w:hAnsi="Times New Roman" w:cs="Times New Roman"/>
-                <w:sz w:val="26"/>
-                <w:szCs w:val="26"/>
-              </w:rPr>
-              <w:t>63%</w:t>
-            </w:r>
-          </w:p>
-        </w:tc>
-      </w:tr>
-      <w:tr>
-        <w:trPr>
-          <w:jc w:val="center"/>
-        </w:trPr>
-        <w:tc>
-          <w:tcPr>
-            <w:tcW w:w="0" w:type="auto"/>
-            <w:hideMark/>
-          </w:tcPr>
-          <w:p>
-            <w:pPr>
-              <w:spacing w:after="160" w:line="360" w:lineRule="auto"/>
-              <w:rPr>
-                <w:rFonts w:ascii="Times New Roman" w:hAnsi="Times New Roman" w:cs="Times New Roman"/>
-                <w:sz w:val="26"/>
-                <w:szCs w:val="26"/>
-              </w:rPr>
-            </w:pPr>
-            <w:r>
-              <w:rPr>
-                <w:rFonts w:ascii="Times New Roman" w:hAnsi="Times New Roman" w:cs="Times New Roman"/>
-                <w:sz w:val="26"/>
-                <w:szCs w:val="26"/>
-              </w:rPr>
-              <w:t>Phạm Hồng Hạnh</w:t>
-            </w:r>
-          </w:p>
-        </w:tc>
-        <w:tc>
-          <w:tcPr>
-            <w:tcW w:w="0" w:type="auto"/>
-            <w:hideMark/>
-          </w:tcPr>
-          <w:p>
-            <w:pPr>
-              <w:spacing w:after="160" w:line="360" w:lineRule="auto"/>
-              <w:rPr>
-                <w:rFonts w:ascii="Times New Roman" w:hAnsi="Times New Roman" w:cs="Times New Roman"/>
-                <w:sz w:val="26"/>
-                <w:szCs w:val="26"/>
-              </w:rPr>
-            </w:pPr>
-            <w:r>
-              <w:rPr>
-                <w:rFonts w:ascii="Times New Roman" w:hAnsi="Times New Roman" w:cs="Times New Roman"/>
-                <w:sz w:val="26"/>
-                <w:szCs w:val="26"/>
-              </w:rPr>
-              <w:t>24h</w:t>
-            </w:r>
-          </w:p>
-        </w:tc>
-        <w:tc>
-          <w:tcPr>
-            <w:tcW w:w="0" w:type="auto"/>
-            <w:hideMark/>
-          </w:tcPr>
-          <w:p>
-            <w:pPr>
-              <w:spacing w:after="160" w:line="360" w:lineRule="auto"/>
-              <w:rPr>
-                <w:rFonts w:ascii="Times New Roman" w:hAnsi="Times New Roman" w:cs="Times New Roman"/>
-                <w:sz w:val="26"/>
-                <w:szCs w:val="26"/>
-              </w:rPr>
-            </w:pPr>
-            <w:r>
-              <w:rPr>
-                <w:rFonts w:ascii="Times New Roman" w:hAnsi="Times New Roman" w:cs="Times New Roman"/>
-                <w:sz w:val="26"/>
-                <w:szCs w:val="26"/>
-              </w:rPr>
-              <w:t>24h</w:t>
-            </w:r>
-          </w:p>
-        </w:tc>
-        <w:tc>
-          <w:tcPr>
-            <w:tcW w:w="0" w:type="auto"/>
-            <w:hideMark/>
-          </w:tcPr>
-          <w:p>
-            <w:pPr>
-              <w:spacing w:after="160" w:line="360" w:lineRule="auto"/>
-              <w:rPr>
-                <w:rFonts w:ascii="Times New Roman" w:hAnsi="Times New Roman" w:cs="Times New Roman"/>
-                <w:sz w:val="26"/>
-                <w:szCs w:val="26"/>
-              </w:rPr>
-            </w:pPr>
-            <w:r>
-              <w:rPr>
-                <w:rFonts w:ascii="Times New Roman" w:hAnsi="Times New Roman" w:cs="Times New Roman"/>
-                <w:sz w:val="26"/>
-                <w:szCs w:val="26"/>
-              </w:rPr>
-              <w:t>48h</w:t>
-            </w:r>
-          </w:p>
-        </w:tc>
-        <w:tc>
-          <w:tcPr>
-            <w:tcW w:w="0" w:type="auto"/>
-            <w:hideMark/>
-          </w:tcPr>
-          <w:p>
-            <w:pPr>
-              <w:spacing w:after="160" w:line="360" w:lineRule="auto"/>
-              <w:rPr>
-                <w:rFonts w:ascii="Times New Roman" w:hAnsi="Times New Roman" w:cs="Times New Roman"/>
-                <w:sz w:val="26"/>
-                <w:szCs w:val="26"/>
-              </w:rPr>
-            </w:pPr>
-            <w:r>
-              <w:rPr>
-                <w:rFonts w:ascii="Times New Roman" w:hAnsi="Times New Roman" w:cs="Times New Roman"/>
-                <w:sz w:val="26"/>
-                <w:szCs w:val="26"/>
-              </w:rPr>
-              <w:t>50%</w:t>
-            </w:r>
-          </w:p>
-        </w:tc>
-      </w:tr>
-    </w:tbl>
-    <w:p>
-      <w:pPr>
-        <w:spacing w:line="360" w:lineRule="auto"/>
-        <w:rPr>
-          <w:rFonts w:ascii="Times New Roman" w:hAnsi="Times New Roman" w:cs="Times New Roman"/>
-          <w:sz w:val="26"/>
-          <w:szCs w:val="26"/>
-          <w:lang w:val="vi-VN"/>
-        </w:rPr>
-      </w:pPr>
-    </w:p>
-    <w:p>
-      <w:pPr>
-        <w:spacing w:line="360" w:lineRule="auto"/>
-        <w:rPr>
-          <w:rFonts w:ascii="Times New Roman" w:hAnsi="Times New Roman" w:cs="Times New Roman"/>
-          <w:sz w:val="26"/>
-          <w:szCs w:val="26"/>
-          <w:lang w:val="vi-VN"/>
-        </w:rPr>
-      </w:pPr>
-      <w:r>
-        <w:rPr>
-          <w:rFonts w:ascii="Times New Roman" w:hAnsi="Times New Roman" w:cs="Times New Roman"/>
-          <w:sz w:val="26"/>
-          <w:szCs w:val="26"/>
-          <w:lang w:val="vi-VN"/>
-        </w:rPr>
-        <w:br w:type="page"/>
-      </w:r>
-    </w:p>
-    <w:p>
-      <w:pPr>
-        <w:spacing w:line="360" w:lineRule="auto"/>
-        <w:rPr>
-          <w:rFonts w:ascii="Times New Roman" w:hAnsi="Times New Roman" w:cs="Times New Roman"/>
-          <w:sz w:val="26"/>
-          <w:szCs w:val="26"/>
-          <w:lang w:val="vi-VN"/>
-        </w:rPr>
-      </w:pPr>
-      <w:r>
-        <w:rPr>
-          <w:rFonts w:ascii="Times New Roman" w:hAnsi="Times New Roman" w:cs="Times New Roman"/>
-          <w:sz w:val="26"/>
-          <w:szCs w:val="26"/>
-          <w:lang w:val="vi-VN"/>
-        </w:rPr>
-        <w:lastRenderedPageBreak/>
-        <w:t>b. Xác định số tiền dự kiến, số tiền đã trả và số tiền còn lại sẽ trả cho những người</w:t>
-      </w:r>
-    </w:p>
-    <w:p>
-      <w:pPr>
-        <w:spacing w:line="360" w:lineRule="auto"/>
-        <w:rPr>
-          <w:rFonts w:ascii="Times New Roman" w:hAnsi="Times New Roman" w:cs="Times New Roman"/>
-          <w:sz w:val="26"/>
-          <w:szCs w:val="26"/>
-          <w:lang w:val="vi-VN"/>
-        </w:rPr>
-      </w:pPr>
-      <w:r>
-        <w:rPr>
-          <w:rFonts w:ascii="Times New Roman" w:hAnsi="Times New Roman" w:cs="Times New Roman"/>
-          <w:sz w:val="26"/>
-          <w:szCs w:val="26"/>
-          <w:lang w:val="vi-VN"/>
-        </w:rPr>
-        <w:t>tham gia nhiệm vụ này?</w:t>
-      </w:r>
-    </w:p>
-    <w:p>
-      <w:pPr>
-        <w:spacing w:line="360" w:lineRule="auto"/>
-        <w:ind w:left="-284"/>
-        <w:rPr>
-          <w:rFonts w:ascii="Times New Roman" w:hAnsi="Times New Roman" w:cs="Times New Roman"/>
-          <w:sz w:val="26"/>
-          <w:szCs w:val="26"/>
-          <w:lang w:val="vi-VN"/>
-        </w:rPr>
-      </w:pPr>
-      <w:r>
-        <w:rPr>
-          <w:rFonts w:ascii="Times New Roman" w:hAnsi="Times New Roman" w:cs="Times New Roman"/>
-          <w:noProof/>
-          <w:sz w:val="26"/>
-          <w:szCs w:val="26"/>
-          <w:lang w:val="vi-VN"/>
-        </w:rPr>
-        <w:drawing>
-          <wp:inline distT="0" distB="0" distL="0" distR="0" wp14:anchorId="39EC1B29" wp14:editId="4F124F18">
-            <wp:extent cx="6694998" cy="603885"/>
-            <wp:effectExtent l="19050" t="19050" r="10795" b="24765"/>
-            <wp:docPr id="7" name="Picture 7"/>
-            <wp:cNvGraphicFramePr>
-              <a:graphicFrameLocks xmlns:a="http://schemas.openxmlformats.org/drawingml/2006/main" noChangeAspect="1"/>
-            </wp:cNvGraphicFramePr>
-            <a:graphic xmlns:a="http://schemas.openxmlformats.org/drawingml/2006/main">
-              <a:graphicData uri="http://schemas.openxmlformats.org/drawingml/2006/picture">
-                <pic:pic xmlns:pic="http://schemas.openxmlformats.org/drawingml/2006/picture">
-                  <pic:nvPicPr>
-                    <pic:cNvPr id="1" name=""/>
-                    <pic:cNvPicPr/>
-                  </pic:nvPicPr>
-                  <pic:blipFill>
-                    <a:blip r:embed="rId45"/>
-                    <a:stretch>
-                      <a:fillRect/>
-                    </a:stretch>
-                  </pic:blipFill>
-                  <pic:spPr>
-                    <a:xfrm>
-                      <a:off x="0" y="0"/>
-                      <a:ext cx="6752941" cy="609111"/>
-                    </a:xfrm>
-                    <a:prstGeom prst="rect">
-                      <a:avLst/>
-                    </a:prstGeom>
-                    <a:ln>
-                      <a:solidFill>
-                        <a:schemeClr val="accent1"/>
-                      </a:solidFill>
-                    </a:ln>
-                  </pic:spPr>
-                </pic:pic>
-              </a:graphicData>
-            </a:graphic>
-          </wp:inline>
-        </w:drawing>
-      </w:r>
-    </w:p>
-    <w:p>
-      <w:pPr>
-        <w:spacing w:line="360" w:lineRule="auto"/>
-        <w:rPr>
-          <w:rFonts w:ascii="Times New Roman" w:hAnsi="Times New Roman" w:cs="Times New Roman"/>
-          <w:sz w:val="26"/>
-          <w:szCs w:val="26"/>
-          <w:lang w:val="vi-VN"/>
-        </w:rPr>
-      </w:pPr>
-      <w:r>
-        <w:rPr>
-          <w:rFonts w:ascii="Times New Roman" w:hAnsi="Times New Roman" w:cs="Times New Roman"/>
-          <w:sz w:val="26"/>
-          <w:szCs w:val="26"/>
-          <w:lang w:val="vi-VN"/>
-        </w:rPr>
-        <w:t>Dựa vào ảnh trên nay ta có:</w:t>
-      </w:r>
-    </w:p>
-    <w:tbl>
-      <w:tblPr>
-        <w:tblStyle w:val="TableGrid"/>
-        <w:tblW w:w="0" w:type="dxa"/>
-        <w:jc w:val="center"/>
-        <w:tblLook w:val="04A0" w:firstRow="1" w:lastRow="0" w:firstColumn="1" w:lastColumn="0" w:noHBand="0" w:noVBand="1"/>
-      </w:tblPr>
-      <w:tblGrid>
-        <w:gridCol w:w="1781"/>
-        <w:gridCol w:w="2515"/>
-        <w:gridCol w:w="2324"/>
-        <w:gridCol w:w="2730"/>
-      </w:tblGrid>
-      <w:tr>
-        <w:trPr>
-          <w:trHeight w:val="315"/>
-          <w:jc w:val="center"/>
-        </w:trPr>
-        <w:tc>
-          <w:tcPr>
-            <w:tcW w:w="0" w:type="auto"/>
-            <w:hideMark/>
-          </w:tcPr>
-          <w:p>
-            <w:pPr>
-              <w:spacing w:after="160" w:line="276" w:lineRule="auto"/>
-              <w:rPr>
-                <w:rFonts w:ascii="Times New Roman" w:hAnsi="Times New Roman" w:cs="Times New Roman"/>
-                <w:b/>
-                <w:bCs/>
-                <w:sz w:val="26"/>
-                <w:szCs w:val="26"/>
-              </w:rPr>
-            </w:pPr>
-            <w:r>
-              <w:rPr>
-                <w:rFonts w:ascii="Times New Roman" w:hAnsi="Times New Roman" w:cs="Times New Roman"/>
-                <w:b/>
-                <w:bCs/>
-                <w:sz w:val="26"/>
-                <w:szCs w:val="26"/>
-              </w:rPr>
-              <w:t>Resource Name</w:t>
-            </w:r>
-          </w:p>
-        </w:tc>
-        <w:tc>
-          <w:tcPr>
-            <w:tcW w:w="0" w:type="auto"/>
-            <w:hideMark/>
-          </w:tcPr>
-          <w:p>
-            <w:pPr>
-              <w:spacing w:after="160" w:line="276" w:lineRule="auto"/>
-              <w:rPr>
-                <w:rFonts w:ascii="Times New Roman" w:hAnsi="Times New Roman" w:cs="Times New Roman"/>
-                <w:b/>
-                <w:bCs/>
-                <w:sz w:val="26"/>
-                <w:szCs w:val="26"/>
-              </w:rPr>
-            </w:pPr>
-            <w:r>
-              <w:rPr>
-                <w:rFonts w:ascii="Times New Roman" w:hAnsi="Times New Roman" w:cs="Times New Roman"/>
-                <w:b/>
-                <w:bCs/>
-                <w:sz w:val="26"/>
-                <w:szCs w:val="26"/>
-                <w:lang w:val="vi-VN"/>
-              </w:rPr>
-              <w:t>Số tiền dự kiến</w:t>
-            </w:r>
-            <w:r>
-              <w:rPr>
-                <w:rFonts w:ascii="Times New Roman" w:hAnsi="Times New Roman" w:cs="Times New Roman"/>
-                <w:b/>
-                <w:bCs/>
-                <w:sz w:val="26"/>
-                <w:szCs w:val="26"/>
-              </w:rPr>
-              <w:t xml:space="preserve"> (Baseline Cost)</w:t>
-            </w:r>
-          </w:p>
-        </w:tc>
-        <w:tc>
-          <w:tcPr>
-            <w:tcW w:w="0" w:type="auto"/>
-            <w:hideMark/>
-          </w:tcPr>
-          <w:p>
-            <w:pPr>
-              <w:spacing w:after="160" w:line="276" w:lineRule="auto"/>
-              <w:rPr>
-                <w:rFonts w:ascii="Times New Roman" w:hAnsi="Times New Roman" w:cs="Times New Roman"/>
-                <w:b/>
-                <w:bCs/>
-                <w:sz w:val="26"/>
-                <w:szCs w:val="26"/>
-                <w:lang w:val="vi-VN"/>
-              </w:rPr>
-            </w:pPr>
-            <w:r>
-              <w:rPr>
-                <w:rFonts w:ascii="Times New Roman" w:hAnsi="Times New Roman" w:cs="Times New Roman"/>
-                <w:b/>
-                <w:bCs/>
-                <w:sz w:val="26"/>
-                <w:szCs w:val="26"/>
-                <w:lang w:val="vi-VN"/>
-              </w:rPr>
-              <w:t>S</w:t>
-            </w:r>
-            <w:r>
-              <w:rPr>
-                <w:rFonts w:ascii="Times New Roman" w:hAnsi="Times New Roman" w:cs="Times New Roman"/>
-                <w:b/>
-                <w:bCs/>
-                <w:sz w:val="26"/>
-                <w:szCs w:val="26"/>
-                <w:lang w:val="vi-VN"/>
-              </w:rPr>
-              <w:t>ố tiền đã trả</w:t>
-            </w:r>
-            <w:r>
-              <w:rPr>
-                <w:rFonts w:ascii="Times New Roman" w:hAnsi="Times New Roman" w:cs="Times New Roman"/>
-                <w:sz w:val="26"/>
-                <w:szCs w:val="26"/>
-                <w:lang w:val="vi-VN"/>
-              </w:rPr>
-              <w:t xml:space="preserve"> </w:t>
-            </w:r>
-            <w:r>
-              <w:rPr>
-                <w:rFonts w:ascii="Times New Roman" w:hAnsi="Times New Roman" w:cs="Times New Roman"/>
-                <w:sz w:val="26"/>
-                <w:szCs w:val="26"/>
-                <w:lang w:val="vi-VN"/>
-              </w:rPr>
-              <w:t>(</w:t>
-            </w:r>
-            <w:r>
-              <w:rPr>
-                <w:rFonts w:ascii="Times New Roman" w:hAnsi="Times New Roman" w:cs="Times New Roman"/>
-                <w:b/>
-                <w:bCs/>
-                <w:sz w:val="26"/>
-                <w:szCs w:val="26"/>
-              </w:rPr>
-              <w:t xml:space="preserve">Actual </w:t>
-            </w:r>
-            <w:r>
-              <w:rPr>
-                <w:rFonts w:ascii="Times New Roman" w:hAnsi="Times New Roman" w:cs="Times New Roman"/>
-                <w:b/>
-                <w:bCs/>
-                <w:sz w:val="26"/>
-                <w:szCs w:val="26"/>
-              </w:rPr>
-              <w:t>Cost</w:t>
-            </w:r>
-            <w:r>
-              <w:rPr>
-                <w:rFonts w:ascii="Times New Roman" w:hAnsi="Times New Roman" w:cs="Times New Roman"/>
-                <w:b/>
-                <w:bCs/>
-                <w:sz w:val="26"/>
-                <w:szCs w:val="26"/>
-                <w:lang w:val="vi-VN"/>
-              </w:rPr>
-              <w:t>)</w:t>
-            </w:r>
-          </w:p>
-        </w:tc>
-        <w:tc>
-          <w:tcPr>
-            <w:tcW w:w="0" w:type="auto"/>
-            <w:hideMark/>
-          </w:tcPr>
-          <w:p>
-            <w:pPr>
-              <w:spacing w:after="160" w:line="276" w:lineRule="auto"/>
-              <w:rPr>
-                <w:rFonts w:ascii="Times New Roman" w:hAnsi="Times New Roman" w:cs="Times New Roman"/>
-                <w:b/>
-                <w:bCs/>
-                <w:sz w:val="26"/>
-                <w:szCs w:val="26"/>
-                <w:lang w:val="vi-VN"/>
-              </w:rPr>
-            </w:pPr>
-            <w:r>
-              <w:rPr>
-                <w:rFonts w:ascii="Times New Roman" w:hAnsi="Times New Roman" w:cs="Times New Roman"/>
-                <w:b/>
-                <w:bCs/>
-                <w:sz w:val="26"/>
-                <w:szCs w:val="26"/>
-                <w:lang w:val="vi-VN"/>
-              </w:rPr>
-              <w:t>Số tiền còn lại</w:t>
-            </w:r>
-            <w:r>
-              <w:rPr>
-                <w:rFonts w:ascii="Times New Roman" w:hAnsi="Times New Roman" w:cs="Times New Roman"/>
-                <w:sz w:val="26"/>
-                <w:szCs w:val="26"/>
-                <w:lang w:val="vi-VN"/>
-              </w:rPr>
-              <w:t xml:space="preserve"> </w:t>
-            </w:r>
-            <w:r>
-              <w:rPr>
-                <w:rFonts w:ascii="Times New Roman" w:hAnsi="Times New Roman" w:cs="Times New Roman"/>
-                <w:sz w:val="26"/>
-                <w:szCs w:val="26"/>
-                <w:lang w:val="vi-VN"/>
-              </w:rPr>
-              <w:t>(</w:t>
-            </w:r>
-            <w:r>
-              <w:rPr>
-                <w:rFonts w:ascii="Times New Roman" w:hAnsi="Times New Roman" w:cs="Times New Roman"/>
-                <w:b/>
-                <w:bCs/>
-                <w:sz w:val="26"/>
-                <w:szCs w:val="26"/>
-              </w:rPr>
-              <w:t xml:space="preserve">Remaining </w:t>
-            </w:r>
-            <w:r>
-              <w:rPr>
-                <w:rFonts w:ascii="Times New Roman" w:hAnsi="Times New Roman" w:cs="Times New Roman"/>
-                <w:b/>
-                <w:bCs/>
-                <w:sz w:val="26"/>
-                <w:szCs w:val="26"/>
-              </w:rPr>
-              <w:t>Cost</w:t>
-            </w:r>
-            <w:r>
-              <w:rPr>
-                <w:rFonts w:ascii="Times New Roman" w:hAnsi="Times New Roman" w:cs="Times New Roman"/>
-                <w:b/>
-                <w:bCs/>
-                <w:sz w:val="26"/>
-                <w:szCs w:val="26"/>
-                <w:lang w:val="vi-VN"/>
-              </w:rPr>
-              <w:t>)</w:t>
-            </w:r>
-          </w:p>
-        </w:tc>
-      </w:tr>
-      <w:tr>
-        <w:trPr>
-          <w:trHeight w:val="315"/>
-          <w:jc w:val="center"/>
-        </w:trPr>
-        <w:tc>
-          <w:tcPr>
-            <w:tcW w:w="0" w:type="auto"/>
-            <w:hideMark/>
-          </w:tcPr>
-          <w:p>
-            <w:pPr>
-              <w:spacing w:after="160" w:line="276" w:lineRule="auto"/>
-              <w:rPr>
-                <w:rFonts w:ascii="Times New Roman" w:hAnsi="Times New Roman" w:cs="Times New Roman"/>
-                <w:sz w:val="26"/>
-                <w:szCs w:val="26"/>
-              </w:rPr>
-            </w:pPr>
-            <w:r>
-              <w:rPr>
-                <w:rFonts w:ascii="Times New Roman" w:hAnsi="Times New Roman" w:cs="Times New Roman"/>
-                <w:sz w:val="26"/>
-                <w:szCs w:val="26"/>
-              </w:rPr>
-              <w:t>Ngô Trọng Phúc</w:t>
-            </w:r>
-          </w:p>
-        </w:tc>
-        <w:tc>
-          <w:tcPr>
-            <w:tcW w:w="0" w:type="auto"/>
-            <w:hideMark/>
-          </w:tcPr>
-          <w:p>
-            <w:pPr>
-              <w:spacing w:after="160" w:line="276" w:lineRule="auto"/>
-              <w:rPr>
-                <w:rFonts w:ascii="Times New Roman" w:hAnsi="Times New Roman" w:cs="Times New Roman"/>
-                <w:sz w:val="26"/>
-                <w:szCs w:val="26"/>
-                <w:lang w:val="vi-VN"/>
-              </w:rPr>
-            </w:pPr>
-            <w:r>
-              <w:rPr>
-                <w:rFonts w:ascii="Times New Roman" w:hAnsi="Times New Roman" w:cs="Times New Roman"/>
-                <w:sz w:val="26"/>
-                <w:szCs w:val="26"/>
-              </w:rPr>
-              <w:t>$1.920,00</w:t>
-            </w:r>
-          </w:p>
-        </w:tc>
-        <w:tc>
-          <w:tcPr>
-            <w:tcW w:w="0" w:type="auto"/>
-            <w:hideMark/>
-          </w:tcPr>
-          <w:p>
-            <w:pPr>
-              <w:spacing w:after="160" w:line="276" w:lineRule="auto"/>
-              <w:rPr>
-                <w:rFonts w:ascii="Times New Roman" w:hAnsi="Times New Roman" w:cs="Times New Roman"/>
-                <w:sz w:val="26"/>
-                <w:szCs w:val="26"/>
-              </w:rPr>
-            </w:pPr>
-            <w:r>
-              <w:rPr>
-                <w:rFonts w:ascii="Times New Roman" w:hAnsi="Times New Roman" w:cs="Times New Roman"/>
-                <w:sz w:val="26"/>
-                <w:szCs w:val="26"/>
-              </w:rPr>
-              <w:t>$960.00</w:t>
-            </w:r>
-          </w:p>
-        </w:tc>
-        <w:tc>
-          <w:tcPr>
-            <w:tcW w:w="0" w:type="auto"/>
-            <w:hideMark/>
-          </w:tcPr>
-          <w:p>
-            <w:pPr>
-              <w:spacing w:after="160" w:line="276" w:lineRule="auto"/>
-              <w:rPr>
-                <w:rFonts w:ascii="Times New Roman" w:hAnsi="Times New Roman" w:cs="Times New Roman"/>
-                <w:sz w:val="26"/>
-                <w:szCs w:val="26"/>
-              </w:rPr>
-            </w:pPr>
-            <w:r>
-              <w:rPr>
-                <w:rFonts w:ascii="Times New Roman" w:hAnsi="Times New Roman" w:cs="Times New Roman"/>
-                <w:sz w:val="26"/>
-                <w:szCs w:val="26"/>
-              </w:rPr>
-              <w:t>$720.00</w:t>
-            </w:r>
-          </w:p>
-        </w:tc>
-      </w:tr>
-      <w:tr>
-        <w:trPr>
-          <w:trHeight w:val="315"/>
-          <w:jc w:val="center"/>
-        </w:trPr>
-        <w:tc>
-          <w:tcPr>
-            <w:tcW w:w="0" w:type="auto"/>
-            <w:hideMark/>
-          </w:tcPr>
-          <w:p>
-            <w:pPr>
-              <w:spacing w:after="160" w:line="276" w:lineRule="auto"/>
-              <w:rPr>
-                <w:rFonts w:ascii="Times New Roman" w:hAnsi="Times New Roman" w:cs="Times New Roman"/>
-                <w:sz w:val="26"/>
-                <w:szCs w:val="26"/>
-              </w:rPr>
-            </w:pPr>
-            <w:r>
-              <w:rPr>
-                <w:rFonts w:ascii="Times New Roman" w:hAnsi="Times New Roman" w:cs="Times New Roman"/>
-                <w:sz w:val="26"/>
-                <w:szCs w:val="26"/>
-              </w:rPr>
-              <w:t>Nguyễn Chí Cường</w:t>
-            </w:r>
-          </w:p>
-        </w:tc>
-        <w:tc>
-          <w:tcPr>
-            <w:tcW w:w="0" w:type="auto"/>
-            <w:hideMark/>
-          </w:tcPr>
-          <w:p>
-            <w:pPr>
-              <w:spacing w:after="160" w:line="276" w:lineRule="auto"/>
-              <w:rPr>
-                <w:rFonts w:ascii="Times New Roman" w:hAnsi="Times New Roman" w:cs="Times New Roman"/>
-                <w:sz w:val="26"/>
-                <w:szCs w:val="26"/>
-                <w:lang w:val="vi-VN"/>
-              </w:rPr>
-            </w:pPr>
-            <w:r>
-              <w:rPr>
-                <w:rFonts w:ascii="Times New Roman" w:hAnsi="Times New Roman" w:cs="Times New Roman"/>
-                <w:sz w:val="26"/>
-                <w:szCs w:val="26"/>
-              </w:rPr>
-              <w:t>$2.240,00</w:t>
-            </w:r>
-          </w:p>
-        </w:tc>
-        <w:tc>
-          <w:tcPr>
-            <w:tcW w:w="0" w:type="auto"/>
-            <w:hideMark/>
-          </w:tcPr>
-          <w:p>
-            <w:pPr>
-              <w:spacing w:after="160" w:line="276" w:lineRule="auto"/>
-              <w:rPr>
-                <w:rFonts w:ascii="Times New Roman" w:hAnsi="Times New Roman" w:cs="Times New Roman"/>
-                <w:sz w:val="26"/>
-                <w:szCs w:val="26"/>
-              </w:rPr>
-            </w:pPr>
-            <w:r>
-              <w:rPr>
-                <w:rFonts w:ascii="Times New Roman" w:hAnsi="Times New Roman" w:cs="Times New Roman"/>
-                <w:sz w:val="26"/>
-                <w:szCs w:val="26"/>
-              </w:rPr>
-              <w:t>$1,400.00</w:t>
-            </w:r>
-          </w:p>
-        </w:tc>
-        <w:tc>
-          <w:tcPr>
-            <w:tcW w:w="0" w:type="auto"/>
-            <w:hideMark/>
-          </w:tcPr>
-          <w:p>
-            <w:pPr>
-              <w:spacing w:after="160" w:line="276" w:lineRule="auto"/>
-              <w:rPr>
-                <w:rFonts w:ascii="Times New Roman" w:hAnsi="Times New Roman" w:cs="Times New Roman"/>
-                <w:sz w:val="26"/>
-                <w:szCs w:val="26"/>
-              </w:rPr>
-            </w:pPr>
-            <w:r>
-              <w:rPr>
-                <w:rFonts w:ascii="Times New Roman" w:hAnsi="Times New Roman" w:cs="Times New Roman"/>
-                <w:sz w:val="26"/>
-                <w:szCs w:val="26"/>
-              </w:rPr>
-              <w:t>$840.00</w:t>
-            </w:r>
-          </w:p>
-        </w:tc>
-      </w:tr>
-      <w:tr>
-        <w:trPr>
-          <w:trHeight w:val="315"/>
-          <w:jc w:val="center"/>
-        </w:trPr>
-        <w:tc>
-          <w:tcPr>
-            <w:tcW w:w="0" w:type="auto"/>
-            <w:hideMark/>
-          </w:tcPr>
-          <w:p>
-            <w:pPr>
-              <w:spacing w:after="160" w:line="276" w:lineRule="auto"/>
-              <w:rPr>
-                <w:rFonts w:ascii="Times New Roman" w:hAnsi="Times New Roman" w:cs="Times New Roman"/>
-                <w:sz w:val="26"/>
-                <w:szCs w:val="26"/>
-              </w:rPr>
-            </w:pPr>
-            <w:r>
-              <w:rPr>
-                <w:rFonts w:ascii="Times New Roman" w:hAnsi="Times New Roman" w:cs="Times New Roman"/>
-                <w:sz w:val="26"/>
-                <w:szCs w:val="26"/>
-              </w:rPr>
-              <w:t>Phạm Hồng Hạnh</w:t>
-            </w:r>
-          </w:p>
-        </w:tc>
-        <w:tc>
-          <w:tcPr>
-            <w:tcW w:w="0" w:type="auto"/>
-            <w:hideMark/>
-          </w:tcPr>
-          <w:p>
-            <w:pPr>
-              <w:spacing w:after="160" w:line="276" w:lineRule="auto"/>
-              <w:rPr>
-                <w:rFonts w:ascii="Times New Roman" w:hAnsi="Times New Roman" w:cs="Times New Roman"/>
-                <w:sz w:val="26"/>
-                <w:szCs w:val="26"/>
-                <w:lang w:val="vi-VN"/>
-              </w:rPr>
-            </w:pPr>
-            <w:r>
-              <w:rPr>
-                <w:rFonts w:ascii="Times New Roman" w:hAnsi="Times New Roman" w:cs="Times New Roman"/>
-                <w:sz w:val="26"/>
-                <w:szCs w:val="26"/>
-              </w:rPr>
-              <w:t>$1.920,00</w:t>
-            </w:r>
-          </w:p>
-        </w:tc>
-        <w:tc>
-          <w:tcPr>
-            <w:tcW w:w="0" w:type="auto"/>
-            <w:hideMark/>
-          </w:tcPr>
-          <w:p>
-            <w:pPr>
-              <w:spacing w:after="160" w:line="276" w:lineRule="auto"/>
-              <w:rPr>
-                <w:rFonts w:ascii="Times New Roman" w:hAnsi="Times New Roman" w:cs="Times New Roman"/>
-                <w:sz w:val="26"/>
-                <w:szCs w:val="26"/>
-              </w:rPr>
-            </w:pPr>
-            <w:r>
-              <w:rPr>
-                <w:rFonts w:ascii="Times New Roman" w:hAnsi="Times New Roman" w:cs="Times New Roman"/>
-                <w:sz w:val="26"/>
-                <w:szCs w:val="26"/>
-              </w:rPr>
-              <w:t>$720.00</w:t>
-            </w:r>
-          </w:p>
-        </w:tc>
-        <w:tc>
-          <w:tcPr>
-            <w:tcW w:w="0" w:type="auto"/>
-            <w:hideMark/>
-          </w:tcPr>
-          <w:p>
-            <w:pPr>
-              <w:spacing w:after="160" w:line="276" w:lineRule="auto"/>
-              <w:rPr>
-                <w:rFonts w:ascii="Times New Roman" w:hAnsi="Times New Roman" w:cs="Times New Roman"/>
-                <w:sz w:val="26"/>
-                <w:szCs w:val="26"/>
-              </w:rPr>
-            </w:pPr>
-            <w:r>
-              <w:rPr>
-                <w:rFonts w:ascii="Times New Roman" w:hAnsi="Times New Roman" w:cs="Times New Roman"/>
-                <w:sz w:val="26"/>
-                <w:szCs w:val="26"/>
-              </w:rPr>
-              <w:t>$720.00</w:t>
-            </w:r>
-          </w:p>
-        </w:tc>
-      </w:tr>
-    </w:tbl>
-    <w:p>
-      <w:pPr>
-        <w:spacing w:line="360" w:lineRule="auto"/>
-        <w:rPr>
-          <w:rFonts w:ascii="Times New Roman" w:hAnsi="Times New Roman" w:cs="Times New Roman"/>
-          <w:sz w:val="26"/>
-          <w:szCs w:val="26"/>
-          <w:lang w:val="vi-VN"/>
-        </w:rPr>
-      </w:pPr>
-    </w:p>
-    <w:p>
-      <w:pPr>
-        <w:spacing w:line="360" w:lineRule="auto"/>
-        <w:rPr>
-          <w:rFonts w:ascii="Times New Roman" w:hAnsi="Times New Roman" w:cs="Times New Roman"/>
-          <w:sz w:val="26"/>
-          <w:szCs w:val="26"/>
-          <w:lang w:val="vi-VN"/>
-        </w:rPr>
-      </w:pPr>
-      <w:r>
-        <w:rPr>
-          <w:rFonts w:ascii="Times New Roman" w:hAnsi="Times New Roman" w:cs="Times New Roman"/>
-          <w:sz w:val="26"/>
-          <w:szCs w:val="26"/>
-          <w:lang w:val="vi-VN"/>
-        </w:rPr>
-        <w:t>4. Xác định chi phí đường cơ sở (Baseline cost hay ngân sách khi hoàn thành - BAC)</w:t>
-      </w:r>
-    </w:p>
-    <w:p>
-      <w:pPr>
-        <w:spacing w:line="360" w:lineRule="auto"/>
-        <w:rPr>
-          <w:rFonts w:ascii="Times New Roman" w:hAnsi="Times New Roman" w:cs="Times New Roman"/>
-          <w:sz w:val="26"/>
-          <w:szCs w:val="26"/>
-          <w:lang w:val="vi-VN"/>
-        </w:rPr>
-      </w:pPr>
-      <w:r>
-        <w:rPr>
-          <w:rFonts w:ascii="Times New Roman" w:hAnsi="Times New Roman" w:cs="Times New Roman"/>
-          <w:sz w:val="26"/>
-          <w:szCs w:val="26"/>
-          <w:lang w:val="vi-VN"/>
-        </w:rPr>
-        <w:t>cho dự án? Vì sao lại có giá trị đó?</w:t>
-      </w:r>
-    </w:p>
-    <w:p>
-      <w:pPr>
-        <w:spacing w:line="360" w:lineRule="auto"/>
-        <w:jc w:val="center"/>
-        <w:rPr>
-          <w:rFonts w:ascii="Times New Roman" w:hAnsi="Times New Roman" w:cs="Times New Roman"/>
-          <w:sz w:val="26"/>
-          <w:szCs w:val="26"/>
-          <w:lang w:val="vi-VN"/>
-        </w:rPr>
-      </w:pPr>
-      <w:r>
-        <w:rPr>
-          <w:rFonts w:ascii="Times New Roman" w:hAnsi="Times New Roman" w:cs="Times New Roman"/>
-          <w:noProof/>
-          <w:sz w:val="26"/>
-          <w:szCs w:val="26"/>
-          <w:lang w:val="vi-VN"/>
-        </w:rPr>
-        <w:drawing>
-          <wp:inline distT="0" distB="0" distL="0" distR="0" wp14:anchorId="2F193F5A" wp14:editId="487ADDA7">
-            <wp:extent cx="4341106" cy="2655735"/>
-            <wp:effectExtent l="19050" t="19050" r="21590" b="11430"/>
-            <wp:docPr id="15" name="Picture 15"/>
-            <wp:cNvGraphicFramePr>
-              <a:graphicFrameLocks xmlns:a="http://schemas.openxmlformats.org/drawingml/2006/main" noChangeAspect="1"/>
-            </wp:cNvGraphicFramePr>
-            <a:graphic xmlns:a="http://schemas.openxmlformats.org/drawingml/2006/main">
-              <a:graphicData uri="http://schemas.openxmlformats.org/drawingml/2006/picture">
-                <pic:pic xmlns:pic="http://schemas.openxmlformats.org/drawingml/2006/picture">
-                  <pic:nvPicPr>
-                    <pic:cNvPr id="1" name=""/>
-                    <pic:cNvPicPr/>
-                  </pic:nvPicPr>
-                  <pic:blipFill>
-                    <a:blip r:embed="rId46"/>
-                    <a:stretch>
-                      <a:fillRect/>
-                    </a:stretch>
-                  </pic:blipFill>
-                  <pic:spPr>
-                    <a:xfrm>
-                      <a:off x="0" y="0"/>
-                      <a:ext cx="4361470" cy="2668193"/>
-                    </a:xfrm>
-                    <a:prstGeom prst="rect">
-                      <a:avLst/>
-                    </a:prstGeom>
-                    <a:ln>
-                      <a:solidFill>
-                        <a:schemeClr val="accent1"/>
-                      </a:solidFill>
-                    </a:ln>
-                  </pic:spPr>
-                </pic:pic>
-              </a:graphicData>
-            </a:graphic>
-          </wp:inline>
-        </w:drawing>
-      </w:r>
-    </w:p>
-    <w:p>
-      <w:pPr>
-        <w:spacing w:line="360" w:lineRule="auto"/>
-        <w:ind w:left="284" w:firstLine="436"/>
-        <w:rPr>
-          <w:rFonts w:ascii="Times New Roman" w:hAnsi="Times New Roman" w:cs="Times New Roman"/>
-          <w:sz w:val="26"/>
-          <w:szCs w:val="26"/>
-        </w:rPr>
-      </w:pPr>
-      <w:r>
-        <w:rPr>
-          <w:rFonts w:ascii="Times New Roman" w:hAnsi="Times New Roman" w:cs="Times New Roman"/>
-          <w:sz w:val="26"/>
-          <w:szCs w:val="26"/>
-        </w:rPr>
-        <w:lastRenderedPageBreak/>
-        <w:t>Dựa</w:t>
-      </w:r>
-      <w:r>
-        <w:rPr>
-          <w:rFonts w:ascii="Times New Roman" w:hAnsi="Times New Roman" w:cs="Times New Roman"/>
-          <w:sz w:val="26"/>
-          <w:szCs w:val="26"/>
-          <w:lang w:val="vi-VN"/>
-        </w:rPr>
-        <w:t xml:space="preserve"> vào ảnh</w:t>
-      </w:r>
-      <w:r>
-        <w:rPr>
-          <w:rFonts w:ascii="Times New Roman" w:hAnsi="Times New Roman" w:cs="Times New Roman"/>
-          <w:sz w:val="26"/>
-          <w:szCs w:val="26"/>
-        </w:rPr>
-        <w:t xml:space="preserve"> trên</w:t>
-      </w:r>
-      <w:r>
-        <w:rPr>
-          <w:rFonts w:ascii="Times New Roman" w:hAnsi="Times New Roman" w:cs="Times New Roman"/>
-          <w:sz w:val="26"/>
-          <w:szCs w:val="26"/>
-          <w:lang w:val="vi-VN"/>
-        </w:rPr>
-        <w:t xml:space="preserve"> này </w:t>
-      </w:r>
-      <w:r>
-        <w:rPr>
-          <w:rFonts w:ascii="Times New Roman" w:hAnsi="Times New Roman" w:cs="Times New Roman"/>
-          <w:sz w:val="26"/>
-          <w:szCs w:val="26"/>
-        </w:rPr>
-        <w:t>hộp thoại Project Statistics, Chi phí Đường cơ sở (Baseline Cost) hay Ngân sách khi Hoàn thành (Budget At Completion - BAC) cho dự án là:</w:t>
-      </w:r>
-    </w:p>
-    <w:p>
-      <w:pPr>
-        <w:spacing w:line="360" w:lineRule="auto"/>
-        <w:ind w:left="284"/>
-        <w:jc w:val="center"/>
-        <w:rPr>
-          <w:rFonts w:ascii="Times New Roman" w:hAnsi="Times New Roman" w:cs="Times New Roman"/>
-          <w:sz w:val="26"/>
-          <w:szCs w:val="26"/>
-        </w:rPr>
-      </w:pPr>
-      <w:r>
-        <w:rPr>
-          <w:rFonts w:ascii="Times New Roman" w:hAnsi="Times New Roman" w:cs="Times New Roman"/>
-          <w:sz w:val="26"/>
-          <w:szCs w:val="26"/>
-        </w:rPr>
-        <w:t>BAC=$18.320,00</w:t>
-      </w:r>
-    </w:p>
-    <w:p>
-      <w:pPr>
-        <w:spacing w:line="360" w:lineRule="auto"/>
-        <w:ind w:left="284" w:firstLine="720"/>
-        <w:rPr>
-          <w:rFonts w:ascii="Times New Roman" w:hAnsi="Times New Roman" w:cs="Times New Roman"/>
-          <w:sz w:val="26"/>
-          <w:szCs w:val="26"/>
-          <w:lang w:val="vi-VN"/>
-        </w:rPr>
-      </w:pPr>
-      <w:r>
-        <w:rPr>
-          <w:rFonts w:ascii="Times New Roman" w:hAnsi="Times New Roman" w:cs="Times New Roman"/>
-          <w:sz w:val="26"/>
-          <w:szCs w:val="26"/>
-          <w:lang w:val="vi-VN"/>
-        </w:rPr>
-        <w:t xml:space="preserve">Vì sao có giá trị đó là vì nó là </w:t>
-      </w:r>
-      <w:r>
-        <w:rPr>
-          <w:rFonts w:ascii="Times New Roman" w:hAnsi="Times New Roman" w:cs="Times New Roman"/>
-          <w:sz w:val="26"/>
-          <w:szCs w:val="26"/>
-        </w:rPr>
-        <w:t>ngân sách được phê duyệt cho dự án. BAC được thiết lập tại thời điểm dự án bắt đầu</w:t>
-      </w:r>
-      <w:r>
-        <w:rPr>
-          <w:rFonts w:ascii="Times New Roman" w:hAnsi="Times New Roman" w:cs="Times New Roman"/>
-          <w:sz w:val="26"/>
-          <w:szCs w:val="26"/>
-          <w:lang w:val="vi-VN"/>
-        </w:rPr>
-        <w:t xml:space="preserve"> và được dùng để </w:t>
-      </w:r>
-      <w:r>
-        <w:rPr>
-          <w:rFonts w:ascii="Times New Roman" w:hAnsi="Times New Roman" w:cs="Times New Roman"/>
-          <w:sz w:val="26"/>
-          <w:szCs w:val="26"/>
-        </w:rPr>
-        <w:t>so sánh và theo dõi hiệu suất chi phí của dự án trong suốt quá trình thực hiện</w:t>
-      </w:r>
-    </w:p>
-    <w:p>
-      <w:pPr>
-        <w:spacing w:line="360" w:lineRule="auto"/>
-        <w:ind w:left="284" w:firstLine="720"/>
-        <w:rPr>
-          <w:rFonts w:ascii="Times New Roman" w:hAnsi="Times New Roman" w:cs="Times New Roman"/>
-          <w:sz w:val="26"/>
-          <w:szCs w:val="26"/>
-          <w:lang w:val="vi-VN"/>
-        </w:rPr>
-      </w:pPr>
-      <w:r>
-        <w:rPr>
-          <w:rFonts w:ascii="Times New Roman" w:hAnsi="Times New Roman" w:cs="Times New Roman"/>
-          <w:sz w:val="26"/>
-          <w:szCs w:val="26"/>
-        </w:rPr>
-        <w:t xml:space="preserve">Tổng hợp Chi phí Kế hoạch: Giá trị này được tính bằng cách tổng hợp Chi phí theo Kế hoạch (Planned Cost) của </w:t>
-      </w:r>
-      <w:r>
-        <w:rPr>
-          <w:rFonts w:ascii="Times New Roman" w:hAnsi="Times New Roman" w:cs="Times New Roman"/>
-          <w:i/>
-          <w:iCs/>
-          <w:sz w:val="26"/>
-          <w:szCs w:val="26"/>
-        </w:rPr>
-        <w:t>tất cả các nhiệm vụ</w:t>
-      </w:r>
-      <w:r>
-        <w:rPr>
-          <w:rFonts w:ascii="Times New Roman" w:hAnsi="Times New Roman" w:cs="Times New Roman"/>
-          <w:sz w:val="26"/>
-          <w:szCs w:val="26"/>
-        </w:rPr>
-        <w:t xml:space="preserve"> và nguồn lực trong dự án. Khi bạn thiết lập Đường cơ sở, Microsoft Project sẽ ghi lại tổng chi phí dự kiến này vào trường</w:t>
-      </w:r>
-      <w:r>
-        <w:rPr>
-          <w:rFonts w:ascii="Times New Roman" w:hAnsi="Times New Roman" w:cs="Times New Roman"/>
-          <w:sz w:val="26"/>
-          <w:szCs w:val="26"/>
-          <w:lang w:val="vi-VN"/>
-        </w:rPr>
-        <w:t xml:space="preserve"> </w:t>
-      </w:r>
-      <w:r>
-        <w:rPr>
-          <w:rFonts w:ascii="Times New Roman" w:hAnsi="Times New Roman" w:cs="Times New Roman"/>
-          <w:sz w:val="26"/>
-          <w:szCs w:val="26"/>
-        </w:rPr>
-        <w:t>Baseline Cost cho toàn bộ dự án</w:t>
-      </w:r>
-    </w:p>
-    <w:p>
-      <w:pPr>
-        <w:spacing w:line="360" w:lineRule="auto"/>
-        <w:rPr>
-          <w:rFonts w:ascii="Times New Roman" w:hAnsi="Times New Roman" w:cs="Times New Roman"/>
-          <w:sz w:val="26"/>
-          <w:szCs w:val="26"/>
-          <w:lang w:val="vi-VN"/>
-        </w:rPr>
-      </w:pPr>
-    </w:p>
-    <w:p>
-      <w:pPr>
-        <w:spacing w:line="360" w:lineRule="auto"/>
-        <w:rPr>
-          <w:rFonts w:ascii="Times New Roman" w:hAnsi="Times New Roman" w:cs="Times New Roman"/>
-          <w:sz w:val="26"/>
-          <w:szCs w:val="26"/>
-          <w:lang w:val="vi-VN"/>
-        </w:rPr>
-      </w:pPr>
-      <w:r>
-        <w:rPr>
-          <w:rFonts w:ascii="Times New Roman" w:hAnsi="Times New Roman" w:cs="Times New Roman"/>
-          <w:sz w:val="26"/>
-          <w:szCs w:val="26"/>
-          <w:lang w:val="vi-VN"/>
-        </w:rPr>
-        <w:t>5. Ta cần chi thêm bao nhiêu đô la để hoàn thành dự án? dự kiến sẽ vượt quá hoặc thấp</w:t>
-      </w:r>
-    </w:p>
-    <w:p>
-      <w:pPr>
-        <w:spacing w:line="360" w:lineRule="auto"/>
-        <w:rPr>
-          <w:rFonts w:ascii="Times New Roman" w:hAnsi="Times New Roman" w:cs="Times New Roman"/>
-          <w:sz w:val="26"/>
-          <w:szCs w:val="26"/>
-          <w:lang w:val="vi-VN"/>
-        </w:rPr>
-      </w:pPr>
-      <w:r>
-        <w:rPr>
-          <w:rFonts w:ascii="Times New Roman" w:hAnsi="Times New Roman" w:cs="Times New Roman"/>
-          <w:sz w:val="26"/>
-          <w:szCs w:val="26"/>
-          <w:lang w:val="vi-VN"/>
-        </w:rPr>
-        <w:t>hơn ngân sách bao nhiêu tiền khi dự án hoàn thành? Công thức nào được sử dụng để</w:t>
-      </w:r>
-    </w:p>
-    <w:p>
-      <w:pPr>
-        <w:spacing w:line="360" w:lineRule="auto"/>
-        <w:rPr>
-          <w:rFonts w:ascii="Times New Roman" w:hAnsi="Times New Roman" w:cs="Times New Roman"/>
-          <w:sz w:val="26"/>
-          <w:szCs w:val="26"/>
-          <w:lang w:val="vi-VN"/>
-        </w:rPr>
-      </w:pPr>
-      <w:r>
-        <w:rPr>
-          <w:rFonts w:ascii="Times New Roman" w:hAnsi="Times New Roman" w:cs="Times New Roman"/>
-          <w:sz w:val="26"/>
-          <w:szCs w:val="26"/>
-          <w:lang w:val="vi-VN"/>
-        </w:rPr>
-        <w:t>ước tính khi hoàn thành (EAC)?</w:t>
-      </w:r>
-    </w:p>
-    <w:p>
-      <w:pPr>
-        <w:spacing w:line="360" w:lineRule="auto"/>
-        <w:jc w:val="center"/>
-        <w:rPr>
-          <w:rFonts w:ascii="Times New Roman" w:hAnsi="Times New Roman" w:cs="Times New Roman"/>
-          <w:sz w:val="26"/>
-          <w:szCs w:val="26"/>
-          <w:lang w:val="vi-VN"/>
-        </w:rPr>
-      </w:pPr>
-      <w:r>
-        <w:rPr>
-          <w:rFonts w:ascii="Times New Roman" w:hAnsi="Times New Roman" w:cs="Times New Roman"/>
-          <w:noProof/>
-          <w:sz w:val="26"/>
-          <w:szCs w:val="26"/>
-          <w:lang w:val="vi-VN"/>
-        </w:rPr>
-        <w:drawing>
-          <wp:inline distT="0" distB="0" distL="0" distR="0" wp14:anchorId="3864D7EB" wp14:editId="0DF3E3CC">
-            <wp:extent cx="4048690" cy="2476846"/>
-            <wp:effectExtent l="19050" t="19050" r="9525" b="19050"/>
-            <wp:docPr id="16" name="Picture 16"/>
-            <wp:cNvGraphicFramePr>
-              <a:graphicFrameLocks xmlns:a="http://schemas.openxmlformats.org/drawingml/2006/main" noChangeAspect="1"/>
-            </wp:cNvGraphicFramePr>
-            <a:graphic xmlns:a="http://schemas.openxmlformats.org/drawingml/2006/main">
-              <a:graphicData uri="http://schemas.openxmlformats.org/drawingml/2006/picture">
-                <pic:pic xmlns:pic="http://schemas.openxmlformats.org/drawingml/2006/picture">
-                  <pic:nvPicPr>
-                    <pic:cNvPr id="1" name=""/>
-                    <pic:cNvPicPr/>
-                  </pic:nvPicPr>
-                  <pic:blipFill>
-                    <a:blip r:embed="rId46"/>
-                    <a:stretch>
-                      <a:fillRect/>
-                    </a:stretch>
-                  </pic:blipFill>
-                  <pic:spPr>
-                    <a:xfrm>
-                      <a:off x="0" y="0"/>
-                      <a:ext cx="4048690" cy="2476846"/>
-                    </a:xfrm>
-                    <a:prstGeom prst="rect">
-                      <a:avLst/>
-                    </a:prstGeom>
-                    <a:ln>
-                      <a:solidFill>
-                        <a:schemeClr val="accent1"/>
-                      </a:solidFill>
-                    </a:ln>
-                  </pic:spPr>
-                </pic:pic>
-              </a:graphicData>
-            </a:graphic>
-          </wp:inline>
-        </w:drawing>
-      </w:r>
-    </w:p>
-    <w:p>
-      <w:pPr>
-        <w:spacing w:line="360" w:lineRule="auto"/>
-        <w:rPr>
-          <w:rFonts w:ascii="Times New Roman" w:hAnsi="Times New Roman" w:cs="Times New Roman"/>
-          <w:sz w:val="26"/>
-          <w:szCs w:val="26"/>
-          <w:lang w:val="vi-VN"/>
-        </w:rPr>
-      </w:pPr>
-    </w:p>
-    <w:p>
-      <w:pPr>
-        <w:spacing w:line="360" w:lineRule="auto"/>
-        <w:rPr>
-          <w:rFonts w:ascii="Times New Roman" w:hAnsi="Times New Roman" w:cs="Times New Roman"/>
-          <w:sz w:val="26"/>
-          <w:szCs w:val="26"/>
-          <w:lang w:val="vi-VN"/>
-        </w:rPr>
-      </w:pPr>
-    </w:p>
-    <w:p>
-      <w:pPr>
-        <w:spacing w:line="360" w:lineRule="auto"/>
-        <w:rPr>
-          <w:rFonts w:ascii="Times New Roman" w:hAnsi="Times New Roman" w:cs="Times New Roman"/>
-          <w:sz w:val="26"/>
-          <w:szCs w:val="26"/>
-          <w:lang w:val="vi-VN"/>
-        </w:rPr>
-      </w:pPr>
-      <w:r>
-        <w:rPr>
-          <w:rFonts w:ascii="Times New Roman" w:hAnsi="Times New Roman" w:cs="Times New Roman"/>
-          <w:sz w:val="26"/>
-          <w:szCs w:val="26"/>
-          <w:lang w:val="vi-VN"/>
-        </w:rPr>
-        <w:lastRenderedPageBreak/>
-        <w:t>Dựa vào ảnh này ta có dữ liệu:</w:t>
-      </w:r>
-    </w:p>
-    <w:tbl>
-      <w:tblPr>
-        <w:tblStyle w:val="TableGrid"/>
-        <w:tblW w:w="0" w:type="dxa"/>
-        <w:jc w:val="center"/>
-        <w:tblLook w:val="04A0" w:firstRow="1" w:lastRow="0" w:firstColumn="1" w:lastColumn="0" w:noHBand="0" w:noVBand="1"/>
-      </w:tblPr>
-      <w:tblGrid>
-        <w:gridCol w:w="3690"/>
-        <w:gridCol w:w="2528"/>
-      </w:tblGrid>
-      <w:tr>
-        <w:trPr>
-          <w:trHeight w:val="315"/>
-          <w:jc w:val="center"/>
-        </w:trPr>
-        <w:tc>
-          <w:tcPr>
-            <w:tcW w:w="0" w:type="auto"/>
-            <w:hideMark/>
-          </w:tcPr>
-          <w:p>
-            <w:pPr>
-              <w:spacing w:after="160" w:line="276" w:lineRule="auto"/>
-              <w:rPr>
-                <w:rFonts w:ascii="Times New Roman" w:hAnsi="Times New Roman" w:cs="Times New Roman"/>
-                <w:b/>
-                <w:bCs/>
-                <w:sz w:val="26"/>
-                <w:szCs w:val="26"/>
-              </w:rPr>
-            </w:pPr>
-            <w:r>
-              <w:rPr>
-                <w:rFonts w:ascii="Times New Roman" w:hAnsi="Times New Roman" w:cs="Times New Roman"/>
-                <w:b/>
-                <w:bCs/>
-                <w:sz w:val="26"/>
-                <w:szCs w:val="26"/>
-              </w:rPr>
-              <w:t>Chỉ số</w:t>
-            </w:r>
-          </w:p>
-        </w:tc>
-        <w:tc>
-          <w:tcPr>
-            <w:tcW w:w="0" w:type="auto"/>
-            <w:hideMark/>
-          </w:tcPr>
-          <w:p>
-            <w:pPr>
-              <w:spacing w:after="160" w:line="276" w:lineRule="auto"/>
-              <w:rPr>
-                <w:rFonts w:ascii="Times New Roman" w:hAnsi="Times New Roman" w:cs="Times New Roman"/>
-                <w:b/>
-                <w:bCs/>
-                <w:sz w:val="26"/>
-                <w:szCs w:val="26"/>
-              </w:rPr>
-            </w:pPr>
-            <w:r>
-              <w:rPr>
-                <w:rFonts w:ascii="Times New Roman" w:hAnsi="Times New Roman" w:cs="Times New Roman"/>
-                <w:b/>
-                <w:bCs/>
-                <w:sz w:val="26"/>
-                <w:szCs w:val="26"/>
-              </w:rPr>
-              <w:t>Giá trị</w:t>
-            </w:r>
-          </w:p>
-        </w:tc>
-      </w:tr>
-      <w:tr>
-        <w:trPr>
-          <w:trHeight w:val="315"/>
-          <w:jc w:val="center"/>
-        </w:trPr>
-        <w:tc>
-          <w:tcPr>
-            <w:tcW w:w="0" w:type="auto"/>
-            <w:hideMark/>
-          </w:tcPr>
-          <w:p>
-            <w:pPr>
-              <w:spacing w:after="160" w:line="276" w:lineRule="auto"/>
-              <w:rPr>
-                <w:rFonts w:ascii="Times New Roman" w:hAnsi="Times New Roman" w:cs="Times New Roman"/>
-                <w:sz w:val="26"/>
-                <w:szCs w:val="26"/>
-                <w:lang w:val="vi-VN"/>
-              </w:rPr>
-            </w:pPr>
-            <w:r>
-              <w:rPr>
-                <w:rFonts w:ascii="Times New Roman" w:hAnsi="Times New Roman" w:cs="Times New Roman"/>
-                <w:sz w:val="26"/>
-                <w:szCs w:val="26"/>
-              </w:rPr>
-              <w:t xml:space="preserve">BAC </w:t>
-            </w:r>
-            <w:r>
-              <w:rPr>
-                <w:rFonts w:ascii="Times New Roman" w:hAnsi="Times New Roman" w:cs="Times New Roman"/>
-                <w:sz w:val="26"/>
-                <w:szCs w:val="26"/>
-                <w:lang w:val="vi-VN"/>
-              </w:rPr>
-              <w:t>(</w:t>
-            </w:r>
-            <w:r>
-              <w:rPr>
-                <w:rFonts w:ascii="Times New Roman" w:hAnsi="Times New Roman" w:cs="Times New Roman"/>
-                <w:sz w:val="26"/>
-                <w:szCs w:val="26"/>
-              </w:rPr>
-              <w:t xml:space="preserve">Ngân sách khi </w:t>
-            </w:r>
-            <w:r>
-              <w:rPr>
-                <w:rFonts w:ascii="Times New Roman" w:hAnsi="Times New Roman" w:cs="Times New Roman"/>
-                <w:sz w:val="26"/>
-                <w:szCs w:val="26"/>
-              </w:rPr>
-              <w:t>h</w:t>
-            </w:r>
-            <w:r>
-              <w:rPr>
-                <w:rFonts w:ascii="Times New Roman" w:hAnsi="Times New Roman" w:cs="Times New Roman"/>
-                <w:sz w:val="26"/>
-                <w:szCs w:val="26"/>
-              </w:rPr>
-              <w:t>oàn thành)</w:t>
-            </w:r>
-            <w:r>
-              <w:rPr>
-                <w:rFonts w:ascii="Times New Roman" w:hAnsi="Times New Roman" w:cs="Times New Roman"/>
-                <w:sz w:val="26"/>
-                <w:szCs w:val="26"/>
-                <w:lang w:val="vi-VN"/>
-              </w:rPr>
-              <w:t xml:space="preserve"> </w:t>
-            </w:r>
-          </w:p>
-        </w:tc>
-        <w:tc>
-          <w:tcPr>
-            <w:tcW w:w="0" w:type="auto"/>
-            <w:hideMark/>
-          </w:tcPr>
-          <w:p>
-            <w:pPr>
-              <w:spacing w:after="160" w:line="276" w:lineRule="auto"/>
-              <w:rPr>
-                <w:rFonts w:ascii="Times New Roman" w:hAnsi="Times New Roman" w:cs="Times New Roman"/>
-                <w:sz w:val="26"/>
-                <w:szCs w:val="26"/>
-              </w:rPr>
-            </w:pPr>
-            <w:r>
-              <w:rPr>
-                <w:rFonts w:ascii="Times New Roman" w:hAnsi="Times New Roman" w:cs="Times New Roman"/>
-                <w:sz w:val="26"/>
-                <w:szCs w:val="26"/>
-              </w:rPr>
-              <w:t>$18.320,00</w:t>
-            </w:r>
-          </w:p>
-        </w:tc>
-      </w:tr>
-      <w:tr>
-        <w:trPr>
-          <w:trHeight w:val="315"/>
-          <w:jc w:val="center"/>
-        </w:trPr>
-        <w:tc>
-          <w:tcPr>
-            <w:tcW w:w="0" w:type="auto"/>
-            <w:hideMark/>
-          </w:tcPr>
-          <w:p>
-            <w:pPr>
-              <w:spacing w:after="160" w:line="276" w:lineRule="auto"/>
-              <w:rPr>
-                <w:rFonts w:ascii="Times New Roman" w:hAnsi="Times New Roman" w:cs="Times New Roman"/>
-                <w:sz w:val="26"/>
-                <w:szCs w:val="26"/>
-              </w:rPr>
-            </w:pPr>
-            <w:r>
-              <w:rPr>
-                <w:rFonts w:ascii="Times New Roman" w:hAnsi="Times New Roman" w:cs="Times New Roman"/>
-                <w:sz w:val="26"/>
-                <w:szCs w:val="26"/>
-              </w:rPr>
-              <w:t>AC (Chi phí Thực tế)</w:t>
-            </w:r>
-          </w:p>
-        </w:tc>
-        <w:tc>
-          <w:tcPr>
-            <w:tcW w:w="0" w:type="auto"/>
-            <w:hideMark/>
-          </w:tcPr>
-          <w:p>
-            <w:pPr>
-              <w:spacing w:after="160" w:line="276" w:lineRule="auto"/>
-              <w:rPr>
-                <w:rFonts w:ascii="Times New Roman" w:hAnsi="Times New Roman" w:cs="Times New Roman"/>
-                <w:sz w:val="26"/>
-                <w:szCs w:val="26"/>
-              </w:rPr>
-            </w:pPr>
-            <w:r>
-              <w:rPr>
-                <w:rFonts w:ascii="Times New Roman" w:hAnsi="Times New Roman" w:cs="Times New Roman"/>
-                <w:sz w:val="26"/>
-                <w:szCs w:val="26"/>
-              </w:rPr>
-              <w:t>$3.080,00</w:t>
-            </w:r>
-          </w:p>
-        </w:tc>
-      </w:tr>
-      <w:tr>
-        <w:trPr>
-          <w:trHeight w:val="315"/>
-          <w:jc w:val="center"/>
-        </w:trPr>
-        <w:tc>
-          <w:tcPr>
-            <w:tcW w:w="0" w:type="auto"/>
-            <w:hideMark/>
-          </w:tcPr>
-          <w:p>
-            <w:pPr>
-              <w:spacing w:after="160" w:line="276" w:lineRule="auto"/>
-              <w:rPr>
-                <w:rFonts w:ascii="Times New Roman" w:hAnsi="Times New Roman" w:cs="Times New Roman"/>
-                <w:sz w:val="26"/>
-                <w:szCs w:val="26"/>
-              </w:rPr>
-            </w:pPr>
-            <w:r>
-              <w:rPr>
-                <w:rFonts w:ascii="Times New Roman" w:hAnsi="Times New Roman" w:cs="Times New Roman"/>
-                <w:sz w:val="26"/>
-                <w:szCs w:val="26"/>
-              </w:rPr>
-              <w:t xml:space="preserve">EV (Giá trị Thu </w:t>
-            </w:r>
-            <w:r>
-              <w:rPr>
-                <w:rFonts w:ascii="Times New Roman" w:hAnsi="Times New Roman" w:cs="Times New Roman"/>
-                <w:sz w:val="26"/>
-                <w:szCs w:val="26"/>
-              </w:rPr>
-              <w:t>được</w:t>
-            </w:r>
-            <w:r>
-              <w:rPr>
-                <w:rFonts w:ascii="Times New Roman" w:hAnsi="Times New Roman" w:cs="Times New Roman"/>
-                <w:sz w:val="26"/>
-                <w:szCs w:val="26"/>
-              </w:rPr>
-              <w:t>)</w:t>
-            </w:r>
-          </w:p>
-        </w:tc>
-        <w:tc>
-          <w:tcPr>
-            <w:tcW w:w="0" w:type="auto"/>
-            <w:hideMark/>
-          </w:tcPr>
-          <w:p>
-            <w:pPr>
-              <w:spacing w:after="160" w:line="276" w:lineRule="auto"/>
-              <w:rPr>
-                <w:rFonts w:ascii="Times New Roman" w:hAnsi="Times New Roman" w:cs="Times New Roman"/>
-                <w:sz w:val="26"/>
-                <w:szCs w:val="26"/>
-              </w:rPr>
-            </w:pPr>
-            <w:r>
-              <w:rPr>
-                <w:rFonts w:ascii="Times New Roman" w:hAnsi="Times New Roman" w:cs="Times New Roman"/>
-                <w:sz w:val="26"/>
-                <w:szCs w:val="26"/>
-              </w:rPr>
-              <w:t>Work (15%) của BAC</w:t>
-            </w:r>
-          </w:p>
-        </w:tc>
-      </w:tr>
-      <w:tr>
-        <w:trPr>
-          <w:trHeight w:val="315"/>
-          <w:jc w:val="center"/>
-        </w:trPr>
-        <w:tc>
-          <w:tcPr>
-            <w:tcW w:w="0" w:type="auto"/>
-            <w:hideMark/>
-          </w:tcPr>
-          <w:p>
-            <w:pPr>
-              <w:spacing w:after="160" w:line="276" w:lineRule="auto"/>
-              <w:rPr>
-                <w:rFonts w:ascii="Times New Roman" w:hAnsi="Times New Roman" w:cs="Times New Roman"/>
-                <w:sz w:val="26"/>
-                <w:szCs w:val="26"/>
-              </w:rPr>
-            </w:pPr>
-            <w:r>
-              <w:rPr>
-                <w:rFonts w:ascii="Times New Roman" w:hAnsi="Times New Roman" w:cs="Times New Roman"/>
-                <w:sz w:val="26"/>
-                <w:szCs w:val="26"/>
-              </w:rPr>
-              <w:t>PV (Giá trị Kế hoạch)</w:t>
-            </w:r>
-          </w:p>
-        </w:tc>
-        <w:tc>
-          <w:tcPr>
-            <w:tcW w:w="0" w:type="auto"/>
-            <w:hideMark/>
-          </w:tcPr>
-          <w:p>
-            <w:pPr>
-              <w:spacing w:after="160" w:line="276" w:lineRule="auto"/>
-              <w:rPr>
-                <w:rFonts w:ascii="Times New Roman" w:hAnsi="Times New Roman" w:cs="Times New Roman"/>
-                <w:sz w:val="26"/>
-                <w:szCs w:val="26"/>
-              </w:rPr>
-            </w:pPr>
-            <w:r>
-              <w:rPr>
-                <w:rFonts w:ascii="Times New Roman" w:hAnsi="Times New Roman" w:cs="Times New Roman"/>
-                <w:sz w:val="26"/>
-                <w:szCs w:val="26"/>
-              </w:rPr>
-              <w:t>Work (15%) của BAC</w:t>
-            </w:r>
-          </w:p>
-        </w:tc>
-      </w:tr>
-      <w:tr>
-        <w:trPr>
-          <w:trHeight w:val="315"/>
-          <w:jc w:val="center"/>
-        </w:trPr>
-        <w:tc>
-          <w:tcPr>
-            <w:tcW w:w="0" w:type="auto"/>
-            <w:hideMark/>
-          </w:tcPr>
-          <w:p>
-            <w:pPr>
-              <w:spacing w:after="160" w:line="276" w:lineRule="auto"/>
-              <w:rPr>
-                <w:rFonts w:ascii="Times New Roman" w:hAnsi="Times New Roman" w:cs="Times New Roman"/>
-                <w:sz w:val="26"/>
-                <w:szCs w:val="26"/>
-              </w:rPr>
-            </w:pPr>
-            <w:r>
-              <w:rPr>
-                <w:rFonts w:ascii="Times New Roman" w:hAnsi="Times New Roman" w:cs="Times New Roman"/>
-                <w:sz w:val="26"/>
-                <w:szCs w:val="26"/>
-              </w:rPr>
-              <w:t>Work Percent Complete</w:t>
-            </w:r>
-          </w:p>
-        </w:tc>
-        <w:tc>
-          <w:tcPr>
-            <w:tcW w:w="0" w:type="auto"/>
-            <w:hideMark/>
-          </w:tcPr>
-          <w:p>
-            <w:pPr>
-              <w:spacing w:after="160" w:line="276" w:lineRule="auto"/>
-              <w:rPr>
-                <w:rFonts w:ascii="Times New Roman" w:hAnsi="Times New Roman" w:cs="Times New Roman"/>
-                <w:sz w:val="26"/>
-                <w:szCs w:val="26"/>
-              </w:rPr>
-            </w:pPr>
-            <w:r>
-              <w:rPr>
-                <w:rFonts w:ascii="Times New Roman" w:hAnsi="Times New Roman" w:cs="Times New Roman"/>
-                <w:sz w:val="26"/>
-                <w:szCs w:val="26"/>
-              </w:rPr>
-              <w:t>15%</w:t>
-            </w:r>
-          </w:p>
-        </w:tc>
-      </w:tr>
-    </w:tbl>
-    <w:p>
-      <w:pPr>
-        <w:spacing w:line="360" w:lineRule="auto"/>
-        <w:rPr>
-          <w:rFonts w:ascii="Times New Roman" w:hAnsi="Times New Roman" w:cs="Times New Roman"/>
-          <w:sz w:val="26"/>
-          <w:szCs w:val="26"/>
-          <w:lang w:val="vi-VN"/>
-        </w:rPr>
-      </w:pPr>
-    </w:p>
-    <w:p>
-      <w:pPr>
-        <w:spacing w:line="360" w:lineRule="auto"/>
-        <w:rPr>
-          <w:rFonts w:ascii="Times New Roman" w:hAnsi="Times New Roman" w:cs="Times New Roman"/>
-          <w:b/>
-          <w:bCs/>
-          <w:sz w:val="26"/>
-          <w:szCs w:val="26"/>
-        </w:rPr>
-      </w:pPr>
-      <w:r>
-        <w:rPr>
-          <w:rFonts w:ascii="Times New Roman" w:hAnsi="Times New Roman" w:cs="Times New Roman"/>
-          <w:b/>
-          <w:bCs/>
-          <w:sz w:val="26"/>
-          <w:szCs w:val="26"/>
-        </w:rPr>
-        <w:t>a. Số tiền cần chi thêm để hoàn thành dự án</w:t>
-      </w:r>
-    </w:p>
-    <w:p>
-      <w:pPr>
-        <w:spacing w:line="360" w:lineRule="auto"/>
-        <w:rPr>
-          <w:rFonts w:ascii="Times New Roman" w:hAnsi="Times New Roman" w:cs="Times New Roman"/>
-          <w:b/>
-          <w:bCs/>
-          <w:sz w:val="26"/>
-          <w:szCs w:val="26"/>
-        </w:rPr>
-      </w:pPr>
-      <w:r>
-        <w:rPr>
-          <w:rFonts w:ascii="Times New Roman" w:hAnsi="Times New Roman" w:cs="Times New Roman"/>
-          <w:b/>
-          <w:bCs/>
-          <w:sz w:val="26"/>
-          <w:szCs w:val="26"/>
-        </w:rPr>
-        <w:t>Tính Earned Value (EV):</w:t>
-      </w:r>
-    </w:p>
-    <w:p>
-      <w:pPr>
-        <w:spacing w:line="360" w:lineRule="auto"/>
-        <w:jc w:val="center"/>
-        <w:rPr>
-          <w:rFonts w:ascii="Times New Roman" w:hAnsi="Times New Roman" w:cs="Times New Roman"/>
-          <w:sz w:val="26"/>
-          <w:szCs w:val="26"/>
-        </w:rPr>
-      </w:pPr>
-      <w:r>
-        <w:rPr>
-          <w:rFonts w:ascii="Times New Roman" w:hAnsi="Times New Roman" w:cs="Times New Roman"/>
-          <w:sz w:val="26"/>
-          <w:szCs w:val="26"/>
-        </w:rPr>
-        <w:t>EV</w:t>
-      </w:r>
-      <w:r>
-        <w:rPr>
-          <w:rFonts w:ascii="Times New Roman" w:hAnsi="Times New Roman" w:cs="Times New Roman"/>
-          <w:sz w:val="26"/>
-          <w:szCs w:val="26"/>
-          <w:lang w:val="vi-VN"/>
-        </w:rPr>
-        <w:t xml:space="preserve"> </w:t>
-      </w:r>
-      <w:r>
-        <w:rPr>
-          <w:rFonts w:ascii="Times New Roman" w:hAnsi="Times New Roman" w:cs="Times New Roman"/>
-          <w:sz w:val="26"/>
-          <w:szCs w:val="26"/>
-        </w:rPr>
-        <w:t>=</w:t>
-      </w:r>
-      <w:r>
-        <w:rPr>
-          <w:rFonts w:ascii="Times New Roman" w:hAnsi="Times New Roman" w:cs="Times New Roman"/>
-          <w:sz w:val="26"/>
-          <w:szCs w:val="26"/>
-          <w:lang w:val="vi-VN"/>
-        </w:rPr>
-        <w:t xml:space="preserve"> </w:t>
-      </w:r>
-      <w:r>
-        <w:rPr>
-          <w:rFonts w:ascii="Times New Roman" w:hAnsi="Times New Roman" w:cs="Times New Roman"/>
-          <w:sz w:val="26"/>
-          <w:szCs w:val="26"/>
-        </w:rPr>
-        <w:t>BAC</w:t>
-      </w:r>
-      <w:r>
-        <w:rPr>
-          <w:rFonts w:ascii="Times New Roman" w:hAnsi="Times New Roman" w:cs="Times New Roman"/>
-          <w:sz w:val="26"/>
-          <w:szCs w:val="26"/>
-          <w:lang w:val="vi-VN"/>
-        </w:rPr>
-        <w:t xml:space="preserve"> </w:t>
-      </w:r>
-      <w:r>
-        <w:rPr>
-          <w:rFonts w:ascii="Times New Roman" w:hAnsi="Times New Roman" w:cs="Times New Roman"/>
-          <w:sz w:val="26"/>
-          <w:szCs w:val="26"/>
-        </w:rPr>
-        <w:t>×</w:t>
-      </w:r>
-      <w:r>
-        <w:rPr>
-          <w:rFonts w:ascii="Times New Roman" w:hAnsi="Times New Roman" w:cs="Times New Roman"/>
-          <w:sz w:val="26"/>
-          <w:szCs w:val="26"/>
-          <w:lang w:val="vi-VN"/>
-        </w:rPr>
-        <w:t xml:space="preserve"> </w:t>
-      </w:r>
-      <w:r>
-        <w:rPr>
-          <w:rFonts w:ascii="Times New Roman" w:hAnsi="Times New Roman" w:cs="Times New Roman"/>
-          <w:sz w:val="26"/>
-          <w:szCs w:val="26"/>
-        </w:rPr>
-        <w:t>Work Percent Complete</w:t>
-      </w:r>
-    </w:p>
-    <w:p>
-      <w:pPr>
-        <w:spacing w:line="360" w:lineRule="auto"/>
-        <w:jc w:val="center"/>
-        <w:rPr>
-          <w:rFonts w:ascii="Times New Roman" w:hAnsi="Times New Roman" w:cs="Times New Roman"/>
-          <w:sz w:val="26"/>
-          <w:szCs w:val="26"/>
-        </w:rPr>
-      </w:pPr>
-      <w:r>
-        <w:rPr>
-          <w:rFonts w:ascii="Times New Roman" w:hAnsi="Times New Roman" w:cs="Times New Roman"/>
-          <w:sz w:val="26"/>
-          <w:szCs w:val="26"/>
-        </w:rPr>
-        <w:t>EV</w:t>
-      </w:r>
-      <w:r>
-        <w:rPr>
-          <w:rFonts w:ascii="Times New Roman" w:hAnsi="Times New Roman" w:cs="Times New Roman"/>
-          <w:sz w:val="26"/>
-          <w:szCs w:val="26"/>
-          <w:lang w:val="vi-VN"/>
-        </w:rPr>
-        <w:t xml:space="preserve"> </w:t>
-      </w:r>
-      <w:r>
-        <w:rPr>
-          <w:rFonts w:ascii="Times New Roman" w:hAnsi="Times New Roman" w:cs="Times New Roman"/>
-          <w:sz w:val="26"/>
-          <w:szCs w:val="26"/>
-        </w:rPr>
-        <w:t>=</w:t>
-      </w:r>
-      <w:r>
-        <w:rPr>
-          <w:rFonts w:ascii="Times New Roman" w:hAnsi="Times New Roman" w:cs="Times New Roman"/>
-          <w:sz w:val="26"/>
-          <w:szCs w:val="26"/>
-          <w:lang w:val="vi-VN"/>
-        </w:rPr>
-        <w:t xml:space="preserve"> </w:t>
-      </w:r>
-      <w:r>
-        <w:rPr>
-          <w:rFonts w:ascii="Times New Roman" w:hAnsi="Times New Roman" w:cs="Times New Roman"/>
-          <w:sz w:val="26"/>
-          <w:szCs w:val="26"/>
-        </w:rPr>
-        <w:t>$18.320,00</w:t>
-      </w:r>
-      <w:r>
-        <w:rPr>
-          <w:rFonts w:ascii="Times New Roman" w:hAnsi="Times New Roman" w:cs="Times New Roman"/>
-          <w:sz w:val="26"/>
-          <w:szCs w:val="26"/>
-          <w:lang w:val="vi-VN"/>
-        </w:rPr>
-        <w:t xml:space="preserve"> </w:t>
-      </w:r>
-      <w:r>
-        <w:rPr>
-          <w:rFonts w:ascii="Times New Roman" w:hAnsi="Times New Roman" w:cs="Times New Roman"/>
-          <w:sz w:val="26"/>
-          <w:szCs w:val="26"/>
-        </w:rPr>
-        <w:t>×</w:t>
-      </w:r>
-      <w:r>
-        <w:rPr>
-          <w:rFonts w:ascii="Times New Roman" w:hAnsi="Times New Roman" w:cs="Times New Roman"/>
-          <w:sz w:val="26"/>
-          <w:szCs w:val="26"/>
-          <w:lang w:val="vi-VN"/>
-        </w:rPr>
-        <w:t xml:space="preserve"> </w:t>
-      </w:r>
-      <w:r>
-        <w:rPr>
-          <w:rFonts w:ascii="Times New Roman" w:hAnsi="Times New Roman" w:cs="Times New Roman"/>
-          <w:sz w:val="26"/>
-          <w:szCs w:val="26"/>
-        </w:rPr>
-        <w:t>15%</w:t>
-      </w:r>
-      <w:r>
-        <w:rPr>
-          <w:rFonts w:ascii="Times New Roman" w:hAnsi="Times New Roman" w:cs="Times New Roman"/>
-          <w:sz w:val="26"/>
-          <w:szCs w:val="26"/>
-          <w:lang w:val="vi-VN"/>
-        </w:rPr>
-        <w:t xml:space="preserve"> </w:t>
-      </w:r>
-      <w:r>
-        <w:rPr>
-          <w:rFonts w:ascii="Times New Roman" w:hAnsi="Times New Roman" w:cs="Times New Roman"/>
-          <w:sz w:val="26"/>
-          <w:szCs w:val="26"/>
-        </w:rPr>
-        <w:t>=</w:t>
-      </w:r>
-      <w:r>
-        <w:rPr>
-          <w:rFonts w:ascii="Times New Roman" w:hAnsi="Times New Roman" w:cs="Times New Roman"/>
-          <w:sz w:val="26"/>
-          <w:szCs w:val="26"/>
-          <w:lang w:val="vi-VN"/>
-        </w:rPr>
-        <w:t xml:space="preserve"> </w:t>
-      </w:r>
-      <w:r>
-        <w:rPr>
-          <w:rFonts w:ascii="Times New Roman" w:hAnsi="Times New Roman" w:cs="Times New Roman"/>
-          <w:sz w:val="26"/>
-          <w:szCs w:val="26"/>
-        </w:rPr>
-        <w:t>$2.748,00</w:t>
-      </w:r>
-    </w:p>
-    <w:p>
-      <w:pPr>
-        <w:spacing w:line="360" w:lineRule="auto"/>
-        <w:rPr>
-          <w:rFonts w:ascii="Times New Roman" w:hAnsi="Times New Roman" w:cs="Times New Roman"/>
-          <w:b/>
-          <w:bCs/>
-          <w:sz w:val="26"/>
-          <w:szCs w:val="26"/>
-          <w:lang w:val="vi-VN"/>
-        </w:rPr>
-      </w:pPr>
-      <w:r>
-        <w:rPr>
-          <w:rFonts w:ascii="Times New Roman" w:hAnsi="Times New Roman" w:cs="Times New Roman"/>
-          <w:b/>
-          <w:bCs/>
-          <w:sz w:val="26"/>
-          <w:szCs w:val="26"/>
-        </w:rPr>
-        <w:t xml:space="preserve">Tính </w:t>
-      </w:r>
-      <w:r>
-        <w:rPr>
-          <w:rFonts w:ascii="Times New Roman" w:hAnsi="Times New Roman" w:cs="Times New Roman"/>
-          <w:b/>
-          <w:bCs/>
-          <w:sz w:val="26"/>
-          <w:szCs w:val="26"/>
-        </w:rPr>
-        <w:t>c</w:t>
-      </w:r>
-      <w:r>
-        <w:rPr>
-          <w:rFonts w:ascii="Times New Roman" w:hAnsi="Times New Roman" w:cs="Times New Roman"/>
-          <w:b/>
-          <w:bCs/>
-          <w:sz w:val="26"/>
-          <w:szCs w:val="26"/>
-        </w:rPr>
-        <w:t xml:space="preserve">hỉ số </w:t>
-      </w:r>
-      <w:r>
-        <w:rPr>
-          <w:rFonts w:ascii="Times New Roman" w:hAnsi="Times New Roman" w:cs="Times New Roman"/>
-          <w:b/>
-          <w:bCs/>
-          <w:sz w:val="26"/>
-          <w:szCs w:val="26"/>
-        </w:rPr>
-        <w:t>h</w:t>
-      </w:r>
-      <w:r>
-        <w:rPr>
-          <w:rFonts w:ascii="Times New Roman" w:hAnsi="Times New Roman" w:cs="Times New Roman"/>
-          <w:b/>
-          <w:bCs/>
-          <w:sz w:val="26"/>
-          <w:szCs w:val="26"/>
-        </w:rPr>
-        <w:t xml:space="preserve">iệu suất </w:t>
-      </w:r>
-      <w:r>
-        <w:rPr>
-          <w:rFonts w:ascii="Times New Roman" w:hAnsi="Times New Roman" w:cs="Times New Roman"/>
-          <w:b/>
-          <w:bCs/>
-          <w:sz w:val="26"/>
-          <w:szCs w:val="26"/>
-        </w:rPr>
-        <w:t>c</w:t>
-      </w:r>
-      <w:r>
-        <w:rPr>
-          <w:rFonts w:ascii="Times New Roman" w:hAnsi="Times New Roman" w:cs="Times New Roman"/>
-          <w:b/>
-          <w:bCs/>
-          <w:sz w:val="26"/>
-          <w:szCs w:val="26"/>
-        </w:rPr>
-        <w:t>hi phí</w:t>
-      </w:r>
-      <w:r>
-        <w:rPr>
-          <w:rFonts w:ascii="Times New Roman" w:hAnsi="Times New Roman" w:cs="Times New Roman"/>
-          <w:b/>
-          <w:bCs/>
-          <w:sz w:val="26"/>
-          <w:szCs w:val="26"/>
-          <w:lang w:val="vi-VN"/>
-        </w:rPr>
-        <w:t>:</w:t>
-      </w:r>
-    </w:p>
-    <w:p>
-      <w:pPr>
-        <w:spacing w:line="360" w:lineRule="auto"/>
-        <w:ind w:left="3261" w:firstLine="720"/>
-        <w:rPr>
-          <w:rFonts w:ascii="Times New Roman" w:eastAsiaTheme="minorEastAsia" w:hAnsi="Times New Roman" w:cs="Times New Roman"/>
-          <w:sz w:val="32"/>
-          <w:szCs w:val="32"/>
-          <w:lang w:val="vi-VN"/>
-        </w:rPr>
-      </w:pPr>
-      <w:r>
-        <w:rPr>
-          <w:rFonts w:ascii="Times New Roman" w:hAnsi="Times New Roman" w:cs="Times New Roman"/>
-          <w:sz w:val="26"/>
-          <w:szCs w:val="26"/>
-        </w:rPr>
-        <w:t>CPI</w:t>
-      </w:r>
-      <w:r>
-        <w:rPr>
-          <w:rFonts w:ascii="Times New Roman" w:hAnsi="Times New Roman" w:cs="Times New Roman"/>
-          <w:sz w:val="26"/>
-          <w:szCs w:val="26"/>
-          <w:lang w:val="vi-VN"/>
-        </w:rPr>
-        <w:t xml:space="preserve"> </w:t>
-      </w:r>
-      <w:r>
-        <w:rPr>
-          <w:rFonts w:ascii="Times New Roman" w:hAnsi="Times New Roman" w:cs="Times New Roman"/>
-          <w:sz w:val="26"/>
-          <w:szCs w:val="26"/>
-        </w:rPr>
-        <w:t>=</w:t>
-      </w:r>
-      <w:r>
-        <w:rPr>
-          <w:rFonts w:ascii="Times New Roman" w:hAnsi="Times New Roman" w:cs="Times New Roman"/>
-          <w:sz w:val="26"/>
-          <w:szCs w:val="26"/>
-          <w:lang w:val="vi-VN"/>
-        </w:rPr>
-        <w:t xml:space="preserve"> </w:t>
-      </w:r>
-      <w:r>
-        <w:rPr>
-          <w:rFonts w:ascii="Times New Roman" w:hAnsi="Times New Roman" w:cs="Times New Roman"/>
-          <w:sz w:val="26"/>
-          <w:szCs w:val="26"/>
-        </w:rPr>
-        <w:t>​</w:t>
-      </w:r>
-      <m:oMath>
-        <m:f>
-          <m:fPr>
-            <m:ctrlPr>
-              <w:rPr>
-                <w:rFonts w:ascii="Cambria Math" w:hAnsi="Cambria Math" w:cs="Times New Roman"/>
-                <w:i/>
-                <w:sz w:val="32"/>
-                <w:szCs w:val="32"/>
-              </w:rPr>
-            </m:ctrlPr>
-          </m:fPr>
-          <m:num>
-            <m:r>
-              <m:rPr>
-                <m:sty m:val="p"/>
-              </m:rPr>
-              <w:rPr>
-                <w:rFonts w:ascii="Cambria Math" w:hAnsi="Cambria Math" w:cs="Times New Roman"/>
-                <w:sz w:val="32"/>
-                <w:szCs w:val="32"/>
-              </w:rPr>
-              <m:t>EV</m:t>
-            </m:r>
-          </m:num>
-          <m:den>
-            <m:r>
-              <w:rPr>
-                <w:rFonts w:ascii="Cambria Math" w:hAnsi="Cambria Math" w:cs="Times New Roman"/>
-                <w:sz w:val="32"/>
-                <w:szCs w:val="32"/>
-              </w:rPr>
-              <m:t>AC</m:t>
-            </m:r>
-          </m:den>
-        </m:f>
-      </m:oMath>
-    </w:p>
-    <w:p>
-      <w:pPr>
-        <w:spacing w:line="360" w:lineRule="auto"/>
-        <w:jc w:val="center"/>
-        <w:rPr>
-          <w:rFonts w:ascii="Times New Roman" w:hAnsi="Times New Roman" w:cs="Times New Roman"/>
-          <w:sz w:val="26"/>
-          <w:szCs w:val="26"/>
-        </w:rPr>
-      </w:pPr>
-      <w:r>
-        <w:rPr>
-          <w:rFonts w:ascii="Times New Roman" w:hAnsi="Times New Roman" w:cs="Times New Roman"/>
-          <w:sz w:val="26"/>
-          <w:szCs w:val="26"/>
-          <w:lang w:val="vi-VN"/>
-        </w:rPr>
-        <w:t xml:space="preserve">=&gt;   </w:t>
-      </w:r>
-      <m:oMath>
-        <m:f>
-          <m:fPr>
-            <m:ctrlPr>
-              <w:rPr>
-                <w:rFonts w:ascii="Cambria Math" w:hAnsi="Cambria Math" w:cs="Times New Roman"/>
-                <w:i/>
-                <w:sz w:val="32"/>
-                <w:szCs w:val="32"/>
-              </w:rPr>
-            </m:ctrlPr>
-          </m:fPr>
-          <m:num>
-            <m:r>
-              <m:rPr>
-                <m:sty m:val="p"/>
-              </m:rPr>
-              <w:rPr>
-                <w:rFonts w:ascii="Cambria Math" w:hAnsi="Cambria Math" w:cs="Times New Roman"/>
-                <w:sz w:val="32"/>
-                <w:szCs w:val="32"/>
-              </w:rPr>
-              <m:t>$2.748,00</m:t>
-            </m:r>
-          </m:num>
-          <m:den>
-            <m:r>
-              <m:rPr>
-                <m:sty m:val="p"/>
-              </m:rPr>
-              <w:rPr>
-                <w:rFonts w:ascii="Cambria Math" w:hAnsi="Cambria Math" w:cs="Times New Roman"/>
-                <w:sz w:val="32"/>
-                <w:szCs w:val="32"/>
-              </w:rPr>
-              <m:t>$3.080,00</m:t>
-            </m:r>
-          </m:den>
-        </m:f>
-      </m:oMath>
-      <w:r>
-        <w:rPr>
-          <w:rFonts w:ascii="Times New Roman" w:hAnsi="Times New Roman" w:cs="Times New Roman"/>
-          <w:sz w:val="26"/>
-          <w:szCs w:val="26"/>
-        </w:rPr>
-        <w:t>​</w:t>
-      </w:r>
-      <w:r>
-        <w:rPr>
-          <w:rFonts w:ascii="Times New Roman" w:hAnsi="Times New Roman" w:cs="Times New Roman"/>
-          <w:sz w:val="26"/>
-          <w:szCs w:val="26"/>
-          <w:lang w:val="vi-VN"/>
-        </w:rPr>
-        <w:t xml:space="preserve"> = </w:t>
-      </w:r>
-      <w:r>
-        <w:rPr>
-          <w:rFonts w:ascii="Times New Roman" w:hAnsi="Times New Roman" w:cs="Times New Roman"/>
-          <w:sz w:val="26"/>
-          <w:szCs w:val="26"/>
-        </w:rPr>
-        <w:t>0.892</w:t>
-      </w:r>
-    </w:p>
-    <w:p>
-      <w:pPr>
-        <w:spacing w:line="360" w:lineRule="auto"/>
-        <w:rPr>
-          <w:rFonts w:ascii="Times New Roman" w:hAnsi="Times New Roman" w:cs="Times New Roman"/>
-          <w:b/>
-          <w:bCs/>
-          <w:sz w:val="26"/>
-          <w:szCs w:val="26"/>
-        </w:rPr>
-      </w:pPr>
-      <w:r>
-        <w:rPr>
-          <w:rFonts w:ascii="Times New Roman" w:hAnsi="Times New Roman" w:cs="Times New Roman"/>
-          <w:b/>
-          <w:bCs/>
-          <w:sz w:val="26"/>
-          <w:szCs w:val="26"/>
-        </w:rPr>
-        <w:t xml:space="preserve">Tính </w:t>
-      </w:r>
-      <w:r>
-        <w:rPr>
-          <w:rFonts w:ascii="Times New Roman" w:hAnsi="Times New Roman" w:cs="Times New Roman"/>
-          <w:b/>
-          <w:bCs/>
-          <w:sz w:val="26"/>
-          <w:szCs w:val="26"/>
-        </w:rPr>
-        <w:t>s</w:t>
-      </w:r>
-      <w:r>
-        <w:rPr>
-          <w:rFonts w:ascii="Times New Roman" w:hAnsi="Times New Roman" w:cs="Times New Roman"/>
-          <w:b/>
-          <w:bCs/>
-          <w:sz w:val="26"/>
-          <w:szCs w:val="26"/>
-        </w:rPr>
-        <w:t xml:space="preserve">ố tiền cần chi thêm: </w:t>
-      </w:r>
-    </w:p>
-    <w:p>
-      <w:pPr>
-        <w:spacing w:line="360" w:lineRule="auto"/>
-        <w:rPr>
-          <w:rFonts w:ascii="Times New Roman" w:hAnsi="Times New Roman" w:cs="Times New Roman"/>
-          <w:i/>
-          <w:sz w:val="26"/>
-          <w:szCs w:val="26"/>
-          <w:lang w:val="vi-VN"/>
-        </w:rPr>
-      </w:pPr>
-      <m:oMathPara>
-        <m:oMath>
-          <m:r>
-            <m:rPr>
-              <m:sty m:val="p"/>
-            </m:rPr>
-            <w:rPr>
-              <w:rFonts w:ascii="Cambria Math" w:hAnsi="Cambria Math" w:cs="Times New Roman"/>
-              <w:sz w:val="26"/>
-              <w:szCs w:val="26"/>
-            </w:rPr>
-            <m:t>ETC=</m:t>
-          </m:r>
-          <m:r>
-            <m:rPr>
-              <m:sty m:val="p"/>
-            </m:rPr>
-            <w:rPr>
-              <w:rFonts w:ascii="Cambria Math" w:hAnsi="Times New Roman" w:cs="Times New Roman"/>
-              <w:sz w:val="26"/>
-              <w:szCs w:val="26"/>
-            </w:rPr>
-            <m:t xml:space="preserve"> </m:t>
-          </m:r>
-          <m:f>
-            <m:fPr>
-              <m:ctrlPr>
-                <w:rPr>
-                  <w:rFonts w:ascii="Cambria Math" w:hAnsi="Times New Roman" w:cs="Times New Roman"/>
-                  <w:i/>
-                  <w:sz w:val="26"/>
-                  <w:szCs w:val="26"/>
-                  <w:lang w:val="vi-VN"/>
-                </w:rPr>
-              </m:ctrlPr>
-            </m:fPr>
-            <m:num>
-              <m:r>
-                <m:rPr>
-                  <m:sty m:val="p"/>
-                </m:rPr>
-                <w:rPr>
-                  <w:rFonts w:ascii="Cambria Math" w:hAnsi="Cambria Math" w:cs="Times New Roman"/>
-                  <w:sz w:val="26"/>
-                  <w:szCs w:val="26"/>
-                </w:rPr>
-                <m:t>BAC-EV</m:t>
-              </m:r>
-            </m:num>
-            <m:den>
-              <m:r>
-                <m:rPr>
-                  <m:sty m:val="p"/>
-                </m:rPr>
-                <w:rPr>
-                  <w:rFonts w:ascii="Cambria Math" w:hAnsi="Cambria Math" w:cs="Times New Roman"/>
-                  <w:sz w:val="26"/>
-                  <w:szCs w:val="26"/>
-                </w:rPr>
-                <m:t>CPI</m:t>
-              </m:r>
-            </m:den>
-          </m:f>
-          <m:r>
-            <w:rPr>
-              <w:rFonts w:ascii="Cambria Math" w:hAnsi="Times New Roman" w:cs="Times New Roman"/>
-              <w:sz w:val="26"/>
-              <w:szCs w:val="26"/>
-              <w:lang w:val="vi-VN"/>
-            </w:rPr>
-            <m:t xml:space="preserve">= </m:t>
-          </m:r>
-          <m:f>
-            <m:fPr>
-              <m:ctrlPr>
-                <w:rPr>
-                  <w:rFonts w:ascii="Cambria Math" w:hAnsi="Times New Roman" w:cs="Times New Roman"/>
-                  <w:i/>
-                  <w:sz w:val="26"/>
-                  <w:szCs w:val="26"/>
-                  <w:lang w:val="vi-VN"/>
-                </w:rPr>
-              </m:ctrlPr>
-            </m:fPr>
-            <m:num>
-              <m:r>
-                <m:rPr>
-                  <m:sty m:val="p"/>
-                </m:rPr>
-                <w:rPr>
-                  <w:rFonts w:ascii="Cambria Math" w:hAnsi="Cambria Math" w:cs="Times New Roman"/>
-                  <w:sz w:val="26"/>
-                  <w:szCs w:val="26"/>
-                </w:rPr>
-                <m:t>$18.320,00-$2.748,00</m:t>
-              </m:r>
-            </m:num>
-            <m:den>
-              <m:r>
-                <m:rPr>
-                  <m:sty m:val="p"/>
-                </m:rPr>
-                <w:rPr>
-                  <w:rFonts w:ascii="Cambria Math" w:hAnsi="Cambria Math" w:cs="Times New Roman"/>
-                  <w:sz w:val="26"/>
-                  <w:szCs w:val="26"/>
-                </w:rPr>
-                <m:t>0.892</m:t>
-              </m:r>
-            </m:den>
-          </m:f>
-          <m:r>
-            <w:rPr>
-              <w:rFonts w:ascii="Cambria Math" w:hAnsi="Times New Roman" w:cs="Times New Roman"/>
-              <w:sz w:val="26"/>
-              <w:szCs w:val="26"/>
-              <w:lang w:val="vi-VN"/>
-            </w:rPr>
-            <m:t xml:space="preserve">= </m:t>
-          </m:r>
-          <m:r>
-            <m:rPr>
-              <m:sty m:val="p"/>
-            </m:rPr>
-            <w:rPr>
-              <w:rFonts w:ascii="Cambria Math" w:hAnsi="Cambria Math" w:cs="Times New Roman"/>
-              <w:sz w:val="26"/>
-              <w:szCs w:val="26"/>
-            </w:rPr>
-            <m:t>$17.457,40</m:t>
-          </m:r>
-        </m:oMath>
-      </m:oMathPara>
-    </w:p>
-    <w:p>
-      <w:pPr>
-        <w:spacing w:line="360" w:lineRule="auto"/>
-        <w:ind w:left="284"/>
-        <w:rPr>
-          <w:rFonts w:ascii="Times New Roman" w:hAnsi="Times New Roman" w:cs="Times New Roman"/>
-          <w:sz w:val="26"/>
-          <w:szCs w:val="26"/>
-          <w:lang w:val="vi-VN"/>
-        </w:rPr>
-      </w:pPr>
-      <w:r>
-        <w:rPr>
-          <w:rFonts w:ascii="Times New Roman" w:hAnsi="Times New Roman" w:cs="Times New Roman"/>
-          <w:sz w:val="26"/>
-          <w:szCs w:val="26"/>
-          <w:lang w:val="vi-VN"/>
-        </w:rPr>
-        <w:t xml:space="preserve">=&gt; Số tiền cần chi thêm để hoàn thành dự án là </w:t>
-      </w:r>
-      <w:r>
-        <w:rPr>
-          <w:rFonts w:ascii="Times New Roman" w:hAnsi="Times New Roman" w:cs="Times New Roman"/>
-          <w:sz w:val="26"/>
-          <w:szCs w:val="26"/>
-        </w:rPr>
-        <w:t>$17.457,40</w:t>
-      </w:r>
-    </w:p>
-    <w:p>
-      <w:pPr>
-        <w:spacing w:line="360" w:lineRule="auto"/>
-        <w:rPr>
-          <w:rFonts w:ascii="Times New Roman" w:hAnsi="Times New Roman" w:cs="Times New Roman"/>
-          <w:b/>
-          <w:bCs/>
-          <w:sz w:val="26"/>
-          <w:szCs w:val="26"/>
-        </w:rPr>
-      </w:pPr>
-      <w:r>
-        <w:rPr>
-          <w:rFonts w:ascii="Times New Roman" w:hAnsi="Times New Roman" w:cs="Times New Roman"/>
-          <w:b/>
-          <w:bCs/>
-          <w:sz w:val="26"/>
-          <w:szCs w:val="26"/>
-        </w:rPr>
-        <w:br w:type="page"/>
-      </w:r>
-    </w:p>
-    <w:p>
-      <w:pPr>
-        <w:spacing w:line="360" w:lineRule="auto"/>
-        <w:rPr>
-          <w:rFonts w:ascii="Times New Roman" w:hAnsi="Times New Roman" w:cs="Times New Roman"/>
-          <w:b/>
-          <w:bCs/>
-          <w:sz w:val="26"/>
-          <w:szCs w:val="26"/>
-          <w:lang w:val="vi-VN"/>
-        </w:rPr>
-      </w:pPr>
-      <w:r>
-        <w:rPr>
-          <w:rFonts w:ascii="Times New Roman" w:hAnsi="Times New Roman" w:cs="Times New Roman"/>
-          <w:b/>
-          <w:bCs/>
-          <w:sz w:val="26"/>
-          <w:szCs w:val="26"/>
-        </w:rPr>
-        <w:lastRenderedPageBreak/>
-        <w:t>b. Dự kiến vượt quá hoặc thấp hơn ngân sách (VAC)</w:t>
-      </w:r>
-    </w:p>
-    <w:p>
-      <w:pPr>
-        <w:spacing w:line="360" w:lineRule="auto"/>
-        <w:rPr>
-          <w:rFonts w:ascii="Times New Roman" w:hAnsi="Times New Roman" w:cs="Times New Roman"/>
-          <w:b/>
-          <w:bCs/>
-          <w:sz w:val="26"/>
-          <w:szCs w:val="26"/>
-        </w:rPr>
-      </w:pPr>
-      <w:r>
-        <w:rPr>
-          <w:rFonts w:ascii="Times New Roman" w:hAnsi="Times New Roman" w:cs="Times New Roman"/>
-          <w:b/>
-          <w:bCs/>
-          <w:sz w:val="26"/>
-          <w:szCs w:val="26"/>
-        </w:rPr>
-        <w:t xml:space="preserve">Tính EAC: </w:t>
-      </w:r>
-    </w:p>
-    <w:p>
-      <w:pPr>
-        <w:spacing w:line="360" w:lineRule="auto"/>
-        <w:jc w:val="center"/>
-        <w:rPr>
-          <w:rFonts w:ascii="Times New Roman" w:hAnsi="Times New Roman" w:cs="Times New Roman"/>
-          <w:sz w:val="26"/>
-          <w:szCs w:val="26"/>
-        </w:rPr>
-      </w:pPr>
-      <w:r>
-        <w:rPr>
-          <w:rFonts w:ascii="Times New Roman" w:hAnsi="Times New Roman" w:cs="Times New Roman"/>
-          <w:sz w:val="26"/>
-          <w:szCs w:val="26"/>
-        </w:rPr>
-        <w:t>EAC</w:t>
-      </w:r>
-      <w:r>
-        <w:rPr>
-          <w:rFonts w:ascii="Times New Roman" w:hAnsi="Times New Roman" w:cs="Times New Roman"/>
-          <w:sz w:val="26"/>
-          <w:szCs w:val="26"/>
-          <w:lang w:val="vi-VN"/>
-        </w:rPr>
-        <w:t xml:space="preserve"> </w:t>
-      </w:r>
-      <w:r>
-        <w:rPr>
-          <w:rFonts w:ascii="Times New Roman" w:hAnsi="Times New Roman" w:cs="Times New Roman"/>
-          <w:sz w:val="26"/>
-          <w:szCs w:val="26"/>
-        </w:rPr>
-        <w:t>=</w:t>
-      </w:r>
-      <w:r>
-        <w:rPr>
-          <w:rFonts w:ascii="Times New Roman" w:hAnsi="Times New Roman" w:cs="Times New Roman"/>
-          <w:sz w:val="26"/>
-          <w:szCs w:val="26"/>
-          <w:lang w:val="vi-VN"/>
-        </w:rPr>
-        <w:t xml:space="preserve"> </w:t>
-      </w:r>
-      <w:r>
-        <w:rPr>
-          <w:rFonts w:ascii="Times New Roman" w:hAnsi="Times New Roman" w:cs="Times New Roman"/>
-          <w:sz w:val="26"/>
-          <w:szCs w:val="26"/>
-        </w:rPr>
-        <w:t>AC</w:t>
-      </w:r>
-      <w:r>
-        <w:rPr>
-          <w:rFonts w:ascii="Times New Roman" w:hAnsi="Times New Roman" w:cs="Times New Roman"/>
-          <w:sz w:val="26"/>
-          <w:szCs w:val="26"/>
-          <w:lang w:val="vi-VN"/>
-        </w:rPr>
-        <w:t xml:space="preserve"> </w:t>
-      </w:r>
-      <w:r>
-        <w:rPr>
-          <w:rFonts w:ascii="Times New Roman" w:hAnsi="Times New Roman" w:cs="Times New Roman"/>
-          <w:sz w:val="26"/>
-          <w:szCs w:val="26"/>
-        </w:rPr>
-        <w:t>+</w:t>
-      </w:r>
-      <w:r>
-        <w:rPr>
-          <w:rFonts w:ascii="Times New Roman" w:hAnsi="Times New Roman" w:cs="Times New Roman"/>
-          <w:sz w:val="26"/>
-          <w:szCs w:val="26"/>
-          <w:lang w:val="vi-VN"/>
-        </w:rPr>
-        <w:t xml:space="preserve"> </w:t>
-      </w:r>
-      <w:r>
-        <w:rPr>
-          <w:rFonts w:ascii="Times New Roman" w:hAnsi="Times New Roman" w:cs="Times New Roman"/>
-          <w:sz w:val="26"/>
-          <w:szCs w:val="26"/>
-        </w:rPr>
-        <w:t>ETC</w:t>
-      </w:r>
-      <w:r>
-        <w:rPr>
-          <w:rFonts w:ascii="Times New Roman" w:hAnsi="Times New Roman" w:cs="Times New Roman"/>
-          <w:sz w:val="26"/>
-          <w:szCs w:val="26"/>
-          <w:lang w:val="vi-VN"/>
-        </w:rPr>
-        <w:t xml:space="preserve"> </w:t>
-      </w:r>
-      <w:r>
-        <w:rPr>
-          <w:rFonts w:ascii="Times New Roman" w:hAnsi="Times New Roman" w:cs="Times New Roman"/>
-          <w:sz w:val="26"/>
-          <w:szCs w:val="26"/>
-        </w:rPr>
-        <w:t>=</w:t>
-      </w:r>
-      <w:r>
-        <w:rPr>
-          <w:rFonts w:ascii="Times New Roman" w:hAnsi="Times New Roman" w:cs="Times New Roman"/>
-          <w:sz w:val="26"/>
-          <w:szCs w:val="26"/>
-          <w:lang w:val="vi-VN"/>
-        </w:rPr>
-        <w:t xml:space="preserve"> </w:t>
-      </w:r>
-      <w:r>
-        <w:rPr>
-          <w:rFonts w:ascii="Times New Roman" w:hAnsi="Times New Roman" w:cs="Times New Roman"/>
-          <w:sz w:val="26"/>
-          <w:szCs w:val="26"/>
-        </w:rPr>
-        <w:t>$3.080,00</w:t>
-      </w:r>
-      <w:r>
-        <w:rPr>
-          <w:rFonts w:ascii="Times New Roman" w:hAnsi="Times New Roman" w:cs="Times New Roman"/>
-          <w:sz w:val="26"/>
-          <w:szCs w:val="26"/>
-          <w:lang w:val="vi-VN"/>
-        </w:rPr>
-        <w:t xml:space="preserve"> </w:t>
-      </w:r>
-      <w:r>
-        <w:rPr>
-          <w:rFonts w:ascii="Times New Roman" w:hAnsi="Times New Roman" w:cs="Times New Roman"/>
-          <w:sz w:val="26"/>
-          <w:szCs w:val="26"/>
-        </w:rPr>
-        <w:t>+</w:t>
-      </w:r>
-      <w:r>
-        <w:rPr>
-          <w:rFonts w:ascii="Times New Roman" w:hAnsi="Times New Roman" w:cs="Times New Roman"/>
-          <w:sz w:val="26"/>
-          <w:szCs w:val="26"/>
-          <w:lang w:val="vi-VN"/>
-        </w:rPr>
-        <w:t xml:space="preserve"> </w:t>
-      </w:r>
-      <w:r>
-        <w:rPr>
-          <w:rFonts w:ascii="Times New Roman" w:hAnsi="Times New Roman" w:cs="Times New Roman"/>
-          <w:sz w:val="26"/>
-          <w:szCs w:val="26"/>
-        </w:rPr>
-        <w:t>$17.457,40</w:t>
-      </w:r>
-      <w:r>
-        <w:rPr>
-          <w:rFonts w:ascii="Times New Roman" w:hAnsi="Times New Roman" w:cs="Times New Roman"/>
-          <w:sz w:val="26"/>
-          <w:szCs w:val="26"/>
-          <w:lang w:val="vi-VN"/>
-        </w:rPr>
-        <w:t xml:space="preserve"> </w:t>
-      </w:r>
-      <w:r>
-        <w:rPr>
-          <w:rFonts w:ascii="Times New Roman" w:hAnsi="Times New Roman" w:cs="Times New Roman"/>
-          <w:sz w:val="26"/>
-          <w:szCs w:val="26"/>
-        </w:rPr>
-        <w:t>=</w:t>
-      </w:r>
-      <w:r>
-        <w:rPr>
-          <w:rFonts w:ascii="Times New Roman" w:hAnsi="Times New Roman" w:cs="Times New Roman"/>
-          <w:sz w:val="26"/>
-          <w:szCs w:val="26"/>
-          <w:lang w:val="vi-VN"/>
-        </w:rPr>
-        <w:t xml:space="preserve"> </w:t>
-      </w:r>
-      <w:r>
-        <w:rPr>
-          <w:rFonts w:ascii="Times New Roman" w:hAnsi="Times New Roman" w:cs="Times New Roman"/>
-          <w:sz w:val="26"/>
-          <w:szCs w:val="26"/>
-        </w:rPr>
-        <w:t>$20.537,40</w:t>
-      </w:r>
-    </w:p>
-    <w:p>
-      <w:pPr>
-        <w:spacing w:line="360" w:lineRule="auto"/>
-        <w:rPr>
-          <w:rFonts w:ascii="Times New Roman" w:hAnsi="Times New Roman" w:cs="Times New Roman"/>
-          <w:b/>
-          <w:bCs/>
-          <w:sz w:val="26"/>
-          <w:szCs w:val="26"/>
-          <w:lang w:val="vi-VN"/>
-        </w:rPr>
-      </w:pPr>
-    </w:p>
-    <w:p>
-      <w:pPr>
-        <w:spacing w:line="360" w:lineRule="auto"/>
-        <w:ind w:left="284"/>
-        <w:rPr>
-          <w:rFonts w:ascii="Times New Roman" w:hAnsi="Times New Roman" w:cs="Times New Roman"/>
-          <w:sz w:val="26"/>
-          <w:szCs w:val="26"/>
-        </w:rPr>
-      </w:pPr>
-      <w:r>
-        <w:rPr>
-          <w:rFonts w:ascii="Times New Roman" w:hAnsi="Times New Roman" w:cs="Times New Roman"/>
-          <w:sz w:val="26"/>
-          <w:szCs w:val="26"/>
-        </w:rPr>
-        <w:t>Để xác định dự án dự kiến sẽ vượt quá hay thấp hơn ngân sách, chúng ta tính Phương sai khi Hoàn thành (VAC - Variance At Completion):</w:t>
-      </w:r>
-    </w:p>
-    <w:p>
-      <w:pPr>
-        <w:spacing w:line="360" w:lineRule="auto"/>
-        <w:jc w:val="center"/>
-        <w:rPr>
-          <w:rFonts w:ascii="Times New Roman" w:hAnsi="Times New Roman" w:cs="Times New Roman"/>
-          <w:sz w:val="26"/>
-          <w:szCs w:val="26"/>
-        </w:rPr>
-      </w:pPr>
-      <w:r>
-        <w:rPr>
-          <w:rFonts w:ascii="Times New Roman" w:hAnsi="Times New Roman" w:cs="Times New Roman"/>
-          <w:sz w:val="26"/>
-          <w:szCs w:val="26"/>
-        </w:rPr>
-        <w:t>VAC</w:t>
-      </w:r>
-      <w:r>
-        <w:rPr>
-          <w:rFonts w:ascii="Times New Roman" w:hAnsi="Times New Roman" w:cs="Times New Roman"/>
-          <w:sz w:val="26"/>
-          <w:szCs w:val="26"/>
-          <w:lang w:val="vi-VN"/>
-        </w:rPr>
-        <w:t xml:space="preserve"> </w:t>
-      </w:r>
-      <w:r>
-        <w:rPr>
-          <w:rFonts w:ascii="Times New Roman" w:hAnsi="Times New Roman" w:cs="Times New Roman"/>
-          <w:sz w:val="26"/>
-          <w:szCs w:val="26"/>
-        </w:rPr>
-        <w:t>=</w:t>
-      </w:r>
-      <w:r>
-        <w:rPr>
-          <w:rFonts w:ascii="Times New Roman" w:hAnsi="Times New Roman" w:cs="Times New Roman"/>
-          <w:sz w:val="26"/>
-          <w:szCs w:val="26"/>
-          <w:lang w:val="vi-VN"/>
-        </w:rPr>
-        <w:t xml:space="preserve"> </w:t>
-      </w:r>
-      <w:r>
-        <w:rPr>
-          <w:rFonts w:ascii="Times New Roman" w:hAnsi="Times New Roman" w:cs="Times New Roman"/>
-          <w:sz w:val="26"/>
-          <w:szCs w:val="26"/>
-        </w:rPr>
-        <w:t>BAC</w:t>
-      </w:r>
-      <w:r>
-        <w:rPr>
-          <w:rFonts w:ascii="Times New Roman" w:hAnsi="Times New Roman" w:cs="Times New Roman"/>
-          <w:sz w:val="26"/>
-          <w:szCs w:val="26"/>
-          <w:lang w:val="vi-VN"/>
-        </w:rPr>
-        <w:t xml:space="preserve"> </w:t>
-      </w:r>
-      <w:r>
-        <w:rPr>
-          <w:rFonts w:ascii="Times New Roman" w:hAnsi="Times New Roman" w:cs="Times New Roman"/>
-          <w:sz w:val="26"/>
-          <w:szCs w:val="26"/>
-        </w:rPr>
-        <w:t>−</w:t>
-      </w:r>
-      <w:r>
-        <w:rPr>
-          <w:rFonts w:ascii="Times New Roman" w:hAnsi="Times New Roman" w:cs="Times New Roman"/>
-          <w:sz w:val="26"/>
-          <w:szCs w:val="26"/>
-          <w:lang w:val="vi-VN"/>
-        </w:rPr>
-        <w:t xml:space="preserve"> </w:t>
-      </w:r>
-      <w:r>
-        <w:rPr>
-          <w:rFonts w:ascii="Times New Roman" w:hAnsi="Times New Roman" w:cs="Times New Roman"/>
-          <w:sz w:val="26"/>
-          <w:szCs w:val="26"/>
-        </w:rPr>
-        <w:t>EAC</w:t>
-      </w:r>
-    </w:p>
-    <w:p>
-      <w:pPr>
-        <w:spacing w:line="360" w:lineRule="auto"/>
-        <w:jc w:val="center"/>
-        <w:rPr>
-          <w:rFonts w:ascii="Times New Roman" w:hAnsi="Times New Roman" w:cs="Times New Roman"/>
-          <w:sz w:val="26"/>
-          <w:szCs w:val="26"/>
-        </w:rPr>
-      </w:pPr>
-      <w:r>
-        <w:rPr>
-          <w:rFonts w:ascii="Times New Roman" w:hAnsi="Times New Roman" w:cs="Times New Roman"/>
-          <w:sz w:val="26"/>
-          <w:szCs w:val="26"/>
-        </w:rPr>
-        <w:t>VAC</w:t>
-      </w:r>
-      <w:r>
-        <w:rPr>
-          <w:rFonts w:ascii="Times New Roman" w:hAnsi="Times New Roman" w:cs="Times New Roman"/>
-          <w:sz w:val="26"/>
-          <w:szCs w:val="26"/>
-          <w:lang w:val="vi-VN"/>
-        </w:rPr>
-        <w:t xml:space="preserve"> </w:t>
-      </w:r>
-      <w:r>
-        <w:rPr>
-          <w:rFonts w:ascii="Times New Roman" w:hAnsi="Times New Roman" w:cs="Times New Roman"/>
-          <w:sz w:val="26"/>
-          <w:szCs w:val="26"/>
-        </w:rPr>
-        <w:t>=</w:t>
-      </w:r>
-      <w:r>
-        <w:rPr>
-          <w:rFonts w:ascii="Times New Roman" w:hAnsi="Times New Roman" w:cs="Times New Roman"/>
-          <w:sz w:val="26"/>
-          <w:szCs w:val="26"/>
-          <w:lang w:val="vi-VN"/>
-        </w:rPr>
-        <w:t xml:space="preserve"> </w:t>
-      </w:r>
-      <w:r>
-        <w:rPr>
-          <w:rFonts w:ascii="Times New Roman" w:hAnsi="Times New Roman" w:cs="Times New Roman"/>
-          <w:sz w:val="26"/>
-          <w:szCs w:val="26"/>
-        </w:rPr>
-        <w:t>$18.320,00</w:t>
-      </w:r>
-      <w:r>
-        <w:rPr>
-          <w:rFonts w:ascii="Times New Roman" w:hAnsi="Times New Roman" w:cs="Times New Roman"/>
-          <w:sz w:val="26"/>
-          <w:szCs w:val="26"/>
-          <w:lang w:val="vi-VN"/>
-        </w:rPr>
-        <w:t xml:space="preserve"> </w:t>
-      </w:r>
-      <w:r>
-        <w:rPr>
-          <w:rFonts w:ascii="Times New Roman" w:hAnsi="Times New Roman" w:cs="Times New Roman"/>
-          <w:sz w:val="26"/>
-          <w:szCs w:val="26"/>
-        </w:rPr>
-        <w:t>−</w:t>
-      </w:r>
-      <w:r>
-        <w:rPr>
-          <w:rFonts w:ascii="Times New Roman" w:hAnsi="Times New Roman" w:cs="Times New Roman"/>
-          <w:sz w:val="26"/>
-          <w:szCs w:val="26"/>
-          <w:lang w:val="vi-VN"/>
-        </w:rPr>
-        <w:t xml:space="preserve"> </w:t>
-      </w:r>
-      <w:r>
-        <w:rPr>
-          <w:rFonts w:ascii="Times New Roman" w:hAnsi="Times New Roman" w:cs="Times New Roman"/>
-          <w:sz w:val="26"/>
-          <w:szCs w:val="26"/>
-        </w:rPr>
-        <w:t>$20.537,40</w:t>
-      </w:r>
-      <w:r>
-        <w:rPr>
-          <w:rFonts w:ascii="Times New Roman" w:hAnsi="Times New Roman" w:cs="Times New Roman"/>
-          <w:sz w:val="26"/>
-          <w:szCs w:val="26"/>
-          <w:lang w:val="vi-VN"/>
-        </w:rPr>
-        <w:t xml:space="preserve"> </w:t>
-      </w:r>
-      <w:r>
-        <w:rPr>
-          <w:rFonts w:ascii="Times New Roman" w:hAnsi="Times New Roman" w:cs="Times New Roman"/>
-          <w:sz w:val="26"/>
-          <w:szCs w:val="26"/>
-        </w:rPr>
-        <w:t>=</w:t>
-      </w:r>
-      <w:r>
-        <w:rPr>
-          <w:rFonts w:ascii="Times New Roman" w:hAnsi="Times New Roman" w:cs="Times New Roman"/>
-          <w:sz w:val="26"/>
-          <w:szCs w:val="26"/>
-          <w:lang w:val="vi-VN"/>
-        </w:rPr>
-        <w:t xml:space="preserve"> </w:t>
-      </w:r>
-      <w:r>
-        <w:rPr>
-          <w:rFonts w:ascii="Times New Roman" w:hAnsi="Times New Roman" w:cs="Times New Roman"/>
-          <w:sz w:val="26"/>
-          <w:szCs w:val="26"/>
-        </w:rPr>
-        <w:t>−$2.217,40</w:t>
-      </w:r>
-    </w:p>
-    <w:p>
-      <w:pPr>
-        <w:spacing w:line="360" w:lineRule="auto"/>
-        <w:ind w:left="360"/>
-        <w:rPr>
-          <w:rFonts w:ascii="Times New Roman" w:hAnsi="Times New Roman" w:cs="Times New Roman"/>
-          <w:sz w:val="26"/>
-          <w:szCs w:val="26"/>
-        </w:rPr>
-      </w:pPr>
-      <w:r>
-        <w:rPr>
-          <w:rFonts w:ascii="Times New Roman" w:hAnsi="Times New Roman" w:cs="Times New Roman"/>
-          <w:sz w:val="26"/>
-          <w:szCs w:val="26"/>
-          <w:lang w:val="vi-VN"/>
-        </w:rPr>
-        <w:t>=</w:t>
-      </w:r>
-      <w:r>
-        <w:rPr>
-          <w:rFonts w:ascii="Times New Roman" w:hAnsi="Times New Roman" w:cs="Times New Roman"/>
-          <w:sz w:val="26"/>
-          <w:szCs w:val="26"/>
-        </w:rPr>
-        <w:t xml:space="preserve">&gt; </w:t>
-      </w:r>
-      <w:r>
-        <w:rPr>
-          <w:rFonts w:ascii="Times New Roman" w:hAnsi="Times New Roman" w:cs="Times New Roman"/>
-          <w:sz w:val="26"/>
-          <w:szCs w:val="26"/>
-        </w:rPr>
-        <w:t>Dự kiến sẽ vượt quá ngân sách: $2.217,40.</w:t>
-      </w:r>
-    </w:p>
-    <w:p>
-      <w:pPr>
-        <w:spacing w:line="360" w:lineRule="auto"/>
-        <w:ind w:left="360"/>
-        <w:rPr>
-          <w:rFonts w:ascii="Times New Roman" w:hAnsi="Times New Roman" w:cs="Times New Roman"/>
-          <w:sz w:val="26"/>
-          <w:szCs w:val="26"/>
-          <w:lang w:val="vi-VN"/>
-        </w:rPr>
-      </w:pPr>
-      <w:r>
-        <w:rPr>
-          <w:rFonts w:ascii="Times New Roman" w:hAnsi="Times New Roman" w:cs="Times New Roman"/>
-          <w:sz w:val="26"/>
-          <w:szCs w:val="26"/>
-        </w:rPr>
-        <w:t>Vì VAC là một giá trị âm, dự án được dự báo sẽ vượt quá ngân sách ban đầu (BAC) khi hoàn thành.</w:t>
-      </w:r>
-    </w:p>
-    <w:p>
-      <w:pPr>
-        <w:spacing w:line="360" w:lineRule="auto"/>
-        <w:rPr>
-          <w:rFonts w:ascii="Times New Roman" w:hAnsi="Times New Roman" w:cs="Times New Roman"/>
-          <w:b/>
-          <w:bCs/>
-          <w:sz w:val="26"/>
-          <w:szCs w:val="26"/>
-        </w:rPr>
-      </w:pPr>
-      <w:r>
-        <w:rPr>
-          <w:rFonts w:ascii="Times New Roman" w:hAnsi="Times New Roman" w:cs="Times New Roman"/>
-          <w:b/>
-          <w:bCs/>
-          <w:sz w:val="26"/>
-          <w:szCs w:val="26"/>
-        </w:rPr>
-        <w:t>c. Công thức được sử dụng để ước tính khi hoàn thành (EAC)</w:t>
-      </w:r>
-    </w:p>
-    <w:p>
-      <w:pPr>
-        <w:spacing w:line="360" w:lineRule="auto"/>
-        <w:ind w:left="284" w:firstLine="436"/>
-        <w:rPr>
-          <w:rFonts w:ascii="Times New Roman" w:hAnsi="Times New Roman" w:cs="Times New Roman"/>
-          <w:sz w:val="26"/>
-          <w:szCs w:val="26"/>
-        </w:rPr>
-      </w:pPr>
-      <w:r>
-        <w:rPr>
-          <w:rFonts w:ascii="Times New Roman" w:hAnsi="Times New Roman" w:cs="Times New Roman"/>
-          <w:sz w:val="26"/>
-          <w:szCs w:val="26"/>
-        </w:rPr>
-        <w:t>Công thức thường được sử dụng trong trường hợp này, giả định rằng hiệu suất chi phí</w:t>
-      </w:r>
-      <w:r>
-        <w:rPr>
-          <w:rFonts w:ascii="Times New Roman" w:hAnsi="Times New Roman" w:cs="Times New Roman"/>
-          <w:b/>
-          <w:bCs/>
-          <w:sz w:val="26"/>
-          <w:szCs w:val="26"/>
-        </w:rPr>
-        <w:t xml:space="preserve"> </w:t>
-      </w:r>
-      <w:r>
-        <w:rPr>
-          <w:rFonts w:ascii="Times New Roman" w:hAnsi="Times New Roman" w:cs="Times New Roman"/>
-          <w:sz w:val="26"/>
-          <w:szCs w:val="26"/>
-        </w:rPr>
-        <w:t>hiện tại (CPI) sẽ tiếp tục cho phần còn lại của dự án, là:</w:t>
-      </w:r>
-    </w:p>
-    <w:p>
-      <w:pPr>
-        <w:spacing w:line="360" w:lineRule="auto"/>
-        <w:ind w:left="284"/>
-        <w:jc w:val="center"/>
-        <w:rPr>
-          <w:rFonts w:ascii="Times New Roman" w:hAnsi="Times New Roman" w:cs="Times New Roman"/>
-          <w:i/>
-          <w:sz w:val="26"/>
-          <w:szCs w:val="26"/>
-          <w:lang w:val="vi-VN"/>
-        </w:rPr>
-      </w:pPr>
-      <w:r>
-        <w:rPr>
-          <w:rFonts w:ascii="Times New Roman" w:hAnsi="Times New Roman" w:cs="Times New Roman"/>
-          <w:sz w:val="26"/>
-          <w:szCs w:val="26"/>
-        </w:rPr>
-        <w:t>​</w:t>
-      </w:r>
-      <w:r>
-        <w:rPr>
-          <w:rFonts w:ascii="Times New Roman" w:hAnsi="Times New Roman" w:cs="Times New Roman"/>
-          <w:sz w:val="26"/>
-          <w:szCs w:val="26"/>
-          <w:lang w:val="vi-VN"/>
-        </w:rPr>
-        <w:t xml:space="preserve"> </w:t>
-      </w:r>
-      <m:oMath>
-        <m:r>
-          <m:rPr>
-            <m:sty m:val="p"/>
-          </m:rPr>
-          <w:rPr>
-            <w:rFonts w:ascii="Cambria Math" w:hAnsi="Cambria Math" w:cs="Times New Roman"/>
-            <w:sz w:val="28"/>
-            <w:szCs w:val="28"/>
-          </w:rPr>
-          <m:t>EAC=AC+</m:t>
-        </m:r>
-        <m:r>
-          <m:rPr>
-            <m:sty m:val="p"/>
-          </m:rPr>
-          <w:rPr>
-            <w:rFonts w:ascii="Cambria Math" w:hAnsi="Times New Roman" w:cs="Times New Roman"/>
-            <w:sz w:val="28"/>
-            <w:szCs w:val="28"/>
-          </w:rPr>
-          <m:t xml:space="preserve"> </m:t>
-        </m:r>
-        <m:f>
-          <m:fPr>
-            <m:ctrlPr>
-              <w:rPr>
-                <w:rFonts w:ascii="Cambria Math" w:hAnsi="Times New Roman" w:cs="Times New Roman"/>
-                <w:i/>
-                <w:sz w:val="28"/>
-                <w:szCs w:val="28"/>
-                <w:lang w:val="vi-VN"/>
-              </w:rPr>
-            </m:ctrlPr>
-          </m:fPr>
-          <m:num>
-            <m:r>
-              <m:rPr>
-                <m:sty m:val="p"/>
-              </m:rPr>
-              <w:rPr>
-                <w:rFonts w:ascii="Cambria Math" w:hAnsi="Cambria Math" w:cs="Times New Roman"/>
-                <w:sz w:val="28"/>
-                <w:szCs w:val="28"/>
-              </w:rPr>
-              <m:t>BAC-EV</m:t>
-            </m:r>
-          </m:num>
-          <m:den>
-            <m:r>
-              <m:rPr>
-                <m:sty m:val="p"/>
-              </m:rPr>
-              <w:rPr>
-                <w:rFonts w:ascii="Cambria Math" w:hAnsi="Cambria Math" w:cs="Times New Roman"/>
-                <w:sz w:val="28"/>
-                <w:szCs w:val="28"/>
-              </w:rPr>
-              <m:t>CPI</m:t>
-            </m:r>
-            <m:r>
-              <m:rPr>
-                <m:sty m:val="p"/>
-              </m:rPr>
-              <w:rPr>
-                <w:rFonts w:ascii="Cambria Math" w:hAnsi="Cambria Math" w:cs="Times New Roman"/>
-                <w:sz w:val="28"/>
-                <w:szCs w:val="28"/>
-                <w:lang w:val="vi-VN"/>
-              </w:rPr>
-              <m:t xml:space="preserve"> </m:t>
-            </m:r>
-          </m:den>
-        </m:f>
-      </m:oMath>
-    </w:p>
-    <w:p>
-      <w:pPr>
-        <w:spacing w:line="360" w:lineRule="auto"/>
-        <w:ind w:left="284"/>
-        <w:rPr>
-          <w:rFonts w:ascii="Times New Roman" w:hAnsi="Times New Roman" w:cs="Times New Roman"/>
-          <w:sz w:val="26"/>
-          <w:szCs w:val="26"/>
-        </w:rPr>
-      </w:pPr>
-      <w:r>
-        <w:rPr>
-          <w:rFonts w:ascii="Times New Roman" w:hAnsi="Times New Roman" w:cs="Times New Roman"/>
-          <w:sz w:val="26"/>
-          <w:szCs w:val="26"/>
-        </w:rPr>
-        <w:t>Trong đó:</w:t>
-      </w:r>
-    </w:p>
-    <w:p>
-      <w:pPr>
-        <w:spacing w:line="360" w:lineRule="auto"/>
-        <w:ind w:left="284"/>
-        <w:rPr>
-          <w:rFonts w:ascii="Times New Roman" w:hAnsi="Times New Roman" w:cs="Times New Roman"/>
-          <w:sz w:val="26"/>
-          <w:szCs w:val="26"/>
-        </w:rPr>
-      </w:pPr>
-      <w:r>
-        <w:rPr>
-          <w:rFonts w:ascii="Times New Roman" w:hAnsi="Times New Roman" w:cs="Times New Roman"/>
-          <w:sz w:val="26"/>
-          <w:szCs w:val="26"/>
-        </w:rPr>
-        <w:t>EAC: Ước tính chi phí tổng thể khi dự án hoàn thành.</w:t>
-      </w:r>
-    </w:p>
-    <w:p>
-      <w:pPr>
-        <w:spacing w:line="360" w:lineRule="auto"/>
-        <w:ind w:left="284"/>
-        <w:rPr>
-          <w:rFonts w:ascii="Times New Roman" w:hAnsi="Times New Roman" w:cs="Times New Roman"/>
-          <w:sz w:val="26"/>
-          <w:szCs w:val="26"/>
-        </w:rPr>
-      </w:pPr>
-      <w:r>
-        <w:rPr>
-          <w:rFonts w:ascii="Times New Roman" w:hAnsi="Times New Roman" w:cs="Times New Roman"/>
-          <w:sz w:val="26"/>
-          <w:szCs w:val="26"/>
-        </w:rPr>
-        <w:t>AC: Chi phí thực tế đã phát sinh cho đến nay.</w:t>
-      </w:r>
-    </w:p>
-    <w:p>
-      <w:pPr>
-        <w:spacing w:line="360" w:lineRule="auto"/>
-        <w:ind w:left="284"/>
-        <w:rPr>
-          <w:rFonts w:ascii="Times New Roman" w:hAnsi="Times New Roman" w:cs="Times New Roman"/>
-          <w:sz w:val="26"/>
-          <w:szCs w:val="26"/>
-        </w:rPr>
-      </w:pPr>
-      <w:r>
-        <w:rPr>
-          <w:rFonts w:ascii="Times New Roman" w:hAnsi="Times New Roman" w:cs="Times New Roman"/>
-          <w:sz w:val="26"/>
-          <w:szCs w:val="26"/>
-        </w:rPr>
-        <w:t>BAC: Ngân sách ban đầu của dự án.</w:t>
-      </w:r>
-    </w:p>
-    <w:p>
-      <w:pPr>
-        <w:spacing w:line="360" w:lineRule="auto"/>
-        <w:ind w:left="284"/>
-        <w:rPr>
-          <w:rFonts w:ascii="Times New Roman" w:hAnsi="Times New Roman" w:cs="Times New Roman"/>
-          <w:sz w:val="26"/>
-          <w:szCs w:val="26"/>
-        </w:rPr>
-      </w:pPr>
-      <w:r>
-        <w:rPr>
-          <w:rFonts w:ascii="Times New Roman" w:hAnsi="Times New Roman" w:cs="Times New Roman"/>
-          <w:sz w:val="26"/>
-          <w:szCs w:val="26"/>
-        </w:rPr>
-        <w:t>EV: Giá trị thu được (công việc đã hoàn thành).</w:t>
-      </w:r>
-    </w:p>
-    <w:p>
-      <w:pPr>
-        <w:spacing w:line="360" w:lineRule="auto"/>
-        <w:ind w:left="284"/>
-        <w:rPr>
-          <w:rFonts w:ascii="Times New Roman" w:hAnsi="Times New Roman" w:cs="Times New Roman"/>
-          <w:sz w:val="26"/>
-          <w:szCs w:val="26"/>
-        </w:rPr>
-      </w:pPr>
-      <w:r>
-        <w:rPr>
-          <w:rFonts w:ascii="Times New Roman" w:hAnsi="Times New Roman" w:cs="Times New Roman"/>
-          <w:sz w:val="26"/>
-          <w:szCs w:val="26"/>
-        </w:rPr>
-        <w:t>CPI : Chỉ số hiệu suất chi phí hiện tại (EV/AC).</w:t>
-      </w:r>
-    </w:p>
-    <w:p>
-      <w:pPr>
-        <w:spacing w:line="360" w:lineRule="auto"/>
-        <w:rPr>
-          <w:rFonts w:ascii="Times New Roman" w:hAnsi="Times New Roman" w:cs="Times New Roman"/>
-          <w:sz w:val="26"/>
-          <w:szCs w:val="26"/>
-          <w:lang w:val="vi-VN"/>
-        </w:rPr>
-      </w:pPr>
-    </w:p>
-    <w:p>
-      <w:pPr>
-        <w:spacing w:line="360" w:lineRule="auto"/>
-        <w:rPr>
-          <w:rFonts w:ascii="Times New Roman" w:hAnsi="Times New Roman" w:cs="Times New Roman"/>
-          <w:sz w:val="26"/>
-          <w:szCs w:val="26"/>
-          <w:lang w:val="vi-VN"/>
-        </w:rPr>
-      </w:pPr>
-      <w:r>
-        <w:rPr>
-          <w:rFonts w:ascii="Times New Roman" w:hAnsi="Times New Roman" w:cs="Times New Roman"/>
-          <w:sz w:val="26"/>
-          <w:szCs w:val="26"/>
-          <w:lang w:val="vi-VN"/>
-        </w:rPr>
-        <w:lastRenderedPageBreak/>
-        <w:t>6. Nếu dự án trễ (/vượt) tiến độ, hãy cho biết dự án kéo dài thêm (/rút ngắn) bao nhiêu</w:t>
-      </w:r>
-    </w:p>
-    <w:p>
-      <w:pPr>
-        <w:spacing w:line="360" w:lineRule="auto"/>
-        <w:rPr>
-          <w:rFonts w:ascii="Times New Roman" w:hAnsi="Times New Roman" w:cs="Times New Roman"/>
-          <w:sz w:val="26"/>
-          <w:szCs w:val="26"/>
-          <w:lang w:val="vi-VN"/>
-        </w:rPr>
-      </w:pPr>
-      <w:r>
-        <w:rPr>
-          <w:rFonts w:ascii="Times New Roman" w:hAnsi="Times New Roman" w:cs="Times New Roman"/>
-          <w:sz w:val="26"/>
-          <w:szCs w:val="26"/>
-          <w:lang w:val="vi-VN"/>
-        </w:rPr>
-        <w:t>ngày và tỷ lệ % trễ (/vượt) tiến độ?</w:t>
-      </w:r>
-    </w:p>
-    <w:p>
-      <w:pPr>
-        <w:spacing w:line="360" w:lineRule="auto"/>
-        <w:jc w:val="center"/>
-        <w:rPr>
-          <w:rFonts w:ascii="Times New Roman" w:hAnsi="Times New Roman" w:cs="Times New Roman"/>
-          <w:sz w:val="26"/>
-          <w:szCs w:val="26"/>
-          <w:lang w:val="vi-VN"/>
-        </w:rPr>
-      </w:pPr>
-      <w:r>
-        <w:rPr>
-          <w:rFonts w:ascii="Times New Roman" w:hAnsi="Times New Roman" w:cs="Times New Roman"/>
-          <w:noProof/>
-          <w:sz w:val="26"/>
-          <w:szCs w:val="26"/>
-          <w:lang w:val="vi-VN"/>
-        </w:rPr>
-        <w:drawing>
-          <wp:inline distT="0" distB="0" distL="0" distR="0" wp14:anchorId="56C680D5" wp14:editId="37CDA758">
-            <wp:extent cx="4048690" cy="2476846"/>
-            <wp:effectExtent l="19050" t="19050" r="9525" b="19050"/>
-            <wp:docPr id="17" name="Picture 17"/>
-            <wp:cNvGraphicFramePr>
-              <a:graphicFrameLocks xmlns:a="http://schemas.openxmlformats.org/drawingml/2006/main" noChangeAspect="1"/>
-            </wp:cNvGraphicFramePr>
-            <a:graphic xmlns:a="http://schemas.openxmlformats.org/drawingml/2006/main">
-              <a:graphicData uri="http://schemas.openxmlformats.org/drawingml/2006/picture">
-                <pic:pic xmlns:pic="http://schemas.openxmlformats.org/drawingml/2006/picture">
-                  <pic:nvPicPr>
-                    <pic:cNvPr id="1" name=""/>
-                    <pic:cNvPicPr/>
-                  </pic:nvPicPr>
-                  <pic:blipFill>
-                    <a:blip r:embed="rId46"/>
-                    <a:stretch>
-                      <a:fillRect/>
-                    </a:stretch>
-                  </pic:blipFill>
-                  <pic:spPr>
-                    <a:xfrm>
-                      <a:off x="0" y="0"/>
-                      <a:ext cx="4048690" cy="2476846"/>
-                    </a:xfrm>
-                    <a:prstGeom prst="rect">
-                      <a:avLst/>
-                    </a:prstGeom>
-                    <a:ln>
-                      <a:solidFill>
-                        <a:schemeClr val="accent1"/>
-                      </a:solidFill>
-                    </a:ln>
-                  </pic:spPr>
-                </pic:pic>
-              </a:graphicData>
-            </a:graphic>
-          </wp:inline>
-        </w:drawing>
-      </w:r>
-    </w:p>
-    <w:p>
-      <w:pPr>
-        <w:spacing w:line="360" w:lineRule="auto"/>
-        <w:ind w:left="284"/>
-        <w:rPr>
-          <w:rFonts w:ascii="Times New Roman" w:hAnsi="Times New Roman" w:cs="Times New Roman"/>
-          <w:sz w:val="26"/>
-          <w:szCs w:val="26"/>
-          <w:lang w:val="vi-VN"/>
-        </w:rPr>
-      </w:pPr>
-      <w:r>
-        <w:rPr>
-          <w:rFonts w:ascii="Times New Roman" w:hAnsi="Times New Roman" w:cs="Times New Roman"/>
-          <w:sz w:val="26"/>
-          <w:szCs w:val="26"/>
-          <w:lang w:val="vi-VN"/>
-        </w:rPr>
-        <w:t xml:space="preserve">Dựa vô hình trên ta thấy được </w:t>
-      </w:r>
-    </w:p>
-    <w:p>
-      <w:pPr>
-        <w:spacing w:line="360" w:lineRule="auto"/>
-        <w:ind w:left="284"/>
-        <w:rPr>
-          <w:rFonts w:ascii="Times New Roman" w:hAnsi="Times New Roman" w:cs="Times New Roman"/>
-          <w:sz w:val="26"/>
-          <w:szCs w:val="26"/>
-          <w:lang w:val="vi-VN"/>
-        </w:rPr>
-      </w:pPr>
-      <w:r>
-        <w:rPr>
-          <w:rFonts w:ascii="Times New Roman" w:hAnsi="Times New Roman" w:cs="Times New Roman"/>
-          <w:sz w:val="26"/>
-          <w:szCs w:val="26"/>
-        </w:rPr>
-        <w:t>Work có</w:t>
-      </w:r>
-      <w:r>
-        <w:rPr>
-          <w:rFonts w:ascii="Times New Roman" w:hAnsi="Times New Roman" w:cs="Times New Roman"/>
-          <w:sz w:val="26"/>
-          <w:szCs w:val="26"/>
-          <w:lang w:val="vi-VN"/>
-        </w:rPr>
-        <w:t xml:space="preserve"> t</w:t>
-      </w:r>
-      <w:r>
-        <w:rPr>
-          <w:rFonts w:ascii="Times New Roman" w:hAnsi="Times New Roman" w:cs="Times New Roman"/>
-          <w:sz w:val="26"/>
-          <w:szCs w:val="26"/>
-        </w:rPr>
-        <w:t>ỷ lệ % công việc hoàn thành</w:t>
-      </w:r>
-      <w:r>
-        <w:rPr>
-          <w:rFonts w:ascii="Times New Roman" w:hAnsi="Times New Roman" w:cs="Times New Roman"/>
-          <w:sz w:val="26"/>
-          <w:szCs w:val="26"/>
-          <w:lang w:val="vi-VN"/>
-        </w:rPr>
-        <w:t xml:space="preserve"> là </w:t>
-      </w:r>
-      <w:r>
-        <w:rPr>
-          <w:rFonts w:ascii="Times New Roman" w:hAnsi="Times New Roman" w:cs="Times New Roman"/>
-          <w:sz w:val="26"/>
-          <w:szCs w:val="26"/>
-        </w:rPr>
-        <w:t>15%</w:t>
-      </w:r>
-    </w:p>
-    <w:p>
-      <w:pPr>
-        <w:spacing w:line="360" w:lineRule="auto"/>
-        <w:ind w:left="284"/>
-        <w:rPr>
-          <w:rFonts w:ascii="Times New Roman" w:hAnsi="Times New Roman" w:cs="Times New Roman"/>
-          <w:sz w:val="26"/>
-          <w:szCs w:val="26"/>
-          <w:lang w:val="vi-VN"/>
-        </w:rPr>
-      </w:pPr>
-      <w:r>
-        <w:rPr>
-          <w:rFonts w:ascii="Times New Roman" w:hAnsi="Times New Roman" w:cs="Times New Roman"/>
-          <w:sz w:val="26"/>
-          <w:szCs w:val="26"/>
-        </w:rPr>
-        <w:t>Duration có</w:t>
-      </w:r>
-      <w:r>
-        <w:rPr>
-          <w:rFonts w:ascii="Times New Roman" w:hAnsi="Times New Roman" w:cs="Times New Roman"/>
-          <w:sz w:val="26"/>
-          <w:szCs w:val="26"/>
-          <w:lang w:val="vi-VN"/>
-        </w:rPr>
-        <w:t xml:space="preserve"> </w:t>
-      </w:r>
-      <w:r>
-        <w:rPr>
-          <w:rFonts w:ascii="Times New Roman" w:hAnsi="Times New Roman" w:cs="Times New Roman"/>
-          <w:sz w:val="26"/>
-          <w:szCs w:val="26"/>
-        </w:rPr>
-        <w:t>tỷ lệ % thời gian hoàn thành</w:t>
-      </w:r>
-      <w:r>
-        <w:rPr>
-          <w:rFonts w:ascii="Times New Roman" w:hAnsi="Times New Roman" w:cs="Times New Roman"/>
-          <w:sz w:val="26"/>
-          <w:szCs w:val="26"/>
-          <w:lang w:val="vi-VN"/>
-        </w:rPr>
-        <w:t xml:space="preserve"> là </w:t>
-      </w:r>
-      <w:r>
-        <w:rPr>
-          <w:rFonts w:ascii="Times New Roman" w:hAnsi="Times New Roman" w:cs="Times New Roman"/>
-          <w:sz w:val="26"/>
-          <w:szCs w:val="26"/>
-        </w:rPr>
-        <w:t>18%</w:t>
-      </w:r>
-    </w:p>
-    <w:p>
-      <w:pPr>
-        <w:spacing w:line="360" w:lineRule="auto"/>
-        <w:ind w:left="284"/>
-        <w:rPr>
-          <w:rFonts w:ascii="Times New Roman" w:hAnsi="Times New Roman" w:cs="Times New Roman"/>
-          <w:sz w:val="26"/>
-          <w:szCs w:val="26"/>
-          <w:lang w:val="vi-VN"/>
-        </w:rPr>
-      </w:pPr>
-      <w:r>
-        <w:rPr>
-          <w:rFonts w:ascii="Times New Roman" w:hAnsi="Times New Roman" w:cs="Times New Roman"/>
-          <w:sz w:val="26"/>
-          <w:szCs w:val="26"/>
-          <w:lang w:val="vi-VN"/>
-        </w:rPr>
-        <w:t xml:space="preserve">=&gt; Dự án </w:t>
-      </w:r>
-      <w:r>
-        <w:rPr>
-          <w:rFonts w:ascii="Times New Roman" w:hAnsi="Times New Roman" w:cs="Times New Roman"/>
-          <w:sz w:val="26"/>
-          <w:szCs w:val="26"/>
-        </w:rPr>
-        <w:t>bị trễ tiến độ</w:t>
-      </w:r>
-      <w:r>
-        <w:rPr>
-          <w:rFonts w:ascii="Times New Roman" w:hAnsi="Times New Roman" w:cs="Times New Roman"/>
-          <w:sz w:val="26"/>
-          <w:szCs w:val="26"/>
-          <w:lang w:val="vi-VN"/>
-        </w:rPr>
-        <w:t xml:space="preserve"> vì </w:t>
-      </w:r>
-      <w:r>
-        <w:rPr>
-          <w:rFonts w:ascii="Times New Roman" w:hAnsi="Times New Roman" w:cs="Times New Roman"/>
-          <w:sz w:val="26"/>
-          <w:szCs w:val="26"/>
-        </w:rPr>
-        <w:t>tỷ lệ Công việc hoàn thành (15%) thấp hơn tỷ lệ Thời gian đã trôi qua (18%). Điều này có nghĩa là, tính đến ngày báo cáo (07/11/2022), công việc thực tế đã hoàn thành ít hơn so với kế hoạch phải làm trong cùng một khoảng thời gian.</w:t>
-      </w:r>
-    </w:p>
-    <w:p>
-      <w:pPr>
-        <w:spacing w:line="360" w:lineRule="auto"/>
-        <w:ind w:left="284"/>
-        <w:rPr>
-          <w:rFonts w:ascii="Times New Roman" w:hAnsi="Times New Roman" w:cs="Times New Roman"/>
-          <w:b/>
-          <w:bCs/>
-          <w:sz w:val="26"/>
-          <w:szCs w:val="26"/>
-          <w:lang w:val="vi-VN"/>
-        </w:rPr>
-      </w:pPr>
-      <w:r>
-        <w:rPr>
-          <w:rFonts w:ascii="Times New Roman" w:hAnsi="Times New Roman" w:cs="Times New Roman"/>
-          <w:b/>
-          <w:bCs/>
-          <w:sz w:val="26"/>
-          <w:szCs w:val="26"/>
-        </w:rPr>
-        <w:t xml:space="preserve">Chỉ số Hiệu suất Lịch </w:t>
-      </w:r>
-      <w:r>
-        <w:rPr>
-          <w:rFonts w:ascii="Times New Roman" w:hAnsi="Times New Roman" w:cs="Times New Roman"/>
-          <w:b/>
-          <w:bCs/>
-          <w:sz w:val="26"/>
-          <w:szCs w:val="26"/>
-        </w:rPr>
-        <w:t>trình</w:t>
-      </w:r>
-      <w:r>
-        <w:rPr>
-          <w:rFonts w:ascii="Times New Roman" w:hAnsi="Times New Roman" w:cs="Times New Roman"/>
-          <w:b/>
-          <w:bCs/>
-          <w:sz w:val="26"/>
-          <w:szCs w:val="26"/>
-        </w:rPr>
-        <w:t>:</w:t>
-      </w:r>
-    </w:p>
-    <w:p>
-      <w:pPr>
-        <w:spacing w:line="360" w:lineRule="auto"/>
-        <w:ind w:left="284"/>
-        <w:rPr>
-          <w:rFonts w:ascii="Times New Roman" w:hAnsi="Times New Roman" w:cs="Times New Roman"/>
-          <w:sz w:val="26"/>
-          <w:szCs w:val="26"/>
-          <w:lang w:val="vi-VN"/>
-        </w:rPr>
-      </w:pPr>
-      <w:r>
-        <w:rPr>
-          <w:rFonts w:ascii="Times New Roman" w:hAnsi="Times New Roman" w:cs="Times New Roman"/>
-          <w:sz w:val="26"/>
-          <w:szCs w:val="26"/>
-          <w:lang w:val="vi-VN"/>
-        </w:rPr>
-        <w:t xml:space="preserve">Ta có: </w:t>
-      </w:r>
-    </w:p>
-    <w:p>
-      <w:pPr>
-        <w:spacing w:line="360" w:lineRule="auto"/>
-        <w:ind w:left="567"/>
-        <w:rPr>
-          <w:rFonts w:ascii="Times New Roman" w:hAnsi="Times New Roman" w:cs="Times New Roman"/>
-          <w:sz w:val="26"/>
-          <w:szCs w:val="26"/>
-          <w:lang w:val="vi-VN"/>
-        </w:rPr>
-      </w:pPr>
-      <w:r>
-        <w:rPr>
-          <w:rFonts w:ascii="Times New Roman" w:hAnsi="Times New Roman" w:cs="Times New Roman"/>
-          <w:sz w:val="26"/>
-          <w:szCs w:val="26"/>
-        </w:rPr>
-        <w:t>EV</w:t>
-      </w:r>
-      <w:r>
-        <w:rPr>
-          <w:rFonts w:ascii="Times New Roman" w:hAnsi="Times New Roman" w:cs="Times New Roman"/>
-          <w:sz w:val="26"/>
-          <w:szCs w:val="26"/>
-          <w:lang w:val="vi-VN"/>
-        </w:rPr>
-        <w:t xml:space="preserve"> là </w:t>
-      </w:r>
-      <w:r>
-        <w:rPr>
-          <w:rFonts w:ascii="Times New Roman" w:hAnsi="Times New Roman" w:cs="Times New Roman"/>
-          <w:sz w:val="26"/>
-          <w:szCs w:val="26"/>
-        </w:rPr>
-        <w:t>$2.748,00 </w:t>
-      </w:r>
-      <w:r>
-        <w:rPr>
-          <w:rFonts w:ascii="Times New Roman" w:hAnsi="Times New Roman" w:cs="Times New Roman"/>
-          <w:sz w:val="26"/>
-          <w:szCs w:val="26"/>
-        </w:rPr>
-        <w:t>được</w:t>
-      </w:r>
-      <w:r>
-        <w:rPr>
-          <w:rFonts w:ascii="Times New Roman" w:hAnsi="Times New Roman" w:cs="Times New Roman"/>
-          <w:sz w:val="26"/>
-          <w:szCs w:val="26"/>
-          <w:lang w:val="vi-VN"/>
-        </w:rPr>
-        <w:t xml:space="preserve"> tính ở câu 5 trên</w:t>
-      </w:r>
-    </w:p>
-    <w:p>
-      <w:pPr>
-        <w:spacing w:line="360" w:lineRule="auto"/>
-        <w:ind w:left="567"/>
-        <w:rPr>
-          <w:rFonts w:ascii="Times New Roman" w:hAnsi="Times New Roman" w:cs="Times New Roman"/>
-          <w:sz w:val="26"/>
-          <w:szCs w:val="26"/>
-          <w:lang w:val="vi-VN"/>
-        </w:rPr>
-      </w:pPr>
-      <w:r>
-        <w:rPr>
-          <w:rFonts w:ascii="Times New Roman" w:hAnsi="Times New Roman" w:cs="Times New Roman"/>
-          <w:sz w:val="26"/>
-          <w:szCs w:val="26"/>
-        </w:rPr>
-        <w:t xml:space="preserve">PV </w:t>
-      </w:r>
-      <w:r>
-        <w:rPr>
-          <w:rFonts w:ascii="Times New Roman" w:hAnsi="Times New Roman" w:cs="Times New Roman"/>
-          <w:sz w:val="26"/>
-          <w:szCs w:val="26"/>
-        </w:rPr>
-        <w:t>là</w:t>
-      </w:r>
-      <w:r>
-        <w:rPr>
-          <w:rFonts w:ascii="Times New Roman" w:hAnsi="Times New Roman" w:cs="Times New Roman"/>
-          <w:sz w:val="26"/>
-          <w:szCs w:val="26"/>
-          <w:lang w:val="vi-VN"/>
-        </w:rPr>
-        <w:t xml:space="preserve"> </w:t>
-      </w:r>
-      <w:r>
-        <w:rPr>
-          <w:rFonts w:ascii="Times New Roman" w:hAnsi="Times New Roman" w:cs="Times New Roman"/>
-          <w:sz w:val="26"/>
-          <w:szCs w:val="26"/>
-        </w:rPr>
-        <w:t>$3.297,60 dựa trên 18%</w:t>
-      </w:r>
-      <w:r>
-        <w:rPr>
-          <w:rFonts w:ascii="Times New Roman" w:hAnsi="Times New Roman" w:cs="Times New Roman"/>
-          <w:sz w:val="26"/>
-          <w:szCs w:val="26"/>
-          <w:lang w:val="vi-VN"/>
-        </w:rPr>
-        <w:t xml:space="preserve"> </w:t>
-      </w:r>
-      <w:r>
-        <w:rPr>
-          <w:rFonts w:ascii="Times New Roman" w:hAnsi="Times New Roman" w:cs="Times New Roman"/>
-          <w:sz w:val="26"/>
-          <w:szCs w:val="26"/>
-        </w:rPr>
-        <w:t>×</w:t>
-      </w:r>
-      <w:r>
-        <w:rPr>
-          <w:rFonts w:ascii="Times New Roman" w:hAnsi="Times New Roman" w:cs="Times New Roman"/>
-          <w:sz w:val="26"/>
-          <w:szCs w:val="26"/>
-          <w:lang w:val="vi-VN"/>
-        </w:rPr>
-        <w:t xml:space="preserve"> </w:t>
-      </w:r>
-      <w:r>
-        <w:rPr>
-          <w:rFonts w:ascii="Times New Roman" w:hAnsi="Times New Roman" w:cs="Times New Roman"/>
-          <w:sz w:val="26"/>
-          <w:szCs w:val="26"/>
-        </w:rPr>
-        <w:t>BAC</w:t>
-      </w:r>
-      <w:r>
-        <w:rPr>
-          <w:rFonts w:ascii="Times New Roman" w:hAnsi="Times New Roman" w:cs="Times New Roman"/>
-          <w:sz w:val="26"/>
-          <w:szCs w:val="26"/>
-          <w:lang w:val="vi-VN"/>
-        </w:rPr>
-        <w:t xml:space="preserve"> = 18% </w:t>
-      </w:r>
-      <w:r>
-        <w:rPr>
-          <w:rFonts w:ascii="Times New Roman" w:hAnsi="Times New Roman" w:cs="Times New Roman"/>
-          <w:sz w:val="26"/>
-          <w:szCs w:val="26"/>
-        </w:rPr>
-        <w:t>×</w:t>
-      </w:r>
-      <w:r>
-        <w:rPr>
-          <w:rFonts w:ascii="Times New Roman" w:hAnsi="Times New Roman" w:cs="Times New Roman"/>
-          <w:sz w:val="26"/>
-          <w:szCs w:val="26"/>
-          <w:lang w:val="vi-VN"/>
-        </w:rPr>
-        <w:t xml:space="preserve"> </w:t>
-      </w:r>
-      <w:r>
-        <w:rPr>
-          <w:rFonts w:ascii="Times New Roman" w:hAnsi="Times New Roman" w:cs="Times New Roman"/>
-          <w:sz w:val="26"/>
-          <w:szCs w:val="26"/>
-        </w:rPr>
-        <w:t>$18.320,00</w:t>
-      </w:r>
-    </w:p>
-    <w:p>
-      <w:pPr>
-        <w:spacing w:line="360" w:lineRule="auto"/>
-        <w:ind w:left="567"/>
-        <w:rPr>
-          <w:rFonts w:ascii="Times New Roman" w:hAnsi="Times New Roman" w:cs="Times New Roman"/>
-          <w:sz w:val="26"/>
-          <w:szCs w:val="26"/>
-          <w:lang w:val="vi-VN"/>
-        </w:rPr>
-      </w:pPr>
-      <w:r>
-        <w:rPr>
-          <w:rFonts w:ascii="Times New Roman" w:hAnsi="Times New Roman" w:cs="Times New Roman"/>
-          <w:sz w:val="26"/>
-          <w:szCs w:val="26"/>
-        </w:rPr>
-        <w:t>SPI</w:t>
-      </w:r>
-      <w:r>
-        <w:rPr>
-          <w:rFonts w:ascii="Times New Roman" w:hAnsi="Times New Roman" w:cs="Times New Roman"/>
-          <w:sz w:val="26"/>
-          <w:szCs w:val="26"/>
-          <w:lang w:val="vi-VN"/>
-        </w:rPr>
-        <w:t xml:space="preserve"> = </w:t>
-      </w:r>
-      <m:oMath>
-        <m:f>
-          <m:fPr>
-            <m:ctrlPr>
-              <w:rPr>
-                <w:rFonts w:ascii="Cambria Math" w:hAnsi="Cambria Math" w:cs="Times New Roman"/>
-                <w:i/>
-                <w:sz w:val="32"/>
-                <w:szCs w:val="32"/>
-                <w:lang w:val="vi-VN"/>
-              </w:rPr>
-            </m:ctrlPr>
-          </m:fPr>
-          <m:num>
-            <m:r>
-              <w:rPr>
-                <w:rFonts w:ascii="Cambria Math" w:hAnsi="Cambria Math" w:cs="Times New Roman"/>
-                <w:sz w:val="32"/>
-                <w:szCs w:val="32"/>
-              </w:rPr>
-              <m:t>EV</m:t>
-            </m:r>
-          </m:num>
-          <m:den>
-            <m:r>
-              <w:rPr>
-                <w:rFonts w:ascii="Cambria Math" w:hAnsi="Cambria Math" w:cs="Times New Roman"/>
-                <w:sz w:val="32"/>
-                <w:szCs w:val="32"/>
-                <w:lang w:val="vi-VN"/>
-              </w:rPr>
-              <m:t>PV</m:t>
-            </m:r>
-          </m:den>
-        </m:f>
-        <m:r>
-          <w:rPr>
-            <w:rFonts w:ascii="Cambria Math" w:hAnsi="Cambria Math" w:cs="Times New Roman"/>
-            <w:sz w:val="32"/>
-            <w:szCs w:val="32"/>
-            <w:lang w:val="vi-VN"/>
-          </w:rPr>
-          <m:t xml:space="preserve">= </m:t>
-        </m:r>
-        <m:f>
-          <m:fPr>
-            <m:ctrlPr>
-              <w:rPr>
-                <w:rFonts w:ascii="Cambria Math" w:hAnsi="Cambria Math" w:cs="Times New Roman"/>
-                <w:i/>
-                <w:sz w:val="32"/>
-                <w:szCs w:val="32"/>
-                <w:lang w:val="vi-VN"/>
-              </w:rPr>
-            </m:ctrlPr>
-          </m:fPr>
-          <m:num>
-            <m:r>
-              <m:rPr>
-                <m:sty m:val="p"/>
-              </m:rPr>
-              <w:rPr>
-                <w:rFonts w:ascii="Cambria Math" w:hAnsi="Cambria Math" w:cs="Times New Roman"/>
-                <w:sz w:val="26"/>
-                <w:szCs w:val="26"/>
-              </w:rPr>
-              <m:t>$2.748,00 </m:t>
-            </m:r>
-          </m:num>
-          <m:den>
-            <m:r>
-              <m:rPr>
-                <m:sty m:val="p"/>
-              </m:rPr>
-              <w:rPr>
-                <w:rFonts w:ascii="Cambria Math" w:hAnsi="Cambria Math" w:cs="Times New Roman"/>
-                <w:sz w:val="26"/>
-                <w:szCs w:val="26"/>
-              </w:rPr>
-              <m:t>$3.297,60</m:t>
-            </m:r>
-          </m:den>
-        </m:f>
-      </m:oMath>
-      <w:r>
-        <w:rPr>
-          <w:rFonts w:ascii="Times New Roman" w:eastAsiaTheme="minorEastAsia" w:hAnsi="Times New Roman" w:cs="Times New Roman"/>
-          <w:sz w:val="26"/>
-          <w:szCs w:val="26"/>
-          <w:lang w:val="vi-VN"/>
-        </w:rPr>
-        <w:t xml:space="preserve"> = </w:t>
-      </w:r>
-      <w:r>
-        <w:rPr>
-          <w:rFonts w:ascii="Times New Roman" w:eastAsiaTheme="minorEastAsia" w:hAnsi="Times New Roman" w:cs="Times New Roman"/>
-          <w:sz w:val="26"/>
-          <w:szCs w:val="26"/>
-        </w:rPr>
-        <w:t>0</w:t>
-      </w:r>
-      <w:r>
-        <w:rPr>
-          <w:rFonts w:ascii="Times New Roman" w:eastAsiaTheme="minorEastAsia" w:hAnsi="Times New Roman" w:cs="Times New Roman"/>
-          <w:sz w:val="26"/>
-          <w:szCs w:val="26"/>
-          <w:lang w:val="vi-VN"/>
-        </w:rPr>
-        <w:t>.833</w:t>
-      </w:r>
-    </w:p>
-    <w:p>
-      <w:pPr>
-        <w:spacing w:line="360" w:lineRule="auto"/>
-        <w:ind w:left="284"/>
-        <w:rPr>
-          <w:rFonts w:ascii="Times New Roman" w:hAnsi="Times New Roman" w:cs="Times New Roman"/>
-          <w:sz w:val="26"/>
-          <w:szCs w:val="26"/>
-          <w:lang w:val="vi-VN"/>
-        </w:rPr>
-      </w:pPr>
-    </w:p>
-    <w:p>
-      <w:pPr>
-        <w:spacing w:line="360" w:lineRule="auto"/>
-        <w:ind w:left="284"/>
-        <w:rPr>
-          <w:rFonts w:ascii="Times New Roman" w:hAnsi="Times New Roman" w:cs="Times New Roman"/>
-          <w:b/>
-          <w:bCs/>
-          <w:sz w:val="26"/>
-          <w:szCs w:val="26"/>
-          <w:lang w:val="vi-VN"/>
-        </w:rPr>
-      </w:pPr>
-      <w:r>
-        <w:rPr>
-          <w:rFonts w:ascii="Times New Roman" w:hAnsi="Times New Roman" w:cs="Times New Roman"/>
-          <w:b/>
-          <w:bCs/>
-          <w:sz w:val="26"/>
-          <w:szCs w:val="26"/>
-        </w:rPr>
-        <w:lastRenderedPageBreak/>
-        <w:t>Kéo dài thêm/Rút ngắn bao nhiêu ngày và Tỷ lệ %</w:t>
-      </w:r>
-    </w:p>
-    <w:p>
-      <w:pPr>
-        <w:spacing w:line="360" w:lineRule="auto"/>
-        <w:ind w:left="567"/>
-        <w:rPr>
-          <w:rFonts w:ascii="Times New Roman" w:hAnsi="Times New Roman" w:cs="Times New Roman"/>
-          <w:sz w:val="26"/>
-          <w:szCs w:val="26"/>
-        </w:rPr>
-      </w:pPr>
-      <w:r>
-        <w:rPr>
-          <w:rFonts w:ascii="Times New Roman" w:hAnsi="Times New Roman" w:cs="Times New Roman"/>
-          <w:sz w:val="26"/>
-          <w:szCs w:val="26"/>
-        </w:rPr>
-        <w:t xml:space="preserve">Công thức </w:t>
-      </w:r>
-      <w:r>
-        <w:rPr>
-          <w:rFonts w:ascii="Times New Roman" w:hAnsi="Times New Roman" w:cs="Times New Roman"/>
-          <w:sz w:val="26"/>
-          <w:szCs w:val="26"/>
-        </w:rPr>
-        <w:t>ư</w:t>
-      </w:r>
-      <w:r>
-        <w:rPr>
-          <w:rFonts w:ascii="Times New Roman" w:hAnsi="Times New Roman" w:cs="Times New Roman"/>
-          <w:sz w:val="26"/>
-          <w:szCs w:val="26"/>
-        </w:rPr>
-        <w:t xml:space="preserve">ớc tính </w:t>
-      </w:r>
-      <w:r>
-        <w:rPr>
-          <w:rFonts w:ascii="Times New Roman" w:hAnsi="Times New Roman" w:cs="Times New Roman"/>
-          <w:sz w:val="26"/>
-          <w:szCs w:val="26"/>
-        </w:rPr>
-        <w:t>t</w:t>
-      </w:r>
-      <w:r>
-        <w:rPr>
-          <w:rFonts w:ascii="Times New Roman" w:hAnsi="Times New Roman" w:cs="Times New Roman"/>
-          <w:sz w:val="26"/>
-          <w:szCs w:val="26"/>
-        </w:rPr>
-        <w:t xml:space="preserve">hời gian </w:t>
-      </w:r>
-      <w:r>
-        <w:rPr>
-          <w:rFonts w:ascii="Times New Roman" w:hAnsi="Times New Roman" w:cs="Times New Roman"/>
-          <w:sz w:val="26"/>
-          <w:szCs w:val="26"/>
-        </w:rPr>
-        <w:t>h</w:t>
-      </w:r>
-      <w:r>
-        <w:rPr>
-          <w:rFonts w:ascii="Times New Roman" w:hAnsi="Times New Roman" w:cs="Times New Roman"/>
-          <w:sz w:val="26"/>
-          <w:szCs w:val="26"/>
-        </w:rPr>
-        <w:t xml:space="preserve">oàn thành: </w:t>
-      </w:r>
-    </w:p>
-    <w:p>
-      <w:pPr>
-        <w:spacing w:line="360" w:lineRule="auto"/>
-        <w:ind w:left="567"/>
-        <w:jc w:val="center"/>
-        <w:rPr>
-          <w:rFonts w:ascii="Times New Roman" w:hAnsi="Times New Roman" w:cs="Times New Roman"/>
-          <w:i/>
-          <w:sz w:val="26"/>
-          <w:szCs w:val="26"/>
-          <w:lang w:val="vi-VN"/>
-        </w:rPr>
-      </w:pPr>
-      <w:r>
-        <w:rPr>
-          <w:rFonts w:ascii="Times New Roman" w:hAnsi="Times New Roman" w:cs="Times New Roman"/>
-          <w:sz w:val="26"/>
-          <w:szCs w:val="26"/>
-        </w:rPr>
-        <w:t>​</w:t>
-      </w:r>
-      <m:oMath>
-        <m:r>
-          <m:rPr>
-            <m:sty m:val="p"/>
-          </m:rPr>
-          <w:rPr>
-            <w:rFonts w:ascii="Cambria Math" w:hAnsi="Cambria Math" w:cs="Times New Roman"/>
-            <w:sz w:val="28"/>
-            <w:szCs w:val="28"/>
-          </w:rPr>
-          <m:t>EAC</m:t>
-        </m:r>
-        <m:r>
-          <w:rPr>
-            <w:rFonts w:ascii="Cambria Math" w:hAnsi="Cambria Math" w:cs="Times New Roman"/>
-            <w:sz w:val="28"/>
-            <w:szCs w:val="28"/>
-            <w:lang w:val="vi-VN"/>
-          </w:rPr>
-          <m:t xml:space="preserve">= </m:t>
-        </m:r>
-        <m:f>
-          <m:fPr>
-            <m:ctrlPr>
-              <w:rPr>
-                <w:rFonts w:ascii="Cambria Math" w:hAnsi="Cambria Math" w:cs="Times New Roman"/>
-                <w:i/>
-                <w:sz w:val="28"/>
-                <w:szCs w:val="28"/>
-                <w:lang w:val="vi-VN"/>
-              </w:rPr>
-            </m:ctrlPr>
-          </m:fPr>
-          <m:num>
-            <m:r>
-              <m:rPr>
-                <m:sty m:val="p"/>
-              </m:rPr>
-              <w:rPr>
-                <w:rFonts w:ascii="Cambria Math" w:hAnsi="Cambria Math" w:cs="Times New Roman"/>
-                <w:sz w:val="28"/>
-                <w:szCs w:val="28"/>
-              </w:rPr>
-              <m:t>Original Duration</m:t>
-            </m:r>
-          </m:num>
-          <m:den>
-            <m:r>
-              <m:rPr>
-                <m:sty m:val="p"/>
-              </m:rPr>
-              <w:rPr>
-                <w:rFonts w:ascii="Cambria Math" w:hAnsi="Cambria Math" w:cs="Times New Roman"/>
-                <w:sz w:val="28"/>
-                <w:szCs w:val="28"/>
-              </w:rPr>
-              <m:t>SPI</m:t>
-            </m:r>
-            <m:r>
-              <m:rPr>
-                <m:sty m:val="p"/>
-              </m:rPr>
-              <w:rPr>
-                <w:rFonts w:ascii="Cambria Math" w:hAnsi="Cambria Math" w:cs="Times New Roman"/>
-                <w:sz w:val="28"/>
-                <w:szCs w:val="28"/>
-                <w:lang w:val="vi-VN"/>
-              </w:rPr>
-              <m:t xml:space="preserve"> </m:t>
-            </m:r>
-          </m:den>
-        </m:f>
-        <m:r>
-          <w:rPr>
-            <w:rFonts w:ascii="Cambria Math" w:hAnsi="Cambria Math" w:cs="Times New Roman"/>
-            <w:sz w:val="28"/>
-            <w:szCs w:val="28"/>
-            <w:lang w:val="vi-VN"/>
-          </w:rPr>
-          <m:t xml:space="preserve">= </m:t>
-        </m:r>
-        <m:f>
-          <m:fPr>
-            <m:ctrlPr>
-              <w:rPr>
-                <w:rFonts w:ascii="Cambria Math" w:hAnsi="Cambria Math" w:cs="Times New Roman"/>
-                <w:i/>
-                <w:sz w:val="28"/>
-                <w:szCs w:val="28"/>
-                <w:lang w:val="vi-VN"/>
-              </w:rPr>
-            </m:ctrlPr>
-          </m:fPr>
-          <m:num>
-            <m:r>
-              <w:rPr>
-                <w:rFonts w:ascii="Cambria Math" w:hAnsi="Cambria Math" w:cs="Times New Roman"/>
-                <w:sz w:val="28"/>
-                <w:szCs w:val="28"/>
-              </w:rPr>
-              <m:t>23</m:t>
-            </m:r>
-          </m:num>
-          <m:den>
-            <m:r>
-              <w:rPr>
-                <w:rFonts w:ascii="Cambria Math" w:hAnsi="Cambria Math" w:cs="Times New Roman"/>
-                <w:sz w:val="28"/>
-                <w:szCs w:val="28"/>
-                <w:lang w:val="vi-VN"/>
-              </w:rPr>
-              <m:t>0.833</m:t>
-            </m:r>
-          </m:den>
-        </m:f>
-        <m:r>
-          <w:rPr>
-            <w:rFonts w:ascii="Cambria Math" w:hAnsi="Cambria Math" w:cs="Times New Roman"/>
-            <w:sz w:val="28"/>
-            <w:szCs w:val="28"/>
-            <w:lang w:val="vi-VN"/>
-          </w:rPr>
-          <m:t>=27.61 ngày</m:t>
-        </m:r>
-      </m:oMath>
-      <w:r>
-        <w:rPr>
-          <w:rFonts w:ascii="Times New Roman" w:eastAsiaTheme="minorEastAsia" w:hAnsi="Times New Roman" w:cs="Times New Roman"/>
-          <w:sz w:val="32"/>
-          <w:szCs w:val="32"/>
-          <w:lang w:val="vi-VN"/>
-        </w:rPr>
-        <w:t xml:space="preserve"> </w:t>
-      </w:r>
-    </w:p>
-    <w:p>
-      <w:pPr>
-        <w:spacing w:line="360" w:lineRule="auto"/>
-        <w:ind w:left="567"/>
-        <w:rPr>
-          <w:rFonts w:ascii="Times New Roman" w:hAnsi="Times New Roman" w:cs="Times New Roman"/>
-          <w:sz w:val="26"/>
-          <w:szCs w:val="26"/>
-        </w:rPr>
-      </w:pPr>
-      <w:r>
-        <w:rPr>
-          <w:rFonts w:ascii="Times New Roman" w:hAnsi="Times New Roman" w:cs="Times New Roman"/>
-          <w:sz w:val="26"/>
-          <w:szCs w:val="26"/>
-        </w:rPr>
-        <w:t xml:space="preserve">Thời gian </w:t>
-      </w:r>
-      <w:r>
-        <w:rPr>
-          <w:rFonts w:ascii="Times New Roman" w:hAnsi="Times New Roman" w:cs="Times New Roman"/>
-          <w:sz w:val="26"/>
-          <w:szCs w:val="26"/>
-        </w:rPr>
-        <w:t>k</w:t>
-      </w:r>
-      <w:r>
-        <w:rPr>
-          <w:rFonts w:ascii="Times New Roman" w:hAnsi="Times New Roman" w:cs="Times New Roman"/>
-          <w:sz w:val="26"/>
-          <w:szCs w:val="26"/>
-        </w:rPr>
-        <w:t xml:space="preserve">éo dài </w:t>
-      </w:r>
-      <w:r>
-        <w:rPr>
-          <w:rFonts w:ascii="Times New Roman" w:hAnsi="Times New Roman" w:cs="Times New Roman"/>
-          <w:sz w:val="26"/>
-          <w:szCs w:val="26"/>
-        </w:rPr>
-        <w:t>t</w:t>
-      </w:r>
-      <w:r>
-        <w:rPr>
-          <w:rFonts w:ascii="Times New Roman" w:hAnsi="Times New Roman" w:cs="Times New Roman"/>
-          <w:sz w:val="26"/>
-          <w:szCs w:val="26"/>
-        </w:rPr>
-        <w:t xml:space="preserve">hêm: </w:t>
-      </w:r>
-    </w:p>
-    <w:p>
-      <w:pPr>
-        <w:spacing w:line="360" w:lineRule="auto"/>
-        <w:ind w:left="567"/>
-        <w:jc w:val="center"/>
-        <w:rPr>
-          <w:rFonts w:ascii="Times New Roman" w:hAnsi="Times New Roman" w:cs="Times New Roman"/>
-          <w:sz w:val="26"/>
-          <w:szCs w:val="26"/>
-          <w:lang w:val="vi-VN"/>
-        </w:rPr>
-      </w:pPr>
-      <w:r>
-        <w:rPr>
-          <w:rFonts w:ascii="Times New Roman" w:hAnsi="Times New Roman" w:cs="Times New Roman"/>
-          <w:sz w:val="26"/>
-          <w:szCs w:val="26"/>
-        </w:rPr>
-        <w:t>Thời</w:t>
-      </w:r>
-      <w:r>
-        <w:rPr>
-          <w:rFonts w:ascii="Times New Roman" w:hAnsi="Times New Roman" w:cs="Times New Roman"/>
-          <w:sz w:val="26"/>
-          <w:szCs w:val="26"/>
-          <w:lang w:val="vi-VN"/>
-        </w:rPr>
-        <w:t xml:space="preserve"> gian kéo dài thêm </w:t>
-      </w:r>
-      <w:r>
-        <w:rPr>
-          <w:rFonts w:ascii="Times New Roman" w:hAnsi="Times New Roman" w:cs="Times New Roman"/>
-          <w:sz w:val="26"/>
-          <w:szCs w:val="26"/>
-        </w:rPr>
-        <w:t>=</w:t>
-      </w:r>
-      <w:r>
-        <w:rPr>
-          <w:rFonts w:ascii="Times New Roman" w:hAnsi="Times New Roman" w:cs="Times New Roman"/>
-          <w:sz w:val="26"/>
-          <w:szCs w:val="26"/>
-          <w:lang w:val="vi-VN"/>
-        </w:rPr>
-        <w:t xml:space="preserve"> </w:t>
-      </w:r>
-      <w:r>
-        <w:rPr>
-          <w:rFonts w:ascii="Times New Roman" w:hAnsi="Times New Roman" w:cs="Times New Roman"/>
-          <w:sz w:val="26"/>
-          <w:szCs w:val="26"/>
-        </w:rPr>
-        <w:t>EAC</w:t>
-      </w:r>
-      <w:r>
-        <w:rPr>
-          <w:rFonts w:ascii="Times New Roman" w:hAnsi="Times New Roman" w:cs="Times New Roman"/>
-          <w:sz w:val="26"/>
-          <w:szCs w:val="26"/>
-          <w:lang w:val="vi-VN"/>
-        </w:rPr>
-        <w:t xml:space="preserve"> </w:t>
-      </w:r>
-      <w:r>
-        <w:rPr>
-          <w:rFonts w:ascii="Times New Roman" w:hAnsi="Times New Roman" w:cs="Times New Roman"/>
-          <w:sz w:val="26"/>
-          <w:szCs w:val="26"/>
-        </w:rPr>
-        <w:t>−</w:t>
-      </w:r>
-      <w:r>
-        <w:rPr>
-          <w:rFonts w:ascii="Times New Roman" w:hAnsi="Times New Roman" w:cs="Times New Roman"/>
-          <w:sz w:val="26"/>
-          <w:szCs w:val="26"/>
-          <w:lang w:val="vi-VN"/>
-        </w:rPr>
-        <w:t xml:space="preserve"> </w:t>
-      </w:r>
-      <w:r>
-        <w:rPr>
-          <w:rFonts w:ascii="Times New Roman" w:hAnsi="Times New Roman" w:cs="Times New Roman"/>
-          <w:sz w:val="26"/>
-          <w:szCs w:val="26"/>
-        </w:rPr>
-        <w:t>Original Duration</w:t>
-      </w:r>
-      <w:r>
-        <w:rPr>
-          <w:rFonts w:ascii="Times New Roman" w:hAnsi="Times New Roman" w:cs="Times New Roman"/>
-          <w:sz w:val="26"/>
-          <w:szCs w:val="26"/>
-          <w:lang w:val="vi-VN"/>
-        </w:rPr>
-        <w:t xml:space="preserve"> </w:t>
-      </w:r>
-    </w:p>
-    <w:p>
-      <w:pPr>
-        <w:spacing w:line="360" w:lineRule="auto"/>
-        <w:ind w:left="567"/>
-        <w:jc w:val="center"/>
-        <w:rPr>
-          <w:rFonts w:ascii="Times New Roman" w:hAnsi="Times New Roman" w:cs="Times New Roman"/>
-          <w:sz w:val="26"/>
-          <w:szCs w:val="26"/>
-          <w:lang w:val="vi-VN"/>
-        </w:rPr>
-      </w:pPr>
-      <w:r>
-        <w:rPr>
-          <w:rFonts w:ascii="Times New Roman" w:hAnsi="Times New Roman" w:cs="Times New Roman"/>
-          <w:sz w:val="26"/>
-          <w:szCs w:val="26"/>
-          <w:lang w:val="vi-VN"/>
-        </w:rPr>
-        <w:t xml:space="preserve">= </w:t>
-      </w:r>
-      <w:r>
-        <w:rPr>
-          <w:rFonts w:ascii="Times New Roman" w:hAnsi="Times New Roman" w:cs="Times New Roman"/>
-          <w:sz w:val="26"/>
-          <w:szCs w:val="26"/>
-        </w:rPr>
-        <w:t>27.61 −</w:t>
-      </w:r>
-      <w:r>
-        <w:rPr>
-          <w:rFonts w:ascii="Times New Roman" w:hAnsi="Times New Roman" w:cs="Times New Roman"/>
-          <w:sz w:val="26"/>
-          <w:szCs w:val="26"/>
-          <w:lang w:val="vi-VN"/>
-        </w:rPr>
-        <w:t xml:space="preserve"> </w:t>
-      </w:r>
-      <w:r>
-        <w:rPr>
-          <w:rFonts w:ascii="Times New Roman" w:hAnsi="Times New Roman" w:cs="Times New Roman"/>
-          <w:sz w:val="26"/>
-          <w:szCs w:val="26"/>
-        </w:rPr>
-        <w:t>23 </w:t>
-      </w:r>
-      <w:r>
-        <w:rPr>
-          <w:rFonts w:ascii="Times New Roman" w:hAnsi="Times New Roman" w:cs="Times New Roman"/>
-          <w:sz w:val="26"/>
-          <w:szCs w:val="26"/>
-          <w:lang w:val="vi-VN"/>
-        </w:rPr>
-        <w:t xml:space="preserve">= </w:t>
-      </w:r>
-      <w:r>
-        <w:rPr>
-          <w:rFonts w:ascii="Times New Roman" w:hAnsi="Times New Roman" w:cs="Times New Roman"/>
-          <w:sz w:val="26"/>
-          <w:szCs w:val="26"/>
-        </w:rPr>
-        <w:t>4.61 </w:t>
-      </w:r>
-      <w:r>
-        <w:rPr>
-          <w:rFonts w:ascii="Times New Roman" w:hAnsi="Times New Roman" w:cs="Times New Roman"/>
-          <w:sz w:val="26"/>
-          <w:szCs w:val="26"/>
-        </w:rPr>
-        <w:t>ngày</w:t>
-      </w:r>
-    </w:p>
-    <w:p>
-      <w:pPr>
-        <w:spacing w:line="360" w:lineRule="auto"/>
-        <w:ind w:left="284"/>
-        <w:rPr>
-          <w:rFonts w:ascii="Times New Roman" w:hAnsi="Times New Roman" w:cs="Times New Roman"/>
-          <w:b/>
-          <w:bCs/>
-          <w:sz w:val="26"/>
-          <w:szCs w:val="26"/>
-          <w:lang w:val="vi-VN"/>
-        </w:rPr>
-      </w:pPr>
-      <w:r>
-        <w:rPr>
-          <w:rFonts w:ascii="Times New Roman" w:hAnsi="Times New Roman" w:cs="Times New Roman"/>
-          <w:b/>
-          <w:bCs/>
-          <w:sz w:val="26"/>
-          <w:szCs w:val="26"/>
-        </w:rPr>
-        <w:t>Tỷ lệ % Trễ tiến độ</w:t>
-      </w:r>
-    </w:p>
-    <w:p>
-      <w:pPr>
-        <w:spacing w:line="360" w:lineRule="auto"/>
-        <w:ind w:left="284"/>
-        <w:jc w:val="center"/>
-        <w:rPr>
-          <w:rFonts w:ascii="Times New Roman" w:eastAsiaTheme="minorEastAsia" w:hAnsi="Times New Roman" w:cs="Times New Roman"/>
-          <w:sz w:val="26"/>
-          <w:szCs w:val="26"/>
-          <w:lang w:val="vi-VN"/>
-        </w:rPr>
-      </w:pPr>
-      <w:r>
-        <w:rPr>
-          <w:rFonts w:ascii="Times New Roman" w:hAnsi="Times New Roman" w:cs="Times New Roman"/>
-          <w:sz w:val="26"/>
-          <w:szCs w:val="26"/>
-        </w:rPr>
-        <w:t>Tỷ lệ % Trễ tiến độ</w:t>
-      </w:r>
-      <w:r>
-        <w:rPr>
-          <w:rFonts w:ascii="Times New Roman" w:hAnsi="Times New Roman" w:cs="Times New Roman"/>
-          <w:sz w:val="26"/>
-          <w:szCs w:val="26"/>
-          <w:lang w:val="vi-VN"/>
-        </w:rPr>
-        <w:t xml:space="preserve"> = </w:t>
-      </w:r>
-      <m:oMath>
-        <m:f>
-          <m:fPr>
-            <m:ctrlPr>
-              <w:rPr>
-                <w:rFonts w:ascii="Cambria Math" w:hAnsi="Cambria Math" w:cs="Times New Roman"/>
-                <w:i/>
-                <w:sz w:val="26"/>
-                <w:szCs w:val="26"/>
-                <w:lang w:val="vi-VN"/>
-              </w:rPr>
-            </m:ctrlPr>
-          </m:fPr>
-          <m:num>
-            <m:r>
-              <m:rPr>
-                <m:sty m:val="p"/>
-              </m:rPr>
-              <w:rPr>
-                <w:rFonts w:ascii="Cambria Math" w:hAnsi="Cambria Math" w:cs="Times New Roman"/>
-                <w:sz w:val="26"/>
-                <w:szCs w:val="26"/>
-              </w:rPr>
-              <m:t>Thời</m:t>
-            </m:r>
-            <m:r>
-              <m:rPr>
-                <m:sty m:val="p"/>
-              </m:rPr>
-              <w:rPr>
-                <w:rFonts w:ascii="Cambria Math" w:hAnsi="Cambria Math" w:cs="Times New Roman"/>
-                <w:sz w:val="26"/>
-                <w:szCs w:val="26"/>
-                <w:lang w:val="vi-VN"/>
-              </w:rPr>
-              <m:t xml:space="preserve"> gian kéo dài thêm</m:t>
-            </m:r>
-          </m:num>
-          <m:den>
-            <m:r>
-              <w:rPr>
-                <w:rFonts w:ascii="Cambria Math" w:hAnsi="Cambria Math" w:cs="Times New Roman"/>
-                <w:sz w:val="26"/>
-                <w:szCs w:val="26"/>
-              </w:rPr>
-              <m:t>Original Duration</m:t>
-            </m:r>
-          </m:den>
-        </m:f>
-        <m:r>
-          <w:rPr>
-            <w:rFonts w:ascii="Cambria Math" w:hAnsi="Cambria Math" w:cs="Times New Roman"/>
-            <w:sz w:val="26"/>
-            <w:szCs w:val="26"/>
-            <w:lang w:val="vi-VN"/>
-          </w:rPr>
-          <m:t xml:space="preserve"> </m:t>
-        </m:r>
-        <m:r>
-          <m:rPr>
-            <m:sty m:val="p"/>
-          </m:rPr>
-          <w:rPr>
-            <w:rFonts w:ascii="Cambria Math" w:hAnsi="Cambria Math" w:cs="Times New Roman"/>
-            <w:sz w:val="26"/>
-            <w:szCs w:val="26"/>
-          </w:rPr>
-          <m:t>×</m:t>
-        </m:r>
-        <m:r>
-          <m:rPr>
-            <m:sty m:val="p"/>
-          </m:rPr>
-          <w:rPr>
-            <w:rFonts w:ascii="Cambria Math" w:hAnsi="Cambria Math" w:cs="Times New Roman"/>
-            <w:sz w:val="26"/>
-            <w:szCs w:val="26"/>
-            <w:lang w:val="vi-VN"/>
-          </w:rPr>
-          <m:t xml:space="preserve"> </m:t>
-        </m:r>
-        <m:r>
-          <m:rPr>
-            <m:sty m:val="p"/>
-          </m:rPr>
-          <w:rPr>
-            <w:rFonts w:ascii="Cambria Math" w:hAnsi="Times New Roman" w:cs="Times New Roman"/>
-            <w:sz w:val="26"/>
-            <w:szCs w:val="26"/>
-            <w:lang w:val="vi-VN"/>
-          </w:rPr>
-          <m:t>100%</m:t>
-        </m:r>
-        <m:r>
-          <w:rPr>
-            <w:rFonts w:ascii="Cambria Math" w:hAnsi="Cambria Math" w:cs="Times New Roman"/>
-            <w:sz w:val="26"/>
-            <w:szCs w:val="26"/>
-            <w:lang w:val="vi-VN"/>
-          </w:rPr>
-          <m:t xml:space="preserve"> </m:t>
-        </m:r>
-      </m:oMath>
-    </w:p>
-    <w:p>
-      <w:pPr>
-        <w:spacing w:line="360" w:lineRule="auto"/>
-        <w:ind w:left="284"/>
-        <w:jc w:val="center"/>
-        <w:rPr>
-          <w:rFonts w:ascii="Times New Roman" w:hAnsi="Times New Roman" w:cs="Times New Roman"/>
-          <w:iCs/>
-          <w:sz w:val="26"/>
-          <w:szCs w:val="26"/>
-          <w:lang w:val="vi-VN"/>
-        </w:rPr>
-      </w:pPr>
-      <m:oMath>
-        <m:f>
-          <m:fPr>
-            <m:ctrlPr>
-              <w:rPr>
-                <w:rFonts w:ascii="Cambria Math" w:hAnsi="Cambria Math" w:cs="Times New Roman"/>
-                <w:i/>
-                <w:lang w:val="vi-VN"/>
-              </w:rPr>
-            </m:ctrlPr>
-          </m:fPr>
-          <m:num>
-            <m:r>
-              <m:rPr>
-                <m:sty m:val="p"/>
-              </m:rPr>
-              <w:rPr>
-                <w:rFonts w:ascii="Cambria Math" w:hAnsi="Cambria Math" w:cs="Times New Roman"/>
-                <w:sz w:val="32"/>
-                <w:szCs w:val="32"/>
-              </w:rPr>
-              <m:t>4.61</m:t>
-            </m:r>
-          </m:num>
-          <m:den>
-            <m:r>
-              <m:rPr>
-                <m:sty m:val="p"/>
-              </m:rPr>
-              <w:rPr>
-                <w:rFonts w:ascii="Cambria Math" w:hAnsi="Cambria Math" w:cs="Times New Roman"/>
-                <w:sz w:val="32"/>
-                <w:szCs w:val="32"/>
-              </w:rPr>
-              <m:t>23</m:t>
-            </m:r>
-            <m:r>
-              <w:rPr>
-                <w:rFonts w:ascii="Cambria Math" w:hAnsi="Cambria Math" w:cs="Times New Roman"/>
-              </w:rPr>
-              <m:t xml:space="preserve"> </m:t>
-            </m:r>
-          </m:den>
-        </m:f>
-        <m:r>
-          <w:rPr>
-            <w:rFonts w:ascii="Cambria Math" w:hAnsi="Cambria Math" w:cs="Times New Roman"/>
-            <w:lang w:val="vi-VN"/>
-          </w:rPr>
-          <m:t xml:space="preserve"> </m:t>
-        </m:r>
-        <m:r>
-          <m:rPr>
-            <m:sty m:val="p"/>
-          </m:rPr>
-          <w:rPr>
-            <w:rFonts w:ascii="Cambria Math" w:hAnsi="Cambria Math" w:cs="Times New Roman"/>
-          </w:rPr>
-          <m:t>×</m:t>
-        </m:r>
-        <m:r>
-          <m:rPr>
-            <m:sty m:val="p"/>
-          </m:rPr>
-          <w:rPr>
-            <w:rFonts w:ascii="Cambria Math" w:hAnsi="Cambria Math" w:cs="Times New Roman"/>
-            <w:lang w:val="vi-VN"/>
-          </w:rPr>
-          <m:t xml:space="preserve"> </m:t>
-        </m:r>
-        <m:r>
-          <m:rPr>
-            <m:sty m:val="p"/>
-          </m:rPr>
-          <w:rPr>
-            <w:rFonts w:ascii="Cambria Math" w:hAnsi="Times New Roman" w:cs="Times New Roman"/>
-            <w:lang w:val="vi-VN"/>
-          </w:rPr>
-          <m:t>100%</m:t>
-        </m:r>
-      </m:oMath>
-      <w:r>
-        <w:rPr>
-          <w:rFonts w:ascii="Times New Roman" w:eastAsiaTheme="minorEastAsia" w:hAnsi="Times New Roman" w:cs="Times New Roman"/>
-          <w:iCs/>
-          <w:sz w:val="22"/>
-          <w:szCs w:val="22"/>
-          <w:lang w:val="vi-VN"/>
-        </w:rPr>
-        <w:t xml:space="preserve"> = </w:t>
-      </w:r>
-      <w:r>
-        <w:rPr>
-          <w:rFonts w:ascii="Times New Roman" w:eastAsiaTheme="minorEastAsia" w:hAnsi="Times New Roman" w:cs="Times New Roman"/>
-          <w:iCs/>
-        </w:rPr>
-        <w:t>20.04%</w:t>
-      </w:r>
-    </w:p>
-    <w:p>
-      <w:pPr>
-        <w:spacing w:line="360" w:lineRule="auto"/>
-        <w:rPr>
-          <w:rFonts w:ascii="Times New Roman" w:hAnsi="Times New Roman" w:cs="Times New Roman"/>
-          <w:sz w:val="26"/>
-          <w:szCs w:val="26"/>
-          <w:lang w:val="vi-VN"/>
-        </w:rPr>
-      </w:pPr>
-      <w:r>
-        <w:rPr>
-          <w:rFonts w:ascii="Times New Roman" w:hAnsi="Times New Roman" w:cs="Times New Roman"/>
-          <w:sz w:val="26"/>
-          <w:szCs w:val="26"/>
-          <w:lang w:val="vi-VN"/>
-        </w:rPr>
-        <w:t>7. Xuất báo cáo các giá trị thu được ra tập tin định dạng Excel, sau đó sao chép đồ thị</w:t>
-      </w:r>
-    </w:p>
-    <w:p>
-      <w:pPr>
-        <w:spacing w:line="360" w:lineRule="auto"/>
-        <w:rPr>
-          <w:rFonts w:ascii="Times New Roman" w:hAnsi="Times New Roman" w:cs="Times New Roman"/>
-          <w:sz w:val="26"/>
-          <w:szCs w:val="26"/>
-          <w:lang w:val="vi-VN"/>
-        </w:rPr>
-      </w:pPr>
-      <w:r>
-        <w:rPr>
-          <w:rFonts w:ascii="Times New Roman" w:hAnsi="Times New Roman" w:cs="Times New Roman"/>
-          <w:sz w:val="26"/>
-          <w:szCs w:val="26"/>
-          <w:lang w:val="vi-VN"/>
-        </w:rPr>
-        <w:t>và dữ liệu vào tập tin .docx.</w:t>
-      </w:r>
-    </w:p>
-    <w:p>
-      <w:pPr>
-        <w:spacing w:line="360" w:lineRule="auto"/>
-        <w:jc w:val="center"/>
-        <w:rPr>
-          <w:rFonts w:ascii="Times New Roman" w:hAnsi="Times New Roman" w:cs="Times New Roman"/>
-          <w:sz w:val="26"/>
-          <w:szCs w:val="26"/>
-          <w:lang w:val="vi-VN"/>
-        </w:rPr>
-      </w:pPr>
-      <w:r>
-        <w:rPr>
-          <w:noProof/>
-        </w:rPr>
-        <w:drawing>
-          <wp:inline distT="0" distB="0" distL="0" distR="0" wp14:anchorId="46955373" wp14:editId="4A9DE111">
-            <wp:extent cx="5653377" cy="3593989"/>
-            <wp:effectExtent l="0" t="0" r="5080" b="6985"/>
-            <wp:docPr id="30" name="Chart 30">
-              <a:extLst xmlns:a="http://schemas.openxmlformats.org/drawingml/2006/main">
-                <a:ext uri="{FF2B5EF4-FFF2-40B4-BE49-F238E27FC236}">
-                  <a16:creationId xmlns:a16="http://schemas.microsoft.com/office/drawing/2014/main" id="{A9763CD8-EB44-FFE9-786A-25AE2D3146F5}"/>
-                </a:ext>
-              </a:extLst>
-            </wp:docPr>
-            <wp:cNvGraphicFramePr/>
-            <a:graphic xmlns:a="http://schemas.openxmlformats.org/drawingml/2006/main">
-              <a:graphicData uri="http://schemas.openxmlformats.org/drawingml/2006/chart">
-                <c:chart xmlns:c="http://schemas.openxmlformats.org/drawingml/2006/chart" xmlns:r="http://schemas.openxmlformats.org/officeDocument/2006/relationships" r:id="rId47"/>
-              </a:graphicData>
-            </a:graphic>
-          </wp:inline>
-        </w:drawing>
-      </w:r>
-    </w:p>
-    <w:tbl>
-      <w:tblPr>
-        <w:tblStyle w:val="TableGrid"/>
-        <w:tblW w:w="7365" w:type="dxa"/>
-        <w:jc w:val="center"/>
-        <w:tblLook w:val="04A0" w:firstRow="1" w:lastRow="0" w:firstColumn="1" w:lastColumn="0" w:noHBand="0" w:noVBand="1"/>
-      </w:tblPr>
-      <w:tblGrid>
-        <w:gridCol w:w="1140"/>
-        <w:gridCol w:w="1000"/>
-        <w:gridCol w:w="1100"/>
-        <w:gridCol w:w="700"/>
-        <w:gridCol w:w="1584"/>
-        <w:gridCol w:w="1180"/>
-        <w:gridCol w:w="661"/>
-      </w:tblGrid>
-      <w:tr>
-        <w:trPr>
-          <w:trHeight w:val="264"/>
-          <w:jc w:val="center"/>
-        </w:trPr>
-        <w:tc>
-          <w:tcPr>
-            <w:tcW w:w="1140" w:type="dxa"/>
-            <w:noWrap/>
-            <w:hideMark/>
-          </w:tcPr>
-          <w:p>
-            <w:pPr>
-              <w:rPr>
-                <w:rFonts w:ascii="Arial" w:eastAsia="Times New Roman" w:hAnsi="Arial" w:cs="Arial"/>
-                <w:b/>
-                <w:bCs/>
-                <w:kern w:val="0"/>
-                <w:sz w:val="20"/>
-                <w:szCs w:val="20"/>
-                <w14:ligatures w14:val="none"/>
-              </w:rPr>
-            </w:pPr>
-            <w:r>
-              <w:rPr>
-                <w:rFonts w:ascii="Arial" w:eastAsia="Times New Roman" w:hAnsi="Arial" w:cs="Arial"/>
-                <w:b/>
-                <w:bCs/>
-                <w:kern w:val="0"/>
-                <w:sz w:val="20"/>
-                <w:szCs w:val="20"/>
-                <w14:ligatures w14:val="none"/>
-              </w:rPr>
-              <w:lastRenderedPageBreak/>
-              <w:t>Year</w:t>
-            </w:r>
-          </w:p>
-        </w:tc>
-        <w:tc>
-          <w:tcPr>
-            <w:tcW w:w="1000" w:type="dxa"/>
-            <w:noWrap/>
-            <w:hideMark/>
-          </w:tcPr>
-          <w:p>
-            <w:pPr>
-              <w:rPr>
-                <w:rFonts w:ascii="Arial" w:eastAsia="Times New Roman" w:hAnsi="Arial" w:cs="Arial"/>
-                <w:b/>
-                <w:bCs/>
-                <w:kern w:val="0"/>
-                <w:sz w:val="20"/>
-                <w:szCs w:val="20"/>
-                <w14:ligatures w14:val="none"/>
-              </w:rPr>
-            </w:pPr>
-            <w:r>
-              <w:rPr>
-                <w:rFonts w:ascii="Arial" w:eastAsia="Times New Roman" w:hAnsi="Arial" w:cs="Arial"/>
-                <w:b/>
-                <w:bCs/>
-                <w:kern w:val="0"/>
-                <w:sz w:val="20"/>
-                <w:szCs w:val="20"/>
-                <w14:ligatures w14:val="none"/>
-              </w:rPr>
-              <w:t>Quarter</w:t>
-            </w:r>
-          </w:p>
-        </w:tc>
-        <w:tc>
-          <w:tcPr>
-            <w:tcW w:w="1100" w:type="dxa"/>
-            <w:noWrap/>
-            <w:hideMark/>
-          </w:tcPr>
-          <w:p>
-            <w:pPr>
-              <w:rPr>
-                <w:rFonts w:ascii="Arial" w:eastAsia="Times New Roman" w:hAnsi="Arial" w:cs="Arial"/>
-                <w:b/>
-                <w:bCs/>
-                <w:kern w:val="0"/>
-                <w:sz w:val="20"/>
-                <w:szCs w:val="20"/>
-                <w14:ligatures w14:val="none"/>
-              </w:rPr>
-            </w:pPr>
-            <w:r>
-              <w:rPr>
-                <w:rFonts w:ascii="Arial" w:eastAsia="Times New Roman" w:hAnsi="Arial" w:cs="Arial"/>
-                <w:b/>
-                <w:bCs/>
-                <w:kern w:val="0"/>
-                <w:sz w:val="20"/>
-                <w:szCs w:val="20"/>
-                <w14:ligatures w14:val="none"/>
-              </w:rPr>
-              <w:t>Week</w:t>
-            </w:r>
-          </w:p>
-        </w:tc>
-        <w:tc>
-          <w:tcPr>
-            <w:tcW w:w="700" w:type="dxa"/>
-            <w:noWrap/>
-            <w:hideMark/>
-          </w:tcPr>
-          <w:p>
-            <w:pPr>
-              <w:rPr>
-                <w:rFonts w:ascii="Arial" w:eastAsia="Times New Roman" w:hAnsi="Arial" w:cs="Arial"/>
-                <w:b/>
-                <w:bCs/>
-                <w:kern w:val="0"/>
-                <w:sz w:val="20"/>
-                <w:szCs w:val="20"/>
-                <w14:ligatures w14:val="none"/>
-              </w:rPr>
-            </w:pPr>
-            <w:r>
-              <w:rPr>
-                <w:rFonts w:ascii="Arial" w:eastAsia="Times New Roman" w:hAnsi="Arial" w:cs="Arial"/>
-                <w:b/>
-                <w:bCs/>
-                <w:kern w:val="0"/>
-                <w:sz w:val="20"/>
-                <w:szCs w:val="20"/>
-                <w14:ligatures w14:val="none"/>
-              </w:rPr>
-              <w:t>Day</w:t>
-            </w:r>
-          </w:p>
-        </w:tc>
-        <w:tc>
-          <w:tcPr>
-            <w:tcW w:w="1584" w:type="dxa"/>
-            <w:noWrap/>
-            <w:hideMark/>
-          </w:tcPr>
-          <w:p>
-            <w:pPr>
-              <w:rPr>
-                <w:rFonts w:ascii="Arial" w:eastAsia="Times New Roman" w:hAnsi="Arial" w:cs="Arial"/>
-                <w:b/>
-                <w:bCs/>
-                <w:kern w:val="0"/>
-                <w:sz w:val="20"/>
-                <w:szCs w:val="20"/>
-                <w14:ligatures w14:val="none"/>
-              </w:rPr>
-            </w:pPr>
-            <w:r>
-              <w:rPr>
-                <w:rFonts w:ascii="Arial" w:eastAsia="Times New Roman" w:hAnsi="Arial" w:cs="Arial"/>
-                <w:b/>
-                <w:bCs/>
-                <w:kern w:val="0"/>
-                <w:sz w:val="20"/>
-                <w:szCs w:val="20"/>
-                <w14:ligatures w14:val="none"/>
-              </w:rPr>
-              <w:t>Earned Value</w:t>
-            </w:r>
-          </w:p>
-        </w:tc>
-        <w:tc>
-          <w:tcPr>
-            <w:tcW w:w="1180" w:type="dxa"/>
-            <w:noWrap/>
-            <w:hideMark/>
-          </w:tcPr>
-          <w:p>
-            <w:pPr>
-              <w:rPr>
-                <w:rFonts w:ascii="Arial" w:eastAsia="Times New Roman" w:hAnsi="Arial" w:cs="Arial"/>
-                <w:b/>
-                <w:bCs/>
-                <w:kern w:val="0"/>
-                <w:sz w:val="20"/>
-                <w:szCs w:val="20"/>
-                <w14:ligatures w14:val="none"/>
-              </w:rPr>
-            </w:pPr>
-            <w:r>
-              <w:rPr>
-                <w:rFonts w:ascii="Arial" w:eastAsia="Times New Roman" w:hAnsi="Arial" w:cs="Arial"/>
-                <w:b/>
-                <w:bCs/>
-                <w:kern w:val="0"/>
-                <w:sz w:val="20"/>
-                <w:szCs w:val="20"/>
-                <w14:ligatures w14:val="none"/>
-              </w:rPr>
-              <w:t>Planned Value</w:t>
-            </w:r>
-          </w:p>
-        </w:tc>
-        <w:tc>
-          <w:tcPr>
-            <w:tcW w:w="661" w:type="dxa"/>
-            <w:noWrap/>
-            <w:hideMark/>
-          </w:tcPr>
-          <w:p>
-            <w:pPr>
-              <w:rPr>
-                <w:rFonts w:ascii="Arial" w:eastAsia="Times New Roman" w:hAnsi="Arial" w:cs="Arial"/>
-                <w:b/>
-                <w:bCs/>
-                <w:kern w:val="0"/>
-                <w:sz w:val="20"/>
-                <w:szCs w:val="20"/>
-                <w14:ligatures w14:val="none"/>
-              </w:rPr>
-            </w:pPr>
-            <w:r>
-              <w:rPr>
-                <w:rFonts w:ascii="Arial" w:eastAsia="Times New Roman" w:hAnsi="Arial" w:cs="Arial"/>
-                <w:b/>
-                <w:bCs/>
-                <w:kern w:val="0"/>
-                <w:sz w:val="20"/>
-                <w:szCs w:val="20"/>
-                <w14:ligatures w14:val="none"/>
-              </w:rPr>
-              <w:t>AC</w:t>
-            </w:r>
-          </w:p>
-        </w:tc>
-      </w:tr>
-      <w:tr>
-        <w:trPr>
-          <w:trHeight w:val="264"/>
-          <w:jc w:val="center"/>
-        </w:trPr>
-        <w:tc>
-          <w:tcPr>
-            <w:tcW w:w="1140" w:type="dxa"/>
-            <w:noWrap/>
-            <w:hideMark/>
-          </w:tcPr>
-          <w:p>
-            <w:pPr>
-              <w:rPr>
-                <w:rFonts w:ascii="Arial" w:eastAsia="Times New Roman" w:hAnsi="Arial" w:cs="Arial"/>
-                <w:kern w:val="0"/>
-                <w:sz w:val="20"/>
-                <w:szCs w:val="20"/>
-                <w14:ligatures w14:val="none"/>
-              </w:rPr>
-            </w:pPr>
-            <w:r>
-              <w:rPr>
-                <w:rFonts w:ascii="Arial" w:eastAsia="Times New Roman" w:hAnsi="Arial" w:cs="Arial"/>
-                <w:kern w:val="0"/>
-                <w:sz w:val="20"/>
-                <w:szCs w:val="20"/>
-                <w14:ligatures w14:val="none"/>
-              </w:rPr>
-              <w:t>2022</w:t>
-            </w:r>
-          </w:p>
-        </w:tc>
-        <w:tc>
-          <w:tcPr>
-            <w:tcW w:w="1000" w:type="dxa"/>
-            <w:noWrap/>
-            <w:hideMark/>
-          </w:tcPr>
-          <w:p>
-            <w:pPr>
-              <w:rPr>
-                <w:rFonts w:ascii="Arial" w:eastAsia="Times New Roman" w:hAnsi="Arial" w:cs="Arial"/>
-                <w:kern w:val="0"/>
-                <w:sz w:val="20"/>
-                <w:szCs w:val="20"/>
-                <w14:ligatures w14:val="none"/>
-              </w:rPr>
-            </w:pPr>
-            <w:r>
-              <w:rPr>
-                <w:rFonts w:ascii="Arial" w:eastAsia="Times New Roman" w:hAnsi="Arial" w:cs="Arial"/>
-                <w:kern w:val="0"/>
-                <w:sz w:val="20"/>
-                <w:szCs w:val="20"/>
-                <w14:ligatures w14:val="none"/>
-              </w:rPr>
-              <w:t>Q4</w:t>
-            </w:r>
-          </w:p>
-        </w:tc>
-        <w:tc>
-          <w:tcPr>
-            <w:tcW w:w="1100" w:type="dxa"/>
-            <w:noWrap/>
-            <w:hideMark/>
-          </w:tcPr>
-          <w:p>
-            <w:pPr>
-              <w:rPr>
-                <w:rFonts w:ascii="Arial" w:eastAsia="Times New Roman" w:hAnsi="Arial" w:cs="Arial"/>
-                <w:kern w:val="0"/>
-                <w:sz w:val="20"/>
-                <w:szCs w:val="20"/>
-                <w14:ligatures w14:val="none"/>
-              </w:rPr>
-            </w:pPr>
-            <w:r>
-              <w:rPr>
-                <w:rFonts w:ascii="Arial" w:eastAsia="Times New Roman" w:hAnsi="Arial" w:cs="Arial"/>
-                <w:kern w:val="0"/>
-                <w:sz w:val="20"/>
-                <w:szCs w:val="20"/>
-                <w14:ligatures w14:val="none"/>
-              </w:rPr>
-              <w:t>Week 44</w:t>
-            </w:r>
-          </w:p>
-        </w:tc>
-        <w:tc>
-          <w:tcPr>
-            <w:tcW w:w="700" w:type="dxa"/>
-            <w:noWrap/>
-            <w:hideMark/>
-          </w:tcPr>
-          <w:p>
-            <w:pPr>
-              <w:rPr>
-                <w:rFonts w:ascii="Arial" w:eastAsia="Times New Roman" w:hAnsi="Arial" w:cs="Arial"/>
-                <w:kern w:val="0"/>
-                <w:sz w:val="20"/>
-                <w:szCs w:val="20"/>
-                <w14:ligatures w14:val="none"/>
-              </w:rPr>
-            </w:pPr>
-            <w:r>
-              <w:rPr>
-                <w:rFonts w:ascii="Arial" w:eastAsia="Times New Roman" w:hAnsi="Arial" w:cs="Arial"/>
-                <w:kern w:val="0"/>
-                <w:sz w:val="20"/>
-                <w:szCs w:val="20"/>
-                <w14:ligatures w14:val="none"/>
-              </w:rPr>
-              <w:t>1</w:t>
-            </w:r>
-          </w:p>
-        </w:tc>
-        <w:tc>
-          <w:tcPr>
-            <w:tcW w:w="1584" w:type="dxa"/>
-            <w:noWrap/>
-            <w:hideMark/>
-          </w:tcPr>
-          <w:p>
-            <w:pPr>
-              <w:jc w:val="right"/>
-              <w:rPr>
-                <w:rFonts w:ascii="Arial" w:eastAsia="Times New Roman" w:hAnsi="Arial" w:cs="Arial"/>
-                <w:kern w:val="0"/>
-                <w:sz w:val="20"/>
-                <w:szCs w:val="20"/>
-                <w14:ligatures w14:val="none"/>
-              </w:rPr>
-            </w:pPr>
-            <w:r>
-              <w:rPr>
-                <w:rFonts w:ascii="Arial" w:eastAsia="Times New Roman" w:hAnsi="Arial" w:cs="Arial"/>
-                <w:kern w:val="0"/>
-                <w:sz w:val="20"/>
-                <w:szCs w:val="20"/>
-                <w14:ligatures w14:val="none"/>
-              </w:rPr>
-              <w:t>417,1428571</w:t>
-            </w:r>
-          </w:p>
-        </w:tc>
-        <w:tc>
-          <w:tcPr>
-            <w:tcW w:w="1180" w:type="dxa"/>
-            <w:noWrap/>
-            <w:hideMark/>
-          </w:tcPr>
-          <w:p>
-            <w:pPr>
-              <w:jc w:val="right"/>
-              <w:rPr>
-                <w:rFonts w:ascii="Arial" w:eastAsia="Times New Roman" w:hAnsi="Arial" w:cs="Arial"/>
-                <w:kern w:val="0"/>
-                <w:sz w:val="20"/>
-                <w:szCs w:val="20"/>
-                <w14:ligatures w14:val="none"/>
-              </w:rPr>
-            </w:pPr>
-            <w:r>
-              <w:rPr>
-                <w:rFonts w:ascii="Arial" w:eastAsia="Times New Roman" w:hAnsi="Arial" w:cs="Arial"/>
-                <w:kern w:val="0"/>
-                <w:sz w:val="20"/>
-                <w:szCs w:val="20"/>
-                <w14:ligatures w14:val="none"/>
-              </w:rPr>
-              <w:t>760</w:t>
-            </w:r>
-          </w:p>
-        </w:tc>
-        <w:tc>
-          <w:tcPr>
-            <w:tcW w:w="661" w:type="dxa"/>
-            <w:noWrap/>
-            <w:hideMark/>
-          </w:tcPr>
-          <w:p>
-            <w:pPr>
-              <w:jc w:val="right"/>
-              <w:rPr>
-                <w:rFonts w:ascii="Arial" w:eastAsia="Times New Roman" w:hAnsi="Arial" w:cs="Arial"/>
-                <w:kern w:val="0"/>
-                <w:sz w:val="20"/>
-                <w:szCs w:val="20"/>
-                <w14:ligatures w14:val="none"/>
-              </w:rPr>
-            </w:pPr>
-            <w:r>
-              <w:rPr>
-                <w:rFonts w:ascii="Arial" w:eastAsia="Times New Roman" w:hAnsi="Arial" w:cs="Arial"/>
-                <w:kern w:val="0"/>
-                <w:sz w:val="20"/>
-                <w:szCs w:val="20"/>
-                <w14:ligatures w14:val="none"/>
-              </w:rPr>
-              <w:t>400</w:t>
-            </w:r>
-          </w:p>
-        </w:tc>
-      </w:tr>
-      <w:tr>
-        <w:trPr>
-          <w:trHeight w:val="264"/>
-          <w:jc w:val="center"/>
-        </w:trPr>
-        <w:tc>
-          <w:tcPr>
-            <w:tcW w:w="1140" w:type="dxa"/>
-            <w:noWrap/>
-            <w:hideMark/>
-          </w:tcPr>
-          <w:p>
-            <w:pPr>
-              <w:rPr>
-                <w:rFonts w:ascii="Arial" w:eastAsia="Times New Roman" w:hAnsi="Arial" w:cs="Arial"/>
-                <w:kern w:val="0"/>
-                <w:sz w:val="20"/>
-                <w:szCs w:val="20"/>
-                <w14:ligatures w14:val="none"/>
-              </w:rPr>
-            </w:pPr>
-            <w:r>
-              <w:rPr>
-                <w:rFonts w:ascii="Arial" w:eastAsia="Times New Roman" w:hAnsi="Arial" w:cs="Arial"/>
-                <w:kern w:val="0"/>
-                <w:sz w:val="20"/>
-                <w:szCs w:val="20"/>
-                <w14:ligatures w14:val="none"/>
-              </w:rPr>
-              <w:t> </w:t>
-            </w:r>
-          </w:p>
-        </w:tc>
-        <w:tc>
-          <w:tcPr>
-            <w:tcW w:w="1000" w:type="dxa"/>
-            <w:noWrap/>
-            <w:hideMark/>
-          </w:tcPr>
-          <w:p>
-            <w:pPr>
-              <w:rPr>
-                <w:rFonts w:ascii="Arial" w:eastAsia="Times New Roman" w:hAnsi="Arial" w:cs="Arial"/>
-                <w:kern w:val="0"/>
-                <w:sz w:val="20"/>
-                <w:szCs w:val="20"/>
-                <w14:ligatures w14:val="none"/>
-              </w:rPr>
-            </w:pPr>
-            <w:r>
-              <w:rPr>
-                <w:rFonts w:ascii="Arial" w:eastAsia="Times New Roman" w:hAnsi="Arial" w:cs="Arial"/>
-                <w:kern w:val="0"/>
-                <w:sz w:val="20"/>
-                <w:szCs w:val="20"/>
-                <w14:ligatures w14:val="none"/>
-              </w:rPr>
-              <w:t> </w:t>
-            </w:r>
-          </w:p>
-        </w:tc>
-        <w:tc>
-          <w:tcPr>
-            <w:tcW w:w="1100" w:type="dxa"/>
-            <w:noWrap/>
-            <w:hideMark/>
-          </w:tcPr>
-          <w:p>
-            <w:pPr>
-              <w:rPr>
-                <w:rFonts w:ascii="Arial" w:eastAsia="Times New Roman" w:hAnsi="Arial" w:cs="Arial"/>
-                <w:kern w:val="0"/>
-                <w:sz w:val="20"/>
-                <w:szCs w:val="20"/>
-                <w14:ligatures w14:val="none"/>
-              </w:rPr>
-            </w:pPr>
-            <w:r>
-              <w:rPr>
-                <w:rFonts w:ascii="Arial" w:eastAsia="Times New Roman" w:hAnsi="Arial" w:cs="Arial"/>
-                <w:kern w:val="0"/>
-                <w:sz w:val="20"/>
-                <w:szCs w:val="20"/>
-                <w14:ligatures w14:val="none"/>
-              </w:rPr>
-              <w:t> </w:t>
-            </w:r>
-          </w:p>
-        </w:tc>
-        <w:tc>
-          <w:tcPr>
-            <w:tcW w:w="700" w:type="dxa"/>
-            <w:noWrap/>
-            <w:hideMark/>
-          </w:tcPr>
-          <w:p>
-            <w:pPr>
-              <w:rPr>
-                <w:rFonts w:ascii="Arial" w:eastAsia="Times New Roman" w:hAnsi="Arial" w:cs="Arial"/>
-                <w:kern w:val="0"/>
-                <w:sz w:val="20"/>
-                <w:szCs w:val="20"/>
-                <w14:ligatures w14:val="none"/>
-              </w:rPr>
-            </w:pPr>
-            <w:r>
-              <w:rPr>
-                <w:rFonts w:ascii="Arial" w:eastAsia="Times New Roman" w:hAnsi="Arial" w:cs="Arial"/>
-                <w:kern w:val="0"/>
-                <w:sz w:val="20"/>
-                <w:szCs w:val="20"/>
-                <w14:ligatures w14:val="none"/>
-              </w:rPr>
-              <w:t>2</w:t>
-            </w:r>
-          </w:p>
-        </w:tc>
-        <w:tc>
-          <w:tcPr>
-            <w:tcW w:w="1584" w:type="dxa"/>
-            <w:noWrap/>
-            <w:hideMark/>
-          </w:tcPr>
-          <w:p>
-            <w:pPr>
-              <w:jc w:val="right"/>
-              <w:rPr>
-                <w:rFonts w:ascii="Arial" w:eastAsia="Times New Roman" w:hAnsi="Arial" w:cs="Arial"/>
-                <w:kern w:val="0"/>
-                <w:sz w:val="20"/>
-                <w:szCs w:val="20"/>
-                <w14:ligatures w14:val="none"/>
-              </w:rPr>
-            </w:pPr>
-            <w:r>
-              <w:rPr>
-                <w:rFonts w:ascii="Arial" w:eastAsia="Times New Roman" w:hAnsi="Arial" w:cs="Arial"/>
-                <w:kern w:val="0"/>
-                <w:sz w:val="20"/>
-                <w:szCs w:val="20"/>
-                <w14:ligatures w14:val="none"/>
-              </w:rPr>
-              <w:t>1154,285714</w:t>
-            </w:r>
-          </w:p>
-        </w:tc>
-        <w:tc>
-          <w:tcPr>
-            <w:tcW w:w="1180" w:type="dxa"/>
-            <w:noWrap/>
-            <w:hideMark/>
-          </w:tcPr>
-          <w:p>
-            <w:pPr>
-              <w:jc w:val="right"/>
-              <w:rPr>
-                <w:rFonts w:ascii="Arial" w:eastAsia="Times New Roman" w:hAnsi="Arial" w:cs="Arial"/>
-                <w:kern w:val="0"/>
-                <w:sz w:val="20"/>
-                <w:szCs w:val="20"/>
-                <w14:ligatures w14:val="none"/>
-              </w:rPr>
-            </w:pPr>
-            <w:r>
-              <w:rPr>
-                <w:rFonts w:ascii="Arial" w:eastAsia="Times New Roman" w:hAnsi="Arial" w:cs="Arial"/>
-                <w:kern w:val="0"/>
-                <w:sz w:val="20"/>
-                <w:szCs w:val="20"/>
-                <w14:ligatures w14:val="none"/>
-              </w:rPr>
-              <w:t>1520</w:t>
-            </w:r>
-          </w:p>
-        </w:tc>
-        <w:tc>
-          <w:tcPr>
-            <w:tcW w:w="661" w:type="dxa"/>
-            <w:noWrap/>
-            <w:hideMark/>
-          </w:tcPr>
-          <w:p>
-            <w:pPr>
-              <w:jc w:val="right"/>
-              <w:rPr>
-                <w:rFonts w:ascii="Arial" w:eastAsia="Times New Roman" w:hAnsi="Arial" w:cs="Arial"/>
-                <w:kern w:val="0"/>
-                <w:sz w:val="20"/>
-                <w:szCs w:val="20"/>
-                <w14:ligatures w14:val="none"/>
-              </w:rPr>
-            </w:pPr>
-            <w:r>
-              <w:rPr>
-                <w:rFonts w:ascii="Arial" w:eastAsia="Times New Roman" w:hAnsi="Arial" w:cs="Arial"/>
-                <w:kern w:val="0"/>
-                <w:sz w:val="20"/>
-                <w:szCs w:val="20"/>
-                <w14:ligatures w14:val="none"/>
-              </w:rPr>
-              <w:t>1040</w:t>
-            </w:r>
-          </w:p>
-        </w:tc>
-      </w:tr>
-      <w:tr>
-        <w:trPr>
-          <w:trHeight w:val="264"/>
-          <w:jc w:val="center"/>
-        </w:trPr>
-        <w:tc>
-          <w:tcPr>
-            <w:tcW w:w="1140" w:type="dxa"/>
-            <w:noWrap/>
-            <w:hideMark/>
-          </w:tcPr>
-          <w:p>
-            <w:pPr>
-              <w:rPr>
-                <w:rFonts w:ascii="Arial" w:eastAsia="Times New Roman" w:hAnsi="Arial" w:cs="Arial"/>
-                <w:kern w:val="0"/>
-                <w:sz w:val="20"/>
-                <w:szCs w:val="20"/>
-                <w14:ligatures w14:val="none"/>
-              </w:rPr>
-            </w:pPr>
-            <w:r>
-              <w:rPr>
-                <w:rFonts w:ascii="Arial" w:eastAsia="Times New Roman" w:hAnsi="Arial" w:cs="Arial"/>
-                <w:kern w:val="0"/>
-                <w:sz w:val="20"/>
-                <w:szCs w:val="20"/>
-                <w14:ligatures w14:val="none"/>
-              </w:rPr>
-              <w:t> </w:t>
-            </w:r>
-          </w:p>
-        </w:tc>
-        <w:tc>
-          <w:tcPr>
-            <w:tcW w:w="1000" w:type="dxa"/>
-            <w:noWrap/>
-            <w:hideMark/>
-          </w:tcPr>
-          <w:p>
-            <w:pPr>
-              <w:rPr>
-                <w:rFonts w:ascii="Arial" w:eastAsia="Times New Roman" w:hAnsi="Arial" w:cs="Arial"/>
-                <w:kern w:val="0"/>
-                <w:sz w:val="20"/>
-                <w:szCs w:val="20"/>
-                <w14:ligatures w14:val="none"/>
-              </w:rPr>
-            </w:pPr>
-            <w:r>
-              <w:rPr>
-                <w:rFonts w:ascii="Arial" w:eastAsia="Times New Roman" w:hAnsi="Arial" w:cs="Arial"/>
-                <w:kern w:val="0"/>
-                <w:sz w:val="20"/>
-                <w:szCs w:val="20"/>
-                <w14:ligatures w14:val="none"/>
-              </w:rPr>
-              <w:t> </w:t>
-            </w:r>
-          </w:p>
-        </w:tc>
-        <w:tc>
-          <w:tcPr>
-            <w:tcW w:w="1100" w:type="dxa"/>
-            <w:noWrap/>
-            <w:hideMark/>
-          </w:tcPr>
-          <w:p>
-            <w:pPr>
-              <w:rPr>
-                <w:rFonts w:ascii="Arial" w:eastAsia="Times New Roman" w:hAnsi="Arial" w:cs="Arial"/>
-                <w:kern w:val="0"/>
-                <w:sz w:val="20"/>
-                <w:szCs w:val="20"/>
-                <w14:ligatures w14:val="none"/>
-              </w:rPr>
-            </w:pPr>
-            <w:r>
-              <w:rPr>
-                <w:rFonts w:ascii="Arial" w:eastAsia="Times New Roman" w:hAnsi="Arial" w:cs="Arial"/>
-                <w:kern w:val="0"/>
-                <w:sz w:val="20"/>
-                <w:szCs w:val="20"/>
-                <w14:ligatures w14:val="none"/>
-              </w:rPr>
-              <w:t> </w:t>
-            </w:r>
-          </w:p>
-        </w:tc>
-        <w:tc>
-          <w:tcPr>
-            <w:tcW w:w="700" w:type="dxa"/>
-            <w:noWrap/>
-            <w:hideMark/>
-          </w:tcPr>
-          <w:p>
-            <w:pPr>
-              <w:rPr>
-                <w:rFonts w:ascii="Arial" w:eastAsia="Times New Roman" w:hAnsi="Arial" w:cs="Arial"/>
-                <w:kern w:val="0"/>
-                <w:sz w:val="20"/>
-                <w:szCs w:val="20"/>
-                <w14:ligatures w14:val="none"/>
-              </w:rPr>
-            </w:pPr>
-            <w:r>
-              <w:rPr>
-                <w:rFonts w:ascii="Arial" w:eastAsia="Times New Roman" w:hAnsi="Arial" w:cs="Arial"/>
-                <w:kern w:val="0"/>
-                <w:sz w:val="20"/>
-                <w:szCs w:val="20"/>
-                <w14:ligatures w14:val="none"/>
-              </w:rPr>
-              <w:t>3</w:t>
-            </w:r>
-          </w:p>
-        </w:tc>
-        <w:tc>
-          <w:tcPr>
-            <w:tcW w:w="1584" w:type="dxa"/>
-            <w:noWrap/>
-            <w:hideMark/>
-          </w:tcPr>
-          <w:p>
-            <w:pPr>
-              <w:jc w:val="right"/>
-              <w:rPr>
-                <w:rFonts w:ascii="Arial" w:eastAsia="Times New Roman" w:hAnsi="Arial" w:cs="Arial"/>
-                <w:kern w:val="0"/>
-                <w:sz w:val="20"/>
-                <w:szCs w:val="20"/>
-                <w14:ligatures w14:val="none"/>
-              </w:rPr>
-            </w:pPr>
-            <w:r>
-              <w:rPr>
-                <w:rFonts w:ascii="Arial" w:eastAsia="Times New Roman" w:hAnsi="Arial" w:cs="Arial"/>
-                <w:kern w:val="0"/>
-                <w:sz w:val="20"/>
-                <w:szCs w:val="20"/>
-                <w14:ligatures w14:val="none"/>
-              </w:rPr>
-              <w:t>2028,571429</w:t>
-            </w:r>
-          </w:p>
-        </w:tc>
-        <w:tc>
-          <w:tcPr>
-            <w:tcW w:w="1180" w:type="dxa"/>
-            <w:noWrap/>
-            <w:hideMark/>
-          </w:tcPr>
-          <w:p>
-            <w:pPr>
-              <w:jc w:val="right"/>
-              <w:rPr>
-                <w:rFonts w:ascii="Arial" w:eastAsia="Times New Roman" w:hAnsi="Arial" w:cs="Arial"/>
-                <w:kern w:val="0"/>
-                <w:sz w:val="20"/>
-                <w:szCs w:val="20"/>
-                <w14:ligatures w14:val="none"/>
-              </w:rPr>
-            </w:pPr>
-            <w:r>
-              <w:rPr>
-                <w:rFonts w:ascii="Arial" w:eastAsia="Times New Roman" w:hAnsi="Arial" w:cs="Arial"/>
-                <w:kern w:val="0"/>
-                <w:sz w:val="20"/>
-                <w:szCs w:val="20"/>
-                <w14:ligatures w14:val="none"/>
-              </w:rPr>
-              <w:t>2280</w:t>
-            </w:r>
-          </w:p>
-        </w:tc>
-        <w:tc>
-          <w:tcPr>
-            <w:tcW w:w="661" w:type="dxa"/>
-            <w:noWrap/>
-            <w:hideMark/>
-          </w:tcPr>
-          <w:p>
-            <w:pPr>
-              <w:jc w:val="right"/>
-              <w:rPr>
-                <w:rFonts w:ascii="Arial" w:eastAsia="Times New Roman" w:hAnsi="Arial" w:cs="Arial"/>
-                <w:kern w:val="0"/>
-                <w:sz w:val="20"/>
-                <w:szCs w:val="20"/>
-                <w14:ligatures w14:val="none"/>
-              </w:rPr>
-            </w:pPr>
-            <w:r>
-              <w:rPr>
-                <w:rFonts w:ascii="Arial" w:eastAsia="Times New Roman" w:hAnsi="Arial" w:cs="Arial"/>
-                <w:kern w:val="0"/>
-                <w:sz w:val="20"/>
-                <w:szCs w:val="20"/>
-                <w14:ligatures w14:val="none"/>
-              </w:rPr>
-              <w:t>1800</w:t>
-            </w:r>
-          </w:p>
-        </w:tc>
-      </w:tr>
-      <w:tr>
-        <w:trPr>
-          <w:trHeight w:val="264"/>
-          <w:jc w:val="center"/>
-        </w:trPr>
-        <w:tc>
-          <w:tcPr>
-            <w:tcW w:w="1140" w:type="dxa"/>
-            <w:noWrap/>
-            <w:hideMark/>
-          </w:tcPr>
-          <w:p>
-            <w:pPr>
-              <w:rPr>
-                <w:rFonts w:ascii="Arial" w:eastAsia="Times New Roman" w:hAnsi="Arial" w:cs="Arial"/>
-                <w:kern w:val="0"/>
-                <w:sz w:val="20"/>
-                <w:szCs w:val="20"/>
-                <w14:ligatures w14:val="none"/>
-              </w:rPr>
-            </w:pPr>
-            <w:r>
-              <w:rPr>
-                <w:rFonts w:ascii="Arial" w:eastAsia="Times New Roman" w:hAnsi="Arial" w:cs="Arial"/>
-                <w:kern w:val="0"/>
-                <w:sz w:val="20"/>
-                <w:szCs w:val="20"/>
-                <w14:ligatures w14:val="none"/>
-              </w:rPr>
-              <w:t> </w:t>
-            </w:r>
-          </w:p>
-        </w:tc>
-        <w:tc>
-          <w:tcPr>
-            <w:tcW w:w="1000" w:type="dxa"/>
-            <w:noWrap/>
-            <w:hideMark/>
-          </w:tcPr>
-          <w:p>
-            <w:pPr>
-              <w:rPr>
-                <w:rFonts w:ascii="Arial" w:eastAsia="Times New Roman" w:hAnsi="Arial" w:cs="Arial"/>
-                <w:kern w:val="0"/>
-                <w:sz w:val="20"/>
-                <w:szCs w:val="20"/>
-                <w14:ligatures w14:val="none"/>
-              </w:rPr>
-            </w:pPr>
-            <w:r>
-              <w:rPr>
-                <w:rFonts w:ascii="Arial" w:eastAsia="Times New Roman" w:hAnsi="Arial" w:cs="Arial"/>
-                <w:kern w:val="0"/>
-                <w:sz w:val="20"/>
-                <w:szCs w:val="20"/>
-                <w14:ligatures w14:val="none"/>
-              </w:rPr>
-              <w:t> </w:t>
-            </w:r>
-          </w:p>
-        </w:tc>
-        <w:tc>
-          <w:tcPr>
-            <w:tcW w:w="1100" w:type="dxa"/>
-            <w:noWrap/>
-            <w:hideMark/>
-          </w:tcPr>
-          <w:p>
-            <w:pPr>
-              <w:rPr>
-                <w:rFonts w:ascii="Arial" w:eastAsia="Times New Roman" w:hAnsi="Arial" w:cs="Arial"/>
-                <w:kern w:val="0"/>
-                <w:sz w:val="20"/>
-                <w:szCs w:val="20"/>
-                <w14:ligatures w14:val="none"/>
-              </w:rPr>
-            </w:pPr>
-            <w:r>
-              <w:rPr>
-                <w:rFonts w:ascii="Arial" w:eastAsia="Times New Roman" w:hAnsi="Arial" w:cs="Arial"/>
-                <w:kern w:val="0"/>
-                <w:sz w:val="20"/>
-                <w:szCs w:val="20"/>
-                <w14:ligatures w14:val="none"/>
-              </w:rPr>
-              <w:t> </w:t>
-            </w:r>
-          </w:p>
-        </w:tc>
-        <w:tc>
-          <w:tcPr>
-            <w:tcW w:w="700" w:type="dxa"/>
-            <w:noWrap/>
-            <w:hideMark/>
-          </w:tcPr>
-          <w:p>
-            <w:pPr>
-              <w:rPr>
-                <w:rFonts w:ascii="Arial" w:eastAsia="Times New Roman" w:hAnsi="Arial" w:cs="Arial"/>
-                <w:kern w:val="0"/>
-                <w:sz w:val="20"/>
-                <w:szCs w:val="20"/>
-                <w14:ligatures w14:val="none"/>
-              </w:rPr>
-            </w:pPr>
-            <w:r>
-              <w:rPr>
-                <w:rFonts w:ascii="Arial" w:eastAsia="Times New Roman" w:hAnsi="Arial" w:cs="Arial"/>
-                <w:kern w:val="0"/>
-                <w:sz w:val="20"/>
-                <w:szCs w:val="20"/>
-                <w14:ligatures w14:val="none"/>
-              </w:rPr>
-              <w:t>4</w:t>
-            </w:r>
-          </w:p>
-        </w:tc>
-        <w:tc>
-          <w:tcPr>
-            <w:tcW w:w="1584" w:type="dxa"/>
-            <w:noWrap/>
-            <w:hideMark/>
-          </w:tcPr>
-          <w:p>
-            <w:pPr>
-              <w:jc w:val="right"/>
-              <w:rPr>
-                <w:rFonts w:ascii="Arial" w:eastAsia="Times New Roman" w:hAnsi="Arial" w:cs="Arial"/>
-                <w:kern w:val="0"/>
-                <w:sz w:val="20"/>
-                <w:szCs w:val="20"/>
-                <w14:ligatures w14:val="none"/>
-              </w:rPr>
-            </w:pPr>
-            <w:r>
-              <w:rPr>
-                <w:rFonts w:ascii="Arial" w:eastAsia="Times New Roman" w:hAnsi="Arial" w:cs="Arial"/>
-                <w:kern w:val="0"/>
-                <w:sz w:val="20"/>
-                <w:szCs w:val="20"/>
-                <w14:ligatures w14:val="none"/>
-              </w:rPr>
-              <w:t>2902,857143</w:t>
-            </w:r>
-          </w:p>
-        </w:tc>
-        <w:tc>
-          <w:tcPr>
-            <w:tcW w:w="1180" w:type="dxa"/>
-            <w:noWrap/>
-            <w:hideMark/>
-          </w:tcPr>
-          <w:p>
-            <w:pPr>
-              <w:jc w:val="right"/>
-              <w:rPr>
-                <w:rFonts w:ascii="Arial" w:eastAsia="Times New Roman" w:hAnsi="Arial" w:cs="Arial"/>
-                <w:kern w:val="0"/>
-                <w:sz w:val="20"/>
-                <w:szCs w:val="20"/>
-                <w14:ligatures w14:val="none"/>
-              </w:rPr>
-            </w:pPr>
-            <w:r>
-              <w:rPr>
-                <w:rFonts w:ascii="Arial" w:eastAsia="Times New Roman" w:hAnsi="Arial" w:cs="Arial"/>
-                <w:kern w:val="0"/>
-                <w:sz w:val="20"/>
-                <w:szCs w:val="20"/>
-                <w14:ligatures w14:val="none"/>
-              </w:rPr>
-              <w:t>3040</w:t>
-            </w:r>
-          </w:p>
-        </w:tc>
-        <w:tc>
-          <w:tcPr>
-            <w:tcW w:w="661" w:type="dxa"/>
-            <w:noWrap/>
-            <w:hideMark/>
-          </w:tcPr>
-          <w:p>
-            <w:pPr>
-              <w:jc w:val="right"/>
-              <w:rPr>
-                <w:rFonts w:ascii="Arial" w:eastAsia="Times New Roman" w:hAnsi="Arial" w:cs="Arial"/>
-                <w:kern w:val="0"/>
-                <w:sz w:val="20"/>
-                <w:szCs w:val="20"/>
-                <w14:ligatures w14:val="none"/>
-              </w:rPr>
-            </w:pPr>
-            <w:r>
-              <w:rPr>
-                <w:rFonts w:ascii="Arial" w:eastAsia="Times New Roman" w:hAnsi="Arial" w:cs="Arial"/>
-                <w:kern w:val="0"/>
-                <w:sz w:val="20"/>
-                <w:szCs w:val="20"/>
-                <w14:ligatures w14:val="none"/>
-              </w:rPr>
-              <w:t>2560</w:t>
-            </w:r>
-          </w:p>
-        </w:tc>
-      </w:tr>
-      <w:tr>
-        <w:trPr>
-          <w:trHeight w:val="264"/>
-          <w:jc w:val="center"/>
-        </w:trPr>
-        <w:tc>
-          <w:tcPr>
-            <w:tcW w:w="1140" w:type="dxa"/>
-            <w:noWrap/>
-            <w:hideMark/>
-          </w:tcPr>
-          <w:p>
-            <w:pPr>
-              <w:rPr>
-                <w:rFonts w:ascii="Arial" w:eastAsia="Times New Roman" w:hAnsi="Arial" w:cs="Arial"/>
-                <w:kern w:val="0"/>
-                <w:sz w:val="20"/>
-                <w:szCs w:val="20"/>
-                <w14:ligatures w14:val="none"/>
-              </w:rPr>
-            </w:pPr>
-            <w:r>
-              <w:rPr>
-                <w:rFonts w:ascii="Arial" w:eastAsia="Times New Roman" w:hAnsi="Arial" w:cs="Arial"/>
-                <w:kern w:val="0"/>
-                <w:sz w:val="20"/>
-                <w:szCs w:val="20"/>
-                <w14:ligatures w14:val="none"/>
-              </w:rPr>
-              <w:t> </w:t>
-            </w:r>
-          </w:p>
-        </w:tc>
-        <w:tc>
-          <w:tcPr>
-            <w:tcW w:w="1000" w:type="dxa"/>
-            <w:noWrap/>
-            <w:hideMark/>
-          </w:tcPr>
-          <w:p>
-            <w:pPr>
-              <w:rPr>
-                <w:rFonts w:ascii="Arial" w:eastAsia="Times New Roman" w:hAnsi="Arial" w:cs="Arial"/>
-                <w:kern w:val="0"/>
-                <w:sz w:val="20"/>
-                <w:szCs w:val="20"/>
-                <w14:ligatures w14:val="none"/>
-              </w:rPr>
-            </w:pPr>
-            <w:r>
-              <w:rPr>
-                <w:rFonts w:ascii="Arial" w:eastAsia="Times New Roman" w:hAnsi="Arial" w:cs="Arial"/>
-                <w:kern w:val="0"/>
-                <w:sz w:val="20"/>
-                <w:szCs w:val="20"/>
-                <w14:ligatures w14:val="none"/>
-              </w:rPr>
-              <w:t> </w:t>
-            </w:r>
-          </w:p>
-        </w:tc>
-        <w:tc>
-          <w:tcPr>
-            <w:tcW w:w="1100" w:type="dxa"/>
-            <w:noWrap/>
-            <w:hideMark/>
-          </w:tcPr>
-          <w:p>
-            <w:pPr>
-              <w:rPr>
-                <w:rFonts w:ascii="Arial" w:eastAsia="Times New Roman" w:hAnsi="Arial" w:cs="Arial"/>
-                <w:kern w:val="0"/>
-                <w:sz w:val="20"/>
-                <w:szCs w:val="20"/>
-                <w14:ligatures w14:val="none"/>
-              </w:rPr>
-            </w:pPr>
-            <w:r>
-              <w:rPr>
-                <w:rFonts w:ascii="Arial" w:eastAsia="Times New Roman" w:hAnsi="Arial" w:cs="Arial"/>
-                <w:kern w:val="0"/>
-                <w:sz w:val="20"/>
-                <w:szCs w:val="20"/>
-                <w14:ligatures w14:val="none"/>
-              </w:rPr>
-              <w:t> </w:t>
-            </w:r>
-          </w:p>
-        </w:tc>
-        <w:tc>
-          <w:tcPr>
-            <w:tcW w:w="700" w:type="dxa"/>
-            <w:noWrap/>
-            <w:hideMark/>
-          </w:tcPr>
-          <w:p>
-            <w:pPr>
-              <w:rPr>
-                <w:rFonts w:ascii="Arial" w:eastAsia="Times New Roman" w:hAnsi="Arial" w:cs="Arial"/>
-                <w:kern w:val="0"/>
-                <w:sz w:val="20"/>
-                <w:szCs w:val="20"/>
-                <w14:ligatures w14:val="none"/>
-              </w:rPr>
-            </w:pPr>
-            <w:r>
-              <w:rPr>
-                <w:rFonts w:ascii="Arial" w:eastAsia="Times New Roman" w:hAnsi="Arial" w:cs="Arial"/>
-                <w:kern w:val="0"/>
-                <w:sz w:val="20"/>
-                <w:szCs w:val="20"/>
-                <w14:ligatures w14:val="none"/>
-              </w:rPr>
-              <w:t>5</w:t>
-            </w:r>
-          </w:p>
-        </w:tc>
-        <w:tc>
-          <w:tcPr>
-            <w:tcW w:w="1584" w:type="dxa"/>
-            <w:noWrap/>
-            <w:hideMark/>
-          </w:tcPr>
-          <w:p>
-            <w:pPr>
-              <w:jc w:val="right"/>
-              <w:rPr>
-                <w:rFonts w:ascii="Arial" w:eastAsia="Times New Roman" w:hAnsi="Arial" w:cs="Arial"/>
-                <w:kern w:val="0"/>
-                <w:sz w:val="20"/>
-                <w:szCs w:val="20"/>
-                <w14:ligatures w14:val="none"/>
-              </w:rPr>
-            </w:pPr>
-            <w:r>
-              <w:rPr>
-                <w:rFonts w:ascii="Arial" w:eastAsia="Times New Roman" w:hAnsi="Arial" w:cs="Arial"/>
-                <w:kern w:val="0"/>
-                <w:sz w:val="20"/>
-                <w:szCs w:val="20"/>
-                <w14:ligatures w14:val="none"/>
-              </w:rPr>
-              <w:t>2902,857143</w:t>
-            </w:r>
-          </w:p>
-        </w:tc>
-        <w:tc>
-          <w:tcPr>
-            <w:tcW w:w="1180" w:type="dxa"/>
-            <w:noWrap/>
-            <w:hideMark/>
-          </w:tcPr>
-          <w:p>
-            <w:pPr>
-              <w:jc w:val="right"/>
-              <w:rPr>
-                <w:rFonts w:ascii="Arial" w:eastAsia="Times New Roman" w:hAnsi="Arial" w:cs="Arial"/>
-                <w:kern w:val="0"/>
-                <w:sz w:val="20"/>
-                <w:szCs w:val="20"/>
-                <w14:ligatures w14:val="none"/>
-              </w:rPr>
-            </w:pPr>
-            <w:r>
-              <w:rPr>
-                <w:rFonts w:ascii="Arial" w:eastAsia="Times New Roman" w:hAnsi="Arial" w:cs="Arial"/>
-                <w:kern w:val="0"/>
-                <w:sz w:val="20"/>
-                <w:szCs w:val="20"/>
-                <w14:ligatures w14:val="none"/>
-              </w:rPr>
-              <w:t>3040</w:t>
-            </w:r>
-          </w:p>
-        </w:tc>
-        <w:tc>
-          <w:tcPr>
-            <w:tcW w:w="661" w:type="dxa"/>
-            <w:noWrap/>
-            <w:hideMark/>
-          </w:tcPr>
-          <w:p>
-            <w:pPr>
-              <w:jc w:val="right"/>
-              <w:rPr>
-                <w:rFonts w:ascii="Arial" w:eastAsia="Times New Roman" w:hAnsi="Arial" w:cs="Arial"/>
-                <w:kern w:val="0"/>
-                <w:sz w:val="20"/>
-                <w:szCs w:val="20"/>
-                <w14:ligatures w14:val="none"/>
-              </w:rPr>
-            </w:pPr>
-            <w:r>
-              <w:rPr>
-                <w:rFonts w:ascii="Arial" w:eastAsia="Times New Roman" w:hAnsi="Arial" w:cs="Arial"/>
-                <w:kern w:val="0"/>
-                <w:sz w:val="20"/>
-                <w:szCs w:val="20"/>
-                <w14:ligatures w14:val="none"/>
-              </w:rPr>
-              <w:t>2560</w:t>
-            </w:r>
-          </w:p>
-        </w:tc>
-      </w:tr>
-      <w:tr>
-        <w:trPr>
-          <w:trHeight w:val="264"/>
-          <w:jc w:val="center"/>
-        </w:trPr>
-        <w:tc>
-          <w:tcPr>
-            <w:tcW w:w="1140" w:type="dxa"/>
-            <w:noWrap/>
-            <w:hideMark/>
-          </w:tcPr>
-          <w:p>
-            <w:pPr>
-              <w:rPr>
-                <w:rFonts w:ascii="Arial" w:eastAsia="Times New Roman" w:hAnsi="Arial" w:cs="Arial"/>
-                <w:kern w:val="0"/>
-                <w:sz w:val="20"/>
-                <w:szCs w:val="20"/>
-                <w14:ligatures w14:val="none"/>
-              </w:rPr>
-            </w:pPr>
-            <w:r>
-              <w:rPr>
-                <w:rFonts w:ascii="Arial" w:eastAsia="Times New Roman" w:hAnsi="Arial" w:cs="Arial"/>
-                <w:kern w:val="0"/>
-                <w:sz w:val="20"/>
-                <w:szCs w:val="20"/>
-                <w14:ligatures w14:val="none"/>
-              </w:rPr>
-              <w:t> </w:t>
-            </w:r>
-          </w:p>
-        </w:tc>
-        <w:tc>
-          <w:tcPr>
-            <w:tcW w:w="1000" w:type="dxa"/>
-            <w:noWrap/>
-            <w:hideMark/>
-          </w:tcPr>
-          <w:p>
-            <w:pPr>
-              <w:rPr>
-                <w:rFonts w:ascii="Arial" w:eastAsia="Times New Roman" w:hAnsi="Arial" w:cs="Arial"/>
-                <w:kern w:val="0"/>
-                <w:sz w:val="20"/>
-                <w:szCs w:val="20"/>
-                <w14:ligatures w14:val="none"/>
-              </w:rPr>
-            </w:pPr>
-            <w:r>
-              <w:rPr>
-                <w:rFonts w:ascii="Arial" w:eastAsia="Times New Roman" w:hAnsi="Arial" w:cs="Arial"/>
-                <w:kern w:val="0"/>
-                <w:sz w:val="20"/>
-                <w:szCs w:val="20"/>
-                <w14:ligatures w14:val="none"/>
-              </w:rPr>
-              <w:t> </w:t>
-            </w:r>
-          </w:p>
-        </w:tc>
-        <w:tc>
-          <w:tcPr>
-            <w:tcW w:w="1100" w:type="dxa"/>
-            <w:noWrap/>
-            <w:hideMark/>
-          </w:tcPr>
-          <w:p>
-            <w:pPr>
-              <w:rPr>
-                <w:rFonts w:ascii="Arial" w:eastAsia="Times New Roman" w:hAnsi="Arial" w:cs="Arial"/>
-                <w:kern w:val="0"/>
-                <w:sz w:val="20"/>
-                <w:szCs w:val="20"/>
-                <w14:ligatures w14:val="none"/>
-              </w:rPr>
-            </w:pPr>
-            <w:r>
-              <w:rPr>
-                <w:rFonts w:ascii="Arial" w:eastAsia="Times New Roman" w:hAnsi="Arial" w:cs="Arial"/>
-                <w:kern w:val="0"/>
-                <w:sz w:val="20"/>
-                <w:szCs w:val="20"/>
-                <w14:ligatures w14:val="none"/>
-              </w:rPr>
-              <w:t> </w:t>
-            </w:r>
-          </w:p>
-        </w:tc>
-        <w:tc>
-          <w:tcPr>
-            <w:tcW w:w="700" w:type="dxa"/>
-            <w:noWrap/>
-            <w:hideMark/>
-          </w:tcPr>
-          <w:p>
-            <w:pPr>
-              <w:rPr>
-                <w:rFonts w:ascii="Arial" w:eastAsia="Times New Roman" w:hAnsi="Arial" w:cs="Arial"/>
-                <w:kern w:val="0"/>
-                <w:sz w:val="20"/>
-                <w:szCs w:val="20"/>
-                <w14:ligatures w14:val="none"/>
-              </w:rPr>
-            </w:pPr>
-            <w:r>
-              <w:rPr>
-                <w:rFonts w:ascii="Arial" w:eastAsia="Times New Roman" w:hAnsi="Arial" w:cs="Arial"/>
-                <w:kern w:val="0"/>
-                <w:sz w:val="20"/>
-                <w:szCs w:val="20"/>
-                <w14:ligatures w14:val="none"/>
-              </w:rPr>
-              <w:t>6</w:t>
-            </w:r>
-          </w:p>
-        </w:tc>
-        <w:tc>
-          <w:tcPr>
-            <w:tcW w:w="1584" w:type="dxa"/>
-            <w:noWrap/>
-            <w:hideMark/>
-          </w:tcPr>
-          <w:p>
-            <w:pPr>
-              <w:jc w:val="right"/>
-              <w:rPr>
-                <w:rFonts w:ascii="Arial" w:eastAsia="Times New Roman" w:hAnsi="Arial" w:cs="Arial"/>
-                <w:kern w:val="0"/>
-                <w:sz w:val="20"/>
-                <w:szCs w:val="20"/>
-                <w14:ligatures w14:val="none"/>
-              </w:rPr>
-            </w:pPr>
-            <w:r>
-              <w:rPr>
-                <w:rFonts w:ascii="Arial" w:eastAsia="Times New Roman" w:hAnsi="Arial" w:cs="Arial"/>
-                <w:kern w:val="0"/>
-                <w:sz w:val="20"/>
-                <w:szCs w:val="20"/>
-                <w14:ligatures w14:val="none"/>
-              </w:rPr>
-              <w:t>2902,857143</w:t>
-            </w:r>
-          </w:p>
-        </w:tc>
-        <w:tc>
-          <w:tcPr>
-            <w:tcW w:w="1180" w:type="dxa"/>
-            <w:noWrap/>
-            <w:hideMark/>
-          </w:tcPr>
-          <w:p>
-            <w:pPr>
-              <w:jc w:val="right"/>
-              <w:rPr>
-                <w:rFonts w:ascii="Arial" w:eastAsia="Times New Roman" w:hAnsi="Arial" w:cs="Arial"/>
-                <w:kern w:val="0"/>
-                <w:sz w:val="20"/>
-                <w:szCs w:val="20"/>
-                <w14:ligatures w14:val="none"/>
-              </w:rPr>
-            </w:pPr>
-            <w:r>
-              <w:rPr>
-                <w:rFonts w:ascii="Arial" w:eastAsia="Times New Roman" w:hAnsi="Arial" w:cs="Arial"/>
-                <w:kern w:val="0"/>
-                <w:sz w:val="20"/>
-                <w:szCs w:val="20"/>
-                <w14:ligatures w14:val="none"/>
-              </w:rPr>
-              <w:t>3040</w:t>
-            </w:r>
-          </w:p>
-        </w:tc>
-        <w:tc>
-          <w:tcPr>
-            <w:tcW w:w="661" w:type="dxa"/>
-            <w:noWrap/>
-            <w:hideMark/>
-          </w:tcPr>
-          <w:p>
-            <w:pPr>
-              <w:jc w:val="right"/>
-              <w:rPr>
-                <w:rFonts w:ascii="Arial" w:eastAsia="Times New Roman" w:hAnsi="Arial" w:cs="Arial"/>
-                <w:kern w:val="0"/>
-                <w:sz w:val="20"/>
-                <w:szCs w:val="20"/>
-                <w14:ligatures w14:val="none"/>
-              </w:rPr>
-            </w:pPr>
-            <w:r>
-              <w:rPr>
-                <w:rFonts w:ascii="Arial" w:eastAsia="Times New Roman" w:hAnsi="Arial" w:cs="Arial"/>
-                <w:kern w:val="0"/>
-                <w:sz w:val="20"/>
-                <w:szCs w:val="20"/>
-                <w14:ligatures w14:val="none"/>
-              </w:rPr>
-              <w:t>2560</w:t>
-            </w:r>
-          </w:p>
-        </w:tc>
-      </w:tr>
-      <w:tr>
-        <w:trPr>
-          <w:trHeight w:val="264"/>
-          <w:jc w:val="center"/>
-        </w:trPr>
-        <w:tc>
-          <w:tcPr>
-            <w:tcW w:w="1140" w:type="dxa"/>
-            <w:noWrap/>
-            <w:hideMark/>
-          </w:tcPr>
-          <w:p>
-            <w:pPr>
-              <w:rPr>
-                <w:rFonts w:ascii="Arial" w:eastAsia="Times New Roman" w:hAnsi="Arial" w:cs="Arial"/>
-                <w:kern w:val="0"/>
-                <w:sz w:val="20"/>
-                <w:szCs w:val="20"/>
-                <w14:ligatures w14:val="none"/>
-              </w:rPr>
-            </w:pPr>
-            <w:r>
-              <w:rPr>
-                <w:rFonts w:ascii="Arial" w:eastAsia="Times New Roman" w:hAnsi="Arial" w:cs="Arial"/>
-                <w:kern w:val="0"/>
-                <w:sz w:val="20"/>
-                <w:szCs w:val="20"/>
-                <w14:ligatures w14:val="none"/>
-              </w:rPr>
-              <w:t> </w:t>
-            </w:r>
-          </w:p>
-        </w:tc>
-        <w:tc>
-          <w:tcPr>
-            <w:tcW w:w="1000" w:type="dxa"/>
-            <w:noWrap/>
-            <w:hideMark/>
-          </w:tcPr>
-          <w:p>
-            <w:pPr>
-              <w:rPr>
-                <w:rFonts w:ascii="Arial" w:eastAsia="Times New Roman" w:hAnsi="Arial" w:cs="Arial"/>
-                <w:kern w:val="0"/>
-                <w:sz w:val="20"/>
-                <w:szCs w:val="20"/>
-                <w14:ligatures w14:val="none"/>
-              </w:rPr>
-            </w:pPr>
-            <w:r>
-              <w:rPr>
-                <w:rFonts w:ascii="Arial" w:eastAsia="Times New Roman" w:hAnsi="Arial" w:cs="Arial"/>
-                <w:kern w:val="0"/>
-                <w:sz w:val="20"/>
-                <w:szCs w:val="20"/>
-                <w14:ligatures w14:val="none"/>
-              </w:rPr>
-              <w:t> </w:t>
-            </w:r>
-          </w:p>
-        </w:tc>
-        <w:tc>
-          <w:tcPr>
-            <w:tcW w:w="1100" w:type="dxa"/>
-            <w:noWrap/>
-            <w:hideMark/>
-          </w:tcPr>
-          <w:p>
-            <w:pPr>
-              <w:rPr>
-                <w:rFonts w:ascii="Arial" w:eastAsia="Times New Roman" w:hAnsi="Arial" w:cs="Arial"/>
-                <w:kern w:val="0"/>
-                <w:sz w:val="20"/>
-                <w:szCs w:val="20"/>
-                <w14:ligatures w14:val="none"/>
-              </w:rPr>
-            </w:pPr>
-            <w:r>
-              <w:rPr>
-                <w:rFonts w:ascii="Arial" w:eastAsia="Times New Roman" w:hAnsi="Arial" w:cs="Arial"/>
-                <w:kern w:val="0"/>
-                <w:sz w:val="20"/>
-                <w:szCs w:val="20"/>
-                <w14:ligatures w14:val="none"/>
-              </w:rPr>
-              <w:t>Week 45</w:t>
-            </w:r>
-          </w:p>
-        </w:tc>
-        <w:tc>
-          <w:tcPr>
-            <w:tcW w:w="700" w:type="dxa"/>
-            <w:noWrap/>
-            <w:hideMark/>
-          </w:tcPr>
-          <w:p>
-            <w:pPr>
-              <w:rPr>
-                <w:rFonts w:ascii="Arial" w:eastAsia="Times New Roman" w:hAnsi="Arial" w:cs="Arial"/>
-                <w:kern w:val="0"/>
-                <w:sz w:val="20"/>
-                <w:szCs w:val="20"/>
-                <w14:ligatures w14:val="none"/>
-              </w:rPr>
-            </w:pPr>
-            <w:r>
-              <w:rPr>
-                <w:rFonts w:ascii="Arial" w:eastAsia="Times New Roman" w:hAnsi="Arial" w:cs="Arial"/>
-                <w:kern w:val="0"/>
-                <w:sz w:val="20"/>
-                <w:szCs w:val="20"/>
-                <w14:ligatures w14:val="none"/>
-              </w:rPr>
-              <w:t>7</w:t>
-            </w:r>
-          </w:p>
-        </w:tc>
-        <w:tc>
-          <w:tcPr>
-            <w:tcW w:w="1584" w:type="dxa"/>
-            <w:noWrap/>
-            <w:hideMark/>
-          </w:tcPr>
-          <w:p>
-            <w:pPr>
-              <w:jc w:val="right"/>
-              <w:rPr>
-                <w:rFonts w:ascii="Arial" w:eastAsia="Times New Roman" w:hAnsi="Arial" w:cs="Arial"/>
-                <w:kern w:val="0"/>
-                <w:sz w:val="20"/>
-                <w:szCs w:val="20"/>
-                <w14:ligatures w14:val="none"/>
-              </w:rPr>
-            </w:pPr>
-            <w:r>
-              <w:rPr>
-                <w:rFonts w:ascii="Arial" w:eastAsia="Times New Roman" w:hAnsi="Arial" w:cs="Arial"/>
-                <w:kern w:val="0"/>
-                <w:sz w:val="20"/>
-                <w:szCs w:val="20"/>
-                <w14:ligatures w14:val="none"/>
-              </w:rPr>
-              <w:t>3457,142857</w:t>
-            </w:r>
-          </w:p>
-        </w:tc>
-        <w:tc>
-          <w:tcPr>
-            <w:tcW w:w="1180" w:type="dxa"/>
-            <w:noWrap/>
-            <w:hideMark/>
-          </w:tcPr>
-          <w:p>
-            <w:pPr>
-              <w:jc w:val="right"/>
-              <w:rPr>
-                <w:rFonts w:ascii="Arial" w:eastAsia="Times New Roman" w:hAnsi="Arial" w:cs="Arial"/>
-                <w:kern w:val="0"/>
-                <w:sz w:val="20"/>
-                <w:szCs w:val="20"/>
-                <w14:ligatures w14:val="none"/>
-              </w:rPr>
-            </w:pPr>
-            <w:r>
-              <w:rPr>
-                <w:rFonts w:ascii="Arial" w:eastAsia="Times New Roman" w:hAnsi="Arial" w:cs="Arial"/>
-                <w:kern w:val="0"/>
-                <w:sz w:val="20"/>
-                <w:szCs w:val="20"/>
-                <w14:ligatures w14:val="none"/>
-              </w:rPr>
-              <w:t>3800</w:t>
-            </w:r>
-          </w:p>
-        </w:tc>
-        <w:tc>
-          <w:tcPr>
-            <w:tcW w:w="661" w:type="dxa"/>
-            <w:noWrap/>
-            <w:hideMark/>
-          </w:tcPr>
-          <w:p>
-            <w:pPr>
-              <w:jc w:val="right"/>
-              <w:rPr>
-                <w:rFonts w:ascii="Arial" w:eastAsia="Times New Roman" w:hAnsi="Arial" w:cs="Arial"/>
-                <w:kern w:val="0"/>
-                <w:sz w:val="20"/>
-                <w:szCs w:val="20"/>
-                <w14:ligatures w14:val="none"/>
-              </w:rPr>
-            </w:pPr>
-            <w:r>
-              <w:rPr>
-                <w:rFonts w:ascii="Arial" w:eastAsia="Times New Roman" w:hAnsi="Arial" w:cs="Arial"/>
-                <w:kern w:val="0"/>
-                <w:sz w:val="20"/>
-                <w:szCs w:val="20"/>
-                <w14:ligatures w14:val="none"/>
-              </w:rPr>
-              <w:t>3080</w:t>
-            </w:r>
-          </w:p>
-        </w:tc>
-      </w:tr>
-      <w:tr>
-        <w:trPr>
-          <w:trHeight w:val="264"/>
-          <w:jc w:val="center"/>
-        </w:trPr>
-        <w:tc>
-          <w:tcPr>
-            <w:tcW w:w="1140" w:type="dxa"/>
-            <w:noWrap/>
-            <w:hideMark/>
-          </w:tcPr>
-          <w:p>
-            <w:pPr>
-              <w:rPr>
-                <w:rFonts w:ascii="Arial" w:eastAsia="Times New Roman" w:hAnsi="Arial" w:cs="Arial"/>
-                <w:kern w:val="0"/>
-                <w:sz w:val="20"/>
-                <w:szCs w:val="20"/>
-                <w14:ligatures w14:val="none"/>
-              </w:rPr>
-            </w:pPr>
-            <w:r>
-              <w:rPr>
-                <w:rFonts w:ascii="Arial" w:eastAsia="Times New Roman" w:hAnsi="Arial" w:cs="Arial"/>
-                <w:kern w:val="0"/>
-                <w:sz w:val="20"/>
-                <w:szCs w:val="20"/>
-                <w14:ligatures w14:val="none"/>
-              </w:rPr>
-              <w:t> </w:t>
-            </w:r>
-          </w:p>
-        </w:tc>
-        <w:tc>
-          <w:tcPr>
-            <w:tcW w:w="1000" w:type="dxa"/>
-            <w:noWrap/>
-            <w:hideMark/>
-          </w:tcPr>
-          <w:p>
-            <w:pPr>
-              <w:rPr>
-                <w:rFonts w:ascii="Arial" w:eastAsia="Times New Roman" w:hAnsi="Arial" w:cs="Arial"/>
-                <w:kern w:val="0"/>
-                <w:sz w:val="20"/>
-                <w:szCs w:val="20"/>
-                <w14:ligatures w14:val="none"/>
-              </w:rPr>
-            </w:pPr>
-            <w:r>
-              <w:rPr>
-                <w:rFonts w:ascii="Arial" w:eastAsia="Times New Roman" w:hAnsi="Arial" w:cs="Arial"/>
-                <w:kern w:val="0"/>
-                <w:sz w:val="20"/>
-                <w:szCs w:val="20"/>
-                <w14:ligatures w14:val="none"/>
-              </w:rPr>
-              <w:t>Q4 Total</w:t>
-            </w:r>
-          </w:p>
-        </w:tc>
-        <w:tc>
-          <w:tcPr>
-            <w:tcW w:w="1100" w:type="dxa"/>
-            <w:noWrap/>
-            <w:hideMark/>
-          </w:tcPr>
-          <w:p>
-            <w:pPr>
-              <w:rPr>
-                <w:rFonts w:ascii="Arial" w:eastAsia="Times New Roman" w:hAnsi="Arial" w:cs="Arial"/>
-                <w:kern w:val="0"/>
-                <w:sz w:val="20"/>
-                <w:szCs w:val="20"/>
-                <w14:ligatures w14:val="none"/>
-              </w:rPr>
-            </w:pPr>
-            <w:r>
-              <w:rPr>
-                <w:rFonts w:ascii="Arial" w:eastAsia="Times New Roman" w:hAnsi="Arial" w:cs="Arial"/>
-                <w:kern w:val="0"/>
-                <w:sz w:val="20"/>
-                <w:szCs w:val="20"/>
-                <w14:ligatures w14:val="none"/>
-              </w:rPr>
-              <w:t> </w:t>
-            </w:r>
-          </w:p>
-        </w:tc>
-        <w:tc>
-          <w:tcPr>
-            <w:tcW w:w="700" w:type="dxa"/>
-            <w:noWrap/>
-            <w:hideMark/>
-          </w:tcPr>
-          <w:p>
-            <w:pPr>
-              <w:rPr>
-                <w:rFonts w:ascii="Arial" w:eastAsia="Times New Roman" w:hAnsi="Arial" w:cs="Arial"/>
-                <w:kern w:val="0"/>
-                <w:sz w:val="20"/>
-                <w:szCs w:val="20"/>
-                <w14:ligatures w14:val="none"/>
-              </w:rPr>
-            </w:pPr>
-            <w:r>
-              <w:rPr>
-                <w:rFonts w:ascii="Arial" w:eastAsia="Times New Roman" w:hAnsi="Arial" w:cs="Arial"/>
-                <w:kern w:val="0"/>
-                <w:sz w:val="20"/>
-                <w:szCs w:val="20"/>
-                <w14:ligatures w14:val="none"/>
-              </w:rPr>
-              <w:t> </w:t>
-            </w:r>
-          </w:p>
-        </w:tc>
-        <w:tc>
-          <w:tcPr>
-            <w:tcW w:w="1584" w:type="dxa"/>
-            <w:noWrap/>
-            <w:hideMark/>
-          </w:tcPr>
-          <w:p>
-            <w:pPr>
-              <w:jc w:val="right"/>
-              <w:rPr>
-                <w:rFonts w:ascii="Arial" w:eastAsia="Times New Roman" w:hAnsi="Arial" w:cs="Arial"/>
-                <w:kern w:val="0"/>
-                <w:sz w:val="20"/>
-                <w:szCs w:val="20"/>
-                <w14:ligatures w14:val="none"/>
-              </w:rPr>
-            </w:pPr>
-            <w:r>
-              <w:rPr>
-                <w:rFonts w:ascii="Arial" w:eastAsia="Times New Roman" w:hAnsi="Arial" w:cs="Arial"/>
-                <w:kern w:val="0"/>
-                <w:sz w:val="20"/>
-                <w:szCs w:val="20"/>
-                <w14:ligatures w14:val="none"/>
-              </w:rPr>
-              <w:t>3457,142857</w:t>
-            </w:r>
-          </w:p>
-        </w:tc>
-        <w:tc>
-          <w:tcPr>
-            <w:tcW w:w="1180" w:type="dxa"/>
-            <w:noWrap/>
-            <w:hideMark/>
-          </w:tcPr>
-          <w:p>
-            <w:pPr>
-              <w:jc w:val="right"/>
-              <w:rPr>
-                <w:rFonts w:ascii="Arial" w:eastAsia="Times New Roman" w:hAnsi="Arial" w:cs="Arial"/>
-                <w:kern w:val="0"/>
-                <w:sz w:val="20"/>
-                <w:szCs w:val="20"/>
-                <w14:ligatures w14:val="none"/>
-              </w:rPr>
-            </w:pPr>
-            <w:r>
-              <w:rPr>
-                <w:rFonts w:ascii="Arial" w:eastAsia="Times New Roman" w:hAnsi="Arial" w:cs="Arial"/>
-                <w:kern w:val="0"/>
-                <w:sz w:val="20"/>
-                <w:szCs w:val="20"/>
-                <w14:ligatures w14:val="none"/>
-              </w:rPr>
-              <w:t>3800</w:t>
-            </w:r>
-          </w:p>
-        </w:tc>
-        <w:tc>
-          <w:tcPr>
-            <w:tcW w:w="661" w:type="dxa"/>
-            <w:noWrap/>
-            <w:hideMark/>
-          </w:tcPr>
-          <w:p>
-            <w:pPr>
-              <w:jc w:val="right"/>
-              <w:rPr>
-                <w:rFonts w:ascii="Arial" w:eastAsia="Times New Roman" w:hAnsi="Arial" w:cs="Arial"/>
-                <w:kern w:val="0"/>
-                <w:sz w:val="20"/>
-                <w:szCs w:val="20"/>
-                <w14:ligatures w14:val="none"/>
-              </w:rPr>
-            </w:pPr>
-            <w:r>
-              <w:rPr>
-                <w:rFonts w:ascii="Arial" w:eastAsia="Times New Roman" w:hAnsi="Arial" w:cs="Arial"/>
-                <w:kern w:val="0"/>
-                <w:sz w:val="20"/>
-                <w:szCs w:val="20"/>
-                <w14:ligatures w14:val="none"/>
-              </w:rPr>
-              <w:t>3080</w:t>
-            </w:r>
-          </w:p>
-        </w:tc>
-      </w:tr>
-      <w:tr>
-        <w:trPr>
-          <w:trHeight w:val="264"/>
-          <w:jc w:val="center"/>
-        </w:trPr>
-        <w:tc>
-          <w:tcPr>
-            <w:tcW w:w="1140" w:type="dxa"/>
-            <w:noWrap/>
-            <w:hideMark/>
-          </w:tcPr>
-          <w:p>
-            <w:pPr>
-              <w:rPr>
-                <w:rFonts w:ascii="Arial" w:eastAsia="Times New Roman" w:hAnsi="Arial" w:cs="Arial"/>
-                <w:b/>
-                <w:bCs/>
-                <w:kern w:val="0"/>
-                <w:sz w:val="20"/>
-                <w:szCs w:val="20"/>
-                <w14:ligatures w14:val="none"/>
-              </w:rPr>
-            </w:pPr>
-            <w:r>
-              <w:rPr>
-                <w:rFonts w:ascii="Arial" w:eastAsia="Times New Roman" w:hAnsi="Arial" w:cs="Arial"/>
-                <w:b/>
-                <w:bCs/>
-                <w:kern w:val="0"/>
-                <w:sz w:val="20"/>
-                <w:szCs w:val="20"/>
-                <w14:ligatures w14:val="none"/>
-              </w:rPr>
-              <w:t>2022 Total</w:t>
-            </w:r>
-          </w:p>
-        </w:tc>
-        <w:tc>
-          <w:tcPr>
-            <w:tcW w:w="1000" w:type="dxa"/>
-            <w:noWrap/>
-            <w:hideMark/>
-          </w:tcPr>
-          <w:p>
-            <w:pPr>
-              <w:rPr>
-                <w:rFonts w:ascii="Arial" w:eastAsia="Times New Roman" w:hAnsi="Arial" w:cs="Arial"/>
-                <w:kern w:val="0"/>
-                <w:sz w:val="20"/>
-                <w:szCs w:val="20"/>
-                <w14:ligatures w14:val="none"/>
-              </w:rPr>
-            </w:pPr>
-            <w:r>
-              <w:rPr>
-                <w:rFonts w:ascii="Arial" w:eastAsia="Times New Roman" w:hAnsi="Arial" w:cs="Arial"/>
-                <w:kern w:val="0"/>
-                <w:sz w:val="20"/>
-                <w:szCs w:val="20"/>
-                <w14:ligatures w14:val="none"/>
-              </w:rPr>
-              <w:t> </w:t>
-            </w:r>
-          </w:p>
-        </w:tc>
-        <w:tc>
-          <w:tcPr>
-            <w:tcW w:w="1100" w:type="dxa"/>
-            <w:noWrap/>
-            <w:hideMark/>
-          </w:tcPr>
-          <w:p>
-            <w:pPr>
-              <w:rPr>
-                <w:rFonts w:ascii="Arial" w:eastAsia="Times New Roman" w:hAnsi="Arial" w:cs="Arial"/>
-                <w:kern w:val="0"/>
-                <w:sz w:val="20"/>
-                <w:szCs w:val="20"/>
-                <w14:ligatures w14:val="none"/>
-              </w:rPr>
-            </w:pPr>
-            <w:r>
-              <w:rPr>
-                <w:rFonts w:ascii="Arial" w:eastAsia="Times New Roman" w:hAnsi="Arial" w:cs="Arial"/>
-                <w:kern w:val="0"/>
-                <w:sz w:val="20"/>
-                <w:szCs w:val="20"/>
-                <w14:ligatures w14:val="none"/>
-              </w:rPr>
-              <w:t> </w:t>
-            </w:r>
-          </w:p>
-        </w:tc>
-        <w:tc>
-          <w:tcPr>
-            <w:tcW w:w="700" w:type="dxa"/>
-            <w:noWrap/>
-            <w:hideMark/>
-          </w:tcPr>
-          <w:p>
-            <w:pPr>
-              <w:rPr>
-                <w:rFonts w:ascii="Arial" w:eastAsia="Times New Roman" w:hAnsi="Arial" w:cs="Arial"/>
-                <w:kern w:val="0"/>
-                <w:sz w:val="20"/>
-                <w:szCs w:val="20"/>
-                <w14:ligatures w14:val="none"/>
-              </w:rPr>
-            </w:pPr>
-            <w:r>
-              <w:rPr>
-                <w:rFonts w:ascii="Arial" w:eastAsia="Times New Roman" w:hAnsi="Arial" w:cs="Arial"/>
-                <w:kern w:val="0"/>
-                <w:sz w:val="20"/>
-                <w:szCs w:val="20"/>
-                <w14:ligatures w14:val="none"/>
-              </w:rPr>
-              <w:t> </w:t>
-            </w:r>
-          </w:p>
-        </w:tc>
-        <w:tc>
-          <w:tcPr>
-            <w:tcW w:w="1584" w:type="dxa"/>
-            <w:noWrap/>
-            <w:hideMark/>
-          </w:tcPr>
-          <w:p>
-            <w:pPr>
-              <w:jc w:val="right"/>
-              <w:rPr>
-                <w:rFonts w:ascii="Arial" w:eastAsia="Times New Roman" w:hAnsi="Arial" w:cs="Arial"/>
-                <w:kern w:val="0"/>
-                <w:sz w:val="20"/>
-                <w:szCs w:val="20"/>
-                <w14:ligatures w14:val="none"/>
-              </w:rPr>
-            </w:pPr>
-            <w:r>
-              <w:rPr>
-                <w:rFonts w:ascii="Arial" w:eastAsia="Times New Roman" w:hAnsi="Arial" w:cs="Arial"/>
-                <w:kern w:val="0"/>
-                <w:sz w:val="20"/>
-                <w:szCs w:val="20"/>
-                <w14:ligatures w14:val="none"/>
-              </w:rPr>
-              <w:t>3457,142857</w:t>
-            </w:r>
-          </w:p>
-        </w:tc>
-        <w:tc>
-          <w:tcPr>
-            <w:tcW w:w="1180" w:type="dxa"/>
-            <w:noWrap/>
-            <w:hideMark/>
-          </w:tcPr>
-          <w:p>
-            <w:pPr>
-              <w:jc w:val="right"/>
-              <w:rPr>
-                <w:rFonts w:ascii="Arial" w:eastAsia="Times New Roman" w:hAnsi="Arial" w:cs="Arial"/>
-                <w:kern w:val="0"/>
-                <w:sz w:val="20"/>
-                <w:szCs w:val="20"/>
-                <w14:ligatures w14:val="none"/>
-              </w:rPr>
-            </w:pPr>
-            <w:r>
-              <w:rPr>
-                <w:rFonts w:ascii="Arial" w:eastAsia="Times New Roman" w:hAnsi="Arial" w:cs="Arial"/>
-                <w:kern w:val="0"/>
-                <w:sz w:val="20"/>
-                <w:szCs w:val="20"/>
-                <w14:ligatures w14:val="none"/>
-              </w:rPr>
-              <w:t>3800</w:t>
-            </w:r>
-          </w:p>
-        </w:tc>
-        <w:tc>
-          <w:tcPr>
-            <w:tcW w:w="661" w:type="dxa"/>
-            <w:noWrap/>
-            <w:hideMark/>
-          </w:tcPr>
-          <w:p>
-            <w:pPr>
-              <w:jc w:val="right"/>
-              <w:rPr>
-                <w:rFonts w:ascii="Arial" w:eastAsia="Times New Roman" w:hAnsi="Arial" w:cs="Arial"/>
-                <w:kern w:val="0"/>
-                <w:sz w:val="20"/>
-                <w:szCs w:val="20"/>
-                <w14:ligatures w14:val="none"/>
-              </w:rPr>
-            </w:pPr>
-            <w:r>
-              <w:rPr>
-                <w:rFonts w:ascii="Arial" w:eastAsia="Times New Roman" w:hAnsi="Arial" w:cs="Arial"/>
-                <w:kern w:val="0"/>
-                <w:sz w:val="20"/>
-                <w:szCs w:val="20"/>
-                <w14:ligatures w14:val="none"/>
-              </w:rPr>
-              <w:t>3080</w:t>
-            </w:r>
-          </w:p>
-        </w:tc>
-      </w:tr>
-      <w:tr>
-        <w:trPr>
-          <w:trHeight w:val="264"/>
-          <w:jc w:val="center"/>
-        </w:trPr>
-        <w:tc>
-          <w:tcPr>
-            <w:tcW w:w="1140" w:type="dxa"/>
-            <w:noWrap/>
-            <w:hideMark/>
-          </w:tcPr>
-          <w:p>
-            <w:pPr>
-              <w:rPr>
-                <w:rFonts w:ascii="Arial" w:eastAsia="Times New Roman" w:hAnsi="Arial" w:cs="Arial"/>
-                <w:b/>
-                <w:bCs/>
-                <w:kern w:val="0"/>
-                <w:sz w:val="20"/>
-                <w:szCs w:val="20"/>
-                <w14:ligatures w14:val="none"/>
-              </w:rPr>
-            </w:pPr>
-            <w:r>
-              <w:rPr>
-                <w:rFonts w:ascii="Arial" w:eastAsia="Times New Roman" w:hAnsi="Arial" w:cs="Arial"/>
-                <w:b/>
-                <w:bCs/>
-                <w:kern w:val="0"/>
-                <w:sz w:val="20"/>
-                <w:szCs w:val="20"/>
-                <w14:ligatures w14:val="none"/>
-              </w:rPr>
-              <w:t>Grand Total</w:t>
-            </w:r>
-          </w:p>
-        </w:tc>
-        <w:tc>
-          <w:tcPr>
-            <w:tcW w:w="1000" w:type="dxa"/>
-            <w:noWrap/>
-            <w:hideMark/>
-          </w:tcPr>
-          <w:p>
-            <w:pPr>
-              <w:rPr>
-                <w:rFonts w:ascii="Arial" w:eastAsia="Times New Roman" w:hAnsi="Arial" w:cs="Arial"/>
-                <w:kern w:val="0"/>
-                <w:sz w:val="20"/>
-                <w:szCs w:val="20"/>
-                <w14:ligatures w14:val="none"/>
-              </w:rPr>
-            </w:pPr>
-            <w:r>
-              <w:rPr>
-                <w:rFonts w:ascii="Arial" w:eastAsia="Times New Roman" w:hAnsi="Arial" w:cs="Arial"/>
-                <w:kern w:val="0"/>
-                <w:sz w:val="20"/>
-                <w:szCs w:val="20"/>
-                <w14:ligatures w14:val="none"/>
-              </w:rPr>
-              <w:t> </w:t>
-            </w:r>
-          </w:p>
-        </w:tc>
-        <w:tc>
-          <w:tcPr>
-            <w:tcW w:w="1100" w:type="dxa"/>
-            <w:noWrap/>
-            <w:hideMark/>
-          </w:tcPr>
-          <w:p>
-            <w:pPr>
-              <w:rPr>
-                <w:rFonts w:ascii="Arial" w:eastAsia="Times New Roman" w:hAnsi="Arial" w:cs="Arial"/>
-                <w:kern w:val="0"/>
-                <w:sz w:val="20"/>
-                <w:szCs w:val="20"/>
-                <w14:ligatures w14:val="none"/>
-              </w:rPr>
-            </w:pPr>
-            <w:r>
-              <w:rPr>
-                <w:rFonts w:ascii="Arial" w:eastAsia="Times New Roman" w:hAnsi="Arial" w:cs="Arial"/>
-                <w:kern w:val="0"/>
-                <w:sz w:val="20"/>
-                <w:szCs w:val="20"/>
-                <w14:ligatures w14:val="none"/>
-              </w:rPr>
-              <w:t> </w:t>
-            </w:r>
-          </w:p>
-        </w:tc>
-        <w:tc>
-          <w:tcPr>
-            <w:tcW w:w="700" w:type="dxa"/>
-            <w:noWrap/>
-            <w:hideMark/>
-          </w:tcPr>
-          <w:p>
-            <w:pPr>
-              <w:rPr>
-                <w:rFonts w:ascii="Arial" w:eastAsia="Times New Roman" w:hAnsi="Arial" w:cs="Arial"/>
-                <w:kern w:val="0"/>
-                <w:sz w:val="20"/>
-                <w:szCs w:val="20"/>
-                <w14:ligatures w14:val="none"/>
-              </w:rPr>
-            </w:pPr>
-            <w:r>
-              <w:rPr>
-                <w:rFonts w:ascii="Arial" w:eastAsia="Times New Roman" w:hAnsi="Arial" w:cs="Arial"/>
-                <w:kern w:val="0"/>
-                <w:sz w:val="20"/>
-                <w:szCs w:val="20"/>
-                <w14:ligatures w14:val="none"/>
-              </w:rPr>
-              <w:t> </w:t>
-            </w:r>
-          </w:p>
-        </w:tc>
-        <w:tc>
-          <w:tcPr>
-            <w:tcW w:w="1584" w:type="dxa"/>
-            <w:noWrap/>
-            <w:hideMark/>
-          </w:tcPr>
-          <w:p>
-            <w:pPr>
-              <w:jc w:val="right"/>
-              <w:rPr>
-                <w:rFonts w:ascii="Arial" w:eastAsia="Times New Roman" w:hAnsi="Arial" w:cs="Arial"/>
-                <w:kern w:val="0"/>
-                <w:sz w:val="20"/>
-                <w:szCs w:val="20"/>
-                <w14:ligatures w14:val="none"/>
-              </w:rPr>
-            </w:pPr>
-            <w:r>
-              <w:rPr>
-                <w:rFonts w:ascii="Arial" w:eastAsia="Times New Roman" w:hAnsi="Arial" w:cs="Arial"/>
-                <w:kern w:val="0"/>
-                <w:sz w:val="20"/>
-                <w:szCs w:val="20"/>
-                <w14:ligatures w14:val="none"/>
-              </w:rPr>
-              <w:t>3457,142857</w:t>
-            </w:r>
-          </w:p>
-        </w:tc>
-        <w:tc>
-          <w:tcPr>
-            <w:tcW w:w="1180" w:type="dxa"/>
-            <w:noWrap/>
-            <w:hideMark/>
-          </w:tcPr>
-          <w:p>
-            <w:pPr>
-              <w:jc w:val="right"/>
-              <w:rPr>
-                <w:rFonts w:ascii="Arial" w:eastAsia="Times New Roman" w:hAnsi="Arial" w:cs="Arial"/>
-                <w:kern w:val="0"/>
-                <w:sz w:val="20"/>
-                <w:szCs w:val="20"/>
-                <w14:ligatures w14:val="none"/>
-              </w:rPr>
-            </w:pPr>
-            <w:r>
-              <w:rPr>
-                <w:rFonts w:ascii="Arial" w:eastAsia="Times New Roman" w:hAnsi="Arial" w:cs="Arial"/>
-                <w:kern w:val="0"/>
-                <w:sz w:val="20"/>
-                <w:szCs w:val="20"/>
-                <w14:ligatures w14:val="none"/>
-              </w:rPr>
-              <w:t>3800</w:t>
-            </w:r>
-          </w:p>
-        </w:tc>
-        <w:tc>
-          <w:tcPr>
-            <w:tcW w:w="661" w:type="dxa"/>
-            <w:noWrap/>
-            <w:hideMark/>
-          </w:tcPr>
-          <w:p>
-            <w:pPr>
-              <w:jc w:val="right"/>
-              <w:rPr>
-                <w:rFonts w:ascii="Arial" w:eastAsia="Times New Roman" w:hAnsi="Arial" w:cs="Arial"/>
-                <w:kern w:val="0"/>
-                <w:sz w:val="20"/>
-                <w:szCs w:val="20"/>
-                <w14:ligatures w14:val="none"/>
-              </w:rPr>
-            </w:pPr>
-            <w:r>
-              <w:rPr>
-                <w:rFonts w:ascii="Arial" w:eastAsia="Times New Roman" w:hAnsi="Arial" w:cs="Arial"/>
-                <w:kern w:val="0"/>
-                <w:sz w:val="20"/>
-                <w:szCs w:val="20"/>
-                <w14:ligatures w14:val="none"/>
-              </w:rPr>
-              <w:t>3080</w:t>
-            </w:r>
-          </w:p>
-        </w:tc>
-      </w:tr>
-      <w:bookmarkEnd w:id="0"/>
-    </w:tbl>
-    <w:p>
-      <w:pPr>
-        <w:spacing w:line="360" w:lineRule="auto"/>
-        <w:rPr>
-          <w:rFonts w:ascii="Times New Roman" w:hAnsi="Times New Roman" w:cs="Times New Roman"/>
-          <w:b/>
-          <w:bCs/>
-          <w:sz w:val="26"/>
-          <w:szCs w:val="26"/>
-          <w:lang w:val="vi-VN"/>
-        </w:rPr>
-      </w:pPr>
-    </w:p>
+    <w:bookmarkEnd w:id="0"/>
     <w:p>
       <w:pPr>
         <w:spacing w:line="360" w:lineRule="auto"/>
@@ -20871,7 +12088,7 @@
                     <pic:cNvPicPr/>
                   </pic:nvPicPr>
                   <pic:blipFill>
-                    <a:blip r:embed="rId48"/>
+                    <a:blip r:embed="rId42"/>
                     <a:stretch>
                       <a:fillRect/>
                     </a:stretch>
@@ -20932,7 +12149,7 @@
                     <pic:cNvPicPr/>
                   </pic:nvPicPr>
                   <pic:blipFill>
-                    <a:blip r:embed="rId49"/>
+                    <a:blip r:embed="rId43"/>
                     <a:stretch>
                       <a:fillRect/>
                     </a:stretch>
@@ -21080,7 +12297,7 @@
                     <pic:cNvPicPr/>
                   </pic:nvPicPr>
                   <pic:blipFill>
-                    <a:blip r:embed="rId50"/>
+                    <a:blip r:embed="rId44"/>
                     <a:stretch>
                       <a:fillRect/>
                     </a:stretch>
@@ -21167,7 +12384,7 @@
                     <pic:cNvPicPr/>
                   </pic:nvPicPr>
                   <pic:blipFill>
-                    <a:blip r:embed="rId51"/>
+                    <a:blip r:embed="rId45"/>
                     <a:stretch>
                       <a:fillRect/>
                     </a:stretch>
@@ -21340,7 +12557,7 @@
                     <pic:cNvPicPr/>
                   </pic:nvPicPr>
                   <pic:blipFill>
-                    <a:blip r:embed="rId52"/>
+                    <a:blip r:embed="rId46"/>
                     <a:stretch>
                       <a:fillRect/>
                     </a:stretch>
@@ -21471,7 +12688,7 @@
                     <pic:cNvPicPr/>
                   </pic:nvPicPr>
                   <pic:blipFill>
-                    <a:blip r:embed="rId53"/>
+                    <a:blip r:embed="rId47"/>
                     <a:stretch>
                       <a:fillRect/>
                     </a:stretch>
@@ -21651,7 +12868,7 @@
                     <pic:cNvPicPr/>
                   </pic:nvPicPr>
                   <pic:blipFill>
-                    <a:blip r:embed="rId54"/>
+                    <a:blip r:embed="rId48"/>
                     <a:stretch>
                       <a:fillRect/>
                     </a:stretch>
@@ -21790,7 +13007,7 @@
                     <pic:cNvPicPr/>
                   </pic:nvPicPr>
                   <pic:blipFill>
-                    <a:blip r:embed="rId55"/>
+                    <a:blip r:embed="rId49"/>
                     <a:stretch>
                       <a:fillRect/>
                     </a:stretch>
@@ -29440,635 +20657,6 @@
 </w:styles>
 </file>
 
-<file path=word/charts/chart1.xml><?xml version="1.0" encoding="utf-8"?>
-<c:chartSpace xmlns:c="http://schemas.openxmlformats.org/drawingml/2006/chart" xmlns:a="http://schemas.openxmlformats.org/drawingml/2006/main" xmlns:r="http://schemas.openxmlformats.org/officeDocument/2006/relationships" xmlns:c16r2="http://schemas.microsoft.com/office/drawing/2015/06/chart">
-  <c:date1904 val="0"/>
-  <c:lang val="en-US"/>
-  <c:roundedCorners val="0"/>
-  <mc:AlternateContent xmlns:mc="http://schemas.openxmlformats.org/markup-compatibility/2006">
-    <mc:Choice xmlns:c14="http://schemas.microsoft.com/office/drawing/2007/8/2/chart" Requires="c14">
-      <c14:style val="134"/>
-    </mc:Choice>
-    <mc:Fallback>
-      <c:style val="34"/>
-    </mc:Fallback>
-  </mc:AlternateContent>
-  <c:pivotSource>
-    <c:name>[1150080143_LAB53_Tracking.xls]Assignment Usage withEV!PivotTable5</c:name>
-    <c:fmtId val="-1"/>
-  </c:pivotSource>
-  <c:chart>
-    <c:title>
-      <c:tx>
-        <c:rich>
-          <a:bodyPr/>
-          <a:lstStyle/>
-          <a:p>
-            <a:pPr>
-              <a:defRPr/>
-            </a:pPr>
-            <a:r>
-              <a:rPr lang="en-US"/>
-              <a:t>Earned Value Over Time Report</a:t>
-            </a:r>
-          </a:p>
-        </c:rich>
-      </c:tx>
-      <c:overlay val="0"/>
-    </c:title>
-    <c:autoTitleDeleted val="0"/>
-    <c:pivotFmts>
-      <c:pivotFmt>
-        <c:idx val="0"/>
-        <c:marker>
-          <c:symbol val="diamond"/>
-          <c:size val="5"/>
-        </c:marker>
-        <c:dLbl>
-          <c:idx val="0"/>
-          <c:delete val="1"/>
-          <c:extLst>
-            <c:ext xmlns:c15="http://schemas.microsoft.com/office/drawing/2012/chart" uri="{CE6537A1-D6FC-4f65-9D91-7224C49458BB}"/>
-          </c:extLst>
-        </c:dLbl>
-      </c:pivotFmt>
-      <c:pivotFmt>
-        <c:idx val="1"/>
-        <c:marker>
-          <c:symbol val="square"/>
-          <c:size val="5"/>
-        </c:marker>
-        <c:dLbl>
-          <c:idx val="0"/>
-          <c:delete val="1"/>
-          <c:extLst>
-            <c:ext xmlns:c15="http://schemas.microsoft.com/office/drawing/2012/chart" uri="{CE6537A1-D6FC-4f65-9D91-7224C49458BB}"/>
-          </c:extLst>
-        </c:dLbl>
-      </c:pivotFmt>
-      <c:pivotFmt>
-        <c:idx val="2"/>
-        <c:marker>
-          <c:symbol val="triangle"/>
-          <c:size val="5"/>
-        </c:marker>
-        <c:dLbl>
-          <c:idx val="0"/>
-          <c:delete val="1"/>
-          <c:extLst>
-            <c:ext xmlns:c15="http://schemas.microsoft.com/office/drawing/2012/chart" uri="{CE6537A1-D6FC-4f65-9D91-7224C49458BB}"/>
-          </c:extLst>
-        </c:dLbl>
-      </c:pivotFmt>
-      <c:pivotFmt>
-        <c:idx val="3"/>
-        <c:dLbl>
-          <c:idx val="0"/>
-          <c:spPr>
-            <a:noFill/>
-            <a:ln>
-              <a:noFill/>
-            </a:ln>
-            <a:effectLst/>
-          </c:spPr>
-          <c:txPr>
-            <a:bodyPr wrap="square" lIns="38100" tIns="19050" rIns="38100" bIns="19050" anchor="ctr">
-              <a:spAutoFit/>
-            </a:bodyPr>
-            <a:lstStyle/>
-            <a:p>
-              <a:pPr>
-                <a:defRPr/>
-              </a:pPr>
-              <a:endParaRPr lang="en-US"/>
-            </a:p>
-          </c:txPr>
-          <c:showLegendKey val="1"/>
-          <c:showVal val="1"/>
-          <c:showCatName val="1"/>
-          <c:showSerName val="1"/>
-          <c:showPercent val="1"/>
-          <c:showBubbleSize val="1"/>
-          <c:extLst>
-            <c:ext xmlns:c15="http://schemas.microsoft.com/office/drawing/2012/chart" uri="{CE6537A1-D6FC-4f65-9D91-7224C49458BB}"/>
-          </c:extLst>
-        </c:dLbl>
-      </c:pivotFmt>
-      <c:pivotFmt>
-        <c:idx val="4"/>
-        <c:marker>
-          <c:symbol val="diamond"/>
-          <c:size val="5"/>
-        </c:marker>
-        <c:dLbl>
-          <c:idx val="0"/>
-          <c:delete val="1"/>
-          <c:extLst>
-            <c:ext xmlns:c15="http://schemas.microsoft.com/office/drawing/2012/chart" uri="{CE6537A1-D6FC-4f65-9D91-7224C49458BB}"/>
-          </c:extLst>
-        </c:dLbl>
-      </c:pivotFmt>
-      <c:pivotFmt>
-        <c:idx val="5"/>
-        <c:marker>
-          <c:symbol val="square"/>
-          <c:size val="5"/>
-        </c:marker>
-        <c:dLbl>
-          <c:idx val="0"/>
-          <c:delete val="1"/>
-          <c:extLst>
-            <c:ext xmlns:c15="http://schemas.microsoft.com/office/drawing/2012/chart" uri="{CE6537A1-D6FC-4f65-9D91-7224C49458BB}"/>
-          </c:extLst>
-        </c:dLbl>
-      </c:pivotFmt>
-      <c:pivotFmt>
-        <c:idx val="6"/>
-        <c:marker>
-          <c:symbol val="triangle"/>
-          <c:size val="5"/>
-        </c:marker>
-        <c:dLbl>
-          <c:idx val="0"/>
-          <c:delete val="1"/>
-          <c:extLst>
-            <c:ext xmlns:c15="http://schemas.microsoft.com/office/drawing/2012/chart" uri="{CE6537A1-D6FC-4f65-9D91-7224C49458BB}"/>
-          </c:extLst>
-        </c:dLbl>
-      </c:pivotFmt>
-      <c:pivotFmt>
-        <c:idx val="7"/>
-        <c:marker>
-          <c:symbol val="diamond"/>
-          <c:size val="5"/>
-        </c:marker>
-        <c:dLbl>
-          <c:idx val="0"/>
-          <c:delete val="1"/>
-          <c:extLst>
-            <c:ext xmlns:c15="http://schemas.microsoft.com/office/drawing/2012/chart" uri="{CE6537A1-D6FC-4f65-9D91-7224C49458BB}"/>
-          </c:extLst>
-        </c:dLbl>
-      </c:pivotFmt>
-      <c:pivotFmt>
-        <c:idx val="8"/>
-        <c:marker>
-          <c:symbol val="square"/>
-          <c:size val="5"/>
-        </c:marker>
-        <c:dLbl>
-          <c:idx val="0"/>
-          <c:delete val="1"/>
-          <c:extLst>
-            <c:ext xmlns:c15="http://schemas.microsoft.com/office/drawing/2012/chart" uri="{CE6537A1-D6FC-4f65-9D91-7224C49458BB}"/>
-          </c:extLst>
-        </c:dLbl>
-      </c:pivotFmt>
-      <c:pivotFmt>
-        <c:idx val="9"/>
-        <c:marker>
-          <c:symbol val="triangle"/>
-          <c:size val="5"/>
-        </c:marker>
-        <c:dLbl>
-          <c:idx val="0"/>
-          <c:delete val="1"/>
-          <c:extLst>
-            <c:ext xmlns:c15="http://schemas.microsoft.com/office/drawing/2012/chart" uri="{CE6537A1-D6FC-4f65-9D91-7224C49458BB}"/>
-          </c:extLst>
-        </c:dLbl>
-      </c:pivotFmt>
-    </c:pivotFmts>
-    <c:plotArea>
-      <c:layout/>
-      <c:lineChart>
-        <c:grouping val="standard"/>
-        <c:varyColors val="0"/>
-        <c:ser>
-          <c:idx val="0"/>
-          <c:order val="0"/>
-          <c:tx>
-            <c:strRef>
-              <c:f>'Assignment Usage withEV'!$E$3:$E$4</c:f>
-              <c:strCache>
-                <c:ptCount val="1"/>
-                <c:pt idx="0">
-                  <c:v>Earned Value</c:v>
-                </c:pt>
-              </c:strCache>
-            </c:strRef>
-          </c:tx>
-          <c:marker>
-            <c:symbol val="diamond"/>
-            <c:size val="5"/>
-          </c:marker>
-          <c:cat>
-            <c:multiLvlStrRef>
-              <c:f>'Assignment Usage withEV'!$A$5:$D$14</c:f>
-              <c:multiLvlStrCache>
-                <c:ptCount val="7"/>
-                <c:lvl>
-                  <c:pt idx="0">
-                    <c:v>1</c:v>
-                  </c:pt>
-                  <c:pt idx="1">
-                    <c:v>2</c:v>
-                  </c:pt>
-                  <c:pt idx="2">
-                    <c:v>3</c:v>
-                  </c:pt>
-                  <c:pt idx="3">
-                    <c:v>4</c:v>
-                  </c:pt>
-                  <c:pt idx="4">
-                    <c:v>5</c:v>
-                  </c:pt>
-                  <c:pt idx="5">
-                    <c:v>6</c:v>
-                  </c:pt>
-                  <c:pt idx="6">
-                    <c:v>7</c:v>
-                  </c:pt>
-                </c:lvl>
-                <c:lvl>
-                  <c:pt idx="0">
-                    <c:v>Week 44</c:v>
-                  </c:pt>
-                  <c:pt idx="6">
-                    <c:v>Week 45</c:v>
-                  </c:pt>
-                </c:lvl>
-                <c:lvl>
-                  <c:pt idx="0">
-                    <c:v>Q4</c:v>
-                  </c:pt>
-                </c:lvl>
-                <c:lvl>
-                  <c:pt idx="0">
-                    <c:v>2022</c:v>
-                  </c:pt>
-                </c:lvl>
-              </c:multiLvlStrCache>
-            </c:multiLvlStrRef>
-          </c:cat>
-          <c:val>
-            <c:numRef>
-              <c:f>'Assignment Usage withEV'!$E$5:$E$14</c:f>
-              <c:numCache>
-                <c:formatCode>General</c:formatCode>
-                <c:ptCount val="7"/>
-                <c:pt idx="0">
-                  <c:v>417.14285714285711</c:v>
-                </c:pt>
-                <c:pt idx="1">
-                  <c:v>1154.2857142857142</c:v>
-                </c:pt>
-                <c:pt idx="2">
-                  <c:v>2028.5714285714284</c:v>
-                </c:pt>
-                <c:pt idx="3">
-                  <c:v>2902.8571428571427</c:v>
-                </c:pt>
-                <c:pt idx="4">
-                  <c:v>2902.8571428571427</c:v>
-                </c:pt>
-                <c:pt idx="5">
-                  <c:v>2902.8571428571427</c:v>
-                </c:pt>
-                <c:pt idx="6">
-                  <c:v>3457.1428571428569</c:v>
-                </c:pt>
-              </c:numCache>
-            </c:numRef>
-          </c:val>
-          <c:smooth val="0"/>
-          <c:extLst>
-            <c:ext xmlns:c16="http://schemas.microsoft.com/office/drawing/2014/chart" uri="{C3380CC4-5D6E-409C-BE32-E72D297353CC}">
-              <c16:uniqueId val="{00000000-7C75-4AB0-A587-FD2BAB0F2ABF}"/>
-            </c:ext>
-          </c:extLst>
-        </c:ser>
-        <c:ser>
-          <c:idx val="1"/>
-          <c:order val="1"/>
-          <c:tx>
-            <c:strRef>
-              <c:f>'Assignment Usage withEV'!$F$3:$F$4</c:f>
-              <c:strCache>
-                <c:ptCount val="1"/>
-                <c:pt idx="0">
-                  <c:v>Planned Value</c:v>
-                </c:pt>
-              </c:strCache>
-            </c:strRef>
-          </c:tx>
-          <c:marker>
-            <c:symbol val="square"/>
-            <c:size val="5"/>
-          </c:marker>
-          <c:cat>
-            <c:multiLvlStrRef>
-              <c:f>'Assignment Usage withEV'!$A$5:$D$14</c:f>
-              <c:multiLvlStrCache>
-                <c:ptCount val="7"/>
-                <c:lvl>
-                  <c:pt idx="0">
-                    <c:v>1</c:v>
-                  </c:pt>
-                  <c:pt idx="1">
-                    <c:v>2</c:v>
-                  </c:pt>
-                  <c:pt idx="2">
-                    <c:v>3</c:v>
-                  </c:pt>
-                  <c:pt idx="3">
-                    <c:v>4</c:v>
-                  </c:pt>
-                  <c:pt idx="4">
-                    <c:v>5</c:v>
-                  </c:pt>
-                  <c:pt idx="5">
-                    <c:v>6</c:v>
-                  </c:pt>
-                  <c:pt idx="6">
-                    <c:v>7</c:v>
-                  </c:pt>
-                </c:lvl>
-                <c:lvl>
-                  <c:pt idx="0">
-                    <c:v>Week 44</c:v>
-                  </c:pt>
-                  <c:pt idx="6">
-                    <c:v>Week 45</c:v>
-                  </c:pt>
-                </c:lvl>
-                <c:lvl>
-                  <c:pt idx="0">
-                    <c:v>Q4</c:v>
-                  </c:pt>
-                </c:lvl>
-                <c:lvl>
-                  <c:pt idx="0">
-                    <c:v>2022</c:v>
-                  </c:pt>
-                </c:lvl>
-              </c:multiLvlStrCache>
-            </c:multiLvlStrRef>
-          </c:cat>
-          <c:val>
-            <c:numRef>
-              <c:f>'Assignment Usage withEV'!$F$5:$F$14</c:f>
-              <c:numCache>
-                <c:formatCode>General</c:formatCode>
-                <c:ptCount val="7"/>
-                <c:pt idx="0">
-                  <c:v>760</c:v>
-                </c:pt>
-                <c:pt idx="1">
-                  <c:v>1520</c:v>
-                </c:pt>
-                <c:pt idx="2">
-                  <c:v>2280</c:v>
-                </c:pt>
-                <c:pt idx="3">
-                  <c:v>3040</c:v>
-                </c:pt>
-                <c:pt idx="4">
-                  <c:v>3040</c:v>
-                </c:pt>
-                <c:pt idx="5">
-                  <c:v>3040</c:v>
-                </c:pt>
-                <c:pt idx="6">
-                  <c:v>3800</c:v>
-                </c:pt>
-              </c:numCache>
-            </c:numRef>
-          </c:val>
-          <c:smooth val="0"/>
-          <c:extLst>
-            <c:ext xmlns:c16="http://schemas.microsoft.com/office/drawing/2014/chart" uri="{C3380CC4-5D6E-409C-BE32-E72D297353CC}">
-              <c16:uniqueId val="{00000001-7C75-4AB0-A587-FD2BAB0F2ABF}"/>
-            </c:ext>
-          </c:extLst>
-        </c:ser>
-        <c:ser>
-          <c:idx val="2"/>
-          <c:order val="2"/>
-          <c:tx>
-            <c:strRef>
-              <c:f>'Assignment Usage withEV'!$G$3:$G$4</c:f>
-              <c:strCache>
-                <c:ptCount val="1"/>
-                <c:pt idx="0">
-                  <c:v>AC</c:v>
-                </c:pt>
-              </c:strCache>
-            </c:strRef>
-          </c:tx>
-          <c:marker>
-            <c:symbol val="triangle"/>
-            <c:size val="5"/>
-          </c:marker>
-          <c:cat>
-            <c:multiLvlStrRef>
-              <c:f>'Assignment Usage withEV'!$A$5:$D$14</c:f>
-              <c:multiLvlStrCache>
-                <c:ptCount val="7"/>
-                <c:lvl>
-                  <c:pt idx="0">
-                    <c:v>1</c:v>
-                  </c:pt>
-                  <c:pt idx="1">
-                    <c:v>2</c:v>
-                  </c:pt>
-                  <c:pt idx="2">
-                    <c:v>3</c:v>
-                  </c:pt>
-                  <c:pt idx="3">
-                    <c:v>4</c:v>
-                  </c:pt>
-                  <c:pt idx="4">
-                    <c:v>5</c:v>
-                  </c:pt>
-                  <c:pt idx="5">
-                    <c:v>6</c:v>
-                  </c:pt>
-                  <c:pt idx="6">
-                    <c:v>7</c:v>
-                  </c:pt>
-                </c:lvl>
-                <c:lvl>
-                  <c:pt idx="0">
-                    <c:v>Week 44</c:v>
-                  </c:pt>
-                  <c:pt idx="6">
-                    <c:v>Week 45</c:v>
-                  </c:pt>
-                </c:lvl>
-                <c:lvl>
-                  <c:pt idx="0">
-                    <c:v>Q4</c:v>
-                  </c:pt>
-                </c:lvl>
-                <c:lvl>
-                  <c:pt idx="0">
-                    <c:v>2022</c:v>
-                  </c:pt>
-                </c:lvl>
-              </c:multiLvlStrCache>
-            </c:multiLvlStrRef>
-          </c:cat>
-          <c:val>
-            <c:numRef>
-              <c:f>'Assignment Usage withEV'!$G$5:$G$14</c:f>
-              <c:numCache>
-                <c:formatCode>General</c:formatCode>
-                <c:ptCount val="7"/>
-                <c:pt idx="0">
-                  <c:v>400</c:v>
-                </c:pt>
-                <c:pt idx="1">
-                  <c:v>1040</c:v>
-                </c:pt>
-                <c:pt idx="2">
-                  <c:v>1800</c:v>
-                </c:pt>
-                <c:pt idx="3">
-                  <c:v>2560</c:v>
-                </c:pt>
-                <c:pt idx="4">
-                  <c:v>2560</c:v>
-                </c:pt>
-                <c:pt idx="5">
-                  <c:v>2560</c:v>
-                </c:pt>
-                <c:pt idx="6">
-                  <c:v>3080</c:v>
-                </c:pt>
-              </c:numCache>
-            </c:numRef>
-          </c:val>
-          <c:smooth val="0"/>
-          <c:extLst>
-            <c:ext xmlns:c16="http://schemas.microsoft.com/office/drawing/2014/chart" uri="{C3380CC4-5D6E-409C-BE32-E72D297353CC}">
-              <c16:uniqueId val="{00000002-7C75-4AB0-A587-FD2BAB0F2ABF}"/>
-            </c:ext>
-          </c:extLst>
-        </c:ser>
-        <c:dLbls>
-          <c:showLegendKey val="0"/>
-          <c:showVal val="0"/>
-          <c:showCatName val="0"/>
-          <c:showSerName val="0"/>
-          <c:showPercent val="0"/>
-          <c:showBubbleSize val="0"/>
-        </c:dLbls>
-        <c:marker val="1"/>
-        <c:smooth val="0"/>
-        <c:axId val="391400352"/>
-        <c:axId val="1"/>
-      </c:lineChart>
-      <c:catAx>
-        <c:axId val="391400352"/>
-        <c:scaling>
-          <c:orientation val="minMax"/>
-        </c:scaling>
-        <c:delete val="0"/>
-        <c:axPos val="b"/>
-        <c:numFmt formatCode="General" sourceLinked="1"/>
-        <c:majorTickMark val="out"/>
-        <c:minorTickMark val="none"/>
-        <c:tickLblPos val="nextTo"/>
-        <c:txPr>
-          <a:bodyPr rot="0" vert="horz"/>
-          <a:lstStyle/>
-          <a:p>
-            <a:pPr>
-              <a:defRPr/>
-            </a:pPr>
-            <a:endParaRPr lang="en-US"/>
-          </a:p>
-        </c:txPr>
-        <c:crossAx val="1"/>
-        <c:crosses val="autoZero"/>
-        <c:auto val="0"/>
-        <c:lblAlgn val="ctr"/>
-        <c:lblOffset val="100"/>
-        <c:tickLblSkip val="1"/>
-        <c:tickMarkSkip val="1"/>
-        <c:noMultiLvlLbl val="0"/>
-      </c:catAx>
-      <c:valAx>
-        <c:axId val="1"/>
-        <c:scaling>
-          <c:orientation val="minMax"/>
-        </c:scaling>
-        <c:delete val="0"/>
-        <c:axPos val="l"/>
-        <c:majorGridlines/>
-        <c:title>
-          <c:tx>
-            <c:rich>
-              <a:bodyPr/>
-              <a:lstStyle/>
-              <a:p>
-                <a:pPr>
-                  <a:defRPr/>
-                </a:pPr>
-                <a:r>
-                  <a:rPr lang="en-US"/>
-                  <a:t>Cost</a:t>
-                </a:r>
-              </a:p>
-            </c:rich>
-          </c:tx>
-          <c:overlay val="0"/>
-        </c:title>
-        <c:numFmt formatCode="General" sourceLinked="1"/>
-        <c:majorTickMark val="out"/>
-        <c:minorTickMark val="none"/>
-        <c:tickLblPos val="nextTo"/>
-        <c:txPr>
-          <a:bodyPr rot="0" vert="horz"/>
-          <a:lstStyle/>
-          <a:p>
-            <a:pPr>
-              <a:defRPr/>
-            </a:pPr>
-            <a:endParaRPr lang="en-US"/>
-          </a:p>
-        </c:txPr>
-        <c:crossAx val="391400352"/>
-        <c:crosses val="autoZero"/>
-        <c:crossBetween val="between"/>
-      </c:valAx>
-    </c:plotArea>
-    <c:legend>
-      <c:legendPos val="t"/>
-      <c:overlay val="0"/>
-    </c:legend>
-    <c:plotVisOnly val="1"/>
-    <c:dispBlanksAs val="gap"/>
-    <c:showDLblsOverMax val="0"/>
-  </c:chart>
-  <c:externalData r:id="rId1">
-    <c:autoUpdate val="0"/>
-  </c:externalData>
-  <c:extLst>
-    <c:ext xmlns:c14="http://schemas.microsoft.com/office/drawing/2007/8/2/chart" uri="{781A3756-C4B2-4CAC-9D66-4F8BD8637D16}">
-      <c14:pivotOptions>
-        <c14:dropZoneFilter val="1"/>
-        <c14:dropZoneCategories val="1"/>
-        <c14:dropZoneData val="1"/>
-        <c14:dropZoneSeries val="1"/>
-        <c14:dropZonesVisible val="1"/>
-      </c14:pivotOptions>
-    </c:ext>
-  </c:extLst>
-</c:chartSpace>
-</file>
-
 <file path=word/theme/theme1.xml><?xml version="1.0" encoding="utf-8"?>
 <a:theme xmlns:a="http://schemas.openxmlformats.org/drawingml/2006/main" name="Office Theme">
   <a:themeElements>
